--- a/arb/docx/60.content.docx
+++ b/arb/docx/60.content.docx
@@ -32,51 +32,16 @@
     </w:p>
     <w:p>
       <w:pPr>
-        <w:pStyle w:val="Heading2"/>
-        <w:bidi/>
-      </w:pPr>
-      <w:r>
-        <w:rPr>
-          <w:lang w:val="ar_AE" w:bidi="ar_AE"/>
-        </w:rPr>
-        <w:t>License Information</w:t>
-      </w:r>
-      <w:r>
-        <w:rPr>
-          <w:lang w:val="ar_AE" w:bidi="ar_AE"/>
-        </w:rPr>
-      </w:r>
-    </w:p>
-    <w:p>
-      <w:pPr>
-        <w:bidi/>
-      </w:pPr>
-      <w:r>
-        <w:rPr>
-          <w:lang w:val="ar_AE" w:bidi="ar_AE"/>
-        </w:rPr>
-      </w:r>
-      <w:r>
-        <w:rPr>
-          <w:b/>
-          <w:lang w:val="ar_AE" w:bidi="ar_AE"/>
-        </w:rPr>
-        <w:t>ملاحظات الترجمة (كلمة متكشفة)</w:t>
-      </w:r>
-      <w:r>
-        <w:rPr>
-          <w:lang w:val="ar_AE" w:bidi="ar_AE"/>
-        </w:rPr>
-        <w:t xml:space="preserve"> (Arabic) is based on</w:t>
-      </w:r>
-      <w:r>
-        <w:rPr>
-          <w:lang w:val="ar_AE" w:bidi="ar_AE"/>
-        </w:rPr>
-        <w:t xml:space="preserve">: </w:t>
-      </w:r>
-      <w:r>
-        <w:rPr>
+        <w:bidi/>
+      </w:pPr>
+      <w:r>
+        <w:rPr>
+          <w:lang w:val="ar_AE" w:bidi="ar_AE"/>
+        </w:rPr>
+      </w:r>
+      <w:r>
+        <w:rPr>
+          <w:b/>
           <w:lang w:val="ar_AE" w:bidi="ar_AE"/>
         </w:rPr>
         <w:t>unfoldingWord® Translation Notes</w:t>
@@ -85,64 +50,31 @@
         <w:rPr>
           <w:lang w:val="ar_AE" w:bidi="ar_AE"/>
         </w:rPr>
-        <w:t xml:space="preserve">, </w:t>
-      </w:r>
-      <w:hyperlink r:id="rId13">
-        <w:r>
-          <w:rPr>
-            <w:lang w:val="ar_AE" w:bidi="ar_AE"/>
-          </w:rPr>
-          <w:rPr>
-            <w:color w:val="0000EE"/>
-            <w:u w:val="single"/>
-          </w:rPr>
-          <w:t>unfoldingWord</w:t>
-        </w:r>
-      </w:hyperlink>
-      <w:r>
-        <w:rPr>
-          <w:lang w:val="ar_AE" w:bidi="ar_AE"/>
-        </w:rPr>
-        <w:t xml:space="preserve">, 2022, which is licensed under a </w:t>
-      </w:r>
-      <w:hyperlink r:id="rId14">
-        <w:r>
-          <w:rPr>
-            <w:lang w:val="ar_AE" w:bidi="ar_AE"/>
-          </w:rPr>
-          <w:rPr>
-            <w:color w:val="0000EE"/>
-            <w:u w:val="single"/>
-          </w:rPr>
-          <w:t>CC BY-SA 4.0 license</w:t>
-        </w:r>
-      </w:hyperlink>
-      <w:r>
-        <w:rPr>
-          <w:lang w:val="ar_AE" w:bidi="ar_AE"/>
-        </w:rPr>
-        <w:t>.</w:t>
-      </w:r>
-      <w:r>
-        <w:rPr>
-          <w:lang w:val="ar_AE" w:bidi="ar_AE"/>
-        </w:rPr>
-      </w:r>
-    </w:p>
-    <w:p>
-      <w:pPr>
-        <w:bidi/>
-      </w:pPr>
-      <w:r>
-        <w:rPr>
-          <w:lang w:val="ar_AE" w:bidi="ar_AE"/>
-        </w:rPr>
-      </w:r>
-      <w:r>
-        <w:rPr>
-          <w:lang w:val="ar_AE" w:bidi="ar_AE"/>
-        </w:rPr>
-        <w:t>This PDF version is provided under the same license.</w:t>
+        <w:t xml:space="preserve"> © 2022 unfoldingWord. Released under CC BY-SA 4.0 license. </w:t>
+      </w:r>
+      <w:r>
+        <w:rPr>
+          <w:lang w:val="ar_AE" w:bidi="ar_AE"/>
+        </w:rPr>
+        <w:t>unfoldingWord® Translation Notes</w:t>
+      </w:r>
+      <w:r>
+        <w:rPr>
+          <w:lang w:val="ar_AE" w:bidi="ar_AE"/>
+        </w:rPr>
+        <w:t xml:space="preserve"> has been adapted in the following languages: Tok Pisin, Arabic (عربي), French (Français), Hindi (हिंदी), Indonesian (Bahasa Indonesia), Portuguese (Português), Russian (Русский), Spanish (Español), Swahili (Kiswahili), and Simplified Chinese (简体中文) from </w:t>
+      </w:r>
+      <w:r>
+        <w:rPr>
+          <w:lang w:val="ar_AE" w:bidi="ar_AE"/>
+        </w:rPr>
+        <w:t>unfoldingWord® Translation Notes</w:t>
+      </w:r>
+      <w:r>
+        <w:rPr>
+          <w:lang w:val="ar_AE" w:bidi="ar_AE"/>
+        </w:rPr>
+        <w:t xml:space="preserve"> © 2022 unfoldingWord. Released under CC BY-SA 4.0 license by Mission Mutual</w:t>
       </w:r>
       <w:r>
         <w:rPr>
@@ -2336,7 +2268,7 @@
         </w:rPr>
         <w:t xml:space="preserve"> للإشارة إلى وجود المؤمنين في علاقة عهد مع الله. فكما رش موسى الدم على شعب إسرائيل في </w:t>
       </w:r>
-      <w:hyperlink r:id="rId15">
+      <w:hyperlink r:id="rId13">
         <w:r>
           <w:rPr>
             <w:lang w:val="ar_AE" w:bidi="ar_AE"/>
@@ -2354,7 +2286,7 @@
         </w:rPr>
         <w:t xml:space="preserve"> كرمزٍ لدخولهم في علاقة عهد مع الله، هكذا يدخل المؤمنون في علاقة عهد مع الله بواسطة موت يسوع. كذلك، رشَّ موسى الدم على الكهنة لتقديسهم لخدمة الله (لاويين </w:t>
       </w:r>
-      <w:hyperlink r:id="rId16">
+      <w:hyperlink r:id="rId14">
         <w:r>
           <w:rPr>
             <w:lang w:val="ar_AE" w:bidi="ar_AE"/>
@@ -4346,7 +4278,7 @@
         </w:rPr>
         <w:t xml:space="preserve">معلومات عامة: في الأيات من 3 إلى 5 يبدأ بطرس بالحديث عن خلاص المؤمنين وإيمانهم. فأيات الشاهد </w:t>
       </w:r>
-      <w:hyperlink r:id="rId17">
+      <w:hyperlink r:id="rId15">
         <w:r>
           <w:rPr>
             <w:lang w:val="ar_AE" w:bidi="ar_AE"/>
@@ -5676,7 +5608,7 @@
         </w:rPr>
         <w:t xml:space="preserve">هنا يمكن أن تشير إلى: (1) "الزمان الأخير" المذكور في نهاية الآية السابقة. والترجمة البديلة: "عن هذا الزمان الأخير" (2) كل ما تم وصفه في الأيات </w:t>
       </w:r>
-      <w:hyperlink r:id="rId17">
+      <w:hyperlink r:id="rId15">
         <w:r>
           <w:rPr>
             <w:lang w:val="ar_AE" w:bidi="ar_AE"/>
@@ -9380,7 +9312,7 @@
         </w:rPr>
         <w:t xml:space="preserve"> تُشير هنا إلى كل ما كتبه بطرس في </w:t>
       </w:r>
-      <w:hyperlink r:id="rId18">
+      <w:hyperlink r:id="rId16">
         <w:r>
           <w:rPr>
             <w:lang w:val="ar_AE" w:bidi="ar_AE"/>
@@ -10163,7 +10095,7 @@
         </w:rPr>
         <w:t xml:space="preserve"> هنا تُشير إلى الخلاص، كما هو الحال أيضًا في </w:t>
       </w:r>
-      <w:hyperlink r:id="rId19">
+      <w:hyperlink r:id="rId17">
         <w:r>
           <w:rPr>
             <w:lang w:val="ar_AE" w:bidi="ar_AE"/>
@@ -10287,7 +10219,7 @@
         </w:rPr>
         <w:t xml:space="preserve">انظر كيف ترجمت هذه العبارة في </w:t>
       </w:r>
-      <w:hyperlink r:id="rId20">
+      <w:hyperlink r:id="rId18">
         <w:r>
           <w:rPr>
             <w:lang w:val="ar_AE" w:bidi="ar_AE"/>
@@ -11383,7 +11315,7 @@
         </w:rPr>
         <w:t xml:space="preserve"> لتقديم اقتباس من العهد القديم ( الاويين</w:t>
       </w:r>
-      <w:hyperlink r:id="rId21">
+      <w:hyperlink r:id="rId19">
         <w:r>
           <w:rPr>
             <w:lang w:val="ar_AE" w:bidi="ar_AE"/>
@@ -14255,7 +14187,7 @@
         </w:rPr>
         <w:t xml:space="preserve"> في </w:t>
       </w:r>
-      <w:hyperlink r:id="rId22">
+      <w:hyperlink r:id="rId20">
         <w:r>
           <w:rPr>
             <w:lang w:val="ar_AE" w:bidi="ar_AE"/>
@@ -14945,7 +14877,7 @@
         </w:rPr>
         <w:t xml:space="preserve"> في </w:t>
       </w:r>
-      <w:hyperlink r:id="rId23">
+      <w:hyperlink r:id="rId21">
         <w:r>
           <w:rPr>
             <w:lang w:val="ar_AE" w:bidi="ar_AE"/>
@@ -15151,7 +15083,7 @@
         </w:rPr>
         <w:t xml:space="preserve">. الترجمة البديلة: "ليس بواسطة رسالة بشرية يمكن أن تفنى"؛ (2) الميلاد البشري الجسدي، وفي هذه الحالة، سيكون المعنى شبيهًا بالفكرة المعبَّر عنها في يوحنا </w:t>
       </w:r>
-      <w:hyperlink r:id="rId24">
+      <w:hyperlink r:id="rId22">
         <w:r>
           <w:rPr>
             <w:lang w:val="ar_AE" w:bidi="ar_AE"/>
@@ -15657,7 +15589,7 @@
         </w:rPr>
         <w:t xml:space="preserve"> هنا لاقتباس بعض العبارات من العهد القديم (</w:t>
       </w:r>
-      <w:hyperlink r:id="rId25">
+      <w:hyperlink r:id="rId23">
         <w:r>
           <w:rPr>
             <w:lang w:val="ar_AE" w:bidi="ar_AE"/>
@@ -15784,7 +15716,7 @@
         </w:rPr>
         <w:t xml:space="preserve">في هذه الفقرات والمقطع الأول من الآية التالية يستشهد بطرس بأجزاء من </w:t>
       </w:r>
-      <w:hyperlink r:id="rId25">
+      <w:hyperlink r:id="rId23">
         <w:r>
           <w:rPr>
             <w:lang w:val="ar_AE" w:bidi="ar_AE"/>
@@ -16695,7 +16627,7 @@
         </w:rPr>
         <w:t xml:space="preserve">هذا المقطع يستكمل اقتباس بطرس من </w:t>
       </w:r>
-      <w:hyperlink r:id="rId25">
+      <w:hyperlink r:id="rId23">
         <w:r>
           <w:rPr>
             <w:lang w:val="ar_AE" w:bidi="ar_AE"/>
@@ -16957,7 +16889,7 @@
         </w:rPr>
         <w:t xml:space="preserve"> بنفس المعنى المحدد في </w:t>
       </w:r>
-      <w:hyperlink r:id="rId26">
+      <w:hyperlink r:id="rId24">
         <w:r>
           <w:rPr>
             <w:lang w:val="ar_AE" w:bidi="ar_AE"/>
@@ -17241,7 +17173,7 @@
         </w:rPr>
         <w:t xml:space="preserve"> يُشير بطرس هنا إلى كل ما ذكره في الفقرة السابقة (</w:t>
       </w:r>
-      <w:hyperlink r:id="rId27">
+      <w:hyperlink r:id="rId25">
         <w:r>
           <w:rPr>
             <w:lang w:val="ar_AE" w:bidi="ar_AE"/>
@@ -18292,7 +18224,7 @@
         </w:rPr>
         <w:t xml:space="preserve">في </w:t>
       </w:r>
-      <w:hyperlink r:id="rId28">
+      <w:hyperlink r:id="rId26">
         <w:r>
           <w:rPr>
             <w:lang w:val="ar_AE" w:bidi="ar_AE"/>
@@ -18663,7 +18595,7 @@
         </w:rPr>
         <w:t xml:space="preserve">هذا المقطع هو إعادة صياغة لـمزمور </w:t>
       </w:r>
-      <w:hyperlink r:id="rId29">
+      <w:hyperlink r:id="rId27">
         <w:r>
           <w:rPr>
             <w:lang w:val="ar_AE" w:bidi="ar_AE"/>
@@ -20693,7 +20625,7 @@
         </w:rPr>
         <w:t xml:space="preserve">هذه العبارة تقدم اقتباسًا من العهد القديم (إشعياء </w:t>
       </w:r>
-      <w:hyperlink r:id="rId30">
+      <w:hyperlink r:id="rId28">
         <w:r>
           <w:rPr>
             <w:lang w:val="ar_AE" w:bidi="ar_AE"/>
@@ -20820,7 +20752,7 @@
         </w:rPr>
         <w:t xml:space="preserve">هذه الجملة مقتبسة من إشعياء </w:t>
       </w:r>
-      <w:hyperlink r:id="rId30">
+      <w:hyperlink r:id="rId28">
         <w:r>
           <w:rPr>
             <w:lang w:val="ar_AE" w:bidi="ar_AE"/>
@@ -22015,7 +21947,7 @@
         </w:rPr>
         <w:t xml:space="preserve">هذه العبارة مقتبسة من مزمور </w:t>
       </w:r>
-      <w:hyperlink r:id="rId31">
+      <w:hyperlink r:id="rId29">
         <w:r>
           <w:rPr>
             <w:lang w:val="ar_AE" w:bidi="ar_AE"/>
@@ -22406,7 +22338,7 @@
         </w:rPr>
         <w:t>العطف هنا تعطي مقدمة لاقتباسًا من سفر إشعياء في العهد القديم (</w:t>
       </w:r>
-      <w:hyperlink r:id="rId32">
+      <w:hyperlink r:id="rId30">
         <w:r>
           <w:rPr>
             <w:lang w:val="ar_AE" w:bidi="ar_AE"/>
@@ -22533,7 +22465,7 @@
         </w:rPr>
         <w:t xml:space="preserve">هذه العبارة مقتبسة من إشعياء </w:t>
       </w:r>
-      <w:hyperlink r:id="rId32">
+      <w:hyperlink r:id="rId30">
         <w:r>
           <w:rPr>
             <w:lang w:val="ar_AE" w:bidi="ar_AE"/>
@@ -23832,7 +23764,7 @@
         </w:rPr>
         <w:t xml:space="preserve"> مأخوذة من إشعياء </w:t>
       </w:r>
-      <w:hyperlink r:id="rId33">
+      <w:hyperlink r:id="rId31">
         <w:r>
           <w:rPr>
             <w:lang w:val="ar_AE" w:bidi="ar_AE"/>
@@ -23876,7 +23808,7 @@
         </w:rPr>
         <w:t xml:space="preserve"> مأخوذتان من الخروج </w:t>
       </w:r>
-      <w:hyperlink r:id="rId34">
+      <w:hyperlink r:id="rId32">
         <w:r>
           <w:rPr>
             <w:lang w:val="ar_AE" w:bidi="ar_AE"/>
@@ -23907,7 +23839,7 @@
         </w:rPr>
         <w:t xml:space="preserve">مأخوذة من إشعياء </w:t>
       </w:r>
-      <w:hyperlink r:id="rId35">
+      <w:hyperlink r:id="rId33">
         <w:r>
           <w:rPr>
             <w:lang w:val="ar_AE" w:bidi="ar_AE"/>
@@ -24766,7 +24698,7 @@
         </w:rPr>
         <w:t>هذه العبارات الأربعه هي اقتباسات من العهد القديم (</w:t>
       </w:r>
-      <w:hyperlink r:id="rId36">
+      <w:hyperlink r:id="rId34">
         <w:r>
           <w:rPr>
             <w:lang w:val="ar_AE" w:bidi="ar_AE"/>
@@ -25217,7 +25149,7 @@
         </w:rPr>
         <w:t xml:space="preserve">في </w:t>
       </w:r>
-      <w:hyperlink r:id="rId37">
+      <w:hyperlink r:id="rId35">
         <w:r>
           <w:rPr>
             <w:lang w:val="ar_AE" w:bidi="ar_AE"/>
@@ -27409,7 +27341,7 @@
         </w:rPr>
         <w:t xml:space="preserve">يحذف بطرس بعض الكلمات التي تحتاجها الجملة لتُعطي المعنى الكامل في العديد من اللغات. ويمكنك إضافة هذه الكلمات من السياق لتوضيح المعنى، إذا كان ذلك مفيدًا في لغتك. وهذه الكلمات قد تكون: (1) الأمر بالخضوع للسلطات المذكور في </w:t>
       </w:r>
-      <w:hyperlink r:id="rId38">
+      <w:hyperlink r:id="rId36">
         <w:r>
           <w:rPr>
             <w:lang w:val="ar_AE" w:bidi="ar_AE"/>
@@ -29569,7 +29501,7 @@
         </w:rPr>
         <w:t xml:space="preserve">هذه الآية مقتبسة من إشعياء </w:t>
       </w:r>
-      <w:hyperlink r:id="rId39">
+      <w:hyperlink r:id="rId37">
         <w:r>
           <w:rPr>
             <w:lang w:val="ar_AE" w:bidi="ar_AE"/>
@@ -31135,7 +31067,7 @@
         </w:rPr>
         <w:t xml:space="preserve">هذا المقطع مقتبس من </w:t>
       </w:r>
-      <w:hyperlink r:id="rId40">
+      <w:hyperlink r:id="rId38">
         <w:r>
           <w:rPr>
             <w:lang w:val="ar_AE" w:bidi="ar_AE"/>
@@ -32018,7 +31950,7 @@
         </w:rPr>
         <w:t xml:space="preserve"> في </w:t>
       </w:r>
-      <w:hyperlink r:id="rId22">
+      <w:hyperlink r:id="rId20">
         <w:r>
           <w:rPr>
             <w:lang w:val="ar_AE" w:bidi="ar_AE"/>
@@ -32128,7 +32060,7 @@
         </w:rPr>
         <w:t xml:space="preserve">معلومات عامة: يقدّم بطرس في </w:t>
       </w:r>
-      <w:hyperlink r:id="rId41">
+      <w:hyperlink r:id="rId39">
         <w:r>
           <w:rPr>
             <w:lang w:val="ar_AE" w:bidi="ar_AE"/>
@@ -32246,7 +32178,7 @@
         </w:rPr>
         <w:t xml:space="preserve"> إلى: (1) رفض الإيمان برسالة الإنجيل، كما في </w:t>
       </w:r>
-      <w:hyperlink r:id="rId42">
+      <w:hyperlink r:id="rId40">
         <w:r>
           <w:rPr>
             <w:lang w:val="ar_AE" w:bidi="ar_AE"/>
@@ -34418,7 +34350,7 @@
         </w:rPr>
         <w:t xml:space="preserve">انظر كيف ترجمت المقطع المشابه في </w:t>
       </w:r>
-      <w:hyperlink r:id="rId43">
+      <w:hyperlink r:id="rId41">
         <w:r>
           <w:rPr>
             <w:lang w:val="ar_AE" w:bidi="ar_AE"/>
@@ -35120,7 +35052,7 @@
         </w:rPr>
         <w:t xml:space="preserve"> للإشارة إلى كل من الرجال والنساء في الكتاب المقدس (</w:t>
       </w:r>
-      <w:hyperlink r:id="rId44">
+      <w:hyperlink r:id="rId42">
         <w:r>
           <w:rPr>
             <w:lang w:val="ar_AE" w:bidi="ar_AE"/>
@@ -35783,7 +35715,7 @@
         </w:rPr>
         <w:t xml:space="preserve">معلومات عامة: يقدم بطرس في </w:t>
       </w:r>
-      <w:hyperlink r:id="rId45">
+      <w:hyperlink r:id="rId43">
         <w:r>
           <w:rPr>
             <w:lang w:val="ar_AE" w:bidi="ar_AE"/>
@@ -36727,7 +36659,7 @@
         </w:rPr>
         <w:t xml:space="preserve"> هنا تُقدم اقتباسًا من العهد القديم (</w:t>
       </w:r>
-      <w:hyperlink r:id="rId46">
+      <w:hyperlink r:id="rId44">
         <w:r>
           <w:rPr>
             <w:lang w:val="ar_AE" w:bidi="ar_AE"/>
@@ -36854,7 +36786,7 @@
         </w:rPr>
         <w:t xml:space="preserve">من هذا المقطع حتى نهاية </w:t>
       </w:r>
-      <w:hyperlink r:id="rId47">
+      <w:hyperlink r:id="rId45">
         <w:r>
           <w:rPr>
             <w:lang w:val="ar_AE" w:bidi="ar_AE"/>
@@ -36872,7 +36804,7 @@
         </w:rPr>
         <w:t xml:space="preserve">، يقتبس بطرس من </w:t>
       </w:r>
-      <w:hyperlink r:id="rId46">
+      <w:hyperlink r:id="rId44">
         <w:r>
           <w:rPr>
             <w:lang w:val="ar_AE" w:bidi="ar_AE"/>
@@ -38650,7 +38582,7 @@
         </w:rPr>
         <w:t xml:space="preserve">بعد هذه العبارة، ينهي بطرس أيضًا اقتباسه من سفر المزامير. إذا قرَّرت في </w:t>
       </w:r>
-      <w:hyperlink r:id="rId48">
+      <w:hyperlink r:id="rId46">
         <w:r>
           <w:rPr>
             <w:lang w:val="ar_AE" w:bidi="ar_AE"/>
@@ -38760,7 +38692,7 @@
         </w:rPr>
         <w:t xml:space="preserve">عبارة ربط: يوضح بطرس في </w:t>
       </w:r>
-      <w:hyperlink r:id="rId49">
+      <w:hyperlink r:id="rId47">
         <w:r>
           <w:rPr>
             <w:lang w:val="ar_AE" w:bidi="ar_AE"/>
@@ -39354,7 +39286,7 @@
         </w:rPr>
         <w:t xml:space="preserve">هذه الجملة مقتبسة من </w:t>
       </w:r>
-      <w:hyperlink r:id="rId50">
+      <w:hyperlink r:id="rId48">
         <w:r>
           <w:rPr>
             <w:lang w:val="ar_AE" w:bidi="ar_AE"/>
@@ -42154,7 +42086,7 @@
         </w:rPr>
         <w:t xml:space="preserve"> أن تشير إلى: (1) الأرواح الشريرة التي وضعها الله في السجن بسبب ما فعلته قبل الطوفان الذي وقع في أيام نوح (انظر: </w:t>
       </w:r>
-      <w:hyperlink r:id="rId51">
+      <w:hyperlink r:id="rId49">
         <w:r>
           <w:rPr>
             <w:lang w:val="ar_AE" w:bidi="ar_AE"/>
@@ -42172,7 +42104,7 @@
         </w:rPr>
         <w:t xml:space="preserve">؛ </w:t>
       </w:r>
-      <w:hyperlink r:id="rId52">
+      <w:hyperlink r:id="rId50">
         <w:r>
           <w:rPr>
             <w:lang w:val="ar_AE" w:bidi="ar_AE"/>
@@ -42190,7 +42122,7 @@
         </w:rPr>
         <w:t xml:space="preserve">؛ </w:t>
       </w:r>
-      <w:hyperlink r:id="rId53">
+      <w:hyperlink r:id="rId51">
         <w:r>
           <w:rPr>
             <w:lang w:val="ar_AE" w:bidi="ar_AE"/>
@@ -42343,7 +42275,7 @@
         </w:rPr>
         <w:t xml:space="preserve"> استعارة. قد يشير إلى: (1) مكان حيث سجن الله أرواحًا شريرة معينة سيحاكمها عندما يحاكم العالَم بأسره (انظر: </w:t>
       </w:r>
-      <w:hyperlink r:id="rId51">
+      <w:hyperlink r:id="rId49">
         <w:r>
           <w:rPr>
             <w:lang w:val="ar_AE" w:bidi="ar_AE"/>
@@ -42361,7 +42293,7 @@
         </w:rPr>
         <w:t xml:space="preserve"> </w:t>
       </w:r>
-      <w:hyperlink r:id="rId52">
+      <w:hyperlink r:id="rId50">
         <w:r>
           <w:rPr>
             <w:lang w:val="ar_AE" w:bidi="ar_AE"/>
@@ -43316,7 +43248,7 @@
         </w:rPr>
         <w:t xml:space="preserve"> للإشارة إلى الإيمان بيسوع الذي يعترف به المؤمنون عند تعميدهم. يوضح الكتاب المقدس بوضوح أن الله يخلص الناس بالنعمة مِن خلال الإيمان، وليس مِن خلال أي عمل مثل المعمودية (</w:t>
       </w:r>
-      <w:hyperlink r:id="rId54">
+      <w:hyperlink r:id="rId52">
         <w:r>
           <w:rPr>
             <w:lang w:val="ar_AE" w:bidi="ar_AE"/>
@@ -44750,7 +44682,7 @@
         </w:rPr>
         <w:t xml:space="preserve"> هنا تشير إلى ما قاله بطرس عن معاناة يسوع في </w:t>
       </w:r>
-      <w:hyperlink r:id="rId55">
+      <w:hyperlink r:id="rId53">
         <w:r>
           <w:rPr>
             <w:lang w:val="ar_AE" w:bidi="ar_AE"/>
@@ -47240,7 +47172,7 @@
         </w:rPr>
         <w:t xml:space="preserve">هنا إلى الذين سمعوا الإنجيل بينما كانوا على قيد الحياة، لكنهم كانوا موتى في الوقت الذي كتب فيه بطرس هذه الرسالة. يعتقد البعض أن هذا المقطع من الآية معناه أن يسوع ذهب إلى الجحيم وكرز بالإنجيل للذين كانوا قد ماتوا قبل موت يسوع نفسه على الصليب. لكن هذه الفكرة من شأنها أن تتعارض مع التصريح الذي جاء في عبرانيين </w:t>
       </w:r>
-      <w:hyperlink r:id="rId56">
+      <w:hyperlink r:id="rId54">
         <w:r>
           <w:rPr>
             <w:lang w:val="ar_AE" w:bidi="ar_AE"/>
@@ -47759,7 +47691,7 @@
         </w:rPr>
         <w:t xml:space="preserve"> للإشارة إلى حياة الإنسان. انظر كيف ترجمتَ هذا التعبير في </w:t>
       </w:r>
-      <w:hyperlink r:id="rId57">
+      <w:hyperlink r:id="rId55">
         <w:r>
           <w:rPr>
             <w:lang w:val="ar_AE" w:bidi="ar_AE"/>
@@ -48035,7 +47967,7 @@
         </w:rPr>
         <w:t xml:space="preserve"> هنا يمكن أن تشير إلى: (1) الروح القدس. وفي هذه الحالة، تشير هذه العبارة إلى الوسيلة التي بها ينال الناس الحياة الأبدية. الترجمة البديلة: "ليحيوا بالروح القدس"؛ (2) وجودهم الروحي. وفي هذه الحالة، تشير هذه العبارة إلى العالم الروحي في مقابل العالم المادي المشار إليه في جزء سابق من هذه الآية بعبارة "في الجسد". الترجمة البديلة: "ليحيوا روحيًّا" أو "ليحيوا في العالم الروحي". انظر كيف تُرجِم هذا التعبير نفسه في </w:t>
       </w:r>
-      <w:hyperlink r:id="rId55">
+      <w:hyperlink r:id="rId53">
         <w:r>
           <w:rPr>
             <w:lang w:val="ar_AE" w:bidi="ar_AE"/>
@@ -48524,7 +48456,7 @@
         </w:rPr>
         <w:t xml:space="preserve"> في </w:t>
       </w:r>
-      <w:hyperlink r:id="rId58">
+      <w:hyperlink r:id="rId56">
         <w:r>
           <w:rPr>
             <w:lang w:val="ar_AE" w:bidi="ar_AE"/>
@@ -50970,7 +50902,7 @@
         </w:rPr>
         <w:t xml:space="preserve"> هنا هو تعبير اصطلاحي يشير إلى الروح القدس الذي يسكن بصورة مستمرة داخل المؤمنين. اقترض بطرس هذه اللغة من إشعياء </w:t>
       </w:r>
-      <w:hyperlink r:id="rId59">
+      <w:hyperlink r:id="rId57">
         <w:r>
           <w:rPr>
             <w:lang w:val="ar_AE" w:bidi="ar_AE"/>
@@ -50988,7 +50920,7 @@
         </w:rPr>
         <w:t xml:space="preserve"> وكانت تشير في الأصل في هذه الآية إلى سكنى الروح القدس في المسيا. يسكن الروح القدس في المسيا وكذلك في الذين يؤمنون بالمسيا (يوحنا </w:t>
       </w:r>
-      <w:hyperlink r:id="rId60">
+      <w:hyperlink r:id="rId58">
         <w:r>
           <w:rPr>
             <w:lang w:val="ar_AE" w:bidi="ar_AE"/>
@@ -51006,7 +50938,7 @@
         </w:rPr>
         <w:t xml:space="preserve"> </w:t>
       </w:r>
-      <w:hyperlink r:id="rId61">
+      <w:hyperlink r:id="rId59">
         <w:r>
           <w:rPr>
             <w:lang w:val="ar_AE" w:bidi="ar_AE"/>
@@ -52354,7 +52286,7 @@
         </w:rPr>
         <w:t xml:space="preserve"> إلى عدم الامتثال لوصية التوبة والإيمان بالإنجيل، وهو جزء من رسالة الإنجيل. انظر كيف تَرجمتَ عبارة مشابهة في </w:t>
       </w:r>
-      <w:hyperlink r:id="rId42">
+      <w:hyperlink r:id="rId40">
         <w:r>
           <w:rPr>
             <w:lang w:val="ar_AE" w:bidi="ar_AE"/>
@@ -52610,7 +52542,7 @@
         </w:rPr>
         <w:t xml:space="preserve"> هنا حرف عطف يقدم اقتباسًا من سِفر في العهد القديم (</w:t>
       </w:r>
-      <w:hyperlink r:id="rId62">
+      <w:hyperlink r:id="rId60">
         <w:r>
           <w:rPr>
             <w:lang w:val="ar_AE" w:bidi="ar_AE"/>
@@ -52737,7 +52669,7 @@
         </w:rPr>
         <w:t xml:space="preserve">هذه الجملة مقتبسة من </w:t>
       </w:r>
-      <w:hyperlink r:id="rId62">
+      <w:hyperlink r:id="rId60">
         <w:r>
           <w:rPr>
             <w:lang w:val="ar_AE" w:bidi="ar_AE"/>
@@ -53457,7 +53389,7 @@
         </w:rPr>
         <w:t xml:space="preserve"> في </w:t>
       </w:r>
-      <w:hyperlink r:id="rId22">
+      <w:hyperlink r:id="rId20">
         <w:r>
           <w:rPr>
             <w:lang w:val="ar_AE" w:bidi="ar_AE"/>
@@ -53654,7 +53586,7 @@
         </w:rPr>
         <w:t xml:space="preserve">معلومات عامة: يتحدث بطرس في </w:t>
       </w:r>
-      <w:hyperlink r:id="rId63">
+      <w:hyperlink r:id="rId61">
         <w:r>
           <w:rPr>
             <w:lang w:val="ar_AE" w:bidi="ar_AE"/>
@@ -53772,7 +53704,7 @@
         </w:rPr>
         <w:t xml:space="preserve">في </w:t>
       </w:r>
-      <w:hyperlink r:id="rId64">
+      <w:hyperlink r:id="rId62">
         <w:r>
           <w:rPr>
             <w:lang w:val="ar_AE" w:bidi="ar_AE"/>
@@ -55693,7 +55625,7 @@
         </w:rPr>
         <w:t xml:space="preserve">هنا حرف عطف يشير إلى أن ما يتبع ذلك هو نتيجة الامتثال للوصايا التي قدَّمها بطرس في </w:t>
       </w:r>
-      <w:hyperlink r:id="rId65">
+      <w:hyperlink r:id="rId63">
         <w:r>
           <w:rPr>
             <w:lang w:val="ar_AE" w:bidi="ar_AE"/>
@@ -55949,7 +55881,7 @@
         </w:rPr>
         <w:t xml:space="preserve"> يمتلك سلطة على جميع قادة جماعات المؤمنين. نصح بطرس هؤلاء القادة بأن يرعوا قطعانهم في </w:t>
       </w:r>
-      <w:hyperlink r:id="rId66">
+      <w:hyperlink r:id="rId64">
         <w:r>
           <w:rPr>
             <w:lang w:val="ar_AE" w:bidi="ar_AE"/>
@@ -56438,7 +56370,7 @@
         </w:rPr>
         <w:t xml:space="preserve"> المشار إليه في </w:t>
       </w:r>
-      <w:hyperlink r:id="rId67">
+      <w:hyperlink r:id="rId65">
         <w:r>
           <w:rPr>
             <w:lang w:val="ar_AE" w:bidi="ar_AE"/>
@@ -56740,7 +56672,7 @@
         </w:rPr>
         <w:t xml:space="preserve"> في </w:t>
       </w:r>
-      <w:hyperlink r:id="rId67">
+      <w:hyperlink r:id="rId65">
         <w:r>
           <w:rPr>
             <w:lang w:val="ar_AE" w:bidi="ar_AE"/>
@@ -57246,7 +57178,7 @@
         </w:rPr>
         <w:t xml:space="preserve"> تقدم اقتباسًا من العهد القديم أمثال (</w:t>
       </w:r>
-      <w:hyperlink r:id="rId68">
+      <w:hyperlink r:id="rId66">
         <w:r>
           <w:rPr>
             <w:lang w:val="ar_AE" w:bidi="ar_AE"/>
@@ -57373,7 +57305,7 @@
         </w:rPr>
         <w:t xml:space="preserve">هذه الجملة مقتبسة من أمثال </w:t>
       </w:r>
-      <w:hyperlink r:id="rId68">
+      <w:hyperlink r:id="rId66">
         <w:r>
           <w:rPr>
             <w:lang w:val="ar_AE" w:bidi="ar_AE"/>
@@ -58132,7 +58064,7 @@
         </w:rPr>
         <w:t xml:space="preserve">في </w:t>
       </w:r>
-      <w:hyperlink r:id="rId58">
+      <w:hyperlink r:id="rId56">
         <w:r>
           <w:rPr>
             <w:lang w:val="ar_AE" w:bidi="ar_AE"/>
@@ -58878,7 +58810,7 @@
         </w:rPr>
         <w:t xml:space="preserve"> في </w:t>
       </w:r>
-      <w:hyperlink r:id="rId69">
+      <w:hyperlink r:id="rId67">
         <w:r>
           <w:rPr>
             <w:lang w:val="ar_AE" w:bidi="ar_AE"/>
@@ -59208,7 +59140,7 @@
         </w:rPr>
         <w:t xml:space="preserve"> يمكن أن تعني: (1) الله دائم الإحسان. التَّرْجَمَة البديلة: "الله كُلي الكرَم" (2) الله دائمًا يمنح هدايا بكَرَم، كما ذُكر في </w:t>
       </w:r>
-      <w:hyperlink r:id="rId70">
+      <w:hyperlink r:id="rId68">
         <w:r>
           <w:rPr>
             <w:lang w:val="ar_AE" w:bidi="ar_AE"/>
@@ -61613,7 +61545,7 @@
         </w:rPr>
         <w:t xml:space="preserve"> في </w:t>
       </w:r>
-      <w:hyperlink r:id="rId71">
+      <w:hyperlink r:id="rId69">
         <w:r>
           <w:rPr>
             <w:lang w:val="ar_AE" w:bidi="ar_AE"/>

--- a/arb/docx/60.content.docx
+++ b/arb/docx/60.content.docx
@@ -152,13 +152,6 @@
         <w:rPr>
           <w:lang w:val="ar_AE" w:bidi="ar_AE"/>
         </w:rPr>
-      </w:r>
-      <w:r>
-        <w:rPr>
-          <w:i/>
-          <w:lang w:val="ar_AE" w:bidi="ar_AE"/>
-        </w:rPr>
-        <w:t>١ بطرس ١:١ (#١), ١ بطرس ١:١ (#٢), ١ بطرس ١:١ (#٣), ١ بطرس ١:١ (#٤), ١ بطرس ١:١ (#٥), 1بطرس 1: 1 (#6), ١ بطرس ١:١ (#٧), ١ بطرس ١: ٢ (#١), ١ بطرس ١: ٢ (#٢), ١ بطرس ١: ٢ (#٣), ١ بطرس ١: ٢ (#٤), ١ بطرس ١: ٢ (#٥), ١ بطرس ١: ٢ (#٦), ١ بطرس ١: ٢ (#٧), ١ بطرس ١: ٢ (#٨), 1بطرس 1: 2 (#9), ١ بطرس ١: ٢ (#١٠), ١ بطرس ١: ٢ (#١١), ١ بطرس ١: ٢ (#١٢), ١ بطرس ١: ٢ (#١٣), ١ بطرس ١: ٢ (#١٤), ١ بطرس ١ :٣ (#١), ١ بطرس ١: ٣ (#٢), ١ بطرس ١: ٣ (#٣), ١ بطرس ١: ٣ (#٤), ١ بطرس ١: ٣ (#٥), ١ بطرس ١: ٣ (#٦), 1بطرس 1: 3 (#7), ١ بطرس ١: ٣ (#٨), ١ بطرس ١: ٣ (#٩), ١ بطرس ١: ٣ (#١٠), ١ بطرس ١: ٣–٥ (#١), ١ بطرس ١: ٤ (#١), ١ بطرس ١: ٤ (#٢), ١ بطرس ١: ٤ (#٣), ١ بطرس ١: ٤ (#٤), ١ بطرس ١: ٥ (#١), ١ بطرس ١: ٥ (#٢), ١ بطرس ١: ٥ (#٣), ١ بطرس ١: ٥ (#٤), ١ بطرس ١: ٥ (#٥), ١ بطرس ١: ٥ (#٦), ١ بطرس ١: ٦ (#١), ١ بطرس ١: ٦ (#٢), ١ بطرس ١: ٦ (#٣), ١ بطرس ١: ٦ (#٤), ١ بطرس ١: ٧ (#١), ١ بطرس ١: ٧ (#٢), 1بطرس 1: 7 (#3), 1بطرس 1: 7 (#4), ١ بطرس ١: ٧ (#٥), ١ بطرس ١: ٧ (#٦), ١ بطرس ١: ٧ (#٧), ١ بطرس ١: ٨ (#١), ١ بطرس ١: ٩ (#١), ١ بطرس ١: ٩ (#٢), ١ بطرس ١: ٩ (#٣), ١ بطرس ١: ٩ (#٤), ١ بطرس ١: ١٠ (#١), ١ بطرس ١: ١٠ (#٢), ١ بطرس ١: ١٠ (#٣), ١ بطرس ١: ١١ (#١), ١ بطرس ١: ١١ (#٢), ١ بطرس ١: ١١ (#٣), ١ بطرس ١: ١١ (#٤), ١ بطرس ١: ١٢ (#١), ١ بطرس ١: ١٢ (#٢), ١ بطرس ١: ١٢ (#٣), ١ بطرس ١: ١٢ (#٤), ١ بطرس ١: ١٢ (#٥), ١ بطرس ١: ١٢ (#٦), ١ بطرس ١: ١٣ (#١), 1بطرس 1: 13 (#2), ١ بطرس ١: ١٣ (#٣), ١ بطرس ١: ١٣ (#٤), ١ بطرس ١: ١٣ (#٥), ١ بطرس ١: ١٣ (#٦), ١ بطرس ١: ١٣ (#٧), ١ بطرس ١: ١٣ (#٨), ١ بطرس ١: ١٤ (#١), ١ بطرس ١: ١٤ (#٢), ١ بطرس ١: ١٤ (#٣), ١ بطرس ١: ١٤ (#٤), ١ بطرس ١: ١٤ (#٥), ١ بطرس ١: ١٥ (#١), ١ بطرس ١: ١٥ (#٢), ١ بطرس ١: ١٦ (#١), ١ بطرس ١: ١٦ (#٢), ١ بطرس ١: ١٦ (#٣), ١ بطرس ١: ١٦ (#٤), ١ بطرس ١: ١٧ (#١), ١ بطرس ١: ١٧ (#٢), ١ بطرس ١: ١٧ (#٣), ١ بطرس ١: ١٨ (#١), ١ بطرس ١: ١٨ (#٢), ١ بطرس ١: ١٨ (#٣), ١ بطرس ١: ١٨ (#٤), ١ بطرس ١: ١٨ (#٥), ١ بطرس ١: ١٩ (#١), ١ بطرس ١: ١٩ (#٢), ١ بطرس ١: ١٩ (#٣), ١ بطرس ١: ٢٠ (#١), ١ بطرس ١: ٢٠ (#٢), ١ بطرس ١: ٢٠ (#٣), ١ بطرس ١: ٢٠ (#٤), ١ بطرس ١: ٢٠ (#٥), ١ بطرس ١: ٢٠ (#٦), ١ بطرس ١: ٢١ (#١), ١ بطرس ١: ٢١ (#٢), ١ بطرس ١: ٢١ (#٣), 1بطرس 1: 22 (#1), ١ بطرس ١: ٢٢ (#٢), ١ بطرس ١: ٢٢ (#٣), ١ بطرس ١: ٢٢ (#٤), ١ بطرس ١: ٢٢ (#٥), ١ بطرس ١: ٢٢ (#٦), ١ بطرس ١: ٢٣ (#١), 1بطرس 1: 23 (#2), ١ بطرس ١: ٢٣ (#٣), ١ بطرس ١: ٢٣ (#٤), ١ بطرس ١: ٢٣ (#٥), ١ بطرس ١: ٢٤ (#١), ١ بطرس ١: ٢٤ (#٢), ١ بطرس ١: ٢٤ (#٣), ١ بطرس ١: ٢٤ (#٤), ١ بطرس ١: ٢٤ (#٥), ١ بطرس ١: ٢٤ (#٦), ١ بطرس ١: ٢٤ (#٧), ١ بطرس ١: ٢٤ (#٨), ١ بطرس ١: ٢٥ (#١), ١ بطرس ١: ٢٥ (#٢), ١ بطرس ١: ٢٥ (#٣), ١ بطرس ١: ٢٥ (#٤), ١ بطرس ٢: ١ (#١), ١ بطرس ٢: ١ (#٢), ١ بطرس ٢: ١ (#٣), ١ بطرس ٢: ١ (#٤), ١ بطرس ٢:٢ (#١), ١ بطرس ٢: ٢ (#٢), ١ بطرس ٢:٢ (#٣), ١ بطرس ٢:٢ (#٤), ١ بطرس ٢:٢ (#٦), ١ بطرس ٢: ٣ (#١), ١ بطرس ٢: ٣ (#٢), ١ بطرس ٢: ٣ (#٣), ١ بطرس ٢: ٤ (#١), ١ بطرس ٢: ٤ (#٢), ١ بطرس ٢: ٤ (#٣), ١ بطرس ٢: ٤ (#٤), ١ بطرس ٢: ٤ (#٥), ١ بطرس ٢: ٤ (#٦), ١ بطرس ٢: ٤ (#٧), 1بطرس 2: 5 (#1), ١ بطرس ٢: ٥ (#٢), ١ بطرس ٢: ٥ (#٣), ١ بطرس ٢: ٥ (#٤), 1بطرس 2: 5 (#5), ١ بطرس ٢: ٥ (#٦), ١ بطرس ٢: ٥ (#٧), ١ بطرس ٢: ٦ (#١), ١ بطرس ٢: ٦ (#٢), ١ بطرس ٢: ٦ (#٣), ١ بطرس ٢: ٦ (#٤), ١ بطرس ٢: ٦ (#٥), ١ بطرس ٢: ٦ (#٦), ١ بطرس ٢: ٦ (#٧), ١ بطرس ٢: ٦ (#٨), ١ بطرس ٢: ٧ (#١), ١ بطرس ٢: ٧ (#٢), ١ بطرس ٢: ٧ (#٣), ١ بطرس ٢: ٧ (#٤), ١ بطرس ٢: ٧ (#٥), ١ بطرس ٢: ٧ (#٦), ١ بطرس ٢: ٨ (#١), ١ بطرس ٢: ٨ (#٢), ١ بطرس ٢: ٨ (#٣), ١ بطرس ٢: ٨ (#٤), ١ بطرس ٢: ٨ (#٥), ١ بطرس ٢: ٨ (#٦), ١ بطرس ٢: ٨ (#٧), ١ بطرس ٢ :٨ (#٨), ١ بطرس ٢: ٨ (#٩), ١ بطرس ٢: ٨ (#١٠), ١ بطرس ٢: ٨ (#١١), ١ بطرس ٢: ٩ (#١), ١ بطرس ٢: ٩ (#٢), ١ بطرس ٢: ٩ (#٣), ١ بطرس ٢: ٩ (#٤), ١ بطرس ٢: ٩ (#٥), ١ بطرس ٢: ٩ (#٦), ١ بطرس ٢: ٩ (#٧), ١ بطرس ٢: ١٠ (#١), ١ بطرس ٢: ١١ (#١), ١ بطرس ٢: ١١ (#٢), ١ بطرس ٢: ١١ (#٣), ١ بطرس ٢: ١١ (#٤), ١ بطرس ٢: ١١ (#٥), ١ بطرس ٢: ١١ (#٦), ١ بطرس ٢: ١١ (#٧), ١ بطرس ٢: ١٢ (#١), ١ بطرس ٢: ١٢ (#٢), ١ بطرس ٢: ١٢ (#٣), ١ بطرس ٢: ١٢ (#٤), ١ بطرس ٢: ١٢ (#٥), ١ بطرس ٢: ١٢ (#٦), ١ بطرس ٢: ١٢ (#٧), ١ بطرس ٢: ١٣ (#١), ١ بطرس ٢ :١٣ (#٢), ١ بطرس ٢: ١٤ (#١), ١ بطرس ٢: ١٤ (#٢), ١ بطرس ٢: ١٤ (#٣), ١ بطرس ٢: ١٤ (#٤), ١ بطرس ٢: ١٥ (#١), ١ بطرس ٢: ١٥ (#٢), ١ بطرس ٢: ١٦ (#١), ١ بطرس ٢: ١٦ (#٢), ١ بطرس ٢: ١٧ (#١), ١ بطرس ٢: ١٨ (#١), ١ بطرس ٢: ١٨ (#٢), 1 بطرس 2: 18 (#3), 1 بطرس 2: 19 (#١), 1 بطرس 2: 19 (#٢), 1 بطرس 2: 19 (#٣), 1 بطرس 2: 19 (#٤), 1 بطرس 2: 20 (#١), 1 بطرس 2: 20 (#٢), 1 بطرس 2: 20 (#٣), ١ بطرس ٢: ٢٠ (#٤), 1 بطرس 2: 21 (#١), 1 بطرس 2: 21 (#٢), 1 بطرس 2: 21 (#٣), 1 بطرس 2: 22 (#١), 1 بطرس 2: 22 (#٢), 1 بطرس 2: 22 (#٣), 1 بطرس 2: 22 (#٤), 1 بطرس 2: 23 (#١), 1 بطرس 2: 23 (#2), 1 بطرس 2: 24 (#1), ١ بطرس ٢: ٢٤ (#٢), ١ بطرس ٢: ٢٤ (#٣), ١ بطرس ٢: ٢٤ (#٤), ١ بطرس ٢: ٢٤ (#٥), ١ بطرس ٢: ٢٤ (#٦), ١ بطرس ٢: ٢٤ (#٧), ١ بطرس ٢: ٢٤ (#٨), ١ بطرس ٢: ٢٤ (#٩), 1 بطرس 2: 24 (#10), ١ بطرس ٢: ٢٥ (#١), ١ بطرس ٢: ٢٥ (#٢), ١ بطرس ٢: ٢٥ (#٣), ١ بطرس ٢: ٢٥ (#٤), ١ بطرس ٣: ١ (#١), ١ بطرس ٣: ١ (#٢), ١ بطرس ٣: ١ (#٣), ١ بطرس ٣: ١ (#٤), ١ بطرس ٣: ١ (#٥), ١ بطرس ٣: ١ (#٦), ١ بطرس ٣: ٢ (#١), ١ بطرس ٣: ٢ (#٢), ١ بطرس ٣: ٢ (#٣), ١ بطرس ٣:٣ (#١), ١ بطرس ٣:٣ (#٢), ١ بطرس ٣: ٤ (#١), ١ بطرس ٣: ٤ (#٢), ١ بطرس ٣: ٤ (#٣), ١ بطرس ٣: ٤ (#٤), ١ بطرس ٣: ٤ (#٥), ١ بطرس ٣: ٤ (#٦), ١ بطرس ٣: ٤ (#٧), ١ بطرس ٣: ٥ (#١), ١ بطرس ٣: ٥ (#٢), ١ بطرس ٣: ٦ (#١), ١ بطرس ٣: ٦ (#٢), ١ بطرس ٣: ٧ (#١), ١ بطرس ٣: ٧ (#٢), ١ بطرس ٣: ٧ (#٣), ١ بطرس ٣: ٧ (#٤), ١ بطرس ٣: ٧ (#٥), ١ بطرس ٣: ٧ (#٦), ١ بطرس ٣: ٧ (#٧), ١ بطرس ٣: ٧ (#٨), ١ بطرس ٣: ٨ (#١), ١ بطرس ٣: ٨ (#٢), ١ بطرس ٣: ٨ (#٣), ١ بطرس ٣: ٩ (#١), ١ بطرس ٣: ٩ (#٢), ١ بطرس ٣: ٩ (#٣), ١ بطرس ٣: ٩ (#٤), ١ بطرس ٣: ٩ (#٥), ١ بطرس ٣: ١٠ (#١), ١ بطرس ٣: ١٠ (#٢), ١ بطرس ٣: ١٠ (#٣), ١ بطرس ٣: ١٠ (#٤), ١ بطرس ٣: ١٠ (#٥), ١ بطرس ٣: ١٠ (#٦), ١ بطرس ٣: ١١ (#١), ١ بطرس ٣: ١١ (#٢), ١ بطرس ٣: ١١ (#٣), ١ بطرس ٣: ١٢ (#١), ١ بطرس ٣: ١٢ (#٢), ١ بطرس ٣: ١٢ (#٣), ١ بطرس ٣: ١٢ (#٤), ١ بطرس ٣: ١٢ (#٥), ١ بطرس ٣: ١٢ (#٦), ١ بطرس ٣: ١٢ (#٧), ١ بطرس ٣: ١٣ (#١), 1بطرس 3: 13 (#2), ١ بطرس ٣: ١٣ (#٣), ١ بطرس ٣: ١٤ (#١), ١ بطرس ٣: ١٤ (#٢), ١ بطرس ٣: ١٤ (#٣), ١ بطرس ٣: ١٤ (#٤), ١ بطرس ٣: ١٤ (#٥), ١ بطرس ٣: ١٥ (#١), ١ بطرس ٣: ١٥ (#٢), ١ بطرس ٣: ١٥ (#٣), ١ بطرس ٣: ١٥ (#٤), ١ بطرس ٣: ١٥ (#٥), ١ بطرس ٣: ١٦ (#١), ١ بطرس ٣: ١٦ (#٢), ١ بطرس ٣: ١٦ (#٣), ١ بطرس ٣: ١٦ (#٤), ١ بطرس ٣: ١٦ (#٥), ١ بطرس ٣: ١٦ (#٦), ١ بطرس ٣: ١٧ (#١), ١ بطرس ٣: ١٧ (#٢), ١ بطرس ٣: ١٨ (#١), ١ بطرس ٣: ١٨ (#٢), ١ بطرس ٣: ١٨ (#٣), ١ بطرس ٣: ١٨ (#٤), 1بطرس 3: 18 (#5), ١ بطرس ٣: ١٩ (#١), 1بطرس 3: 19 (#2), 1بطرس 3: 19 (#3), ١ بطرس ٣: ١٩ (#٤), ١ بطرس ٣: ٢٠ (#١), ١ بطرس ٣: ٢٠ (#٢), ١ بطرس ٣: ٢٠ (#٣), ١ بطرس ٣: ٢٠ (#٤), ١ بطرس ٣: ٢١ (#١), ١ بطرس ٣: ٢١ (#٢), ١ بطرس ٣: ٢١ (#٣), ١ بطرس ٣: ٢١ (#٤), ١ بطرس ٣: ٢١ (#٥), ١ بطرس ٣: ٢١ (#٦), ١ بطرس ٣: ٢١ (#٧), 1بطرس 3: 21 (#8), ١ بطرس ٣: ٢١ (#٩), 1بطرس 3: 22 (#1), ١ بطرس ٣: ٢٢ (#٢), ١ بطرس ٣: ٢٢ (#٣), ١ بطرس ٣: ٢٢ (#٤), ١ بطرس ٣: ٢٢ (#٥), ١ بطرس ٤: ١ (#١), ١ بطرس ٤: ١ (#٢), ١ بطرس ٤: ١ (#٣), ١ بطرس ٤: ١ (#٤), ١ بطرس ٤: ١ (#٥), ١ بطرس ٤: ٢ (#١), ١ بطرس ٤: ٢ (#٢), ١ بطرس ٤: ٢ (#٣), ١ بطرس ٤: ٢ (#٤), ١ بطرس ٤: ٣ (#١), ١ بطرس ٤: ٣ (#٢), ١ بطرس ٤: ٣ (#٣), ١ بطرس ٤: ٣ (#٤), ١ بطرس ٤:٤ (#١), ١ بطرس ٤:٤ (#٢), ١ بطرس ٤:٤ (#٣), ١ بطرس ٤: ٥ (#١), ١ بطرس ٤: ٥ (#٢), ١ بطرس ٤: ٥ (#٣), ١ بطرس ٤: ٥ (#٤), 1بطرس 4: 6 (#1), ١ بطرس ٤: ٦ (#٢), 1بطرس 4: 6 (#3), ١ بطرس ٤: ٦ (#٤), ١ بطرس ٤: ٦ (#٥), ١ بطرس ٤: ٦ (#٦), 1بطرس 4: 6 (#7), ١ بطرس ٤: ٧ (#١), ١ بطرس ٤: ٧ (#٢), ١ بطرس ٤: ٧ (#٣), ١ بطرس ٤: ٧ (#٤), ١ بطرس ٤: ٧ (#٥), ١ بطرس ٤: ٨ (#١), ١ بطرس ٤: ٩ (#١), ١ بطرس ٤: ٩ (#٢), ١ بطرس ٤: ١٠ (#١), ١ بطرس ٤: ١٠ (#٢), ١ بطرس ٤: ١٠ (#٣), ١ بطرس ٤: ١١ (#١), ١ بطرس ٤: ١١ (#٢), ١ بطرس ٤: ١١ (#٣), ١ بطرس ٤: ١١ (#٤), ١ بطرس ٤: ١٢ (#١), ١ بطرس ٤: ١٣ (#١), ١ بطرس ٤: ١٣ (#٢), ١ بطرس ٤: ١٣ (#٣), ١ بطرس ٤: ١٤ (#١), ١ بطرس ٤: ١٤ (#٢), ١ بطرس ٤: ١٤ (#٣), ١ بطرس ٤: ١٤ (#٤), 1بطرس 4: 14 (#5), ١ بطرس ٤: ١٥ (#١), ١ بطرس ٤: ١٥ (#٢), ١ بطرس ٤: ١٦ (#١), ١ بطرس ٤: ١٦ (#٢), ١ بطرس ٤: ١٧ (#١), ١ بطرس ٤: ١٧ (#٢), ١ بطرس ٤: ١٧ (#٣), ١ بطرس ٤: ١٧ (#٤), 1بطرس 4: 17 (#5), ١ بطرس ٤: ١٧ (#٦), ١ بطرس ٤: ١٧ (#٧), ١ بطرس ٤: ١٧ (#٨), ١ بطرس ٤: ١٨ (#١), ١ بطرس ٤: ١٨ (#٢), ١ بطرس ٤: ١٨ (#٣), ١ بطرس ٤: ١٨ (#٤), ١ بطرس ٤: ١٨ (#٥), ١ بطرس ٤: ١٨ (#٦), ١ بطرس ٤: ١٨ (#٧), ١ بطرس ٤: ١٩ (#١), ١ بطرس ٤: ١٩ (#٢), ١ بطرس ٥: ١ (#١), ١ بطرس ٥: ١ (#٢), ١ بطرس ٥: ١ (#٣), ١ بطرس ٥: ١ (#٤), ١ بطرس ٥: ١ (#٥), ١ بطرس ٥: ١ (#٦), ١ بطرس ٥: ٢ (#١), ١ بطرس ٥: ٢ (#٢), ١ بطرس ٥: ٢ (#٣), ١ بطرس ٥: ٢ (#٤), ١ بطرس ٥: ٢ (#٥), ١ بطرس ٥: ٢ (#٦), ١ بطرس ٥: ٣ (#١), ١ بطرس ٥: ٣ (#٢), ١ بطرس ٥: ٣ (#٣), ١ بطرس ٥: ٣ (#٤), ١ بطرس ٥: ٤ (#١), ١ بطرس ٥: ٤ (#٢), ١ بطرس ٥: ٤ (#٣), ١ بطرس ٥: ٤ (#٤), 1بطرس 5: 4 (#5), ١ بطرس ٥: ٤ (#٦), ١ بطرس ٥: ٥ (#١), ١ بطرس ٥:٥ (#٢), ١ بطرس ٥: ٥ (#٣), ١ بطرس ٥:٥ (#٤), 1 بطرس 5:5 (#5), ١ بطرس ٥:٥ (#٦), ١ بطرس ٥:٥ (#٧), ١ بطرس ٥:٥ (#٨), ١ بطرس ٥:٥ (#٩), ١ بطرس ٥: ٦ (#١), ١ بطرس ٥: ٦ (#٢), ١ بطرس ٥: ٧ (#١), ١ بطرس ٥: ٨ (#١), ١ بطرس ٥: ٨ (#٢), ١ بطرس ٥: ٨ (#٣), ١ بطرس ٥: ٩ (#١), ١ بطرس ٥: ٩ (#٢), ١ بطرس ٥: ٩ (#٣), ١ بطرس ٥: ٩ (#٤), ١ بطرس ٥: ٩ (#٥), ١ بطرس ٥: ٩ (#٦), ١ بطرس ٥: ١٠ (#١), ١ بطرس ٥: ١٠ (#٢), ١ بطرس ٥: ١٠ (#٣), ١ بطرس ٥: ١٠ (#٤), ١ بطرس ٥: ١٠ (#٥), ١ بطرس ٥: ١٠ (#٦), ١ بطرس ٥: ١١ (#١), 1بطرس 5: 12 (#1), ١ بطرس ٥: ١٢ (#٢), ١ بطرس ٥: ١٢ (#٣), ١ بطرس ٥: ١٢ (#٤), ١ بطرس ٥: ١٢ (#٥), ١ بطرس ٥: ١٢ (#٦), ١ بطرس ٥: ١٣ (#١), ١ بطرس ٥: ١٣ (#٢), ١ بطرس ٥: ١٣ (#٣), ١ بطرس ٥: ١٣ (#٤), ١ بطرس ٥: ١٣ (#٥), ١ بطرس ٥: ١٤ (#١), ١ بطرس ٥: ١٤ (#٢), ١ بطرس ٥: ١٤ (#٣), ١ بطرس ٥: ١٤ (#٤)</w:t>
       </w:r>
       <w:r>
         <w:rPr>

--- a/arb/docx/60.content.docx
+++ b/arb/docx/60.content.docx
@@ -22,7 +22,7 @@
         <w:rPr>
           <w:lang w:val="ar_AE" w:bidi="ar_AE"/>
         </w:rPr>
-        <w:t>Resource: ملاحظات الترجمة (كلمة متكشفة)</w:t>
+        <w:t>Resource: unfoldingWord® Translation Notes</w:t>
       </w:r>
       <w:r>
         <w:rPr>
@@ -96,7 +96,7 @@
         <w:rPr>
           <w:lang w:val="ar_AE" w:bidi="ar_AE"/>
         </w:rPr>
-        <w:t>ملاحظات الترجمة (كلمة متكشفة)</w:t>
+        <w:t>unfoldingWord® Translation Notes</w:t>
       </w:r>
     </w:p>
     <w:p>

--- a/arb/docx/60.content.docx
+++ b/arb/docx/60.content.docx
@@ -3583,7 +3583,7 @@
           <w:b/>
           <w:lang w:val="ar_AE" w:bidi="ar_AE"/>
         </w:rPr>
-        <w:t>ἀναγεννήσας ἡμᾶς</w:t>
+        <w:t>ὁ &amp; ἀναγεννήσας ἡμᾶς</w:t>
       </w:r>
     </w:p>
     <w:p>
@@ -3718,7 +3718,7 @@
           <w:b/>
           <w:lang w:val="ar_AE" w:bidi="ar_AE"/>
         </w:rPr>
-        <w:t>ἀναγεννήσας ἡμᾶς εἰς ἐλπίδα ζῶσαν, δι’ ἀναστάσεως Ἰησοῦ Χριστοῦ ἐκ νεκρῶν</w:t>
+        <w:t>ὁ &amp; ἀναγεννήσας ἡμᾶς εἰς ἐλπίδα ζῶσαν, δι’ ἀναστάσεως Ἰησοῦ Χριστοῦ ἐκ νεκρῶν</w:t>
       </w:r>
     </w:p>
     <w:p>
@@ -15659,7 +15659,7 @@
           <w:b/>
           <w:lang w:val="ar_AE" w:bidi="ar_AE"/>
         </w:rPr>
-        <w:t>πᾶσα σὰρξ ὡς χόρτος, καὶ πᾶσα δόξα αὐτῆς ὡς ἄνθος χόρτου ἐξηράνθη ὁ χόρτος, καὶ τὸ ἄνθος ἐξέπεσεν,</w:t>
+        <w:t>πᾶσα σὰρξ ὡς χόρτος, καὶ πᾶσα δόξα αὐτῆς ὡς ἄνθος χόρτου. ἐξηράνθη ὁ χόρτος, καὶ τὸ ἄνθος ἐξέπεσεν</w:t>
       </w:r>
     </w:p>
     <w:p>
@@ -16030,7 +16030,7 @@
           <w:b/>
           <w:lang w:val="ar_AE" w:bidi="ar_AE"/>
         </w:rPr>
-        <w:t>ἄνθος χόρτου ἐξηράνθη ὁ χόρτος, καὶ τὸ ἄνθος ἐξέπεσεν</w:t>
+        <w:t>ἄνθος χόρτου. ἐξηράνθη ὁ χόρτος, καὶ τὸ ἄνθος ἐξέπεσεν</w:t>
       </w:r>
     </w:p>
     <w:p>
@@ -19179,7 +19179,7 @@
           <w:b/>
           <w:lang w:val="ar_AE" w:bidi="ar_AE"/>
         </w:rPr>
-        <w:t>ὑπὸ ἀνθρώπων μὲν ἀποδεδοκιμασμένον</w:t>
+        <w:t>ὑπὸ ἀνθρώπων &amp; ἀποδεδοκιμασμένον</w:t>
       </w:r>
     </w:p>
     <w:p>
@@ -20695,7 +20695,7 @@
           <w:b/>
           <w:lang w:val="ar_AE" w:bidi="ar_AE"/>
         </w:rPr>
-        <w:t>ἰδοὺ, τίθημι ἐν Σιὼν λίθον, ἀκρογωνιαῖον ἐκλεκτὸν ἔντιμον; καὶ ὁ πιστεύων ἐπ’ αὐτῷ, οὐ μὴ καταισχυνθῇ.</w:t>
+        <w:t>ἰδοὺ, τίθημι ἐν Σιὼν λίθον, ἀκρογωνιαῖον ἐκλεκτὸν ἔντιμον; καὶ ὁ πιστεύων ἐπ’ αὐτῷ, οὐ μὴ καταισχυνθῇ</w:t>
       </w:r>
     </w:p>
     <w:p>
@@ -22165,7 +22165,7 @@
           <w:b/>
           <w:lang w:val="ar_AE" w:bidi="ar_AE"/>
         </w:rPr>
-        <w:t>κεφαλὴν γωνίας</w:t>
+        <w:t>εἰς κεφαλὴν γωνίας</w:t>
       </w:r>
     </w:p>
     <w:p>
@@ -28565,7 +28565,7 @@
           <w:b/>
           <w:lang w:val="ar_AE" w:bidi="ar_AE"/>
         </w:rPr>
-        <w:t>ποῖον γὰρ κλέος, εἰ ἁμαρτάνοντες καὶ κολαφιζόμενοι ὑπομενεῖτε?</w:t>
+        <w:t>ποῖον γὰρ κλέος, εἰ ἁμαρτάνοντες καὶ κολαφιζόμενοι ὑπομενεῖτε</w:t>
       </w:r>
     </w:p>
     <w:p>
@@ -38740,7 +38740,7 @@
           <w:b/>
           <w:lang w:val="ar_AE" w:bidi="ar_AE"/>
         </w:rPr>
-        <w:t>τίς ὁ κακώσων ὑμᾶς, ἐὰν τοῦ ἀγαθοῦ ζηλωταὶ γένησθε?</w:t>
+        <w:t>τίς ὁ κακώσων ὑμᾶς, ἐὰν τοῦ ἀγαθοῦ ζηλωταὶ γένησθε</w:t>
       </w:r>
     </w:p>
     <w:p>
@@ -43710,7 +43710,7 @@
           <w:b/>
           <w:lang w:val="ar_AE" w:bidi="ar_AE"/>
         </w:rPr>
-        <w:t>καὶ ὑμᾶς &amp; νῦν σῴζει βάπτισμα, οὐ σαρκὸς ἀπόθεσις ῥύπου, ἀλλὰ συνειδήσεως ἀγαθῆς, ἐπερώτημα εἰς Θεόν δι’ ἀναστάσεως Ἰησοῦ Χριστοῦ,</w:t>
+        <w:t>καὶ ὑμᾶς &amp; νῦν σῴζει βάπτισμα, οὐ σαρκὸς ἀπόθεσις ῥύπου, ἀλλὰ συνειδήσεως ἀγαθῆς, ἐπερώτημα εἰς Θεόν δι’ ἀναστάσεως Ἰησοῦ Χριστοῦ</w:t>
       </w:r>
     </w:p>
     <w:p>
@@ -45266,7 +45266,7 @@
           <w:b/>
           <w:lang w:val="ar_AE" w:bidi="ar_AE"/>
         </w:rPr>
-        <w:t>εἰς</w:t>
+        <w:t>εἰς τὸ</w:t>
       </w:r>
     </w:p>
     <w:p>
@@ -51971,7 +51971,7 @@
           <w:b/>
           <w:lang w:val="ar_AE" w:bidi="ar_AE"/>
         </w:rPr>
-        <w:t>τί τὸ τέλος τῶν ἀπειθούντων τῷ τοῦ Θεοῦ εὐαγγελίῳ?</w:t>
+        <w:t>τί τὸ τέλος τῶν ἀπειθούντων τῷ τοῦ Θεοῦ εὐαγγελίῳ</w:t>
       </w:r>
     </w:p>
     <w:p>
@@ -52612,7 +52612,7 @@
           <w:b/>
           <w:lang w:val="ar_AE" w:bidi="ar_AE"/>
         </w:rPr>
-        <w:t>εἰ ὁ δίκαιος μόλις σῴζεται, ὁ ἀσεβὴς καὶ ἁμαρτωλὸς ποῦ φανεῖται?</w:t>
+        <w:t>εἰ ὁ δίκαιος μόλις σῴζεται, ὁ ἀσεβὴς καὶ ἁμαρτωλὸς ποῦ φανεῖται</w:t>
       </w:r>
     </w:p>
     <w:p>
@@ -52970,7 +52970,7 @@
           <w:b/>
           <w:lang w:val="ar_AE" w:bidi="ar_AE"/>
         </w:rPr>
-        <w:t>ὁ ἀσεβὴς καὶ ἁμαρτωλὸς ποῦ φανεῖται?</w:t>
+        <w:t>ὁ ἀσεβὴς καὶ ἁμαρτωλὸς ποῦ φανεῖται</w:t>
       </w:r>
     </w:p>
     <w:p>

--- a/arb/docx/60.content.docx
+++ b/arb/docx/60.content.docx
@@ -335,23 +335,6 @@
           <w:b/>
           <w:lang w:val="ar_AE" w:bidi="ar_AE"/>
         </w:rPr>
-        <w:t>ἀπόστολος Ἰησοῦ Χριστοῦ</w:t>
-      </w:r>
-    </w:p>
-    <w:p>
-      <w:pPr>
-        <w:bidi/>
-      </w:pPr>
-      <w:r>
-        <w:rPr>
-          <w:lang w:val="ar_AE" w:bidi="ar_AE"/>
-        </w:rPr>
-      </w:r>
-      <w:r>
-        <w:rPr>
-          <w:b/>
-          <w:lang w:val="ar_AE" w:bidi="ar_AE"/>
-        </w:rPr>
         <w:t>"رسول يسوع المسيح"</w:t>
       </w:r>
     </w:p>
@@ -998,23 +981,6 @@
           <w:b/>
           <w:lang w:val="ar_AE" w:bidi="ar_AE"/>
         </w:rPr>
-        <w:t>Πόντου, Γαλατίας, Καππαδοκίας, Ἀσίας, καὶ Βιθυνίας</w:t>
-      </w:r>
-    </w:p>
-    <w:p>
-      <w:pPr>
-        <w:bidi/>
-      </w:pPr>
-      <w:r>
-        <w:rPr>
-          <w:lang w:val="ar_AE" w:bidi="ar_AE"/>
-        </w:rPr>
-      </w:r>
-      <w:r>
-        <w:rPr>
-          <w:b/>
-          <w:lang w:val="ar_AE" w:bidi="ar_AE"/>
-        </w:rPr>
         <w:t>"بنتس وغلاطية وكبدوكية وأسيا وبيثينية"</w:t>
       </w:r>
     </w:p>
@@ -1166,6 +1132,111 @@
           <w:b/>
           <w:lang w:val="ar_AE" w:bidi="ar_AE"/>
         </w:rPr>
+        <w:t>"علم الله الآب السابق"</w:t>
+      </w:r>
+    </w:p>
+    <w:p>
+      <w:pPr>
+        <w:bidi/>
+      </w:pPr>
+      <w:r>
+        <w:rPr>
+          <w:lang w:val="ar_AE" w:bidi="ar_AE"/>
+        </w:rPr>
+      </w:r>
+      <w:r>
+        <w:rPr>
+          <w:lang w:val="ar_AE" w:bidi="ar_AE"/>
+        </w:rPr>
+        <w:t xml:space="preserve">إذا كانت لغتك لا تستخدم اسمًا مجردًا لمفهوم </w:t>
+      </w:r>
+      <w:r>
+        <w:rPr>
+          <w:b/>
+          <w:lang w:val="ar_AE" w:bidi="ar_AE"/>
+        </w:rPr>
+        <w:t>العلم السابق</w:t>
+      </w:r>
+      <w:r>
+        <w:rPr>
+          <w:lang w:val="ar_AE" w:bidi="ar_AE"/>
+        </w:rPr>
+        <w:t>، يمكنك التعبير عن المفهوم نفسه بجملة فعلية. الترجمة البديلة: "ما كان يعلمه الله الآب مسبقًا"</w:t>
+      </w:r>
+    </w:p>
+    <w:p>
+      <w:pPr>
+        <w:bidi/>
+      </w:pPr>
+      <w:r>
+        <w:rPr>
+          <w:lang w:val="ar_AE" w:bidi="ar_AE"/>
+        </w:rPr>
+      </w:r>
+      <w:r>
+        <w:rPr>
+          <w:lang w:val="ar_AE" w:bidi="ar_AE"/>
+        </w:rPr>
+        <w:t xml:space="preserve">انظر: </w:t>
+      </w:r>
+      <w:r>
+        <w:rPr>
+          <w:lang w:val="ar_AE" w:bidi="ar_AE"/>
+        </w:rPr>
+        <w:t>الأسماء المجردة</w:t>
+      </w:r>
+      <w:r>
+        <w:rPr>
+          <w:lang w:val="ar_AE" w:bidi="ar_AE"/>
+        </w:rPr>
+      </w:r>
+      <w:r>
+        <w:rPr>
+          <w:lang w:val="ar_AE" w:bidi="ar_AE"/>
+        </w:rPr>
+      </w:r>
+    </w:p>
+    <w:p>
+      <w:pPr>
+        <w:bidi/>
+      </w:pPr>
+      <w:r>
+        <w:rPr>
+          <w:lang w:val="ar_AE" w:bidi="ar_AE"/>
+        </w:rPr>
+      </w:r>
+    </w:p>
+    <w:p>
+      <w:pPr>
+        <w:pStyle w:val="Heading2"/>
+        <w:bidi/>
+      </w:pPr>
+      <w:r>
+        <w:rPr>
+          <w:lang w:val="ar_AE" w:bidi="ar_AE"/>
+        </w:rPr>
+        <w:t>١ بطرس ١: ٢ (#٢)</w:t>
+      </w:r>
+      <w:r>
+        <w:rPr>
+          <w:lang w:val="ar_AE" w:bidi="ar_AE"/>
+        </w:rPr>
+      </w:r>
+    </w:p>
+    <w:p>
+      <w:pPr>
+        <w:bidi/>
+      </w:pPr>
+      <w:r>
+        <w:rPr>
+          <w:lang w:val="ar_AE" w:bidi="ar_AE"/>
+        </w:rPr>
+      </w:r>
+      <w:r>
+        <w:rPr>
+          <w:b/>
+          <w:lang w:val="ar_AE" w:bidi="ar_AE"/>
+        </w:rPr>
         <w:t>πρόγνωσιν Θεοῦ Πατρός</w:t>
       </w:r>
     </w:p>
@@ -1183,7 +1254,246 @@
           <w:b/>
           <w:lang w:val="ar_AE" w:bidi="ar_AE"/>
         </w:rPr>
-        <w:t>"علم الله الآب السابق"</w:t>
+        <w:t>"</w:t>
+      </w:r>
+      <w:r>
+        <w:rPr>
+          <w:b/>
+          <w:lang w:val="ar_AE" w:bidi="ar_AE"/>
+        </w:rPr>
+        <w:t>علم الله الآب السابقِ</w:t>
+      </w:r>
+      <w:r>
+        <w:rPr>
+          <w:b/>
+          <w:lang w:val="ar_AE" w:bidi="ar_AE"/>
+        </w:rPr>
+        <w:t>"</w:t>
+      </w:r>
+    </w:p>
+    <w:p>
+      <w:pPr>
+        <w:bidi/>
+      </w:pPr>
+      <w:r>
+        <w:rPr>
+          <w:lang w:val="ar_AE" w:bidi="ar_AE"/>
+        </w:rPr>
+      </w:r>
+      <w:r>
+        <w:rPr>
+          <w:lang w:val="ar_AE" w:bidi="ar_AE"/>
+        </w:rPr>
+        <w:t>من الممكن ان تعنى هذه الجملة : (1) أن الله قد حدد ما سيحدث قبل أن يحدث. الترجمة البديلة: "ما خطط له الله الآب من قبل" (2) أو أن الله كان يعلم ما سيحدث قبل حدوثه. الترجمة البديلة: "ما كان يعرفه الله الآب مسبقًا"</w:t>
+      </w:r>
+    </w:p>
+    <w:p>
+      <w:pPr>
+        <w:bidi/>
+      </w:pPr>
+      <w:r>
+        <w:rPr>
+          <w:lang w:val="ar_AE" w:bidi="ar_AE"/>
+        </w:rPr>
+      </w:r>
+      <w:r>
+        <w:rPr>
+          <w:lang w:val="ar_AE" w:bidi="ar_AE"/>
+        </w:rPr>
+        <w:t xml:space="preserve">انظر: </w:t>
+      </w:r>
+      <w:r>
+        <w:rPr>
+          <w:lang w:val="ar_AE" w:bidi="ar_AE"/>
+        </w:rPr>
+        <w:t>المعرفة المفترضة والمعلومات الضمنية</w:t>
+      </w:r>
+      <w:r>
+        <w:rPr>
+          <w:lang w:val="ar_AE" w:bidi="ar_AE"/>
+        </w:rPr>
+      </w:r>
+      <w:r>
+        <w:rPr>
+          <w:lang w:val="ar_AE" w:bidi="ar_AE"/>
+        </w:rPr>
+      </w:r>
+    </w:p>
+    <w:p>
+      <w:pPr>
+        <w:bidi/>
+      </w:pPr>
+      <w:r>
+        <w:rPr>
+          <w:lang w:val="ar_AE" w:bidi="ar_AE"/>
+        </w:rPr>
+      </w:r>
+    </w:p>
+    <w:p>
+      <w:pPr>
+        <w:pStyle w:val="Heading2"/>
+        <w:bidi/>
+      </w:pPr>
+      <w:r>
+        <w:rPr>
+          <w:lang w:val="ar_AE" w:bidi="ar_AE"/>
+        </w:rPr>
+        <w:t>١ بطرس ١: ٢ (#٣)</w:t>
+      </w:r>
+      <w:r>
+        <w:rPr>
+          <w:lang w:val="ar_AE" w:bidi="ar_AE"/>
+        </w:rPr>
+      </w:r>
+    </w:p>
+    <w:p>
+      <w:pPr>
+        <w:bidi/>
+      </w:pPr>
+      <w:r>
+        <w:rPr>
+          <w:lang w:val="ar_AE" w:bidi="ar_AE"/>
+        </w:rPr>
+      </w:r>
+      <w:r>
+        <w:rPr>
+          <w:b/>
+          <w:lang w:val="ar_AE" w:bidi="ar_AE"/>
+        </w:rPr>
+        <w:t>"</w:t>
+      </w:r>
+      <w:r>
+        <w:rPr>
+          <w:b/>
+          <w:lang w:val="ar_AE" w:bidi="ar_AE"/>
+        </w:rPr>
+        <w:t>ٱلْآبِ</w:t>
+      </w:r>
+      <w:r>
+        <w:rPr>
+          <w:b/>
+          <w:lang w:val="ar_AE" w:bidi="ar_AE"/>
+        </w:rPr>
+        <w:t>"</w:t>
+      </w:r>
+    </w:p>
+    <w:p>
+      <w:pPr>
+        <w:bidi/>
+      </w:pPr>
+      <w:r>
+        <w:rPr>
+          <w:lang w:val="ar_AE" w:bidi="ar_AE"/>
+        </w:rPr>
+      </w:r>
+      <w:r>
+        <w:rPr>
+          <w:lang w:val="ar_AE" w:bidi="ar_AE"/>
+        </w:rPr>
+        <w:t>يُعدّ لقب "</w:t>
+      </w:r>
+      <w:r>
+        <w:rPr>
+          <w:b/>
+          <w:lang w:val="ar_AE" w:bidi="ar_AE"/>
+        </w:rPr>
+        <w:t>الأب</w:t>
+      </w:r>
+      <w:r>
+        <w:rPr>
+          <w:lang w:val="ar_AE" w:bidi="ar_AE"/>
+        </w:rPr>
+        <w:t>" من الألقاب الجوهرية في وصف الله.</w:t>
+      </w:r>
+    </w:p>
+    <w:p>
+      <w:pPr>
+        <w:bidi/>
+      </w:pPr>
+      <w:r>
+        <w:rPr>
+          <w:lang w:val="ar_AE" w:bidi="ar_AE"/>
+        </w:rPr>
+      </w:r>
+      <w:r>
+        <w:rPr>
+          <w:lang w:val="ar_AE" w:bidi="ar_AE"/>
+        </w:rPr>
+        <w:t xml:space="preserve">انظر: </w:t>
+      </w:r>
+      <w:r>
+        <w:rPr>
+          <w:lang w:val="ar_AE" w:bidi="ar_AE"/>
+        </w:rPr>
+        <w:t>ترجمة الابن والأب</w:t>
+      </w:r>
+      <w:r>
+        <w:rPr>
+          <w:lang w:val="ar_AE" w:bidi="ar_AE"/>
+        </w:rPr>
+      </w:r>
+      <w:r>
+        <w:rPr>
+          <w:lang w:val="ar_AE" w:bidi="ar_AE"/>
+        </w:rPr>
+      </w:r>
+    </w:p>
+    <w:p>
+      <w:pPr>
+        <w:bidi/>
+      </w:pPr>
+      <w:r>
+        <w:rPr>
+          <w:lang w:val="ar_AE" w:bidi="ar_AE"/>
+        </w:rPr>
+      </w:r>
+    </w:p>
+    <w:p>
+      <w:pPr>
+        <w:pStyle w:val="Heading2"/>
+        <w:bidi/>
+      </w:pPr>
+      <w:r>
+        <w:rPr>
+          <w:lang w:val="ar_AE" w:bidi="ar_AE"/>
+        </w:rPr>
+        <w:t>١ بطرس ١: ٢ (#٤)</w:t>
+      </w:r>
+      <w:r>
+        <w:rPr>
+          <w:lang w:val="ar_AE" w:bidi="ar_AE"/>
+        </w:rPr>
+      </w:r>
+    </w:p>
+    <w:p>
+      <w:pPr>
+        <w:bidi/>
+      </w:pPr>
+      <w:r>
+        <w:rPr>
+          <w:lang w:val="ar_AE" w:bidi="ar_AE"/>
+        </w:rPr>
+      </w:r>
+      <w:r>
+        <w:rPr>
+          <w:b/>
+          <w:lang w:val="ar_AE" w:bidi="ar_AE"/>
+        </w:rPr>
+        <w:t xml:space="preserve">"في </w:t>
+      </w:r>
+      <w:r>
+        <w:rPr>
+          <w:b/>
+          <w:lang w:val="ar_AE" w:bidi="ar_AE"/>
+        </w:rPr>
+        <w:t>تقديس الروح</w:t>
+      </w:r>
+      <w:r>
+        <w:rPr>
+          <w:b/>
+          <w:lang w:val="ar_AE" w:bidi="ar_AE"/>
+        </w:rPr>
+        <w:t>"</w:t>
       </w:r>
     </w:p>
     <w:p>
@@ -1206,13 +1516,13 @@
           <w:b/>
           <w:lang w:val="ar_AE" w:bidi="ar_AE"/>
         </w:rPr>
-        <w:t>العلم السابق</w:t>
-      </w:r>
-      <w:r>
-        <w:rPr>
-          <w:lang w:val="ar_AE" w:bidi="ar_AE"/>
-        </w:rPr>
-        <w:t>، يمكنك التعبير عن المفهوم نفسه بجملة فعلية. الترجمة البديلة: "ما كان يعلمه الله الآب مسبقًا"</w:t>
+        <w:t>التقديس</w:t>
+      </w:r>
+      <w:r>
+        <w:rPr>
+          <w:lang w:val="ar_AE" w:bidi="ar_AE"/>
+        </w:rPr>
+        <w:t>، فيمكنك التعبير عنه من خلال جملة فعلية. الترجمة البديلة: "بالروح يقدسكم"</w:t>
       </w:r>
     </w:p>
     <w:p>
@@ -1266,76 +1576,88 @@
         <w:rPr>
           <w:lang w:val="ar_AE" w:bidi="ar_AE"/>
         </w:rPr>
-        <w:t>١ بطرس ١: ٢ (#٢)</w:t>
-      </w:r>
-      <w:r>
-        <w:rPr>
-          <w:lang w:val="ar_AE" w:bidi="ar_AE"/>
-        </w:rPr>
-      </w:r>
-    </w:p>
-    <w:p>
-      <w:pPr>
-        <w:bidi/>
-      </w:pPr>
-      <w:r>
-        <w:rPr>
-          <w:lang w:val="ar_AE" w:bidi="ar_AE"/>
-        </w:rPr>
-      </w:r>
-      <w:r>
-        <w:rPr>
-          <w:b/>
-          <w:lang w:val="ar_AE" w:bidi="ar_AE"/>
-        </w:rPr>
-        <w:t>πρόγνωσιν Θεοῦ Πατρός</w:t>
-      </w:r>
-    </w:p>
-    <w:p>
-      <w:pPr>
-        <w:bidi/>
-      </w:pPr>
-      <w:r>
-        <w:rPr>
-          <w:lang w:val="ar_AE" w:bidi="ar_AE"/>
-        </w:rPr>
-      </w:r>
-      <w:r>
-        <w:rPr>
-          <w:b/>
-          <w:lang w:val="ar_AE" w:bidi="ar_AE"/>
-        </w:rPr>
-        <w:t>"</w:t>
-      </w:r>
-      <w:r>
-        <w:rPr>
-          <w:b/>
-          <w:lang w:val="ar_AE" w:bidi="ar_AE"/>
-        </w:rPr>
-        <w:t>علم الله الآب السابقِ</w:t>
-      </w:r>
-      <w:r>
-        <w:rPr>
-          <w:b/>
-          <w:lang w:val="ar_AE" w:bidi="ar_AE"/>
-        </w:rPr>
-        <w:t>"</w:t>
-      </w:r>
-    </w:p>
-    <w:p>
-      <w:pPr>
-        <w:bidi/>
-      </w:pPr>
-      <w:r>
-        <w:rPr>
-          <w:lang w:val="ar_AE" w:bidi="ar_AE"/>
-        </w:rPr>
-      </w:r>
-      <w:r>
-        <w:rPr>
-          <w:lang w:val="ar_AE" w:bidi="ar_AE"/>
-        </w:rPr>
-        <w:t>من الممكن ان تعنى هذه الجملة : (1) أن الله قد حدد ما سيحدث قبل أن يحدث. الترجمة البديلة: "ما خطط له الله الآب من قبل" (2) أو أن الله كان يعلم ما سيحدث قبل حدوثه. الترجمة البديلة: "ما كان يعرفه الله الآب مسبقًا"</w:t>
+        <w:t>١ بطرس ١: ٢ (#٥)</w:t>
+      </w:r>
+      <w:r>
+        <w:rPr>
+          <w:lang w:val="ar_AE" w:bidi="ar_AE"/>
+        </w:rPr>
+      </w:r>
+    </w:p>
+    <w:p>
+      <w:pPr>
+        <w:bidi/>
+      </w:pPr>
+      <w:r>
+        <w:rPr>
+          <w:lang w:val="ar_AE" w:bidi="ar_AE"/>
+        </w:rPr>
+      </w:r>
+      <w:r>
+        <w:rPr>
+          <w:b/>
+          <w:lang w:val="ar_AE" w:bidi="ar_AE"/>
+        </w:rPr>
+        <w:t>ἐν ἁγιασμῷ Πνεύματος</w:t>
+      </w:r>
+    </w:p>
+    <w:p>
+      <w:pPr>
+        <w:bidi/>
+      </w:pPr>
+      <w:r>
+        <w:rPr>
+          <w:lang w:val="ar_AE" w:bidi="ar_AE"/>
+        </w:rPr>
+      </w:r>
+      <w:r>
+        <w:rPr>
+          <w:b/>
+          <w:lang w:val="ar_AE" w:bidi="ar_AE"/>
+        </w:rPr>
+        <w:t>"في تقديس الروح"</w:t>
+      </w:r>
+    </w:p>
+    <w:p>
+      <w:pPr>
+        <w:bidi/>
+      </w:pPr>
+      <w:r>
+        <w:rPr>
+          <w:lang w:val="ar_AE" w:bidi="ar_AE"/>
+        </w:rPr>
+      </w:r>
+      <w:r>
+        <w:rPr>
+          <w:lang w:val="ar_AE" w:bidi="ar_AE"/>
+        </w:rPr>
+        <w:t xml:space="preserve">يستخدم بطرس صيغة الملكية (المُضاف والمُضاف إليه) لوصف </w:t>
+      </w:r>
+      <w:r>
+        <w:rPr>
+          <w:b/>
+          <w:lang w:val="ar_AE" w:bidi="ar_AE"/>
+        </w:rPr>
+        <w:t>التقديس</w:t>
+      </w:r>
+      <w:r>
+        <w:rPr>
+          <w:lang w:val="ar_AE" w:bidi="ar_AE"/>
+        </w:rPr>
+        <w:t xml:space="preserve"> الذي يُحدثه </w:t>
+      </w:r>
+      <w:r>
+        <w:rPr>
+          <w:b/>
+          <w:lang w:val="ar_AE" w:bidi="ar_AE"/>
+        </w:rPr>
+        <w:t>الروح</w:t>
+      </w:r>
+      <w:r>
+        <w:rPr>
+          <w:lang w:val="ar_AE" w:bidi="ar_AE"/>
+        </w:rPr>
+        <w:t xml:space="preserve"> القدس. وإذا لم يكن هذا الوصف واضحًا في لغتك فيمكنك التعبير عنه بشكل مباشر. الترجمة البديلة: "بواسطة الروح الذي يجعلك مقدسًا"</w:t>
       </w:r>
     </w:p>
     <w:p>
@@ -1357,7 +1679,7 @@
         <w:rPr>
           <w:lang w:val="ar_AE" w:bidi="ar_AE"/>
         </w:rPr>
-        <w:t>المعرفة المفترضة والمعلومات الضمنية</w:t>
+        <w:t>أدوات الملكية</w:t>
       </w:r>
       <w:r>
         <w:rPr>
@@ -1389,436 +1711,12 @@
         <w:rPr>
           <w:lang w:val="ar_AE" w:bidi="ar_AE"/>
         </w:rPr>
-        <w:t>١ بطرس ١: ٢ (#٣)</w:t>
-      </w:r>
-      <w:r>
-        <w:rPr>
-          <w:lang w:val="ar_AE" w:bidi="ar_AE"/>
-        </w:rPr>
-      </w:r>
-    </w:p>
-    <w:p>
-      <w:pPr>
-        <w:bidi/>
-      </w:pPr>
-      <w:r>
-        <w:rPr>
-          <w:lang w:val="ar_AE" w:bidi="ar_AE"/>
-        </w:rPr>
-      </w:r>
-      <w:r>
-        <w:rPr>
-          <w:b/>
-          <w:lang w:val="ar_AE" w:bidi="ar_AE"/>
-        </w:rPr>
-        <w:t>Πατρός</w:t>
-      </w:r>
-    </w:p>
-    <w:p>
-      <w:pPr>
-        <w:bidi/>
-      </w:pPr>
-      <w:r>
-        <w:rPr>
-          <w:lang w:val="ar_AE" w:bidi="ar_AE"/>
-        </w:rPr>
-      </w:r>
-      <w:r>
-        <w:rPr>
-          <w:b/>
-          <w:lang w:val="ar_AE" w:bidi="ar_AE"/>
-        </w:rPr>
-        <w:t>"</w:t>
-      </w:r>
-      <w:r>
-        <w:rPr>
-          <w:b/>
-          <w:lang w:val="ar_AE" w:bidi="ar_AE"/>
-        </w:rPr>
-        <w:t>ٱلْآبِ</w:t>
-      </w:r>
-      <w:r>
-        <w:rPr>
-          <w:b/>
-          <w:lang w:val="ar_AE" w:bidi="ar_AE"/>
-        </w:rPr>
-        <w:t>"</w:t>
-      </w:r>
-    </w:p>
-    <w:p>
-      <w:pPr>
-        <w:bidi/>
-      </w:pPr>
-      <w:r>
-        <w:rPr>
-          <w:lang w:val="ar_AE" w:bidi="ar_AE"/>
-        </w:rPr>
-      </w:r>
-      <w:r>
-        <w:rPr>
-          <w:lang w:val="ar_AE" w:bidi="ar_AE"/>
-        </w:rPr>
-        <w:t>يُعدّ لقب "</w:t>
-      </w:r>
-      <w:r>
-        <w:rPr>
-          <w:b/>
-          <w:lang w:val="ar_AE" w:bidi="ar_AE"/>
-        </w:rPr>
-        <w:t>الأب</w:t>
-      </w:r>
-      <w:r>
-        <w:rPr>
-          <w:lang w:val="ar_AE" w:bidi="ar_AE"/>
-        </w:rPr>
-        <w:t>" من الألقاب الجوهرية في وصف الله.</w:t>
-      </w:r>
-    </w:p>
-    <w:p>
-      <w:pPr>
-        <w:bidi/>
-      </w:pPr>
-      <w:r>
-        <w:rPr>
-          <w:lang w:val="ar_AE" w:bidi="ar_AE"/>
-        </w:rPr>
-      </w:r>
-      <w:r>
-        <w:rPr>
-          <w:lang w:val="ar_AE" w:bidi="ar_AE"/>
-        </w:rPr>
-        <w:t xml:space="preserve">انظر: </w:t>
-      </w:r>
-      <w:r>
-        <w:rPr>
-          <w:lang w:val="ar_AE" w:bidi="ar_AE"/>
-        </w:rPr>
-        <w:t>ترجمة الابن والأب</w:t>
-      </w:r>
-      <w:r>
-        <w:rPr>
-          <w:lang w:val="ar_AE" w:bidi="ar_AE"/>
-        </w:rPr>
-      </w:r>
-      <w:r>
-        <w:rPr>
-          <w:lang w:val="ar_AE" w:bidi="ar_AE"/>
-        </w:rPr>
-      </w:r>
-    </w:p>
-    <w:p>
-      <w:pPr>
-        <w:bidi/>
-      </w:pPr>
-      <w:r>
-        <w:rPr>
-          <w:lang w:val="ar_AE" w:bidi="ar_AE"/>
-        </w:rPr>
-      </w:r>
-    </w:p>
-    <w:p>
-      <w:pPr>
-        <w:pStyle w:val="Heading2"/>
-        <w:bidi/>
-      </w:pPr>
-      <w:r>
-        <w:rPr>
-          <w:lang w:val="ar_AE" w:bidi="ar_AE"/>
-        </w:rPr>
-        <w:t>١ بطرس ١: ٢ (#٤)</w:t>
-      </w:r>
-      <w:r>
-        <w:rPr>
-          <w:lang w:val="ar_AE" w:bidi="ar_AE"/>
-        </w:rPr>
-      </w:r>
-    </w:p>
-    <w:p>
-      <w:pPr>
-        <w:bidi/>
-      </w:pPr>
-      <w:r>
-        <w:rPr>
-          <w:lang w:val="ar_AE" w:bidi="ar_AE"/>
-        </w:rPr>
-      </w:r>
-      <w:r>
-        <w:rPr>
-          <w:b/>
-          <w:lang w:val="ar_AE" w:bidi="ar_AE"/>
-        </w:rPr>
-        <w:t>ἐν ἁγιασμῷ Πνεύματος</w:t>
-      </w:r>
-    </w:p>
-    <w:p>
-      <w:pPr>
-        <w:bidi/>
-      </w:pPr>
-      <w:r>
-        <w:rPr>
-          <w:lang w:val="ar_AE" w:bidi="ar_AE"/>
-        </w:rPr>
-      </w:r>
-      <w:r>
-        <w:rPr>
-          <w:b/>
-          <w:lang w:val="ar_AE" w:bidi="ar_AE"/>
-        </w:rPr>
-        <w:t xml:space="preserve">"في </w:t>
-      </w:r>
-      <w:r>
-        <w:rPr>
-          <w:b/>
-          <w:lang w:val="ar_AE" w:bidi="ar_AE"/>
-        </w:rPr>
-        <w:t>تقديس الروح</w:t>
-      </w:r>
-      <w:r>
-        <w:rPr>
-          <w:b/>
-          <w:lang w:val="ar_AE" w:bidi="ar_AE"/>
-        </w:rPr>
-        <w:t>"</w:t>
-      </w:r>
-    </w:p>
-    <w:p>
-      <w:pPr>
-        <w:bidi/>
-      </w:pPr>
-      <w:r>
-        <w:rPr>
-          <w:lang w:val="ar_AE" w:bidi="ar_AE"/>
-        </w:rPr>
-      </w:r>
-      <w:r>
-        <w:rPr>
-          <w:lang w:val="ar_AE" w:bidi="ar_AE"/>
-        </w:rPr>
-        <w:t xml:space="preserve">إذا كانت لغتك لا تستخدم اسمًا مجردًا لمفهوم </w:t>
-      </w:r>
-      <w:r>
-        <w:rPr>
-          <w:b/>
-          <w:lang w:val="ar_AE" w:bidi="ar_AE"/>
-        </w:rPr>
-        <w:t>التقديس</w:t>
-      </w:r>
-      <w:r>
-        <w:rPr>
-          <w:lang w:val="ar_AE" w:bidi="ar_AE"/>
-        </w:rPr>
-        <w:t>، فيمكنك التعبير عنه من خلال جملة فعلية. الترجمة البديلة: "بالروح يقدسكم"</w:t>
-      </w:r>
-    </w:p>
-    <w:p>
-      <w:pPr>
-        <w:bidi/>
-      </w:pPr>
-      <w:r>
-        <w:rPr>
-          <w:lang w:val="ar_AE" w:bidi="ar_AE"/>
-        </w:rPr>
-      </w:r>
-      <w:r>
-        <w:rPr>
-          <w:lang w:val="ar_AE" w:bidi="ar_AE"/>
-        </w:rPr>
-        <w:t xml:space="preserve">انظر: </w:t>
-      </w:r>
-      <w:r>
-        <w:rPr>
-          <w:lang w:val="ar_AE" w:bidi="ar_AE"/>
-        </w:rPr>
-        <w:t>الأسماء المجردة</w:t>
-      </w:r>
-      <w:r>
-        <w:rPr>
-          <w:lang w:val="ar_AE" w:bidi="ar_AE"/>
-        </w:rPr>
-      </w:r>
-      <w:r>
-        <w:rPr>
-          <w:lang w:val="ar_AE" w:bidi="ar_AE"/>
-        </w:rPr>
-      </w:r>
-    </w:p>
-    <w:p>
-      <w:pPr>
-        <w:bidi/>
-      </w:pPr>
-      <w:r>
-        <w:rPr>
-          <w:lang w:val="ar_AE" w:bidi="ar_AE"/>
-        </w:rPr>
-      </w:r>
-    </w:p>
-    <w:p>
-      <w:pPr>
-        <w:pStyle w:val="Heading2"/>
-        <w:bidi/>
-      </w:pPr>
-      <w:r>
-        <w:rPr>
-          <w:lang w:val="ar_AE" w:bidi="ar_AE"/>
-        </w:rPr>
-        <w:t>١ بطرس ١: ٢ (#٥)</w:t>
-      </w:r>
-      <w:r>
-        <w:rPr>
-          <w:lang w:val="ar_AE" w:bidi="ar_AE"/>
-        </w:rPr>
-      </w:r>
-    </w:p>
-    <w:p>
-      <w:pPr>
-        <w:bidi/>
-      </w:pPr>
-      <w:r>
-        <w:rPr>
-          <w:lang w:val="ar_AE" w:bidi="ar_AE"/>
-        </w:rPr>
-      </w:r>
-      <w:r>
-        <w:rPr>
-          <w:b/>
-          <w:lang w:val="ar_AE" w:bidi="ar_AE"/>
-        </w:rPr>
-        <w:t>ἐν ἁγιασμῷ Πνεύματος</w:t>
-      </w:r>
-    </w:p>
-    <w:p>
-      <w:pPr>
-        <w:bidi/>
-      </w:pPr>
-      <w:r>
-        <w:rPr>
-          <w:lang w:val="ar_AE" w:bidi="ar_AE"/>
-        </w:rPr>
-      </w:r>
-      <w:r>
-        <w:rPr>
-          <w:b/>
-          <w:lang w:val="ar_AE" w:bidi="ar_AE"/>
-        </w:rPr>
-        <w:t>"في تقديس الروح"</w:t>
-      </w:r>
-    </w:p>
-    <w:p>
-      <w:pPr>
-        <w:bidi/>
-      </w:pPr>
-      <w:r>
-        <w:rPr>
-          <w:lang w:val="ar_AE" w:bidi="ar_AE"/>
-        </w:rPr>
-      </w:r>
-      <w:r>
-        <w:rPr>
-          <w:lang w:val="ar_AE" w:bidi="ar_AE"/>
-        </w:rPr>
-        <w:t xml:space="preserve">يستخدم بطرس صيغة الملكية (المُضاف والمُضاف إليه) لوصف </w:t>
-      </w:r>
-      <w:r>
-        <w:rPr>
-          <w:b/>
-          <w:lang w:val="ar_AE" w:bidi="ar_AE"/>
-        </w:rPr>
-        <w:t>التقديس</w:t>
-      </w:r>
-      <w:r>
-        <w:rPr>
-          <w:lang w:val="ar_AE" w:bidi="ar_AE"/>
-        </w:rPr>
-        <w:t xml:space="preserve"> الذي يُحدثه </w:t>
-      </w:r>
-      <w:r>
-        <w:rPr>
-          <w:b/>
-          <w:lang w:val="ar_AE" w:bidi="ar_AE"/>
-        </w:rPr>
-        <w:t>الروح</w:t>
-      </w:r>
-      <w:r>
-        <w:rPr>
-          <w:lang w:val="ar_AE" w:bidi="ar_AE"/>
-        </w:rPr>
-        <w:t xml:space="preserve"> القدس. وإذا لم يكن هذا الوصف واضحًا في لغتك فيمكنك التعبير عنه بشكل مباشر. الترجمة البديلة: "بواسطة الروح الذي يجعلك مقدسًا"</w:t>
-      </w:r>
-    </w:p>
-    <w:p>
-      <w:pPr>
-        <w:bidi/>
-      </w:pPr>
-      <w:r>
-        <w:rPr>
-          <w:lang w:val="ar_AE" w:bidi="ar_AE"/>
-        </w:rPr>
-      </w:r>
-      <w:r>
-        <w:rPr>
-          <w:lang w:val="ar_AE" w:bidi="ar_AE"/>
-        </w:rPr>
-        <w:t xml:space="preserve">انظر: </w:t>
-      </w:r>
-      <w:r>
-        <w:rPr>
-          <w:lang w:val="ar_AE" w:bidi="ar_AE"/>
-        </w:rPr>
-        <w:t>أدوات الملكية</w:t>
-      </w:r>
-      <w:r>
-        <w:rPr>
-          <w:lang w:val="ar_AE" w:bidi="ar_AE"/>
-        </w:rPr>
-      </w:r>
-      <w:r>
-        <w:rPr>
-          <w:lang w:val="ar_AE" w:bidi="ar_AE"/>
-        </w:rPr>
-      </w:r>
-    </w:p>
-    <w:p>
-      <w:pPr>
-        <w:bidi/>
-      </w:pPr>
-      <w:r>
-        <w:rPr>
-          <w:lang w:val="ar_AE" w:bidi="ar_AE"/>
-        </w:rPr>
-      </w:r>
-    </w:p>
-    <w:p>
-      <w:pPr>
-        <w:pStyle w:val="Heading2"/>
-        <w:bidi/>
-      </w:pPr>
-      <w:r>
-        <w:rPr>
-          <w:lang w:val="ar_AE" w:bidi="ar_AE"/>
-        </w:rPr>
         <w:t>١ بطرس ١: ٢ (#٦)</w:t>
       </w:r>
       <w:r>
         <w:rPr>
           <w:lang w:val="ar_AE" w:bidi="ar_AE"/>
         </w:rPr>
-      </w:r>
-    </w:p>
-    <w:p>
-      <w:pPr>
-        <w:bidi/>
-      </w:pPr>
-      <w:r>
-        <w:rPr>
-          <w:lang w:val="ar_AE" w:bidi="ar_AE"/>
-        </w:rPr>
-      </w:r>
-      <w:r>
-        <w:rPr>
-          <w:b/>
-          <w:lang w:val="ar_AE" w:bidi="ar_AE"/>
-        </w:rPr>
-        <w:t>εἰς ὑπακοὴν καὶ ῥαντισμὸν αἵματος Ἰησοῦ Χριστοῦ</w:t>
       </w:r>
     </w:p>
     <w:p>
@@ -2870,23 +2768,6 @@
           <w:b/>
           <w:lang w:val="ar_AE" w:bidi="ar_AE"/>
         </w:rPr>
-        <w:t>χάρις ὑμῖν καὶ εἰρήνη πληθυνθείη</w:t>
-      </w:r>
-    </w:p>
-    <w:p>
-      <w:pPr>
-        <w:bidi/>
-      </w:pPr>
-      <w:r>
-        <w:rPr>
-          <w:lang w:val="ar_AE" w:bidi="ar_AE"/>
-        </w:rPr>
-      </w:r>
-      <w:r>
-        <w:rPr>
-          <w:b/>
-          <w:lang w:val="ar_AE" w:bidi="ar_AE"/>
-        </w:rPr>
         <w:t>"لتكثر لكم النعمة والسلام"</w:t>
       </w:r>
     </w:p>
@@ -3088,23 +2969,6 @@
           <w:b/>
           <w:lang w:val="ar_AE" w:bidi="ar_AE"/>
         </w:rPr>
-        <w:t>Πατὴρ</w:t>
-      </w:r>
-    </w:p>
-    <w:p>
-      <w:pPr>
-        <w:bidi/>
-      </w:pPr>
-      <w:r>
-        <w:rPr>
-          <w:lang w:val="ar_AE" w:bidi="ar_AE"/>
-        </w:rPr>
-      </w:r>
-      <w:r>
-        <w:rPr>
-          <w:b/>
-          <w:lang w:val="ar_AE" w:bidi="ar_AE"/>
-        </w:rPr>
         <w:t>"</w:t>
       </w:r>
       <w:r>
@@ -3718,23 +3582,6 @@
           <w:b/>
           <w:lang w:val="ar_AE" w:bidi="ar_AE"/>
         </w:rPr>
-        <w:t>ὁ &amp; ἀναγεννήσας ἡμᾶς εἰς ἐλπίδα ζῶσαν, δι’ ἀναστάσεως Ἰησοῦ Χριστοῦ ἐκ νεκρῶν</w:t>
-      </w:r>
-    </w:p>
-    <w:p>
-      <w:pPr>
-        <w:bidi/>
-      </w:pPr>
-      <w:r>
-        <w:rPr>
-          <w:lang w:val="ar_AE" w:bidi="ar_AE"/>
-        </w:rPr>
-      </w:r>
-      <w:r>
-        <w:rPr>
-          <w:b/>
-          <w:lang w:val="ar_AE" w:bidi="ar_AE"/>
-        </w:rPr>
         <w:t>"</w:t>
       </w:r>
       <w:r>
@@ -4107,23 +3954,6 @@
         <w:rPr>
           <w:lang w:val="ar_AE" w:bidi="ar_AE"/>
         </w:rPr>
-      </w:r>
-    </w:p>
-    <w:p>
-      <w:pPr>
-        <w:bidi/>
-      </w:pPr>
-      <w:r>
-        <w:rPr>
-          <w:lang w:val="ar_AE" w:bidi="ar_AE"/>
-        </w:rPr>
-      </w:r>
-      <w:r>
-        <w:rPr>
-          <w:b/>
-          <w:lang w:val="ar_AE" w:bidi="ar_AE"/>
-        </w:rPr>
-        <w:t>δι’ ἀναστάσεως Ἰησοῦ Χριστοῦ ἐκ νεκρῶν</w:t>
       </w:r>
     </w:p>
     <w:p>
@@ -4461,23 +4291,6 @@
           <w:b/>
           <w:lang w:val="ar_AE" w:bidi="ar_AE"/>
         </w:rPr>
-        <w:t>εἰς κληρονομίαν ἄφθαρτον, καὶ ἀμίαντον, καὶ ἀμάραντον</w:t>
-      </w:r>
-    </w:p>
-    <w:p>
-      <w:pPr>
-        <w:bidi/>
-      </w:pPr>
-      <w:r>
-        <w:rPr>
-          <w:lang w:val="ar_AE" w:bidi="ar_AE"/>
-        </w:rPr>
-      </w:r>
-      <w:r>
-        <w:rPr>
-          <w:b/>
-          <w:lang w:val="ar_AE" w:bidi="ar_AE"/>
-        </w:rPr>
         <w:t>"لميراث لا يفنى ولا يتدنس ولا يضمحل"</w:t>
       </w:r>
     </w:p>
@@ -4705,23 +4518,6 @@
           <w:b/>
           <w:lang w:val="ar_AE" w:bidi="ar_AE"/>
         </w:rPr>
-        <w:t>τετηρημένην ἐν οὐρανοῖς εἰς ὑμᾶς</w:t>
-      </w:r>
-    </w:p>
-    <w:p>
-      <w:pPr>
-        <w:bidi/>
-      </w:pPr>
-      <w:r>
-        <w:rPr>
-          <w:lang w:val="ar_AE" w:bidi="ar_AE"/>
-        </w:rPr>
-      </w:r>
-      <w:r>
-        <w:rPr>
-          <w:b/>
-          <w:lang w:val="ar_AE" w:bidi="ar_AE"/>
-        </w:rPr>
         <w:t>"محفوظ في السماوات لأجلكم"</w:t>
       </w:r>
     </w:p>
@@ -4814,23 +4610,6 @@
           <w:b/>
           <w:lang w:val="ar_AE" w:bidi="ar_AE"/>
         </w:rPr>
-        <w:t>τοὺς ἐν δυνάμει Θεοῦ φρουρουμένους</w:t>
-      </w:r>
-    </w:p>
-    <w:p>
-      <w:pPr>
-        <w:bidi/>
-      </w:pPr>
-      <w:r>
-        <w:rPr>
-          <w:lang w:val="ar_AE" w:bidi="ar_AE"/>
-        </w:rPr>
-      </w:r>
-      <w:r>
-        <w:rPr>
-          <w:b/>
-          <w:lang w:val="ar_AE" w:bidi="ar_AE"/>
-        </w:rPr>
         <w:t>"أنتم الذين بقوة الله محروسون"</w:t>
       </w:r>
     </w:p>
@@ -5157,23 +4936,6 @@
         <w:rPr>
           <w:lang w:val="ar_AE" w:bidi="ar_AE"/>
         </w:rPr>
-      </w:r>
-    </w:p>
-    <w:p>
-      <w:pPr>
-        <w:bidi/>
-      </w:pPr>
-      <w:r>
-        <w:rPr>
-          <w:lang w:val="ar_AE" w:bidi="ar_AE"/>
-        </w:rPr>
-      </w:r>
-      <w:r>
-        <w:rPr>
-          <w:b/>
-          <w:lang w:val="ar_AE" w:bidi="ar_AE"/>
-        </w:rPr>
-        <w:t>εἰς σωτηρίαν ἑτοίμην ἀποκαλυφθῆναι</w:t>
       </w:r>
     </w:p>
     <w:p>
@@ -5922,23 +5684,6 @@
           <w:b/>
           <w:lang w:val="ar_AE" w:bidi="ar_AE"/>
         </w:rPr>
-        <w:t>ὀλίγον ἄρτι, εἰ δέον λυπηθέντες ἐν ποικίλοις πειρασμοῖς</w:t>
-      </w:r>
-    </w:p>
-    <w:p>
-      <w:pPr>
-        <w:bidi/>
-      </w:pPr>
-      <w:r>
-        <w:rPr>
-          <w:lang w:val="ar_AE" w:bidi="ar_AE"/>
-        </w:rPr>
-      </w:r>
-      <w:r>
-        <w:rPr>
-          <w:b/>
-          <w:lang w:val="ar_AE" w:bidi="ar_AE"/>
-        </w:rPr>
         <w:t>"مع أنكم الآن - إن كان يجب - تحزنون يسيرا بتجارب متنوعة"</w:t>
       </w:r>
     </w:p>
@@ -6327,23 +6072,6 @@
           <w:b/>
           <w:lang w:val="ar_AE" w:bidi="ar_AE"/>
         </w:rPr>
-        <w:t>ἵνα τὸ δοκίμιον ὑμῶν τῆς πίστεως πολυτιμότερον χρυσίου τοῦ ἀπολλυμένου, διὰ πυρὸς δὲ δοκιμαζομένου, εὑρεθῇ εἰς ἔπαινον, καὶ δόξαν, καὶ τιμὴν, ἐν ἀποκαλύψει Ἰησοῦ Χριστοῦ</w:t>
-      </w:r>
-    </w:p>
-    <w:p>
-      <w:pPr>
-        <w:bidi/>
-      </w:pPr>
-      <w:r>
-        <w:rPr>
-          <w:lang w:val="ar_AE" w:bidi="ar_AE"/>
-        </w:rPr>
-      </w:r>
-      <w:r>
-        <w:rPr>
-          <w:b/>
-          <w:lang w:val="ar_AE" w:bidi="ar_AE"/>
-        </w:rPr>
         <w:t>"</w:t>
       </w:r>
       <w:r>
@@ -6605,23 +6333,6 @@
           <w:b/>
           <w:lang w:val="ar_AE" w:bidi="ar_AE"/>
         </w:rPr>
-        <w:t>εὑρεθῇ εἰς ἔπαινον, καὶ δόξαν, καὶ τιμὴν</w:t>
-      </w:r>
-    </w:p>
-    <w:p>
-      <w:pPr>
-        <w:bidi/>
-      </w:pPr>
-      <w:r>
-        <w:rPr>
-          <w:lang w:val="ar_AE" w:bidi="ar_AE"/>
-        </w:rPr>
-      </w:r>
-      <w:r>
-        <w:rPr>
-          <w:b/>
-          <w:lang w:val="ar_AE" w:bidi="ar_AE"/>
-        </w:rPr>
         <w:t>"توجد للمدح والكرامة والمجد"</w:t>
       </w:r>
     </w:p>
@@ -6842,23 +6553,6 @@
           <w:b/>
           <w:lang w:val="ar_AE" w:bidi="ar_AE"/>
         </w:rPr>
-        <w:t>ἐν ἀποκαλύψει Ἰησοῦ Χριστοῦ</w:t>
-      </w:r>
-    </w:p>
-    <w:p>
-      <w:pPr>
-        <w:bidi/>
-      </w:pPr>
-      <w:r>
-        <w:rPr>
-          <w:lang w:val="ar_AE" w:bidi="ar_AE"/>
-        </w:rPr>
-      </w:r>
-      <w:r>
-        <w:rPr>
-          <w:b/>
-          <w:lang w:val="ar_AE" w:bidi="ar_AE"/>
-        </w:rPr>
         <w:t>"عند استعلان يسوع المسيح"</w:t>
       </w:r>
     </w:p>
@@ -7099,23 +6793,6 @@
           <w:b/>
           <w:lang w:val="ar_AE" w:bidi="ar_AE"/>
         </w:rPr>
-        <w:t>κομιζόμενοι &amp; σωτηρίαν</w:t>
-      </w:r>
-    </w:p>
-    <w:p>
-      <w:pPr>
-        <w:bidi/>
-      </w:pPr>
-      <w:r>
-        <w:rPr>
-          <w:lang w:val="ar_AE" w:bidi="ar_AE"/>
-        </w:rPr>
-      </w:r>
-      <w:r>
-        <w:rPr>
-          <w:b/>
-          <w:lang w:val="ar_AE" w:bidi="ar_AE"/>
-        </w:rPr>
         <w:t>"نائلين "</w:t>
       </w:r>
       <w:r>
@@ -8414,23 +8091,6 @@
           <w:b/>
           <w:lang w:val="ar_AE" w:bidi="ar_AE"/>
         </w:rPr>
-        <w:t>τὰ εἰς Χριστὸν παθήματα, καὶ τὰς μετὰ ταῦτα δόξας</w:t>
-      </w:r>
-    </w:p>
-    <w:p>
-      <w:pPr>
-        <w:bidi/>
-      </w:pPr>
-      <w:r>
-        <w:rPr>
-          <w:lang w:val="ar_AE" w:bidi="ar_AE"/>
-        </w:rPr>
-      </w:r>
-      <w:r>
-        <w:rPr>
-          <w:b/>
-          <w:lang w:val="ar_AE" w:bidi="ar_AE"/>
-        </w:rPr>
         <w:t>"بالآلام التي للمسيح، والأمجاد التي بعدها."</w:t>
       </w:r>
     </w:p>
@@ -8658,23 +8318,6 @@
           <w:b/>
           <w:lang w:val="ar_AE" w:bidi="ar_AE"/>
         </w:rPr>
-        <w:t>ἃ νῦν ἀνηγγέλη ὑμῖν, διὰ τῶν εὐαγγελισαμένων ὑμᾶς</w:t>
-      </w:r>
-    </w:p>
-    <w:p>
-      <w:pPr>
-        <w:bidi/>
-      </w:pPr>
-      <w:r>
-        <w:rPr>
-          <w:lang w:val="ar_AE" w:bidi="ar_AE"/>
-        </w:rPr>
-      </w:r>
-      <w:r>
-        <w:rPr>
-          <w:b/>
-          <w:lang w:val="ar_AE" w:bidi="ar_AE"/>
-        </w:rPr>
         <w:t>"التي أخبرتم بها أنتم الآن، بواسطة الذين بشروكم"</w:t>
       </w:r>
     </w:p>
@@ -8873,23 +8516,6 @@
         <w:rPr>
           <w:lang w:val="ar_AE" w:bidi="ar_AE"/>
         </w:rPr>
-      </w:r>
-    </w:p>
-    <w:p>
-      <w:pPr>
-        <w:bidi/>
-      </w:pPr>
-      <w:r>
-        <w:rPr>
-          <w:lang w:val="ar_AE" w:bidi="ar_AE"/>
-        </w:rPr>
-      </w:r>
-      <w:r>
-        <w:rPr>
-          <w:b/>
-          <w:lang w:val="ar_AE" w:bidi="ar_AE"/>
-        </w:rPr>
-        <w:t>ἀποσταλέντι ἀπ’ οὐρανοῦ</w:t>
       </w:r>
     </w:p>
     <w:p>
@@ -10668,23 +10294,6 @@
           <w:b/>
           <w:lang w:val="ar_AE" w:bidi="ar_AE"/>
         </w:rPr>
-        <w:t>μὴ συνσχηματιζόμενοι ταῖς πρότερον &amp; ἐπιθυμίαις</w:t>
-      </w:r>
-    </w:p>
-    <w:p>
-      <w:pPr>
-        <w:bidi/>
-      </w:pPr>
-      <w:r>
-        <w:rPr>
-          <w:lang w:val="ar_AE" w:bidi="ar_AE"/>
-        </w:rPr>
-      </w:r>
-      <w:r>
-        <w:rPr>
-          <w:b/>
-          <w:lang w:val="ar_AE" w:bidi="ar_AE"/>
-        </w:rPr>
         <w:t>"لا تشاكلوا شهواتكم السابقة"</w:t>
       </w:r>
     </w:p>
@@ -10883,23 +10492,6 @@
         <w:rPr>
           <w:lang w:val="ar_AE" w:bidi="ar_AE"/>
         </w:rPr>
-      </w:r>
-    </w:p>
-    <w:p>
-      <w:pPr>
-        <w:bidi/>
-      </w:pPr>
-      <w:r>
-        <w:rPr>
-          <w:lang w:val="ar_AE" w:bidi="ar_AE"/>
-        </w:rPr>
-      </w:r>
-      <w:r>
-        <w:rPr>
-          <w:b/>
-          <w:lang w:val="ar_AE" w:bidi="ar_AE"/>
-        </w:rPr>
-        <w:t>τὸν καλέσαντα ὑμᾶς</w:t>
       </w:r>
     </w:p>
     <w:p>
@@ -11725,23 +11317,6 @@
           <w:b/>
           <w:lang w:val="ar_AE" w:bidi="ar_AE"/>
         </w:rPr>
-        <w:t>τὸν ἀπροσωπολήμπτως κρίνοντα</w:t>
-      </w:r>
-    </w:p>
-    <w:p>
-      <w:pPr>
-        <w:bidi/>
-      </w:pPr>
-      <w:r>
-        <w:rPr>
-          <w:lang w:val="ar_AE" w:bidi="ar_AE"/>
-        </w:rPr>
-      </w:r>
-      <w:r>
-        <w:rPr>
-          <w:b/>
-          <w:lang w:val="ar_AE" w:bidi="ar_AE"/>
-        </w:rPr>
         <w:t>"الذي يحكم بغير محاباة"</w:t>
       </w:r>
     </w:p>
@@ -11943,23 +11518,6 @@
           <w:b/>
           <w:lang w:val="ar_AE" w:bidi="ar_AE"/>
         </w:rPr>
-        <w:t>οὐ φθαρτοῖς, ἀργυρίῳ ἢ χρυσίῳ, ἐλυτρώθητε ἐκ τῆς ματαίας ὑμῶν ἀναστροφῆς πατροπαραδότου</w:t>
-      </w:r>
-    </w:p>
-    <w:p>
-      <w:pPr>
-        <w:bidi/>
-      </w:pPr>
-      <w:r>
-        <w:rPr>
-          <w:lang w:val="ar_AE" w:bidi="ar_AE"/>
-        </w:rPr>
-      </w:r>
-      <w:r>
-        <w:rPr>
-          <w:b/>
-          <w:lang w:val="ar_AE" w:bidi="ar_AE"/>
-        </w:rPr>
         <w:t>"افتديتم لا بأشياء تفنى، بفضة أو ذهب، من سيرتكم الباطلة التي تقلدتموها من الآباء"</w:t>
       </w:r>
     </w:p>
@@ -12547,23 +12105,6 @@
           <w:b/>
           <w:lang w:val="ar_AE" w:bidi="ar_AE"/>
         </w:rPr>
-        <w:t>τιμίῳ αἵματι &amp; Χριστοῦ</w:t>
-      </w:r>
-    </w:p>
-    <w:p>
-      <w:pPr>
-        <w:bidi/>
-      </w:pPr>
-      <w:r>
-        <w:rPr>
-          <w:lang w:val="ar_AE" w:bidi="ar_AE"/>
-        </w:rPr>
-      </w:r>
-      <w:r>
-        <w:rPr>
-          <w:b/>
-          <w:lang w:val="ar_AE" w:bidi="ar_AE"/>
-        </w:rPr>
         <w:t>"بدم كريم ... دم المسيح"</w:t>
       </w:r>
     </w:p>
@@ -13131,23 +12672,6 @@
           <w:b/>
           <w:lang w:val="ar_AE" w:bidi="ar_AE"/>
         </w:rPr>
-        <w:t>πρὸ καταβολῆς κόσμου</w:t>
-      </w:r>
-    </w:p>
-    <w:p>
-      <w:pPr>
-        <w:bidi/>
-      </w:pPr>
-      <w:r>
-        <w:rPr>
-          <w:lang w:val="ar_AE" w:bidi="ar_AE"/>
-        </w:rPr>
-      </w:r>
-      <w:r>
-        <w:rPr>
-          <w:b/>
-          <w:lang w:val="ar_AE" w:bidi="ar_AE"/>
-        </w:rPr>
         <w:t>"قبل تأسيس العالم"</w:t>
       </w:r>
     </w:p>
@@ -13834,23 +13358,6 @@
         <w:rPr>
           <w:lang w:val="ar_AE" w:bidi="ar_AE"/>
         </w:rPr>
-      </w:r>
-    </w:p>
-    <w:p>
-      <w:pPr>
-        <w:bidi/>
-      </w:pPr>
-      <w:r>
-        <w:rPr>
-          <w:lang w:val="ar_AE" w:bidi="ar_AE"/>
-        </w:rPr>
-      </w:r>
-      <w:r>
-        <w:rPr>
-          <w:b/>
-          <w:lang w:val="ar_AE" w:bidi="ar_AE"/>
-        </w:rPr>
-        <w:t>τὴν πίστιν ὑμῶν καὶ ἐλπίδα, εἶναι εἰς Θεόν</w:t>
       </w:r>
     </w:p>
     <w:p>
@@ -15659,23 +15166,6 @@
           <w:b/>
           <w:lang w:val="ar_AE" w:bidi="ar_AE"/>
         </w:rPr>
-        <w:t>πᾶσα σὰρξ ὡς χόρτος, καὶ πᾶσα δόξα αὐτῆς ὡς ἄνθος χόρτου. ἐξηράνθη ὁ χόρτος, καὶ τὸ ἄνθος ἐξέπεσεν</w:t>
-      </w:r>
-    </w:p>
-    <w:p>
-      <w:pPr>
-        <w:bidi/>
-      </w:pPr>
-      <w:r>
-        <w:rPr>
-          <w:lang w:val="ar_AE" w:bidi="ar_AE"/>
-        </w:rPr>
-      </w:r>
-      <w:r>
-        <w:rPr>
-          <w:b/>
-          <w:lang w:val="ar_AE" w:bidi="ar_AE"/>
-        </w:rPr>
         <w:t>"..."</w:t>
       </w:r>
     </w:p>
@@ -16030,23 +15520,6 @@
           <w:b/>
           <w:lang w:val="ar_AE" w:bidi="ar_AE"/>
         </w:rPr>
-        <w:t>ἄνθος χόρτου. ἐξηράνθη ὁ χόρτος, καὶ τὸ ἄνθος ἐξέπεσεν</w:t>
-      </w:r>
-    </w:p>
-    <w:p>
-      <w:pPr>
-        <w:bidi/>
-      </w:pPr>
-      <w:r>
-        <w:rPr>
-          <w:lang w:val="ar_AE" w:bidi="ar_AE"/>
-        </w:rPr>
-      </w:r>
-      <w:r>
-        <w:rPr>
-          <w:b/>
-          <w:lang w:val="ar_AE" w:bidi="ar_AE"/>
-        </w:rPr>
         <w:t>"كزهر عشب. العشب يبس وزهره سقط"</w:t>
       </w:r>
     </w:p>
@@ -16972,23 +16445,6 @@
           <w:b/>
           <w:lang w:val="ar_AE" w:bidi="ar_AE"/>
         </w:rPr>
-        <w:t>τὸ ῥῆμα τὸ εὐαγγελισθὲν</w:t>
-      </w:r>
-    </w:p>
-    <w:p>
-      <w:pPr>
-        <w:bidi/>
-      </w:pPr>
-      <w:r>
-        <w:rPr>
-          <w:lang w:val="ar_AE" w:bidi="ar_AE"/>
-        </w:rPr>
-      </w:r>
-      <w:r>
-        <w:rPr>
-          <w:b/>
-          <w:lang w:val="ar_AE" w:bidi="ar_AE"/>
-        </w:rPr>
         <w:t>"الكلمة التي بشرتم بها"</w:t>
       </w:r>
     </w:p>
@@ -17243,23 +16699,6 @@
           <w:b/>
           <w:lang w:val="ar_AE" w:bidi="ar_AE"/>
         </w:rPr>
-        <w:t>ἀποθέμενοι &amp; πᾶσαν κακίαν, καὶ πάντα δόλον, καὶ ὑποκρίσεις, καὶ φθόνους, καὶ πάσας καταλαλιάς</w:t>
-      </w:r>
-    </w:p>
-    <w:p>
-      <w:pPr>
-        <w:bidi/>
-      </w:pPr>
-      <w:r>
-        <w:rPr>
-          <w:lang w:val="ar_AE" w:bidi="ar_AE"/>
-        </w:rPr>
-      </w:r>
-      <w:r>
-        <w:rPr>
-          <w:b/>
-          <w:lang w:val="ar_AE" w:bidi="ar_AE"/>
-        </w:rPr>
         <w:t>"فاطرحوا كل خبث وكل مكر والرياء والحسد وكل مذمة"</w:t>
       </w:r>
     </w:p>
@@ -17352,23 +16791,6 @@
           <w:b/>
           <w:lang w:val="ar_AE" w:bidi="ar_AE"/>
         </w:rPr>
-        <w:t>ἀποθέμενοι &amp; πᾶσαν κακίαν, καὶ πάντα δόλον, καὶ ὑποκρίσεις, καὶ φθόνους, καὶ πάσας καταλαλιάς</w:t>
-      </w:r>
-    </w:p>
-    <w:p>
-      <w:pPr>
-        <w:bidi/>
-      </w:pPr>
-      <w:r>
-        <w:rPr>
-          <w:lang w:val="ar_AE" w:bidi="ar_AE"/>
-        </w:rPr>
-      </w:r>
-      <w:r>
-        <w:rPr>
-          <w:b/>
-          <w:lang w:val="ar_AE" w:bidi="ar_AE"/>
-        </w:rPr>
         <w:t>"فاطرحوا كل خبث وكل مكر والرياء والحسد وكل مذمة"</w:t>
       </w:r>
     </w:p>
@@ -17474,23 +16896,6 @@
           <w:b/>
           <w:lang w:val="ar_AE" w:bidi="ar_AE"/>
         </w:rPr>
-        <w:t>ἀποθέμενοι &amp; πᾶσαν κακίαν, καὶ πάντα δόλον, καὶ ὑποκρίσεις, καὶ φθόνους, καὶ πάσας καταλαλιάς</w:t>
-      </w:r>
-    </w:p>
-    <w:p>
-      <w:pPr>
-        <w:bidi/>
-      </w:pPr>
-      <w:r>
-        <w:rPr>
-          <w:lang w:val="ar_AE" w:bidi="ar_AE"/>
-        </w:rPr>
-      </w:r>
-      <w:r>
-        <w:rPr>
-          <w:b/>
-          <w:lang w:val="ar_AE" w:bidi="ar_AE"/>
-        </w:rPr>
         <w:t>"فاطرحوا كل خبث وكل مكر والرياء والحسد وكل مذمة"</w:t>
       </w:r>
     </w:p>
@@ -17754,23 +17159,6 @@
         <w:rPr>
           <w:lang w:val="ar_AE" w:bidi="ar_AE"/>
         </w:rPr>
-      </w:r>
-    </w:p>
-    <w:p>
-      <w:pPr>
-        <w:bidi/>
-      </w:pPr>
-      <w:r>
-        <w:rPr>
-          <w:lang w:val="ar_AE" w:bidi="ar_AE"/>
-        </w:rPr>
-      </w:r>
-      <w:r>
-        <w:rPr>
-          <w:b/>
-          <w:lang w:val="ar_AE" w:bidi="ar_AE"/>
-        </w:rPr>
-        <w:t>ἐπιποθήσατε</w:t>
       </w:r>
     </w:p>
     <w:p>
@@ -18538,23 +17926,6 @@
           <w:b/>
           <w:lang w:val="ar_AE" w:bidi="ar_AE"/>
         </w:rPr>
-        <w:t>ἐγεύσασθε ὅτι χρηστὸς ὁ Κύριος</w:t>
-      </w:r>
-    </w:p>
-    <w:p>
-      <w:pPr>
-        <w:bidi/>
-      </w:pPr>
-      <w:r>
-        <w:rPr>
-          <w:lang w:val="ar_AE" w:bidi="ar_AE"/>
-        </w:rPr>
-      </w:r>
-      <w:r>
-        <w:rPr>
-          <w:b/>
-          <w:lang w:val="ar_AE" w:bidi="ar_AE"/>
-        </w:rPr>
         <w:t>"قد ذقتم أن الرب صالح"</w:t>
       </w:r>
     </w:p>
@@ -19809,23 +19180,6 @@
           <w:b/>
           <w:lang w:val="ar_AE" w:bidi="ar_AE"/>
         </w:rPr>
-        <w:t>οἰκοδομεῖσθε, οἶκος πνευματικὸς</w:t>
-      </w:r>
-    </w:p>
-    <w:p>
-      <w:pPr>
-        <w:bidi/>
-      </w:pPr>
-      <w:r>
-        <w:rPr>
-          <w:lang w:val="ar_AE" w:bidi="ar_AE"/>
-        </w:rPr>
-      </w:r>
-      <w:r>
-        <w:rPr>
-          <w:b/>
-          <w:lang w:val="ar_AE" w:bidi="ar_AE"/>
-        </w:rPr>
         <w:t>"أنتم أيضا مبنيين ... بيتا روحيا"</w:t>
       </w:r>
     </w:p>
@@ -20695,23 +20049,6 @@
           <w:b/>
           <w:lang w:val="ar_AE" w:bidi="ar_AE"/>
         </w:rPr>
-        <w:t>ἰδοὺ, τίθημι ἐν Σιὼν λίθον, ἀκρογωνιαῖον ἐκλεκτὸν ἔντιμον; καὶ ὁ πιστεύων ἐπ’ αὐτῷ, οὐ μὴ καταισχυνθῇ</w:t>
-      </w:r>
-    </w:p>
-    <w:p>
-      <w:pPr>
-        <w:bidi/>
-      </w:pPr>
-      <w:r>
-        <w:rPr>
-          <w:lang w:val="ar_AE" w:bidi="ar_AE"/>
-        </w:rPr>
-      </w:r>
-      <w:r>
-        <w:rPr>
-          <w:b/>
-          <w:lang w:val="ar_AE" w:bidi="ar_AE"/>
-        </w:rPr>
         <w:t>"هنذا أضع في صهيون حجر زاوية مختارا كريما،"</w:t>
       </w:r>
     </w:p>
@@ -21890,23 +21227,6 @@
           <w:b/>
           <w:lang w:val="ar_AE" w:bidi="ar_AE"/>
         </w:rPr>
-        <w:t>λίθος ὃν ἀπεδοκίμασαν οἱ οἰκοδομοῦντες, οὗτος ἐγενήθη εἰς κεφαλὴν γωνίας</w:t>
-      </w:r>
-    </w:p>
-    <w:p>
-      <w:pPr>
-        <w:bidi/>
-      </w:pPr>
-      <w:r>
-        <w:rPr>
-          <w:lang w:val="ar_AE" w:bidi="ar_AE"/>
-        </w:rPr>
-      </w:r>
-      <w:r>
-        <w:rPr>
-          <w:b/>
-          <w:lang w:val="ar_AE" w:bidi="ar_AE"/>
-        </w:rPr>
         <w:t>"فالحجر الذي رفضه البناؤون،"</w:t>
       </w:r>
     </w:p>
@@ -22408,23 +21728,6 @@
           <w:b/>
           <w:lang w:val="ar_AE" w:bidi="ar_AE"/>
         </w:rPr>
-        <w:t>λίθος προσκόμματος, καὶ πέτρα σκανδάλου</w:t>
-      </w:r>
-    </w:p>
-    <w:p>
-      <w:pPr>
-        <w:bidi/>
-      </w:pPr>
-      <w:r>
-        <w:rPr>
-          <w:lang w:val="ar_AE" w:bidi="ar_AE"/>
-        </w:rPr>
-      </w:r>
-      <w:r>
-        <w:rPr>
-          <w:b/>
-          <w:lang w:val="ar_AE" w:bidi="ar_AE"/>
-        </w:rPr>
         <w:t>""صخرة عثرة"</w:t>
       </w:r>
     </w:p>
@@ -23480,23 +22783,6 @@
           <w:b/>
           <w:lang w:val="ar_AE" w:bidi="ar_AE"/>
         </w:rPr>
-        <w:t>εἰς ὃ καὶ ἐτέθησαν</w:t>
-      </w:r>
-    </w:p>
-    <w:p>
-      <w:pPr>
-        <w:bidi/>
-      </w:pPr>
-      <w:r>
-        <w:rPr>
-          <w:lang w:val="ar_AE" w:bidi="ar_AE"/>
-        </w:rPr>
-      </w:r>
-      <w:r>
-        <w:rPr>
-          <w:b/>
-          <w:lang w:val="ar_AE" w:bidi="ar_AE"/>
-        </w:rPr>
         <w:t>"الأمر الذي جعلوا له"</w:t>
       </w:r>
     </w:p>
@@ -24397,23 +23683,6 @@
           <w:b/>
           <w:lang w:val="ar_AE" w:bidi="ar_AE"/>
         </w:rPr>
-        <w:t>τοῦ ἐκ σκότους ὑμᾶς καλέσαντος, εἰς τὸ θαυμαστὸν αὐτοῦ φῶς</w:t>
-      </w:r>
-    </w:p>
-    <w:p>
-      <w:pPr>
-        <w:bidi/>
-      </w:pPr>
-      <w:r>
-        <w:rPr>
-          <w:lang w:val="ar_AE" w:bidi="ar_AE"/>
-        </w:rPr>
-      </w:r>
-      <w:r>
-        <w:rPr>
-          <w:b/>
-          <w:lang w:val="ar_AE" w:bidi="ar_AE"/>
-        </w:rPr>
         <w:t>" الذي دعاكم من الظلمة إلى نوره العجيب"</w:t>
       </w:r>
     </w:p>
@@ -24625,23 +23894,6 @@
         <w:rPr>
           <w:lang w:val="ar_AE" w:bidi="ar_AE"/>
         </w:rPr>
-      </w:r>
-    </w:p>
-    <w:p>
-      <w:pPr>
-        <w:bidi/>
-      </w:pPr>
-      <w:r>
-        <w:rPr>
-          <w:lang w:val="ar_AE" w:bidi="ar_AE"/>
-        </w:rPr>
-      </w:r>
-      <w:r>
-        <w:rPr>
-          <w:b/>
-          <w:lang w:val="ar_AE" w:bidi="ar_AE"/>
-        </w:rPr>
-        <w:t>οὐ λαὸς &amp; λαὸς Θεοῦ &amp; οὐκ ἠλεημένοι &amp; ἐλεηθέντες</w:t>
       </w:r>
     </w:p>
     <w:p>
@@ -25585,23 +24837,6 @@
           <w:b/>
           <w:lang w:val="ar_AE" w:bidi="ar_AE"/>
         </w:rPr>
-        <w:t>τὴν ἀναστροφὴν ὑμῶν ἐν τοῖς ἔθνεσιν ἔχοντες καλήν</w:t>
-      </w:r>
-    </w:p>
-    <w:p>
-      <w:pPr>
-        <w:bidi/>
-      </w:pPr>
-      <w:r>
-        <w:rPr>
-          <w:lang w:val="ar_AE" w:bidi="ar_AE"/>
-        </w:rPr>
-      </w:r>
-      <w:r>
-        <w:rPr>
-          <w:b/>
-          <w:lang w:val="ar_AE" w:bidi="ar_AE"/>
-        </w:rPr>
         <w:t>"وأن تكون سيرتكم بين الأمم حسنة"</w:t>
       </w:r>
     </w:p>
@@ -25694,23 +24929,6 @@
           <w:b/>
           <w:lang w:val="ar_AE" w:bidi="ar_AE"/>
         </w:rPr>
-        <w:t>τὴν ἀναστροφὴν ὑμῶν ἐν τοῖς ἔθνεσιν ἔχοντες καλήν</w:t>
-      </w:r>
-    </w:p>
-    <w:p>
-      <w:pPr>
-        <w:bidi/>
-      </w:pPr>
-      <w:r>
-        <w:rPr>
-          <w:lang w:val="ar_AE" w:bidi="ar_AE"/>
-        </w:rPr>
-      </w:r>
-      <w:r>
-        <w:rPr>
-          <w:b/>
-          <w:lang w:val="ar_AE" w:bidi="ar_AE"/>
-        </w:rPr>
         <w:t>"وأن تكون سيرتكم بين الأمم حسنة"</w:t>
       </w:r>
     </w:p>
@@ -25951,23 +25169,6 @@
           <w:b/>
           <w:lang w:val="ar_AE" w:bidi="ar_AE"/>
         </w:rPr>
-        <w:t>ἐν ᾧ καταλαλοῦσιν ὑμῶν ὡς</w:t>
-      </w:r>
-    </w:p>
-    <w:p>
-      <w:pPr>
-        <w:bidi/>
-      </w:pPr>
-      <w:r>
-        <w:rPr>
-          <w:lang w:val="ar_AE" w:bidi="ar_AE"/>
-        </w:rPr>
-      </w:r>
-      <w:r>
-        <w:rPr>
-          <w:b/>
-          <w:lang w:val="ar_AE" w:bidi="ar_AE"/>
-        </w:rPr>
         <w:t>"في ما يفترون عليكم "</w:t>
       </w:r>
     </w:p>
@@ -26513,23 +25714,6 @@
           <w:b/>
           <w:lang w:val="ar_AE" w:bidi="ar_AE"/>
         </w:rPr>
-        <w:t>βασιλεῖ ὡς ὑπερέχοντι</w:t>
-      </w:r>
-    </w:p>
-    <w:p>
-      <w:pPr>
-        <w:bidi/>
-      </w:pPr>
-      <w:r>
-        <w:rPr>
-          <w:lang w:val="ar_AE" w:bidi="ar_AE"/>
-        </w:rPr>
-      </w:r>
-      <w:r>
-        <w:rPr>
-          <w:b/>
-          <w:lang w:val="ar_AE" w:bidi="ar_AE"/>
-        </w:rPr>
         <w:t>"للملك فكمن هو فوق الكل"</w:t>
       </w:r>
     </w:p>
@@ -26600,23 +25784,6 @@
           <w:b/>
           <w:lang w:val="ar_AE" w:bidi="ar_AE"/>
         </w:rPr>
-        <w:t>ἡγεμόσιν ὡς δι’ αὐτοῦ πεμπομένοις</w:t>
-      </w:r>
-    </w:p>
-    <w:p>
-      <w:pPr>
-        <w:bidi/>
-      </w:pPr>
-      <w:r>
-        <w:rPr>
-          <w:lang w:val="ar_AE" w:bidi="ar_AE"/>
-        </w:rPr>
-      </w:r>
-      <w:r>
-        <w:rPr>
-          <w:b/>
-          <w:lang w:val="ar_AE" w:bidi="ar_AE"/>
-        </w:rPr>
         <w:t>"لِلْوُلَاةِ فَكَمُرْسَلِينَ مِنْهُ"</w:t>
       </w:r>
     </w:p>
@@ -26918,23 +26085,6 @@
           <w:b/>
           <w:lang w:val="ar_AE" w:bidi="ar_AE"/>
         </w:rPr>
-        <w:t>εἰς ἐκδίκησιν κακοποιῶν, ἔπαινον δὲ ἀγαθοποιῶν</w:t>
-      </w:r>
-    </w:p>
-    <w:p>
-      <w:pPr>
-        <w:bidi/>
-      </w:pPr>
-      <w:r>
-        <w:rPr>
-          <w:lang w:val="ar_AE" w:bidi="ar_AE"/>
-        </w:rPr>
-      </w:r>
-      <w:r>
-        <w:rPr>
-          <w:b/>
-          <w:lang w:val="ar_AE" w:bidi="ar_AE"/>
-        </w:rPr>
         <w:t>"للانتقام من فاعلي الشر، وللمدح لفاعلي الخير"</w:t>
       </w:r>
     </w:p>
@@ -27053,23 +26203,6 @@
           <w:b/>
           <w:lang w:val="ar_AE" w:bidi="ar_AE"/>
         </w:rPr>
-        <w:t>ἀγαθοποιοῦντας φιμοῦν τὴν τῶν ἀφρόνων ἀνθρώπων ἀγνωσίαν</w:t>
-      </w:r>
-    </w:p>
-    <w:p>
-      <w:pPr>
-        <w:bidi/>
-      </w:pPr>
-      <w:r>
-        <w:rPr>
-          <w:lang w:val="ar_AE" w:bidi="ar_AE"/>
-        </w:rPr>
-      </w:r>
-      <w:r>
-        <w:rPr>
-          <w:b/>
-          <w:lang w:val="ar_AE" w:bidi="ar_AE"/>
-        </w:rPr>
         <w:t>"أن تفعلوا الخير فتسكتوا جهالة الناس الأغبياء"</w:t>
       </w:r>
     </w:p>
@@ -27146,23 +26279,6 @@
         <w:rPr>
           <w:lang w:val="ar_AE" w:bidi="ar_AE"/>
         </w:rPr>
-      </w:r>
-    </w:p>
-    <w:p>
-      <w:pPr>
-        <w:bidi/>
-      </w:pPr>
-      <w:r>
-        <w:rPr>
-          <w:lang w:val="ar_AE" w:bidi="ar_AE"/>
-        </w:rPr>
-      </w:r>
-      <w:r>
-        <w:rPr>
-          <w:b/>
-          <w:lang w:val="ar_AE" w:bidi="ar_AE"/>
-        </w:rPr>
-        <w:t>ἀγαθοποιοῦντας φιμοῦν τὴν τῶν ἀφρόνων ἀνθρώπων ἀγνωσίαν</w:t>
       </w:r>
     </w:p>
     <w:p>
@@ -28131,6 +27247,125 @@
           <w:b/>
           <w:lang w:val="ar_AE" w:bidi="ar_AE"/>
         </w:rPr>
+        <w:t>"</w:t>
+      </w:r>
+      <w:r>
+        <w:rPr>
+          <w:b/>
+          <w:lang w:val="ar_AE" w:bidi="ar_AE"/>
+        </w:rPr>
+        <w:t>مِنْ أَجْلِ ضَمِيرٍ نَحْوَ ٱللهِ</w:t>
+      </w:r>
+      <w:r>
+        <w:rPr>
+          <w:b/>
+          <w:lang w:val="ar_AE" w:bidi="ar_AE"/>
+        </w:rPr>
+        <w:t>"</w:t>
+      </w:r>
+    </w:p>
+    <w:p>
+      <w:pPr>
+        <w:bidi/>
+      </w:pPr>
+      <w:r>
+        <w:rPr>
+          <w:lang w:val="ar_AE" w:bidi="ar_AE"/>
+        </w:rPr>
+      </w:r>
+      <w:r>
+        <w:rPr>
+          <w:lang w:val="ar_AE" w:bidi="ar_AE"/>
+        </w:rPr>
+        <w:t xml:space="preserve">إذا كانت لغتك لا تستخدم اسمًا مجردًا لمفهوم </w:t>
+      </w:r>
+      <w:r>
+        <w:rPr>
+          <w:b/>
+          <w:lang w:val="ar_AE" w:bidi="ar_AE"/>
+        </w:rPr>
+        <w:t>الضمير</w:t>
+      </w:r>
+      <w:r>
+        <w:rPr>
+          <w:lang w:val="ar_AE" w:bidi="ar_AE"/>
+        </w:rPr>
+        <w:t>، يمكنك التعبير عن الفكرة ذاتها بتعبير آخر. الترجمة البديلة: "لأن المرء يدرك وجود الله"</w:t>
+      </w:r>
+    </w:p>
+    <w:p>
+      <w:pPr>
+        <w:bidi/>
+      </w:pPr>
+      <w:r>
+        <w:rPr>
+          <w:lang w:val="ar_AE" w:bidi="ar_AE"/>
+        </w:rPr>
+      </w:r>
+      <w:r>
+        <w:rPr>
+          <w:lang w:val="ar_AE" w:bidi="ar_AE"/>
+        </w:rPr>
+        <w:t xml:space="preserve">انظر: </w:t>
+      </w:r>
+      <w:r>
+        <w:rPr>
+          <w:lang w:val="ar_AE" w:bidi="ar_AE"/>
+        </w:rPr>
+        <w:t>الأسماء الأساسية</w:t>
+      </w:r>
+      <w:r>
+        <w:rPr>
+          <w:lang w:val="ar_AE" w:bidi="ar_AE"/>
+        </w:rPr>
+      </w:r>
+      <w:r>
+        <w:rPr>
+          <w:lang w:val="ar_AE" w:bidi="ar_AE"/>
+        </w:rPr>
+      </w:r>
+    </w:p>
+    <w:p>
+      <w:pPr>
+        <w:bidi/>
+      </w:pPr>
+      <w:r>
+        <w:rPr>
+          <w:lang w:val="ar_AE" w:bidi="ar_AE"/>
+        </w:rPr>
+      </w:r>
+    </w:p>
+    <w:p>
+      <w:pPr>
+        <w:pStyle w:val="Heading2"/>
+        <w:bidi/>
+      </w:pPr>
+      <w:r>
+        <w:rPr>
+          <w:lang w:val="ar_AE" w:bidi="ar_AE"/>
+        </w:rPr>
+        <w:t>1 بطرس 2: 19 (#٣)</w:t>
+      </w:r>
+      <w:r>
+        <w:rPr>
+          <w:lang w:val="ar_AE" w:bidi="ar_AE"/>
+        </w:rPr>
+      </w:r>
+    </w:p>
+    <w:p>
+      <w:pPr>
+        <w:bidi/>
+      </w:pPr>
+      <w:r>
+        <w:rPr>
+          <w:lang w:val="ar_AE" w:bidi="ar_AE"/>
+        </w:rPr>
+      </w:r>
+      <w:r>
+        <w:rPr>
+          <w:b/>
+          <w:lang w:val="ar_AE" w:bidi="ar_AE"/>
+        </w:rPr>
         <w:t>διὰ συνείδησιν Θεοῦ</w:t>
       </w:r>
     </w:p>
@@ -28178,20 +27413,182 @@
         <w:rPr>
           <w:lang w:val="ar_AE" w:bidi="ar_AE"/>
         </w:rPr>
-        <w:t xml:space="preserve">إذا كانت لغتك لا تستخدم اسمًا مجردًا لمفهوم </w:t>
-      </w:r>
-      <w:r>
-        <w:rPr>
-          <w:b/>
-          <w:lang w:val="ar_AE" w:bidi="ar_AE"/>
-        </w:rPr>
-        <w:t>الضمير</w:t>
-      </w:r>
-      <w:r>
-        <w:rPr>
-          <w:lang w:val="ar_AE" w:bidi="ar_AE"/>
-        </w:rPr>
-        <w:t>، يمكنك التعبير عن الفكرة ذاتها بتعبير آخر. الترجمة البديلة: "لأن المرء يدرك وجود الله"</w:t>
+        <w:t xml:space="preserve">يستخدم بطرس صيغة الملكية لوصف </w:t>
+      </w:r>
+      <w:r>
+        <w:rPr>
+          <w:b/>
+          <w:lang w:val="ar_AE" w:bidi="ar_AE"/>
+        </w:rPr>
+        <w:t>الوعي</w:t>
+      </w:r>
+      <w:r>
+        <w:rPr>
+          <w:lang w:val="ar_AE" w:bidi="ar_AE"/>
+        </w:rPr>
+        <w:t xml:space="preserve"> بـ </w:t>
+      </w:r>
+      <w:r>
+        <w:rPr>
+          <w:b/>
+          <w:lang w:val="ar_AE" w:bidi="ar_AE"/>
+        </w:rPr>
+        <w:t>ٱلله</w:t>
+      </w:r>
+      <w:r>
+        <w:rPr>
+          <w:lang w:val="ar_AE" w:bidi="ar_AE"/>
+        </w:rPr>
+        <w:t>. إذا لم يكن هذا واضحًا في لغتك، صغه بتعبير مختلف. الترجمة البديلة: "لإدراكه وجود ٱلله"</w:t>
+      </w:r>
+    </w:p>
+    <w:p>
+      <w:pPr>
+        <w:bidi/>
+      </w:pPr>
+      <w:r>
+        <w:rPr>
+          <w:lang w:val="ar_AE" w:bidi="ar_AE"/>
+        </w:rPr>
+      </w:r>
+      <w:r>
+        <w:rPr>
+          <w:lang w:val="ar_AE" w:bidi="ar_AE"/>
+        </w:rPr>
+        <w:t xml:space="preserve">يرجى الاطلاع على: </w:t>
+      </w:r>
+      <w:r>
+        <w:rPr>
+          <w:lang w:val="ar_AE" w:bidi="ar_AE"/>
+        </w:rPr>
+        <w:t>المِلكِيَّة</w:t>
+      </w:r>
+      <w:r>
+        <w:rPr>
+          <w:lang w:val="ar_AE" w:bidi="ar_AE"/>
+        </w:rPr>
+      </w:r>
+      <w:r>
+        <w:rPr>
+          <w:lang w:val="ar_AE" w:bidi="ar_AE"/>
+        </w:rPr>
+      </w:r>
+    </w:p>
+    <w:p>
+      <w:pPr>
+        <w:bidi/>
+      </w:pPr>
+      <w:r>
+        <w:rPr>
+          <w:lang w:val="ar_AE" w:bidi="ar_AE"/>
+        </w:rPr>
+      </w:r>
+    </w:p>
+    <w:p>
+      <w:pPr>
+        <w:pStyle w:val="Heading2"/>
+        <w:bidi/>
+      </w:pPr>
+      <w:r>
+        <w:rPr>
+          <w:lang w:val="ar_AE" w:bidi="ar_AE"/>
+        </w:rPr>
+        <w:t>1 بطرس 2: 19 (#٤)</w:t>
+      </w:r>
+      <w:r>
+        <w:rPr>
+          <w:lang w:val="ar_AE" w:bidi="ar_AE"/>
+        </w:rPr>
+      </w:r>
+    </w:p>
+    <w:p>
+      <w:pPr>
+        <w:bidi/>
+      </w:pPr>
+      <w:r>
+        <w:rPr>
+          <w:lang w:val="ar_AE" w:bidi="ar_AE"/>
+        </w:rPr>
+      </w:r>
+      <w:r>
+        <w:rPr>
+          <w:b/>
+          <w:lang w:val="ar_AE" w:bidi="ar_AE"/>
+        </w:rPr>
+        <w:t>Θεοῦ</w:t>
+      </w:r>
+    </w:p>
+    <w:p>
+      <w:pPr>
+        <w:bidi/>
+      </w:pPr>
+      <w:r>
+        <w:rPr>
+          <w:lang w:val="ar_AE" w:bidi="ar_AE"/>
+        </w:rPr>
+      </w:r>
+      <w:r>
+        <w:rPr>
+          <w:b/>
+          <w:lang w:val="ar_AE" w:bidi="ar_AE"/>
+        </w:rPr>
+        <w:t>"</w:t>
+      </w:r>
+      <w:r>
+        <w:rPr>
+          <w:b/>
+          <w:lang w:val="ar_AE" w:bidi="ar_AE"/>
+        </w:rPr>
+        <w:t>نَحْوَ ٱللهِ</w:t>
+      </w:r>
+      <w:r>
+        <w:rPr>
+          <w:b/>
+          <w:lang w:val="ar_AE" w:bidi="ar_AE"/>
+        </w:rPr>
+        <w:t>"</w:t>
+      </w:r>
+    </w:p>
+    <w:p>
+      <w:pPr>
+        <w:bidi/>
+      </w:pPr>
+      <w:r>
+        <w:rPr>
+          <w:lang w:val="ar_AE" w:bidi="ar_AE"/>
+        </w:rPr>
+      </w:r>
+      <w:r>
+        <w:rPr>
+          <w:lang w:val="ar_AE" w:bidi="ar_AE"/>
+        </w:rPr>
+        <w:t xml:space="preserve">هنا، لفظة </w:t>
+      </w:r>
+      <w:r>
+        <w:rPr>
+          <w:b/>
+          <w:lang w:val="ar_AE" w:bidi="ar_AE"/>
+        </w:rPr>
+        <w:t>ٱلله</w:t>
+      </w:r>
+      <w:r>
+        <w:rPr>
+          <w:lang w:val="ar_AE" w:bidi="ar_AE"/>
+        </w:rPr>
+        <w:t xml:space="preserve"> تشير إلى هوية </w:t>
+      </w:r>
+      <w:r>
+        <w:rPr>
+          <w:b/>
+          <w:lang w:val="ar_AE" w:bidi="ar_AE"/>
+        </w:rPr>
+        <w:t>ٱلله</w:t>
+      </w:r>
+      <w:r>
+        <w:rPr>
+          <w:lang w:val="ar_AE" w:bidi="ar_AE"/>
+        </w:rPr>
+        <w:t xml:space="preserve"> وما يطلبه من شعبه. إذا قد يسبب هذا ارباكًا لقرائك، وضح المعنى مباشرة. الترجمة البديلة: "لإدرك هوية الله وما يطلبه"</w:t>
       </w:r>
     </w:p>
     <w:p>
@@ -28213,7 +27610,7 @@
         <w:rPr>
           <w:lang w:val="ar_AE" w:bidi="ar_AE"/>
         </w:rPr>
-        <w:t>الأسماء الأساسية</w:t>
+        <w:t>المعرفة المفترضة والمعلومات الضمنية</w:t>
       </w:r>
       <w:r>
         <w:rPr>
@@ -28245,29 +27642,29 @@
         <w:rPr>
           <w:lang w:val="ar_AE" w:bidi="ar_AE"/>
         </w:rPr>
-        <w:t>1 بطرس 2: 19 (#٣)</w:t>
-      </w:r>
-      <w:r>
-        <w:rPr>
-          <w:lang w:val="ar_AE" w:bidi="ar_AE"/>
-        </w:rPr>
-      </w:r>
-    </w:p>
-    <w:p>
-      <w:pPr>
-        <w:bidi/>
-      </w:pPr>
-      <w:r>
-        <w:rPr>
-          <w:lang w:val="ar_AE" w:bidi="ar_AE"/>
-        </w:rPr>
-      </w:r>
-      <w:r>
-        <w:rPr>
-          <w:b/>
-          <w:lang w:val="ar_AE" w:bidi="ar_AE"/>
-        </w:rPr>
-        <w:t>διὰ συνείδησιν Θεοῦ</w:t>
+        <w:t>1 بطرس 2: 20 (#١)</w:t>
+      </w:r>
+      <w:r>
+        <w:rPr>
+          <w:lang w:val="ar_AE" w:bidi="ar_AE"/>
+        </w:rPr>
+      </w:r>
+    </w:p>
+    <w:p>
+      <w:pPr>
+        <w:bidi/>
+      </w:pPr>
+      <w:r>
+        <w:rPr>
+          <w:lang w:val="ar_AE" w:bidi="ar_AE"/>
+        </w:rPr>
+      </w:r>
+      <w:r>
+        <w:rPr>
+          <w:b/>
+          <w:lang w:val="ar_AE" w:bidi="ar_AE"/>
+        </w:rPr>
+        <w:t>ποῖον γὰρ κλέος, εἰ ἁμαρτάνοντες καὶ κολαφιζόμενοι ὑπομενεῖτε</w:t>
       </w:r>
     </w:p>
     <w:p>
@@ -28291,7 +27688,7 @@
           <w:b/>
           <w:lang w:val="ar_AE" w:bidi="ar_AE"/>
         </w:rPr>
-        <w:t>مِنْ أَجْلِ ضَمِيرٍ نَحْوَ ٱللهِ</w:t>
+        <w:t>لِأَنَّهُ أَيُّ مَجْدٍ هُوَ إِنْ كُنْتُمْ تُلْطَمُونَ مُخْطِئِينَ فَتَصْبِرُونَ؟</w:t>
       </w:r>
       <w:r>
         <w:rPr>
@@ -28314,33 +27711,732 @@
         <w:rPr>
           <w:lang w:val="ar_AE" w:bidi="ar_AE"/>
         </w:rPr>
-        <w:t xml:space="preserve">يستخدم بطرس صيغة الملكية لوصف </w:t>
-      </w:r>
-      <w:r>
-        <w:rPr>
-          <w:b/>
-          <w:lang w:val="ar_AE" w:bidi="ar_AE"/>
-        </w:rPr>
-        <w:t>الوعي</w:t>
-      </w:r>
-      <w:r>
-        <w:rPr>
-          <w:lang w:val="ar_AE" w:bidi="ar_AE"/>
-        </w:rPr>
-        <w:t xml:space="preserve"> بـ </w:t>
-      </w:r>
-      <w:r>
-        <w:rPr>
-          <w:b/>
-          <w:lang w:val="ar_AE" w:bidi="ar_AE"/>
-        </w:rPr>
-        <w:t>ٱلله</w:t>
-      </w:r>
-      <w:r>
-        <w:rPr>
-          <w:lang w:val="ar_AE" w:bidi="ar_AE"/>
-        </w:rPr>
-        <w:t>. إذا لم يكن هذا واضحًا في لغتك، صغه بتعبير مختلف. الترجمة البديلة: "لإدراكه وجود ٱلله"</w:t>
+        <w:t>بطرس لا يطلب إفادة، بل يستخدم صيغة السؤال الاستنكاري هنا لتأكيد عدم وجود شيء يستحق الثناء في معاناة هي عاقبة اقتراف إثم. إذا لم تود طرح السؤال البلاغي الاستنكاري في لغتك، ترجم هذه الجملة في صيغة توكيد أو تعجب وأي تعبير توكيدي بصيغة أخرى. الترجمة البديلة: "لأنه ما من فضل إذا اقترفت إثم فَعوقبت وتحملت".</w:t>
+      </w:r>
+    </w:p>
+    <w:p>
+      <w:pPr>
+        <w:bidi/>
+      </w:pPr>
+      <w:r>
+        <w:rPr>
+          <w:lang w:val="ar_AE" w:bidi="ar_AE"/>
+        </w:rPr>
+      </w:r>
+      <w:r>
+        <w:rPr>
+          <w:lang w:val="ar_AE" w:bidi="ar_AE"/>
+        </w:rPr>
+        <w:t xml:space="preserve">انظر: </w:t>
+      </w:r>
+      <w:r>
+        <w:rPr>
+          <w:lang w:val="ar_AE" w:bidi="ar_AE"/>
+        </w:rPr>
+        <w:t>سؤال بلاغي</w:t>
+      </w:r>
+      <w:r>
+        <w:rPr>
+          <w:lang w:val="ar_AE" w:bidi="ar_AE"/>
+        </w:rPr>
+      </w:r>
+      <w:r>
+        <w:rPr>
+          <w:lang w:val="ar_AE" w:bidi="ar_AE"/>
+        </w:rPr>
+      </w:r>
+    </w:p>
+    <w:p>
+      <w:pPr>
+        <w:bidi/>
+      </w:pPr>
+      <w:r>
+        <w:rPr>
+          <w:lang w:val="ar_AE" w:bidi="ar_AE"/>
+        </w:rPr>
+      </w:r>
+    </w:p>
+    <w:p>
+      <w:pPr>
+        <w:pStyle w:val="Heading2"/>
+        <w:bidi/>
+      </w:pPr>
+      <w:r>
+        <w:rPr>
+          <w:lang w:val="ar_AE" w:bidi="ar_AE"/>
+        </w:rPr>
+        <w:t>1 بطرس 2: 20 (#٢)</w:t>
+      </w:r>
+      <w:r>
+        <w:rPr>
+          <w:lang w:val="ar_AE" w:bidi="ar_AE"/>
+        </w:rPr>
+      </w:r>
+    </w:p>
+    <w:p>
+      <w:pPr>
+        <w:bidi/>
+      </w:pPr>
+      <w:r>
+        <w:rPr>
+          <w:lang w:val="ar_AE" w:bidi="ar_AE"/>
+        </w:rPr>
+      </w:r>
+      <w:r>
+        <w:rPr>
+          <w:b/>
+          <w:lang w:val="ar_AE" w:bidi="ar_AE"/>
+        </w:rPr>
+        <w:t>κολαφιζόμενοι</w:t>
+      </w:r>
+    </w:p>
+    <w:p>
+      <w:pPr>
+        <w:bidi/>
+      </w:pPr>
+      <w:r>
+        <w:rPr>
+          <w:lang w:val="ar_AE" w:bidi="ar_AE"/>
+        </w:rPr>
+      </w:r>
+      <w:r>
+        <w:rPr>
+          <w:b/>
+          <w:lang w:val="ar_AE" w:bidi="ar_AE"/>
+        </w:rPr>
+        <w:t>"</w:t>
+      </w:r>
+      <w:r>
+        <w:rPr>
+          <w:b/>
+          <w:lang w:val="ar_AE" w:bidi="ar_AE"/>
+        </w:rPr>
+        <w:t>كُنْتُمْ تُلْطَمُونَ</w:t>
+      </w:r>
+      <w:r>
+        <w:rPr>
+          <w:b/>
+          <w:lang w:val="ar_AE" w:bidi="ar_AE"/>
+        </w:rPr>
+        <w:t>"</w:t>
+      </w:r>
+    </w:p>
+    <w:p>
+      <w:pPr>
+        <w:bidi/>
+      </w:pPr>
+      <w:r>
+        <w:rPr>
+          <w:lang w:val="ar_AE" w:bidi="ar_AE"/>
+        </w:rPr>
+      </w:r>
+      <w:r>
+        <w:rPr>
+          <w:lang w:val="ar_AE" w:bidi="ar_AE"/>
+        </w:rPr>
+        <w:t>إذا كانت لغتك لا تستخدم صيغة المبني للمجهول، صغها إلى المبني للمعلوم أو بصيغة طبيعية في لغتك. الترجمة البديلة: "مَن يضربك" أو "سيدك يضربك"</w:t>
+      </w:r>
+    </w:p>
+    <w:p>
+      <w:pPr>
+        <w:bidi/>
+      </w:pPr>
+      <w:r>
+        <w:rPr>
+          <w:lang w:val="ar_AE" w:bidi="ar_AE"/>
+        </w:rPr>
+      </w:r>
+      <w:r>
+        <w:rPr>
+          <w:lang w:val="ar_AE" w:bidi="ar_AE"/>
+        </w:rPr>
+        <w:t xml:space="preserve">انظر: </w:t>
+      </w:r>
+      <w:r>
+        <w:rPr>
+          <w:lang w:val="ar_AE" w:bidi="ar_AE"/>
+        </w:rPr>
+        <w:t>المبني للمعلوم أو المبني للمجهول</w:t>
+      </w:r>
+      <w:r>
+        <w:rPr>
+          <w:lang w:val="ar_AE" w:bidi="ar_AE"/>
+        </w:rPr>
+      </w:r>
+      <w:r>
+        <w:rPr>
+          <w:lang w:val="ar_AE" w:bidi="ar_AE"/>
+        </w:rPr>
+      </w:r>
+    </w:p>
+    <w:p>
+      <w:pPr>
+        <w:bidi/>
+      </w:pPr>
+      <w:r>
+        <w:rPr>
+          <w:lang w:val="ar_AE" w:bidi="ar_AE"/>
+        </w:rPr>
+      </w:r>
+    </w:p>
+    <w:p>
+      <w:pPr>
+        <w:pStyle w:val="Heading2"/>
+        <w:bidi/>
+      </w:pPr>
+      <w:r>
+        <w:rPr>
+          <w:lang w:val="ar_AE" w:bidi="ar_AE"/>
+        </w:rPr>
+        <w:t>1 بطرس 2: 20 (#٣)</w:t>
+      </w:r>
+      <w:r>
+        <w:rPr>
+          <w:lang w:val="ar_AE" w:bidi="ar_AE"/>
+        </w:rPr>
+      </w:r>
+    </w:p>
+    <w:p>
+      <w:pPr>
+        <w:bidi/>
+      </w:pPr>
+      <w:r>
+        <w:rPr>
+          <w:lang w:val="ar_AE" w:bidi="ar_AE"/>
+        </w:rPr>
+      </w:r>
+      <w:r>
+        <w:rPr>
+          <w:b/>
+          <w:lang w:val="ar_AE" w:bidi="ar_AE"/>
+        </w:rPr>
+        <w:t>ἀγαθοποιοῦντες καὶ πάσχοντες</w:t>
+      </w:r>
+    </w:p>
+    <w:p>
+      <w:pPr>
+        <w:bidi/>
+      </w:pPr>
+      <w:r>
+        <w:rPr>
+          <w:lang w:val="ar_AE" w:bidi="ar_AE"/>
+        </w:rPr>
+      </w:r>
+      <w:r>
+        <w:rPr>
+          <w:b/>
+          <w:lang w:val="ar_AE" w:bidi="ar_AE"/>
+        </w:rPr>
+        <w:t>"</w:t>
+      </w:r>
+      <w:r>
+        <w:rPr>
+          <w:b/>
+          <w:lang w:val="ar_AE" w:bidi="ar_AE"/>
+        </w:rPr>
+        <w:t>تَتَأَلَّمُونَ عَامِلِينَ ٱلْخَيْرَ</w:t>
+      </w:r>
+      <w:r>
+        <w:rPr>
+          <w:b/>
+          <w:lang w:val="ar_AE" w:bidi="ar_AE"/>
+        </w:rPr>
+        <w:t>"</w:t>
+      </w:r>
+    </w:p>
+    <w:p>
+      <w:pPr>
+        <w:bidi/>
+      </w:pPr>
+      <w:r>
+        <w:rPr>
+          <w:lang w:val="ar_AE" w:bidi="ar_AE"/>
+        </w:rPr>
+      </w:r>
+      <w:r>
+        <w:rPr>
+          <w:lang w:val="ar_AE" w:bidi="ar_AE"/>
+        </w:rPr>
+        <w:t>قد يعني هذا: (1) المرء يعاني ويتألم رغم فعله الخير والصلاح. الترجمة البديلة: "المعاناة والألم رغم فعل الصلاح والخير" (2) المرء يعاني ويتألم لأنّه فعل الصلاح. الترجمة البديلة: "المعاناة والألم نتيجة عمل الصلاح"</w:t>
+      </w:r>
+    </w:p>
+    <w:p>
+      <w:pPr>
+        <w:bidi/>
+      </w:pPr>
+      <w:r>
+        <w:rPr>
+          <w:lang w:val="ar_AE" w:bidi="ar_AE"/>
+        </w:rPr>
+      </w:r>
+      <w:r>
+        <w:rPr>
+          <w:lang w:val="ar_AE" w:bidi="ar_AE"/>
+        </w:rPr>
+        <w:t xml:space="preserve">انظر: </w:t>
+      </w:r>
+      <w:r>
+        <w:rPr>
+          <w:lang w:val="ar_AE" w:bidi="ar_AE"/>
+        </w:rPr>
+        <w:t>الربط — لإبراز علاقة السبب والنتيجة</w:t>
+      </w:r>
+      <w:r>
+        <w:rPr>
+          <w:lang w:val="ar_AE" w:bidi="ar_AE"/>
+        </w:rPr>
+      </w:r>
+      <w:r>
+        <w:rPr>
+          <w:lang w:val="ar_AE" w:bidi="ar_AE"/>
+        </w:rPr>
+      </w:r>
+    </w:p>
+    <w:p>
+      <w:pPr>
+        <w:bidi/>
+      </w:pPr>
+      <w:r>
+        <w:rPr>
+          <w:lang w:val="ar_AE" w:bidi="ar_AE"/>
+        </w:rPr>
+      </w:r>
+    </w:p>
+    <w:p>
+      <w:pPr>
+        <w:pStyle w:val="Heading2"/>
+        <w:bidi/>
+      </w:pPr>
+      <w:r>
+        <w:rPr>
+          <w:lang w:val="ar_AE" w:bidi="ar_AE"/>
+        </w:rPr>
+        <w:t>١ بطرس ٢: ٢٠ (#٤)</w:t>
+      </w:r>
+      <w:r>
+        <w:rPr>
+          <w:lang w:val="ar_AE" w:bidi="ar_AE"/>
+        </w:rPr>
+      </w:r>
+    </w:p>
+    <w:p>
+      <w:pPr>
+        <w:bidi/>
+      </w:pPr>
+      <w:r>
+        <w:rPr>
+          <w:lang w:val="ar_AE" w:bidi="ar_AE"/>
+        </w:rPr>
+      </w:r>
+      <w:r>
+        <w:rPr>
+          <w:b/>
+          <w:lang w:val="ar_AE" w:bidi="ar_AE"/>
+        </w:rPr>
+        <w:t>"</w:t>
+      </w:r>
+      <w:r>
+        <w:rPr>
+          <w:b/>
+          <w:lang w:val="ar_AE" w:bidi="ar_AE"/>
+        </w:rPr>
+        <w:t>فَهَذَا فَضْلٌ عِنْدَ ٱللهِ</w:t>
+      </w:r>
+      <w:r>
+        <w:rPr>
+          <w:b/>
+          <w:lang w:val="ar_AE" w:bidi="ar_AE"/>
+        </w:rPr>
+        <w:t>"</w:t>
+      </w:r>
+    </w:p>
+    <w:p>
+      <w:pPr>
+        <w:bidi/>
+      </w:pPr>
+      <w:r>
+        <w:rPr>
+          <w:lang w:val="ar_AE" w:bidi="ar_AE"/>
+        </w:rPr>
+      </w:r>
+      <w:r>
+        <w:rPr>
+          <w:lang w:val="ar_AE" w:bidi="ar_AE"/>
+        </w:rPr>
+        <w:t>لاحظ كيف ترجمت عبارة مشابهة في الآية السابقة.</w:t>
+      </w:r>
+      <w:r>
+        <w:rPr>
+          <w:lang w:val="ar_AE" w:bidi="ar_AE"/>
+        </w:rPr>
+      </w:r>
+      <w:r>
+        <w:rPr>
+          <w:lang w:val="ar_AE" w:bidi="ar_AE"/>
+        </w:rPr>
+      </w:r>
+    </w:p>
+    <w:p>
+      <w:pPr>
+        <w:bidi/>
+      </w:pPr>
+      <w:r>
+        <w:rPr>
+          <w:lang w:val="ar_AE" w:bidi="ar_AE"/>
+        </w:rPr>
+      </w:r>
+    </w:p>
+    <w:p>
+      <w:pPr>
+        <w:pStyle w:val="Heading2"/>
+        <w:bidi/>
+      </w:pPr>
+      <w:r>
+        <w:rPr>
+          <w:lang w:val="ar_AE" w:bidi="ar_AE"/>
+        </w:rPr>
+        <w:t>1 بطرس 2: 21 (#١)</w:t>
+      </w:r>
+      <w:r>
+        <w:rPr>
+          <w:lang w:val="ar_AE" w:bidi="ar_AE"/>
+        </w:rPr>
+      </w:r>
+    </w:p>
+    <w:p>
+      <w:pPr>
+        <w:bidi/>
+      </w:pPr>
+      <w:r>
+        <w:rPr>
+          <w:lang w:val="ar_AE" w:bidi="ar_AE"/>
+        </w:rPr>
+      </w:r>
+      <w:r>
+        <w:rPr>
+          <w:b/>
+          <w:lang w:val="ar_AE" w:bidi="ar_AE"/>
+        </w:rPr>
+        <w:t>εἰς τοῦτο</w:t>
+      </w:r>
+    </w:p>
+    <w:p>
+      <w:pPr>
+        <w:bidi/>
+      </w:pPr>
+      <w:r>
+        <w:rPr>
+          <w:lang w:val="ar_AE" w:bidi="ar_AE"/>
+        </w:rPr>
+      </w:r>
+      <w:r>
+        <w:rPr>
+          <w:b/>
+          <w:lang w:val="ar_AE" w:bidi="ar_AE"/>
+        </w:rPr>
+        <w:t>"</w:t>
+      </w:r>
+      <w:r>
+        <w:rPr>
+          <w:b/>
+          <w:lang w:val="ar_AE" w:bidi="ar_AE"/>
+        </w:rPr>
+        <w:t>لِهَذَا</w:t>
+      </w:r>
+      <w:r>
+        <w:rPr>
+          <w:b/>
+          <w:lang w:val="ar_AE" w:bidi="ar_AE"/>
+        </w:rPr>
+        <w:t>"</w:t>
+      </w:r>
+    </w:p>
+    <w:p>
+      <w:pPr>
+        <w:bidi/>
+      </w:pPr>
+      <w:r>
+        <w:rPr>
+          <w:lang w:val="ar_AE" w:bidi="ar_AE"/>
+        </w:rPr>
+      </w:r>
+      <w:r>
+        <w:rPr>
+          <w:lang w:val="ar_AE" w:bidi="ar_AE"/>
+        </w:rPr>
+        <w:t xml:space="preserve">هنا، </w:t>
+      </w:r>
+      <w:r>
+        <w:rPr>
+          <w:b/>
+          <w:lang w:val="ar_AE" w:bidi="ar_AE"/>
+        </w:rPr>
+        <w:t>هَذَا</w:t>
+      </w:r>
+      <w:r>
+        <w:rPr>
+          <w:lang w:val="ar_AE" w:bidi="ar_AE"/>
+        </w:rPr>
+        <w:t xml:space="preserve"> يشير إلى ما ذكره بطرس في نهاية الآية السابقة. يُدعو الله المؤمنين إلى تحمل المعاناة في خضم فعل الصلاح. إذا قد يربك هذا قراءك، عبر عن المعنى بصيغة أوضح. الترجمة البديلة: "تحمل المعاناة والألم في فعلك الصلاح"</w:t>
+      </w:r>
+    </w:p>
+    <w:p>
+      <w:pPr>
+        <w:bidi/>
+      </w:pPr>
+      <w:r>
+        <w:rPr>
+          <w:lang w:val="ar_AE" w:bidi="ar_AE"/>
+        </w:rPr>
+      </w:r>
+      <w:r>
+        <w:rPr>
+          <w:lang w:val="ar_AE" w:bidi="ar_AE"/>
+        </w:rPr>
+        <w:t xml:space="preserve">انظر: </w:t>
+      </w:r>
+      <w:r>
+        <w:rPr>
+          <w:lang w:val="ar_AE" w:bidi="ar_AE"/>
+        </w:rPr>
+        <w:t>المعرفة المفترضة والمعلومات الضمنية</w:t>
+      </w:r>
+      <w:r>
+        <w:rPr>
+          <w:lang w:val="ar_AE" w:bidi="ar_AE"/>
+        </w:rPr>
+      </w:r>
+      <w:r>
+        <w:rPr>
+          <w:lang w:val="ar_AE" w:bidi="ar_AE"/>
+        </w:rPr>
+      </w:r>
+    </w:p>
+    <w:p>
+      <w:pPr>
+        <w:bidi/>
+      </w:pPr>
+      <w:r>
+        <w:rPr>
+          <w:lang w:val="ar_AE" w:bidi="ar_AE"/>
+        </w:rPr>
+      </w:r>
+    </w:p>
+    <w:p>
+      <w:pPr>
+        <w:pStyle w:val="Heading2"/>
+        <w:bidi/>
+      </w:pPr>
+      <w:r>
+        <w:rPr>
+          <w:lang w:val="ar_AE" w:bidi="ar_AE"/>
+        </w:rPr>
+        <w:t>1 بطرس 2: 21 (#٢)</w:t>
+      </w:r>
+      <w:r>
+        <w:rPr>
+          <w:lang w:val="ar_AE" w:bidi="ar_AE"/>
+        </w:rPr>
+      </w:r>
+    </w:p>
+    <w:p>
+      <w:pPr>
+        <w:bidi/>
+      </w:pPr>
+      <w:r>
+        <w:rPr>
+          <w:lang w:val="ar_AE" w:bidi="ar_AE"/>
+        </w:rPr>
+      </w:r>
+      <w:r>
+        <w:rPr>
+          <w:b/>
+          <w:lang w:val="ar_AE" w:bidi="ar_AE"/>
+        </w:rPr>
+        <w:t>εἰς τοῦτο &amp; ἐκλήθητε</w:t>
+      </w:r>
+    </w:p>
+    <w:p>
+      <w:pPr>
+        <w:bidi/>
+      </w:pPr>
+      <w:r>
+        <w:rPr>
+          <w:lang w:val="ar_AE" w:bidi="ar_AE"/>
+        </w:rPr>
+      </w:r>
+      <w:r>
+        <w:rPr>
+          <w:b/>
+          <w:lang w:val="ar_AE" w:bidi="ar_AE"/>
+        </w:rPr>
+        <w:t>"</w:t>
+      </w:r>
+      <w:r>
+        <w:rPr>
+          <w:b/>
+          <w:lang w:val="ar_AE" w:bidi="ar_AE"/>
+        </w:rPr>
+        <w:t>لِهَذَا دُعِيتُمْ</w:t>
+      </w:r>
+      <w:r>
+        <w:rPr>
+          <w:b/>
+          <w:lang w:val="ar_AE" w:bidi="ar_AE"/>
+        </w:rPr>
+        <w:t>"</w:t>
+      </w:r>
+    </w:p>
+    <w:p>
+      <w:pPr>
+        <w:bidi/>
+      </w:pPr>
+      <w:r>
+        <w:rPr>
+          <w:lang w:val="ar_AE" w:bidi="ar_AE"/>
+        </w:rPr>
+      </w:r>
+      <w:r>
+        <w:rPr>
+          <w:lang w:val="ar_AE" w:bidi="ar_AE"/>
+        </w:rPr>
+        <w:t>إذا لغتك لا تستخدم صيغة المبني للمجهول، عبر عن العبارة بصيغة المبني للمعلوم أو بصيغة أخرى طبيعية. الترجمة البديلة: "دعاكم الله إلى هذا"</w:t>
+      </w:r>
+    </w:p>
+    <w:p>
+      <w:pPr>
+        <w:bidi/>
+      </w:pPr>
+      <w:r>
+        <w:rPr>
+          <w:lang w:val="ar_AE" w:bidi="ar_AE"/>
+        </w:rPr>
+      </w:r>
+      <w:r>
+        <w:rPr>
+          <w:lang w:val="ar_AE" w:bidi="ar_AE"/>
+        </w:rPr>
+        <w:t xml:space="preserve">انظر: </w:t>
+      </w:r>
+      <w:r>
+        <w:rPr>
+          <w:lang w:val="ar_AE" w:bidi="ar_AE"/>
+        </w:rPr>
+        <w:t>المبني للمعلوم أو المبني للمجهول</w:t>
+      </w:r>
+      <w:r>
+        <w:rPr>
+          <w:lang w:val="ar_AE" w:bidi="ar_AE"/>
+        </w:rPr>
+      </w:r>
+      <w:r>
+        <w:rPr>
+          <w:lang w:val="ar_AE" w:bidi="ar_AE"/>
+        </w:rPr>
+      </w:r>
+    </w:p>
+    <w:p>
+      <w:pPr>
+        <w:bidi/>
+      </w:pPr>
+      <w:r>
+        <w:rPr>
+          <w:lang w:val="ar_AE" w:bidi="ar_AE"/>
+        </w:rPr>
+      </w:r>
+    </w:p>
+    <w:p>
+      <w:pPr>
+        <w:pStyle w:val="Heading2"/>
+        <w:bidi/>
+      </w:pPr>
+      <w:r>
+        <w:rPr>
+          <w:lang w:val="ar_AE" w:bidi="ar_AE"/>
+        </w:rPr>
+        <w:t>1 بطرس 2: 21 (#٣)</w:t>
+      </w:r>
+      <w:r>
+        <w:rPr>
+          <w:lang w:val="ar_AE" w:bidi="ar_AE"/>
+        </w:rPr>
+      </w:r>
+    </w:p>
+    <w:p>
+      <w:pPr>
+        <w:bidi/>
+      </w:pPr>
+      <w:r>
+        <w:rPr>
+          <w:lang w:val="ar_AE" w:bidi="ar_AE"/>
+        </w:rPr>
+      </w:r>
+      <w:r>
+        <w:rPr>
+          <w:b/>
+          <w:lang w:val="ar_AE" w:bidi="ar_AE"/>
+        </w:rPr>
+        <w:t>ἐπακολουθήσητε τοῖς ἴχνεσιν αὐτοῦ</w:t>
+      </w:r>
+    </w:p>
+    <w:p>
+      <w:pPr>
+        <w:bidi/>
+      </w:pPr>
+      <w:r>
+        <w:rPr>
+          <w:lang w:val="ar_AE" w:bidi="ar_AE"/>
+        </w:rPr>
+      </w:r>
+      <w:r>
+        <w:rPr>
+          <w:b/>
+          <w:lang w:val="ar_AE" w:bidi="ar_AE"/>
+        </w:rPr>
+        <w:t>"</w:t>
+      </w:r>
+      <w:r>
+        <w:rPr>
+          <w:b/>
+          <w:lang w:val="ar_AE" w:bidi="ar_AE"/>
+        </w:rPr>
+        <w:t>لِكَيْ تَتَّبِعُوا خُطُوَاتِهِ</w:t>
+      </w:r>
+      <w:r>
+        <w:rPr>
+          <w:b/>
+          <w:lang w:val="ar_AE" w:bidi="ar_AE"/>
+        </w:rPr>
+        <w:t>"</w:t>
+      </w:r>
+    </w:p>
+    <w:p>
+      <w:pPr>
+        <w:bidi/>
+      </w:pPr>
+      <w:r>
+        <w:rPr>
+          <w:lang w:val="ar_AE" w:bidi="ar_AE"/>
+        </w:rPr>
+      </w:r>
+      <w:r>
+        <w:rPr>
+          <w:lang w:val="ar_AE" w:bidi="ar_AE"/>
+        </w:rPr>
+        <w:t xml:space="preserve">يستخدم بطرس </w:t>
+      </w:r>
+      <w:r>
+        <w:rPr>
+          <w:b/>
+          <w:lang w:val="ar_AE" w:bidi="ar_AE"/>
+        </w:rPr>
+        <w:t>تَتَّبِعُوا خُطُوَاتِهِ</w:t>
+      </w:r>
+      <w:r>
+        <w:rPr>
+          <w:lang w:val="ar_AE" w:bidi="ar_AE"/>
+        </w:rPr>
+        <w:t xml:space="preserve"> للإشارة إلى الاقتداء بمثال الرب يسوع في تحمل المعاناة. إذا قد يربك هذا قراءك، وضح المعنى بصيغة أفضل. الترجمة البديلة: "لتتمثلوا به"</w:t>
       </w:r>
     </w:p>
     <w:p>
@@ -28362,7 +28458,7 @@
         <w:rPr>
           <w:lang w:val="ar_AE" w:bidi="ar_AE"/>
         </w:rPr>
-        <w:t>المِلكِيَّة</w:t>
+        <w:t>الاستعارة</w:t>
       </w:r>
       <w:r>
         <w:rPr>
@@ -28394,1043 +28490,12 @@
         <w:rPr>
           <w:lang w:val="ar_AE" w:bidi="ar_AE"/>
         </w:rPr>
-        <w:t>1 بطرس 2: 19 (#٤)</w:t>
-      </w:r>
-      <w:r>
-        <w:rPr>
-          <w:lang w:val="ar_AE" w:bidi="ar_AE"/>
-        </w:rPr>
-      </w:r>
-    </w:p>
-    <w:p>
-      <w:pPr>
-        <w:bidi/>
-      </w:pPr>
-      <w:r>
-        <w:rPr>
-          <w:lang w:val="ar_AE" w:bidi="ar_AE"/>
-        </w:rPr>
-      </w:r>
-      <w:r>
-        <w:rPr>
-          <w:b/>
-          <w:lang w:val="ar_AE" w:bidi="ar_AE"/>
-        </w:rPr>
-        <w:t>Θεοῦ</w:t>
-      </w:r>
-    </w:p>
-    <w:p>
-      <w:pPr>
-        <w:bidi/>
-      </w:pPr>
-      <w:r>
-        <w:rPr>
-          <w:lang w:val="ar_AE" w:bidi="ar_AE"/>
-        </w:rPr>
-      </w:r>
-      <w:r>
-        <w:rPr>
-          <w:b/>
-          <w:lang w:val="ar_AE" w:bidi="ar_AE"/>
-        </w:rPr>
-        <w:t>"</w:t>
-      </w:r>
-      <w:r>
-        <w:rPr>
-          <w:b/>
-          <w:lang w:val="ar_AE" w:bidi="ar_AE"/>
-        </w:rPr>
-        <w:t>نَحْوَ ٱللهِ</w:t>
-      </w:r>
-      <w:r>
-        <w:rPr>
-          <w:b/>
-          <w:lang w:val="ar_AE" w:bidi="ar_AE"/>
-        </w:rPr>
-        <w:t>"</w:t>
-      </w:r>
-    </w:p>
-    <w:p>
-      <w:pPr>
-        <w:bidi/>
-      </w:pPr>
-      <w:r>
-        <w:rPr>
-          <w:lang w:val="ar_AE" w:bidi="ar_AE"/>
-        </w:rPr>
-      </w:r>
-      <w:r>
-        <w:rPr>
-          <w:lang w:val="ar_AE" w:bidi="ar_AE"/>
-        </w:rPr>
-        <w:t xml:space="preserve">هنا، لفظة </w:t>
-      </w:r>
-      <w:r>
-        <w:rPr>
-          <w:b/>
-          <w:lang w:val="ar_AE" w:bidi="ar_AE"/>
-        </w:rPr>
-        <w:t>ٱلله</w:t>
-      </w:r>
-      <w:r>
-        <w:rPr>
-          <w:lang w:val="ar_AE" w:bidi="ar_AE"/>
-        </w:rPr>
-        <w:t xml:space="preserve"> تشير إلى هوية </w:t>
-      </w:r>
-      <w:r>
-        <w:rPr>
-          <w:b/>
-          <w:lang w:val="ar_AE" w:bidi="ar_AE"/>
-        </w:rPr>
-        <w:t>ٱلله</w:t>
-      </w:r>
-      <w:r>
-        <w:rPr>
-          <w:lang w:val="ar_AE" w:bidi="ar_AE"/>
-        </w:rPr>
-        <w:t xml:space="preserve"> وما يطلبه من شعبه. إذا قد يسبب هذا ارباكًا لقرائك، وضح المعنى مباشرة. الترجمة البديلة: "لإدرك هوية الله وما يطلبه"</w:t>
-      </w:r>
-    </w:p>
-    <w:p>
-      <w:pPr>
-        <w:bidi/>
-      </w:pPr>
-      <w:r>
-        <w:rPr>
-          <w:lang w:val="ar_AE" w:bidi="ar_AE"/>
-        </w:rPr>
-      </w:r>
-      <w:r>
-        <w:rPr>
-          <w:lang w:val="ar_AE" w:bidi="ar_AE"/>
-        </w:rPr>
-        <w:t xml:space="preserve">انظر: </w:t>
-      </w:r>
-      <w:r>
-        <w:rPr>
-          <w:lang w:val="ar_AE" w:bidi="ar_AE"/>
-        </w:rPr>
-        <w:t>المعرفة المفترضة والمعلومات الضمنية</w:t>
-      </w:r>
-      <w:r>
-        <w:rPr>
-          <w:lang w:val="ar_AE" w:bidi="ar_AE"/>
-        </w:rPr>
-      </w:r>
-      <w:r>
-        <w:rPr>
-          <w:lang w:val="ar_AE" w:bidi="ar_AE"/>
-        </w:rPr>
-      </w:r>
-    </w:p>
-    <w:p>
-      <w:pPr>
-        <w:bidi/>
-      </w:pPr>
-      <w:r>
-        <w:rPr>
-          <w:lang w:val="ar_AE" w:bidi="ar_AE"/>
-        </w:rPr>
-      </w:r>
-    </w:p>
-    <w:p>
-      <w:pPr>
-        <w:pStyle w:val="Heading2"/>
-        <w:bidi/>
-      </w:pPr>
-      <w:r>
-        <w:rPr>
-          <w:lang w:val="ar_AE" w:bidi="ar_AE"/>
-        </w:rPr>
-        <w:t>1 بطرس 2: 20 (#١)</w:t>
-      </w:r>
-      <w:r>
-        <w:rPr>
-          <w:lang w:val="ar_AE" w:bidi="ar_AE"/>
-        </w:rPr>
-      </w:r>
-    </w:p>
-    <w:p>
-      <w:pPr>
-        <w:bidi/>
-      </w:pPr>
-      <w:r>
-        <w:rPr>
-          <w:lang w:val="ar_AE" w:bidi="ar_AE"/>
-        </w:rPr>
-      </w:r>
-      <w:r>
-        <w:rPr>
-          <w:b/>
-          <w:lang w:val="ar_AE" w:bidi="ar_AE"/>
-        </w:rPr>
-        <w:t>ποῖον γὰρ κλέος, εἰ ἁμαρτάνοντες καὶ κολαφιζόμενοι ὑπομενεῖτε</w:t>
-      </w:r>
-    </w:p>
-    <w:p>
-      <w:pPr>
-        <w:bidi/>
-      </w:pPr>
-      <w:r>
-        <w:rPr>
-          <w:lang w:val="ar_AE" w:bidi="ar_AE"/>
-        </w:rPr>
-      </w:r>
-      <w:r>
-        <w:rPr>
-          <w:b/>
-          <w:lang w:val="ar_AE" w:bidi="ar_AE"/>
-        </w:rPr>
-        <w:t>"</w:t>
-      </w:r>
-      <w:r>
-        <w:rPr>
-          <w:b/>
-          <w:lang w:val="ar_AE" w:bidi="ar_AE"/>
-        </w:rPr>
-        <w:t>لِأَنَّهُ أَيُّ مَجْدٍ هُوَ إِنْ كُنْتُمْ تُلْطَمُونَ مُخْطِئِينَ فَتَصْبِرُونَ؟</w:t>
-      </w:r>
-      <w:r>
-        <w:rPr>
-          <w:b/>
-          <w:lang w:val="ar_AE" w:bidi="ar_AE"/>
-        </w:rPr>
-        <w:t>"</w:t>
-      </w:r>
-    </w:p>
-    <w:p>
-      <w:pPr>
-        <w:bidi/>
-      </w:pPr>
-      <w:r>
-        <w:rPr>
-          <w:lang w:val="ar_AE" w:bidi="ar_AE"/>
-        </w:rPr>
-      </w:r>
-      <w:r>
-        <w:rPr>
-          <w:lang w:val="ar_AE" w:bidi="ar_AE"/>
-        </w:rPr>
-        <w:t>بطرس لا يطلب إفادة، بل يستخدم صيغة السؤال الاستنكاري هنا لتأكيد عدم وجود شيء يستحق الثناء في معاناة هي عاقبة اقتراف إثم. إذا لم تود طرح السؤال البلاغي الاستنكاري في لغتك، ترجم هذه الجملة في صيغة توكيد أو تعجب وأي تعبير توكيدي بصيغة أخرى. الترجمة البديلة: "لأنه ما من فضل إذا اقترفت إثم فَعوقبت وتحملت".</w:t>
-      </w:r>
-    </w:p>
-    <w:p>
-      <w:pPr>
-        <w:bidi/>
-      </w:pPr>
-      <w:r>
-        <w:rPr>
-          <w:lang w:val="ar_AE" w:bidi="ar_AE"/>
-        </w:rPr>
-      </w:r>
-      <w:r>
-        <w:rPr>
-          <w:lang w:val="ar_AE" w:bidi="ar_AE"/>
-        </w:rPr>
-        <w:t xml:space="preserve">انظر: </w:t>
-      </w:r>
-      <w:r>
-        <w:rPr>
-          <w:lang w:val="ar_AE" w:bidi="ar_AE"/>
-        </w:rPr>
-        <w:t>سؤال بلاغي</w:t>
-      </w:r>
-      <w:r>
-        <w:rPr>
-          <w:lang w:val="ar_AE" w:bidi="ar_AE"/>
-        </w:rPr>
-      </w:r>
-      <w:r>
-        <w:rPr>
-          <w:lang w:val="ar_AE" w:bidi="ar_AE"/>
-        </w:rPr>
-      </w:r>
-    </w:p>
-    <w:p>
-      <w:pPr>
-        <w:bidi/>
-      </w:pPr>
-      <w:r>
-        <w:rPr>
-          <w:lang w:val="ar_AE" w:bidi="ar_AE"/>
-        </w:rPr>
-      </w:r>
-    </w:p>
-    <w:p>
-      <w:pPr>
-        <w:pStyle w:val="Heading2"/>
-        <w:bidi/>
-      </w:pPr>
-      <w:r>
-        <w:rPr>
-          <w:lang w:val="ar_AE" w:bidi="ar_AE"/>
-        </w:rPr>
-        <w:t>1 بطرس 2: 20 (#٢)</w:t>
-      </w:r>
-      <w:r>
-        <w:rPr>
-          <w:lang w:val="ar_AE" w:bidi="ar_AE"/>
-        </w:rPr>
-      </w:r>
-    </w:p>
-    <w:p>
-      <w:pPr>
-        <w:bidi/>
-      </w:pPr>
-      <w:r>
-        <w:rPr>
-          <w:lang w:val="ar_AE" w:bidi="ar_AE"/>
-        </w:rPr>
-      </w:r>
-      <w:r>
-        <w:rPr>
-          <w:b/>
-          <w:lang w:val="ar_AE" w:bidi="ar_AE"/>
-        </w:rPr>
-        <w:t>κολαφιζόμενοι</w:t>
-      </w:r>
-    </w:p>
-    <w:p>
-      <w:pPr>
-        <w:bidi/>
-      </w:pPr>
-      <w:r>
-        <w:rPr>
-          <w:lang w:val="ar_AE" w:bidi="ar_AE"/>
-        </w:rPr>
-      </w:r>
-      <w:r>
-        <w:rPr>
-          <w:b/>
-          <w:lang w:val="ar_AE" w:bidi="ar_AE"/>
-        </w:rPr>
-        <w:t>"</w:t>
-      </w:r>
-      <w:r>
-        <w:rPr>
-          <w:b/>
-          <w:lang w:val="ar_AE" w:bidi="ar_AE"/>
-        </w:rPr>
-        <w:t>كُنْتُمْ تُلْطَمُونَ</w:t>
-      </w:r>
-      <w:r>
-        <w:rPr>
-          <w:b/>
-          <w:lang w:val="ar_AE" w:bidi="ar_AE"/>
-        </w:rPr>
-        <w:t>"</w:t>
-      </w:r>
-    </w:p>
-    <w:p>
-      <w:pPr>
-        <w:bidi/>
-      </w:pPr>
-      <w:r>
-        <w:rPr>
-          <w:lang w:val="ar_AE" w:bidi="ar_AE"/>
-        </w:rPr>
-      </w:r>
-      <w:r>
-        <w:rPr>
-          <w:lang w:val="ar_AE" w:bidi="ar_AE"/>
-        </w:rPr>
-        <w:t>إذا كانت لغتك لا تستخدم صيغة المبني للمجهول، صغها إلى المبني للمعلوم أو بصيغة طبيعية في لغتك. الترجمة البديلة: "مَن يضربك" أو "سيدك يضربك"</w:t>
-      </w:r>
-    </w:p>
-    <w:p>
-      <w:pPr>
-        <w:bidi/>
-      </w:pPr>
-      <w:r>
-        <w:rPr>
-          <w:lang w:val="ar_AE" w:bidi="ar_AE"/>
-        </w:rPr>
-      </w:r>
-      <w:r>
-        <w:rPr>
-          <w:lang w:val="ar_AE" w:bidi="ar_AE"/>
-        </w:rPr>
-        <w:t xml:space="preserve">انظر: </w:t>
-      </w:r>
-      <w:r>
-        <w:rPr>
-          <w:lang w:val="ar_AE" w:bidi="ar_AE"/>
-        </w:rPr>
-        <w:t>المبني للمعلوم أو المبني للمجهول</w:t>
-      </w:r>
-      <w:r>
-        <w:rPr>
-          <w:lang w:val="ar_AE" w:bidi="ar_AE"/>
-        </w:rPr>
-      </w:r>
-      <w:r>
-        <w:rPr>
-          <w:lang w:val="ar_AE" w:bidi="ar_AE"/>
-        </w:rPr>
-      </w:r>
-    </w:p>
-    <w:p>
-      <w:pPr>
-        <w:bidi/>
-      </w:pPr>
-      <w:r>
-        <w:rPr>
-          <w:lang w:val="ar_AE" w:bidi="ar_AE"/>
-        </w:rPr>
-      </w:r>
-    </w:p>
-    <w:p>
-      <w:pPr>
-        <w:pStyle w:val="Heading2"/>
-        <w:bidi/>
-      </w:pPr>
-      <w:r>
-        <w:rPr>
-          <w:lang w:val="ar_AE" w:bidi="ar_AE"/>
-        </w:rPr>
-        <w:t>1 بطرس 2: 20 (#٣)</w:t>
-      </w:r>
-      <w:r>
-        <w:rPr>
-          <w:lang w:val="ar_AE" w:bidi="ar_AE"/>
-        </w:rPr>
-      </w:r>
-    </w:p>
-    <w:p>
-      <w:pPr>
-        <w:bidi/>
-      </w:pPr>
-      <w:r>
-        <w:rPr>
-          <w:lang w:val="ar_AE" w:bidi="ar_AE"/>
-        </w:rPr>
-      </w:r>
-      <w:r>
-        <w:rPr>
-          <w:b/>
-          <w:lang w:val="ar_AE" w:bidi="ar_AE"/>
-        </w:rPr>
-        <w:t>ἀγαθοποιοῦντες καὶ πάσχοντες</w:t>
-      </w:r>
-    </w:p>
-    <w:p>
-      <w:pPr>
-        <w:bidi/>
-      </w:pPr>
-      <w:r>
-        <w:rPr>
-          <w:lang w:val="ar_AE" w:bidi="ar_AE"/>
-        </w:rPr>
-      </w:r>
-      <w:r>
-        <w:rPr>
-          <w:b/>
-          <w:lang w:val="ar_AE" w:bidi="ar_AE"/>
-        </w:rPr>
-        <w:t>"</w:t>
-      </w:r>
-      <w:r>
-        <w:rPr>
-          <w:b/>
-          <w:lang w:val="ar_AE" w:bidi="ar_AE"/>
-        </w:rPr>
-        <w:t>تَتَأَلَّمُونَ عَامِلِينَ ٱلْخَيْرَ</w:t>
-      </w:r>
-      <w:r>
-        <w:rPr>
-          <w:b/>
-          <w:lang w:val="ar_AE" w:bidi="ar_AE"/>
-        </w:rPr>
-        <w:t>"</w:t>
-      </w:r>
-    </w:p>
-    <w:p>
-      <w:pPr>
-        <w:bidi/>
-      </w:pPr>
-      <w:r>
-        <w:rPr>
-          <w:lang w:val="ar_AE" w:bidi="ar_AE"/>
-        </w:rPr>
-      </w:r>
-      <w:r>
-        <w:rPr>
-          <w:lang w:val="ar_AE" w:bidi="ar_AE"/>
-        </w:rPr>
-        <w:t>قد يعني هذا: (1) المرء يعاني ويتألم رغم فعله الخير والصلاح. الترجمة البديلة: "المعاناة والألم رغم فعل الصلاح والخير" (2) المرء يعاني ويتألم لأنّه فعل الصلاح. الترجمة البديلة: "المعاناة والألم نتيجة عمل الصلاح"</w:t>
-      </w:r>
-    </w:p>
-    <w:p>
-      <w:pPr>
-        <w:bidi/>
-      </w:pPr>
-      <w:r>
-        <w:rPr>
-          <w:lang w:val="ar_AE" w:bidi="ar_AE"/>
-        </w:rPr>
-      </w:r>
-      <w:r>
-        <w:rPr>
-          <w:lang w:val="ar_AE" w:bidi="ar_AE"/>
-        </w:rPr>
-        <w:t xml:space="preserve">انظر: </w:t>
-      </w:r>
-      <w:r>
-        <w:rPr>
-          <w:lang w:val="ar_AE" w:bidi="ar_AE"/>
-        </w:rPr>
-        <w:t>الربط — لإبراز علاقة السبب والنتيجة</w:t>
-      </w:r>
-      <w:r>
-        <w:rPr>
-          <w:lang w:val="ar_AE" w:bidi="ar_AE"/>
-        </w:rPr>
-      </w:r>
-      <w:r>
-        <w:rPr>
-          <w:lang w:val="ar_AE" w:bidi="ar_AE"/>
-        </w:rPr>
-      </w:r>
-    </w:p>
-    <w:p>
-      <w:pPr>
-        <w:bidi/>
-      </w:pPr>
-      <w:r>
-        <w:rPr>
-          <w:lang w:val="ar_AE" w:bidi="ar_AE"/>
-        </w:rPr>
-      </w:r>
-    </w:p>
-    <w:p>
-      <w:pPr>
-        <w:pStyle w:val="Heading2"/>
-        <w:bidi/>
-      </w:pPr>
-      <w:r>
-        <w:rPr>
-          <w:lang w:val="ar_AE" w:bidi="ar_AE"/>
-        </w:rPr>
-        <w:t>١ بطرس ٢: ٢٠ (#٤)</w:t>
-      </w:r>
-      <w:r>
-        <w:rPr>
-          <w:lang w:val="ar_AE" w:bidi="ar_AE"/>
-        </w:rPr>
-      </w:r>
-    </w:p>
-    <w:p>
-      <w:pPr>
-        <w:bidi/>
-      </w:pPr>
-      <w:r>
-        <w:rPr>
-          <w:lang w:val="ar_AE" w:bidi="ar_AE"/>
-        </w:rPr>
-      </w:r>
-      <w:r>
-        <w:rPr>
-          <w:b/>
-          <w:lang w:val="ar_AE" w:bidi="ar_AE"/>
-        </w:rPr>
-        <w:t>τοῦτο χάρις παρὰ Θεῷ</w:t>
-      </w:r>
-    </w:p>
-    <w:p>
-      <w:pPr>
-        <w:bidi/>
-      </w:pPr>
-      <w:r>
-        <w:rPr>
-          <w:lang w:val="ar_AE" w:bidi="ar_AE"/>
-        </w:rPr>
-      </w:r>
-      <w:r>
-        <w:rPr>
-          <w:b/>
-          <w:lang w:val="ar_AE" w:bidi="ar_AE"/>
-        </w:rPr>
-        <w:t>"</w:t>
-      </w:r>
-      <w:r>
-        <w:rPr>
-          <w:b/>
-          <w:lang w:val="ar_AE" w:bidi="ar_AE"/>
-        </w:rPr>
-        <w:t>فَهَذَا فَضْلٌ عِنْدَ ٱللهِ</w:t>
-      </w:r>
-      <w:r>
-        <w:rPr>
-          <w:b/>
-          <w:lang w:val="ar_AE" w:bidi="ar_AE"/>
-        </w:rPr>
-        <w:t>"</w:t>
-      </w:r>
-    </w:p>
-    <w:p>
-      <w:pPr>
-        <w:bidi/>
-      </w:pPr>
-      <w:r>
-        <w:rPr>
-          <w:lang w:val="ar_AE" w:bidi="ar_AE"/>
-        </w:rPr>
-      </w:r>
-      <w:r>
-        <w:rPr>
-          <w:lang w:val="ar_AE" w:bidi="ar_AE"/>
-        </w:rPr>
-        <w:t>لاحظ كيف ترجمت عبارة مشابهة في الآية السابقة.</w:t>
-      </w:r>
-      <w:r>
-        <w:rPr>
-          <w:lang w:val="ar_AE" w:bidi="ar_AE"/>
-        </w:rPr>
-      </w:r>
-      <w:r>
-        <w:rPr>
-          <w:lang w:val="ar_AE" w:bidi="ar_AE"/>
-        </w:rPr>
-      </w:r>
-    </w:p>
-    <w:p>
-      <w:pPr>
-        <w:bidi/>
-      </w:pPr>
-      <w:r>
-        <w:rPr>
-          <w:lang w:val="ar_AE" w:bidi="ar_AE"/>
-        </w:rPr>
-      </w:r>
-    </w:p>
-    <w:p>
-      <w:pPr>
-        <w:pStyle w:val="Heading2"/>
-        <w:bidi/>
-      </w:pPr>
-      <w:r>
-        <w:rPr>
-          <w:lang w:val="ar_AE" w:bidi="ar_AE"/>
-        </w:rPr>
-        <w:t>1 بطرس 2: 21 (#١)</w:t>
-      </w:r>
-      <w:r>
-        <w:rPr>
-          <w:lang w:val="ar_AE" w:bidi="ar_AE"/>
-        </w:rPr>
-      </w:r>
-    </w:p>
-    <w:p>
-      <w:pPr>
-        <w:bidi/>
-      </w:pPr>
-      <w:r>
-        <w:rPr>
-          <w:lang w:val="ar_AE" w:bidi="ar_AE"/>
-        </w:rPr>
-      </w:r>
-      <w:r>
-        <w:rPr>
-          <w:b/>
-          <w:lang w:val="ar_AE" w:bidi="ar_AE"/>
-        </w:rPr>
-        <w:t>εἰς τοῦτο</w:t>
-      </w:r>
-    </w:p>
-    <w:p>
-      <w:pPr>
-        <w:bidi/>
-      </w:pPr>
-      <w:r>
-        <w:rPr>
-          <w:lang w:val="ar_AE" w:bidi="ar_AE"/>
-        </w:rPr>
-      </w:r>
-      <w:r>
-        <w:rPr>
-          <w:b/>
-          <w:lang w:val="ar_AE" w:bidi="ar_AE"/>
-        </w:rPr>
-        <w:t>"</w:t>
-      </w:r>
-      <w:r>
-        <w:rPr>
-          <w:b/>
-          <w:lang w:val="ar_AE" w:bidi="ar_AE"/>
-        </w:rPr>
-        <w:t>لِهَذَا</w:t>
-      </w:r>
-      <w:r>
-        <w:rPr>
-          <w:b/>
-          <w:lang w:val="ar_AE" w:bidi="ar_AE"/>
-        </w:rPr>
-        <w:t>"</w:t>
-      </w:r>
-    </w:p>
-    <w:p>
-      <w:pPr>
-        <w:bidi/>
-      </w:pPr>
-      <w:r>
-        <w:rPr>
-          <w:lang w:val="ar_AE" w:bidi="ar_AE"/>
-        </w:rPr>
-      </w:r>
-      <w:r>
-        <w:rPr>
-          <w:lang w:val="ar_AE" w:bidi="ar_AE"/>
-        </w:rPr>
-        <w:t xml:space="preserve">هنا، </w:t>
-      </w:r>
-      <w:r>
-        <w:rPr>
-          <w:b/>
-          <w:lang w:val="ar_AE" w:bidi="ar_AE"/>
-        </w:rPr>
-        <w:t>هَذَا</w:t>
-      </w:r>
-      <w:r>
-        <w:rPr>
-          <w:lang w:val="ar_AE" w:bidi="ar_AE"/>
-        </w:rPr>
-        <w:t xml:space="preserve"> يشير إلى ما ذكره بطرس في نهاية الآية السابقة. يُدعو الله المؤمنين إلى تحمل المعاناة في خضم فعل الصلاح. إذا قد يربك هذا قراءك، عبر عن المعنى بصيغة أوضح. الترجمة البديلة: "تحمل المعاناة والألم في فعلك الصلاح"</w:t>
-      </w:r>
-    </w:p>
-    <w:p>
-      <w:pPr>
-        <w:bidi/>
-      </w:pPr>
-      <w:r>
-        <w:rPr>
-          <w:lang w:val="ar_AE" w:bidi="ar_AE"/>
-        </w:rPr>
-      </w:r>
-      <w:r>
-        <w:rPr>
-          <w:lang w:val="ar_AE" w:bidi="ar_AE"/>
-        </w:rPr>
-        <w:t xml:space="preserve">انظر: </w:t>
-      </w:r>
-      <w:r>
-        <w:rPr>
-          <w:lang w:val="ar_AE" w:bidi="ar_AE"/>
-        </w:rPr>
-        <w:t>المعرفة المفترضة والمعلومات الضمنية</w:t>
-      </w:r>
-      <w:r>
-        <w:rPr>
-          <w:lang w:val="ar_AE" w:bidi="ar_AE"/>
-        </w:rPr>
-      </w:r>
-      <w:r>
-        <w:rPr>
-          <w:lang w:val="ar_AE" w:bidi="ar_AE"/>
-        </w:rPr>
-      </w:r>
-    </w:p>
-    <w:p>
-      <w:pPr>
-        <w:bidi/>
-      </w:pPr>
-      <w:r>
-        <w:rPr>
-          <w:lang w:val="ar_AE" w:bidi="ar_AE"/>
-        </w:rPr>
-      </w:r>
-    </w:p>
-    <w:p>
-      <w:pPr>
-        <w:pStyle w:val="Heading2"/>
-        <w:bidi/>
-      </w:pPr>
-      <w:r>
-        <w:rPr>
-          <w:lang w:val="ar_AE" w:bidi="ar_AE"/>
-        </w:rPr>
-        <w:t>1 بطرس 2: 21 (#٢)</w:t>
-      </w:r>
-      <w:r>
-        <w:rPr>
-          <w:lang w:val="ar_AE" w:bidi="ar_AE"/>
-        </w:rPr>
-      </w:r>
-    </w:p>
-    <w:p>
-      <w:pPr>
-        <w:bidi/>
-      </w:pPr>
-      <w:r>
-        <w:rPr>
-          <w:lang w:val="ar_AE" w:bidi="ar_AE"/>
-        </w:rPr>
-      </w:r>
-      <w:r>
-        <w:rPr>
-          <w:b/>
-          <w:lang w:val="ar_AE" w:bidi="ar_AE"/>
-        </w:rPr>
-        <w:t>εἰς τοῦτο &amp; ἐκλήθητε</w:t>
-      </w:r>
-    </w:p>
-    <w:p>
-      <w:pPr>
-        <w:bidi/>
-      </w:pPr>
-      <w:r>
-        <w:rPr>
-          <w:lang w:val="ar_AE" w:bidi="ar_AE"/>
-        </w:rPr>
-      </w:r>
-      <w:r>
-        <w:rPr>
-          <w:b/>
-          <w:lang w:val="ar_AE" w:bidi="ar_AE"/>
-        </w:rPr>
-        <w:t>"</w:t>
-      </w:r>
-      <w:r>
-        <w:rPr>
-          <w:b/>
-          <w:lang w:val="ar_AE" w:bidi="ar_AE"/>
-        </w:rPr>
-        <w:t>لِهَذَا دُعِيتُمْ</w:t>
-      </w:r>
-      <w:r>
-        <w:rPr>
-          <w:b/>
-          <w:lang w:val="ar_AE" w:bidi="ar_AE"/>
-        </w:rPr>
-        <w:t>"</w:t>
-      </w:r>
-    </w:p>
-    <w:p>
-      <w:pPr>
-        <w:bidi/>
-      </w:pPr>
-      <w:r>
-        <w:rPr>
-          <w:lang w:val="ar_AE" w:bidi="ar_AE"/>
-        </w:rPr>
-      </w:r>
-      <w:r>
-        <w:rPr>
-          <w:lang w:val="ar_AE" w:bidi="ar_AE"/>
-        </w:rPr>
-        <w:t>إذا لغتك لا تستخدم صيغة المبني للمجهول، عبر عن العبارة بصيغة المبني للمعلوم أو بصيغة أخرى طبيعية. الترجمة البديلة: "دعاكم الله إلى هذا"</w:t>
-      </w:r>
-    </w:p>
-    <w:p>
-      <w:pPr>
-        <w:bidi/>
-      </w:pPr>
-      <w:r>
-        <w:rPr>
-          <w:lang w:val="ar_AE" w:bidi="ar_AE"/>
-        </w:rPr>
-      </w:r>
-      <w:r>
-        <w:rPr>
-          <w:lang w:val="ar_AE" w:bidi="ar_AE"/>
-        </w:rPr>
-        <w:t xml:space="preserve">انظر: </w:t>
-      </w:r>
-      <w:r>
-        <w:rPr>
-          <w:lang w:val="ar_AE" w:bidi="ar_AE"/>
-        </w:rPr>
-        <w:t>المبني للمعلوم أو المبني للمجهول</w:t>
-      </w:r>
-      <w:r>
-        <w:rPr>
-          <w:lang w:val="ar_AE" w:bidi="ar_AE"/>
-        </w:rPr>
-      </w:r>
-      <w:r>
-        <w:rPr>
-          <w:lang w:val="ar_AE" w:bidi="ar_AE"/>
-        </w:rPr>
-      </w:r>
-    </w:p>
-    <w:p>
-      <w:pPr>
-        <w:bidi/>
-      </w:pPr>
-      <w:r>
-        <w:rPr>
-          <w:lang w:val="ar_AE" w:bidi="ar_AE"/>
-        </w:rPr>
-      </w:r>
-    </w:p>
-    <w:p>
-      <w:pPr>
-        <w:pStyle w:val="Heading2"/>
-        <w:bidi/>
-      </w:pPr>
-      <w:r>
-        <w:rPr>
-          <w:lang w:val="ar_AE" w:bidi="ar_AE"/>
-        </w:rPr>
-        <w:t>1 بطرس 2: 21 (#٣)</w:t>
-      </w:r>
-      <w:r>
-        <w:rPr>
-          <w:lang w:val="ar_AE" w:bidi="ar_AE"/>
-        </w:rPr>
-      </w:r>
-    </w:p>
-    <w:p>
-      <w:pPr>
-        <w:bidi/>
-      </w:pPr>
-      <w:r>
-        <w:rPr>
-          <w:lang w:val="ar_AE" w:bidi="ar_AE"/>
-        </w:rPr>
-      </w:r>
-      <w:r>
-        <w:rPr>
-          <w:b/>
-          <w:lang w:val="ar_AE" w:bidi="ar_AE"/>
-        </w:rPr>
-        <w:t>ἐπακολουθήσητε τοῖς ἴχνεσιν αὐτοῦ</w:t>
-      </w:r>
-    </w:p>
-    <w:p>
-      <w:pPr>
-        <w:bidi/>
-      </w:pPr>
-      <w:r>
-        <w:rPr>
-          <w:lang w:val="ar_AE" w:bidi="ar_AE"/>
-        </w:rPr>
-      </w:r>
-      <w:r>
-        <w:rPr>
-          <w:b/>
-          <w:lang w:val="ar_AE" w:bidi="ar_AE"/>
-        </w:rPr>
-        <w:t>"</w:t>
-      </w:r>
-      <w:r>
-        <w:rPr>
-          <w:b/>
-          <w:lang w:val="ar_AE" w:bidi="ar_AE"/>
-        </w:rPr>
-        <w:t>لِكَيْ تَتَّبِعُوا خُطُوَاتِهِ</w:t>
-      </w:r>
-      <w:r>
-        <w:rPr>
-          <w:b/>
-          <w:lang w:val="ar_AE" w:bidi="ar_AE"/>
-        </w:rPr>
-        <w:t>"</w:t>
-      </w:r>
-    </w:p>
-    <w:p>
-      <w:pPr>
-        <w:bidi/>
-      </w:pPr>
-      <w:r>
-        <w:rPr>
-          <w:lang w:val="ar_AE" w:bidi="ar_AE"/>
-        </w:rPr>
-      </w:r>
-      <w:r>
-        <w:rPr>
-          <w:lang w:val="ar_AE" w:bidi="ar_AE"/>
-        </w:rPr>
-        <w:t xml:space="preserve">يستخدم بطرس </w:t>
-      </w:r>
-      <w:r>
-        <w:rPr>
-          <w:b/>
-          <w:lang w:val="ar_AE" w:bidi="ar_AE"/>
-        </w:rPr>
-        <w:t>تَتَّبِعُوا خُطُوَاتِهِ</w:t>
-      </w:r>
-      <w:r>
-        <w:rPr>
-          <w:lang w:val="ar_AE" w:bidi="ar_AE"/>
-        </w:rPr>
-        <w:t xml:space="preserve"> للإشارة إلى الاقتداء بمثال الرب يسوع في تحمل المعاناة. إذا قد يربك هذا قراءك، وضح المعنى بصيغة أفضل. الترجمة البديلة: "لتتمثلوا به"</w:t>
-      </w:r>
-    </w:p>
-    <w:p>
-      <w:pPr>
-        <w:bidi/>
-      </w:pPr>
-      <w:r>
-        <w:rPr>
-          <w:lang w:val="ar_AE" w:bidi="ar_AE"/>
-        </w:rPr>
-      </w:r>
-      <w:r>
-        <w:rPr>
-          <w:lang w:val="ar_AE" w:bidi="ar_AE"/>
-        </w:rPr>
-        <w:t xml:space="preserve">يرجى الاطلاع على: </w:t>
-      </w:r>
-      <w:r>
-        <w:rPr>
-          <w:lang w:val="ar_AE" w:bidi="ar_AE"/>
-        </w:rPr>
-        <w:t>الاستعارة</w:t>
-      </w:r>
-      <w:r>
-        <w:rPr>
-          <w:lang w:val="ar_AE" w:bidi="ar_AE"/>
-        </w:rPr>
-      </w:r>
-      <w:r>
-        <w:rPr>
-          <w:lang w:val="ar_AE" w:bidi="ar_AE"/>
-        </w:rPr>
-      </w:r>
-    </w:p>
-    <w:p>
-      <w:pPr>
-        <w:bidi/>
-      </w:pPr>
-      <w:r>
-        <w:rPr>
-          <w:lang w:val="ar_AE" w:bidi="ar_AE"/>
-        </w:rPr>
-      </w:r>
-    </w:p>
-    <w:p>
-      <w:pPr>
-        <w:pStyle w:val="Heading2"/>
-        <w:bidi/>
-      </w:pPr>
-      <w:r>
-        <w:rPr>
-          <w:lang w:val="ar_AE" w:bidi="ar_AE"/>
-        </w:rPr>
         <w:t>1 بطرس 2: 22 (#١)</w:t>
       </w:r>
       <w:r>
         <w:rPr>
           <w:lang w:val="ar_AE" w:bidi="ar_AE"/>
         </w:rPr>
-      </w:r>
-    </w:p>
-    <w:p>
-      <w:pPr>
-        <w:bidi/>
-      </w:pPr>
-      <w:r>
-        <w:rPr>
-          <w:lang w:val="ar_AE" w:bidi="ar_AE"/>
-        </w:rPr>
-      </w:r>
-      <w:r>
-        <w:rPr>
-          <w:b/>
-          <w:lang w:val="ar_AE" w:bidi="ar_AE"/>
-        </w:rPr>
-        <w:t>ὃς ἁμαρτίαν οὐκ ἐποίησεν, οὐδὲ εὑρέθη δόλος ἐν τῷ στόματι αὐτοῦ</w:t>
       </w:r>
     </w:p>
     <w:p>
@@ -29571,6 +28636,112 @@
           <w:b/>
           <w:lang w:val="ar_AE" w:bidi="ar_AE"/>
         </w:rPr>
+        <w:t>"</w:t>
+      </w:r>
+      <w:r>
+        <w:rPr>
+          <w:b/>
+          <w:lang w:val="ar_AE" w:bidi="ar_AE"/>
+        </w:rPr>
+        <w:t>وَلَا وُجِدَ فِي فَمِهِ مَكْرٌ</w:t>
+      </w:r>
+      <w:r>
+        <w:rPr>
+          <w:b/>
+          <w:lang w:val="ar_AE" w:bidi="ar_AE"/>
+        </w:rPr>
+        <w:t>"</w:t>
+      </w:r>
+    </w:p>
+    <w:p>
+      <w:pPr>
+        <w:bidi/>
+      </w:pPr>
+      <w:r>
+        <w:rPr>
+          <w:lang w:val="ar_AE" w:bidi="ar_AE"/>
+        </w:rPr>
+      </w:r>
+      <w:r>
+        <w:rPr>
+          <w:lang w:val="ar_AE" w:bidi="ar_AE"/>
+        </w:rPr>
+        <w:t>إذا لغتك لا تستخدم صيغة المبني للمجهول، عبر عنها بصيغة المبني للمعلوم أو بصيغة أخرى طبيعية. الترجمة البديلة: "لم ينطق بمكر أو غِش"</w:t>
+      </w:r>
+    </w:p>
+    <w:p>
+      <w:pPr>
+        <w:bidi/>
+      </w:pPr>
+      <w:r>
+        <w:rPr>
+          <w:lang w:val="ar_AE" w:bidi="ar_AE"/>
+        </w:rPr>
+      </w:r>
+      <w:r>
+        <w:rPr>
+          <w:lang w:val="ar_AE" w:bidi="ar_AE"/>
+        </w:rPr>
+        <w:t xml:space="preserve">انظر: </w:t>
+      </w:r>
+      <w:r>
+        <w:rPr>
+          <w:lang w:val="ar_AE" w:bidi="ar_AE"/>
+        </w:rPr>
+        <w:t>المبني للمعلوم أو المبني للمجهول</w:t>
+      </w:r>
+      <w:r>
+        <w:rPr>
+          <w:lang w:val="ar_AE" w:bidi="ar_AE"/>
+        </w:rPr>
+      </w:r>
+      <w:r>
+        <w:rPr>
+          <w:lang w:val="ar_AE" w:bidi="ar_AE"/>
+        </w:rPr>
+      </w:r>
+    </w:p>
+    <w:p>
+      <w:pPr>
+        <w:bidi/>
+      </w:pPr>
+      <w:r>
+        <w:rPr>
+          <w:lang w:val="ar_AE" w:bidi="ar_AE"/>
+        </w:rPr>
+      </w:r>
+    </w:p>
+    <w:p>
+      <w:pPr>
+        <w:pStyle w:val="Heading2"/>
+        <w:bidi/>
+      </w:pPr>
+      <w:r>
+        <w:rPr>
+          <w:lang w:val="ar_AE" w:bidi="ar_AE"/>
+        </w:rPr>
+        <w:t>1 بطرس 2: 22 (#٣)</w:t>
+      </w:r>
+      <w:r>
+        <w:rPr>
+          <w:lang w:val="ar_AE" w:bidi="ar_AE"/>
+        </w:rPr>
+      </w:r>
+    </w:p>
+    <w:p>
+      <w:pPr>
+        <w:bidi/>
+      </w:pPr>
+      <w:r>
+        <w:rPr>
+          <w:lang w:val="ar_AE" w:bidi="ar_AE"/>
+        </w:rPr>
+      </w:r>
+      <w:r>
+        <w:rPr>
+          <w:b/>
+          <w:lang w:val="ar_AE" w:bidi="ar_AE"/>
+        </w:rPr>
         <w:t>οὐδὲ εὑρέθη δόλος ἐν τῷ στόματι αὐτοῦ</w:t>
       </w:r>
     </w:p>
@@ -29618,7 +28789,20 @@
         <w:rPr>
           <w:lang w:val="ar_AE" w:bidi="ar_AE"/>
         </w:rPr>
-        <w:t>إذا لغتك لا تستخدم صيغة المبني للمجهول، عبر عنها بصيغة المبني للمعلوم أو بصيغة أخرى طبيعية. الترجمة البديلة: "لم ينطق بمكر أو غِش"</w:t>
+        <w:t xml:space="preserve">يستشهد بطرس بإشعياء مشيرًا إلى </w:t>
+      </w:r>
+      <w:r>
+        <w:rPr>
+          <w:b/>
+          <w:lang w:val="ar_AE" w:bidi="ar_AE"/>
+        </w:rPr>
+        <w:t>المكر</w:t>
+      </w:r>
+      <w:r>
+        <w:rPr>
+          <w:lang w:val="ar_AE" w:bidi="ar_AE"/>
+        </w:rPr>
+        <w:t xml:space="preserve"> كما لو كان شيئًا يوجد في فم المرء. إذا قد يربك هذا قراءك، بَسِّط المعنى. الترجمة البديلة: "لم ينطق بمكرٍ قط"</w:t>
       </w:r>
     </w:p>
     <w:p>
@@ -29640,6 +28824,248 @@
         <w:rPr>
           <w:lang w:val="ar_AE" w:bidi="ar_AE"/>
         </w:rPr>
+        <w:t>الاستعارة</w:t>
+      </w:r>
+      <w:r>
+        <w:rPr>
+          <w:lang w:val="ar_AE" w:bidi="ar_AE"/>
+        </w:rPr>
+      </w:r>
+      <w:r>
+        <w:rPr>
+          <w:lang w:val="ar_AE" w:bidi="ar_AE"/>
+        </w:rPr>
+      </w:r>
+    </w:p>
+    <w:p>
+      <w:pPr>
+        <w:bidi/>
+      </w:pPr>
+      <w:r>
+        <w:rPr>
+          <w:lang w:val="ar_AE" w:bidi="ar_AE"/>
+        </w:rPr>
+      </w:r>
+    </w:p>
+    <w:p>
+      <w:pPr>
+        <w:pStyle w:val="Heading2"/>
+        <w:bidi/>
+      </w:pPr>
+      <w:r>
+        <w:rPr>
+          <w:lang w:val="ar_AE" w:bidi="ar_AE"/>
+        </w:rPr>
+        <w:t>1 بطرس 2: 22 (#٤)</w:t>
+      </w:r>
+      <w:r>
+        <w:rPr>
+          <w:lang w:val="ar_AE" w:bidi="ar_AE"/>
+        </w:rPr>
+      </w:r>
+    </w:p>
+    <w:p>
+      <w:pPr>
+        <w:bidi/>
+      </w:pPr>
+      <w:r>
+        <w:rPr>
+          <w:lang w:val="ar_AE" w:bidi="ar_AE"/>
+        </w:rPr>
+      </w:r>
+      <w:r>
+        <w:rPr>
+          <w:b/>
+          <w:lang w:val="ar_AE" w:bidi="ar_AE"/>
+        </w:rPr>
+        <w:t>οὐδὲ εὑρέθη δόλος ἐν τῷ στόματι αὐτοῦ</w:t>
+      </w:r>
+    </w:p>
+    <w:p>
+      <w:pPr>
+        <w:bidi/>
+      </w:pPr>
+      <w:r>
+        <w:rPr>
+          <w:lang w:val="ar_AE" w:bidi="ar_AE"/>
+        </w:rPr>
+      </w:r>
+      <w:r>
+        <w:rPr>
+          <w:b/>
+          <w:lang w:val="ar_AE" w:bidi="ar_AE"/>
+        </w:rPr>
+        <w:t>"</w:t>
+      </w:r>
+      <w:r>
+        <w:rPr>
+          <w:b/>
+          <w:lang w:val="ar_AE" w:bidi="ar_AE"/>
+        </w:rPr>
+        <w:t>وَلَا وُجِدَ فِي فَمِهِ مَكْرٌ</w:t>
+      </w:r>
+      <w:r>
+        <w:rPr>
+          <w:b/>
+          <w:lang w:val="ar_AE" w:bidi="ar_AE"/>
+        </w:rPr>
+        <w:t>"</w:t>
+      </w:r>
+    </w:p>
+    <w:p>
+      <w:pPr>
+        <w:bidi/>
+      </w:pPr>
+      <w:r>
+        <w:rPr>
+          <w:lang w:val="ar_AE" w:bidi="ar_AE"/>
+        </w:rPr>
+      </w:r>
+      <w:r>
+        <w:rPr>
+          <w:lang w:val="ar_AE" w:bidi="ar_AE"/>
+        </w:rPr>
+        <w:t xml:space="preserve">يقتبس بطرس من إشعياء واصفًا شيئًا قد يقوله المسيّا مرتبطًا </w:t>
+      </w:r>
+      <w:r>
+        <w:rPr>
+          <w:b/>
+          <w:lang w:val="ar_AE" w:bidi="ar_AE"/>
+        </w:rPr>
+        <w:t>بفمه</w:t>
+      </w:r>
+      <w:r>
+        <w:rPr>
+          <w:lang w:val="ar_AE" w:bidi="ar_AE"/>
+        </w:rPr>
+        <w:t>، الذي لربما كان سيعبر به عن شيء ما. في هذه الحالة، هو شيء لم يتفوه به المسيّا. إذا لم يفهم قراؤك هذا، صغه بتعبير مكافئ أو بلغة مبسطة. الترجمة البديلة: "ولم ينطق إثمًا"</w:t>
+      </w:r>
+    </w:p>
+    <w:p>
+      <w:pPr>
+        <w:bidi/>
+      </w:pPr>
+      <w:r>
+        <w:rPr>
+          <w:lang w:val="ar_AE" w:bidi="ar_AE"/>
+        </w:rPr>
+      </w:r>
+      <w:r>
+        <w:rPr>
+          <w:lang w:val="ar_AE" w:bidi="ar_AE"/>
+        </w:rPr>
+        <w:t xml:space="preserve">انظر: </w:t>
+      </w:r>
+      <w:r>
+        <w:rPr>
+          <w:lang w:val="ar_AE" w:bidi="ar_AE"/>
+        </w:rPr>
+        <w:t>المجاز المرسل</w:t>
+      </w:r>
+      <w:r>
+        <w:rPr>
+          <w:lang w:val="ar_AE" w:bidi="ar_AE"/>
+        </w:rPr>
+      </w:r>
+      <w:r>
+        <w:rPr>
+          <w:lang w:val="ar_AE" w:bidi="ar_AE"/>
+        </w:rPr>
+      </w:r>
+    </w:p>
+    <w:p>
+      <w:pPr>
+        <w:bidi/>
+      </w:pPr>
+      <w:r>
+        <w:rPr>
+          <w:lang w:val="ar_AE" w:bidi="ar_AE"/>
+        </w:rPr>
+      </w:r>
+    </w:p>
+    <w:p>
+      <w:pPr>
+        <w:pStyle w:val="Heading2"/>
+        <w:bidi/>
+      </w:pPr>
+      <w:r>
+        <w:rPr>
+          <w:lang w:val="ar_AE" w:bidi="ar_AE"/>
+        </w:rPr>
+        <w:t>1 بطرس 2: 23 (#١)</w:t>
+      </w:r>
+      <w:r>
+        <w:rPr>
+          <w:lang w:val="ar_AE" w:bidi="ar_AE"/>
+        </w:rPr>
+      </w:r>
+    </w:p>
+    <w:p>
+      <w:pPr>
+        <w:bidi/>
+      </w:pPr>
+      <w:r>
+        <w:rPr>
+          <w:lang w:val="ar_AE" w:bidi="ar_AE"/>
+        </w:rPr>
+      </w:r>
+      <w:r>
+        <w:rPr>
+          <w:b/>
+          <w:lang w:val="ar_AE" w:bidi="ar_AE"/>
+        </w:rPr>
+        <w:t>"</w:t>
+      </w:r>
+      <w:r>
+        <w:rPr>
+          <w:b/>
+          <w:lang w:val="ar_AE" w:bidi="ar_AE"/>
+        </w:rPr>
+        <w:t>ٱلَّذِي إِذْ شُتِمَ لَمْ يَكُنْ يَشْتِمُ عِوَضًا</w:t>
+      </w:r>
+      <w:r>
+        <w:rPr>
+          <w:b/>
+          <w:lang w:val="ar_AE" w:bidi="ar_AE"/>
+        </w:rPr>
+        <w:t>"</w:t>
+      </w:r>
+    </w:p>
+    <w:p>
+      <w:pPr>
+        <w:bidi/>
+      </w:pPr>
+      <w:r>
+        <w:rPr>
+          <w:lang w:val="ar_AE" w:bidi="ar_AE"/>
+        </w:rPr>
+      </w:r>
+      <w:r>
+        <w:rPr>
+          <w:lang w:val="ar_AE" w:bidi="ar_AE"/>
+        </w:rPr>
+        <w:t>إذا لغتك لا تستخدم صيغة المبني للمجهول، عبر عنها بصيغة المبني للمعلوم أو بصيغة أخرى طبيعية. الترجمة البديلة: "الذين شتمه الناس، لم يرد عليهم بمثله"</w:t>
+      </w:r>
+    </w:p>
+    <w:p>
+      <w:pPr>
+        <w:bidi/>
+      </w:pPr>
+      <w:r>
+        <w:rPr>
+          <w:lang w:val="ar_AE" w:bidi="ar_AE"/>
+        </w:rPr>
+      </w:r>
+      <w:r>
+        <w:rPr>
+          <w:lang w:val="ar_AE" w:bidi="ar_AE"/>
+        </w:rPr>
+        <w:t xml:space="preserve">انظر: </w:t>
+      </w:r>
+      <w:r>
+        <w:rPr>
+          <w:lang w:val="ar_AE" w:bidi="ar_AE"/>
+        </w:rPr>
         <w:t>المبني للمعلوم أو المبني للمجهول</w:t>
       </w:r>
       <w:r>
@@ -29672,29 +29098,29 @@
         <w:rPr>
           <w:lang w:val="ar_AE" w:bidi="ar_AE"/>
         </w:rPr>
-        <w:t>1 بطرس 2: 22 (#٣)</w:t>
-      </w:r>
-      <w:r>
-        <w:rPr>
-          <w:lang w:val="ar_AE" w:bidi="ar_AE"/>
-        </w:rPr>
-      </w:r>
-    </w:p>
-    <w:p>
-      <w:pPr>
-        <w:bidi/>
-      </w:pPr>
-      <w:r>
-        <w:rPr>
-          <w:lang w:val="ar_AE" w:bidi="ar_AE"/>
-        </w:rPr>
-      </w:r>
-      <w:r>
-        <w:rPr>
-          <w:b/>
-          <w:lang w:val="ar_AE" w:bidi="ar_AE"/>
-        </w:rPr>
-        <w:t>οὐδὲ εὑρέθη δόλος ἐν τῷ στόματι αὐτοῦ</w:t>
+        <w:t>1 بطرس 2: 23 (#2)</w:t>
+      </w:r>
+      <w:r>
+        <w:rPr>
+          <w:lang w:val="ar_AE" w:bidi="ar_AE"/>
+        </w:rPr>
+      </w:r>
+    </w:p>
+    <w:p>
+      <w:pPr>
+        <w:bidi/>
+      </w:pPr>
+      <w:r>
+        <w:rPr>
+          <w:lang w:val="ar_AE" w:bidi="ar_AE"/>
+        </w:rPr>
+      </w:r>
+      <w:r>
+        <w:rPr>
+          <w:b/>
+          <w:lang w:val="ar_AE" w:bidi="ar_AE"/>
+        </w:rPr>
+        <w:t>παρεδίδου &amp; τῷ κρίνοντι δικαίως</w:t>
       </w:r>
     </w:p>
     <w:p>
@@ -29718,7 +29144,7 @@
           <w:b/>
           <w:lang w:val="ar_AE" w:bidi="ar_AE"/>
         </w:rPr>
-        <w:t>وَلَا وُجِدَ فِي فَمِهِ مَكْرٌ</w:t>
+        <w:t>كَانَ يُسَلِّمُ لِمَنْ يَقْضِي بِعَدْلٍ</w:t>
       </w:r>
       <w:r>
         <w:rPr>
@@ -29741,20 +29167,20 @@
         <w:rPr>
           <w:lang w:val="ar_AE" w:bidi="ar_AE"/>
         </w:rPr>
-        <w:t xml:space="preserve">يستشهد بطرس بإشعياء مشيرًا إلى </w:t>
-      </w:r>
-      <w:r>
-        <w:rPr>
-          <w:b/>
-          <w:lang w:val="ar_AE" w:bidi="ar_AE"/>
-        </w:rPr>
-        <w:t>المكر</w:t>
-      </w:r>
-      <w:r>
-        <w:rPr>
-          <w:lang w:val="ar_AE" w:bidi="ar_AE"/>
-        </w:rPr>
-        <w:t xml:space="preserve"> كما لو كان شيئًا يوجد في فم المرء. إذا قد يربك هذا قراءك، بَسِّط المعنى. الترجمة البديلة: "لم ينطق بمكرٍ قط"</w:t>
+        <w:t xml:space="preserve">هنا، </w:t>
+      </w:r>
+      <w:r>
+        <w:rPr>
+          <w:b/>
+          <w:lang w:val="ar_AE" w:bidi="ar_AE"/>
+        </w:rPr>
+        <w:t>لِمَنْ يَقْضِي بِعَدْلٍ</w:t>
+      </w:r>
+      <w:r>
+        <w:rPr>
+          <w:lang w:val="ar_AE" w:bidi="ar_AE"/>
+        </w:rPr>
+        <w:t xml:space="preserve"> إشارة إلى ٱلله. يعني ذلك أن الرب يسوع وضع ثقته في ٱلله لمعاقبة من أساءوا إليه أو لإثبات براءته. إذا قد يربك هذا قراءك، وضح المعنى بتعبير آخر. الترجمة البديلة: "كان يأتمن نفسه إلى الله، الذي يحكم بالعدل"</w:t>
       </w:r>
     </w:p>
     <w:p>
@@ -29776,6 +29202,303 @@
         <w:rPr>
           <w:lang w:val="ar_AE" w:bidi="ar_AE"/>
         </w:rPr>
+        <w:t>المعرفة المفترضة والمعلومات الضمنية</w:t>
+      </w:r>
+      <w:r>
+        <w:rPr>
+          <w:lang w:val="ar_AE" w:bidi="ar_AE"/>
+        </w:rPr>
+      </w:r>
+      <w:r>
+        <w:rPr>
+          <w:lang w:val="ar_AE" w:bidi="ar_AE"/>
+        </w:rPr>
+      </w:r>
+    </w:p>
+    <w:p>
+      <w:pPr>
+        <w:bidi/>
+      </w:pPr>
+      <w:r>
+        <w:rPr>
+          <w:lang w:val="ar_AE" w:bidi="ar_AE"/>
+        </w:rPr>
+      </w:r>
+    </w:p>
+    <w:p>
+      <w:pPr>
+        <w:pStyle w:val="Heading2"/>
+        <w:bidi/>
+      </w:pPr>
+      <w:r>
+        <w:rPr>
+          <w:lang w:val="ar_AE" w:bidi="ar_AE"/>
+        </w:rPr>
+        <w:t>1 بطرس 2: 24 (#1)</w:t>
+      </w:r>
+      <w:r>
+        <w:rPr>
+          <w:lang w:val="ar_AE" w:bidi="ar_AE"/>
+        </w:rPr>
+      </w:r>
+    </w:p>
+    <w:p>
+      <w:pPr>
+        <w:bidi/>
+      </w:pPr>
+      <w:r>
+        <w:rPr>
+          <w:lang w:val="ar_AE" w:bidi="ar_AE"/>
+        </w:rPr>
+      </w:r>
+      <w:r>
+        <w:rPr>
+          <w:b/>
+          <w:lang w:val="ar_AE" w:bidi="ar_AE"/>
+        </w:rPr>
+        <w:t>ὃς τὰς ἁμαρτίας ἡμῶν αὐτὸς ἀνήνεγκεν</w:t>
+      </w:r>
+    </w:p>
+    <w:p>
+      <w:pPr>
+        <w:bidi/>
+      </w:pPr>
+      <w:r>
+        <w:rPr>
+          <w:lang w:val="ar_AE" w:bidi="ar_AE"/>
+        </w:rPr>
+      </w:r>
+      <w:r>
+        <w:rPr>
+          <w:b/>
+          <w:lang w:val="ar_AE" w:bidi="ar_AE"/>
+        </w:rPr>
+        <w:t>"</w:t>
+      </w:r>
+      <w:r>
+        <w:rPr>
+          <w:b/>
+          <w:lang w:val="ar_AE" w:bidi="ar_AE"/>
+        </w:rPr>
+        <w:t>ٱلَّذِي حَمَلَ هُوَ نَفْسُهُ خَطَايَانَا</w:t>
+      </w:r>
+      <w:r>
+        <w:rPr>
+          <w:b/>
+          <w:lang w:val="ar_AE" w:bidi="ar_AE"/>
+        </w:rPr>
+        <w:t>"</w:t>
+      </w:r>
+    </w:p>
+    <w:p>
+      <w:pPr>
+        <w:bidi/>
+      </w:pPr>
+      <w:r>
+        <w:rPr>
+          <w:lang w:val="ar_AE" w:bidi="ar_AE"/>
+        </w:rPr>
+      </w:r>
+      <w:r>
+        <w:rPr>
+          <w:lang w:val="ar_AE" w:bidi="ar_AE"/>
+        </w:rPr>
+        <w:t xml:space="preserve">يستخدم بطرس عبارة </w:t>
+      </w:r>
+      <w:r>
+        <w:rPr>
+          <w:b/>
+          <w:lang w:val="ar_AE" w:bidi="ar_AE"/>
+        </w:rPr>
+        <w:t>هُوَ نَفْسُهُ</w:t>
+      </w:r>
+      <w:r>
+        <w:rPr>
+          <w:lang w:val="ar_AE" w:bidi="ar_AE"/>
+        </w:rPr>
+        <w:t xml:space="preserve"> هنا للتأكيد على أن الرب يسوع وحده مَن حمل خطايانا. صغ العبارة بوضوح لتأكيدها. الترجمة البديلة: "لا أحد سوى الرب يسوع حمل خطايانا" أو "يسوع، هو بذاته، حمل خطايانا"</w:t>
+      </w:r>
+    </w:p>
+    <w:p>
+      <w:pPr>
+        <w:bidi/>
+      </w:pPr>
+      <w:r>
+        <w:rPr>
+          <w:lang w:val="ar_AE" w:bidi="ar_AE"/>
+        </w:rPr>
+      </w:r>
+      <w:r>
+        <w:rPr>
+          <w:lang w:val="ar_AE" w:bidi="ar_AE"/>
+        </w:rPr>
+        <w:t xml:space="preserve">انظر: </w:t>
+      </w:r>
+      <w:r>
+        <w:rPr>
+          <w:lang w:val="ar_AE" w:bidi="ar_AE"/>
+        </w:rPr>
+        <w:t>الضمائر الانعكاسية</w:t>
+      </w:r>
+      <w:r>
+        <w:rPr>
+          <w:lang w:val="ar_AE" w:bidi="ar_AE"/>
+        </w:rPr>
+      </w:r>
+      <w:r>
+        <w:rPr>
+          <w:lang w:val="ar_AE" w:bidi="ar_AE"/>
+        </w:rPr>
+      </w:r>
+    </w:p>
+    <w:p>
+      <w:pPr>
+        <w:bidi/>
+      </w:pPr>
+      <w:r>
+        <w:rPr>
+          <w:lang w:val="ar_AE" w:bidi="ar_AE"/>
+        </w:rPr>
+      </w:r>
+    </w:p>
+    <w:p>
+      <w:pPr>
+        <w:pStyle w:val="Heading2"/>
+        <w:bidi/>
+      </w:pPr>
+      <w:r>
+        <w:rPr>
+          <w:lang w:val="ar_AE" w:bidi="ar_AE"/>
+        </w:rPr>
+        <w:t>١ بطرس ٢: ٢٤ (#٢)</w:t>
+      </w:r>
+      <w:r>
+        <w:rPr>
+          <w:lang w:val="ar_AE" w:bidi="ar_AE"/>
+        </w:rPr>
+      </w:r>
+    </w:p>
+    <w:p>
+      <w:pPr>
+        <w:bidi/>
+      </w:pPr>
+      <w:r>
+        <w:rPr>
+          <w:lang w:val="ar_AE" w:bidi="ar_AE"/>
+        </w:rPr>
+      </w:r>
+      <w:r>
+        <w:rPr>
+          <w:b/>
+          <w:lang w:val="ar_AE" w:bidi="ar_AE"/>
+        </w:rPr>
+        <w:t>τὰς ἁμαρτίας ἡμῶν &amp; ἀνήνεγκεν ἐν τῷ σώματι αὐτοῦ ἐπὶ τὸ ξύλον</w:t>
+      </w:r>
+    </w:p>
+    <w:p>
+      <w:pPr>
+        <w:bidi/>
+      </w:pPr>
+      <w:r>
+        <w:rPr>
+          <w:lang w:val="ar_AE" w:bidi="ar_AE"/>
+        </w:rPr>
+      </w:r>
+      <w:r>
+        <w:rPr>
+          <w:b/>
+          <w:lang w:val="ar_AE" w:bidi="ar_AE"/>
+        </w:rPr>
+        <w:t>"حَمَلَ هُوَ نَفْسُهُ خَطَايَانَا فِي جَسَدِهِ عَلَى الْخَشَبَةِ"</w:t>
+      </w:r>
+    </w:p>
+    <w:p>
+      <w:pPr>
+        <w:bidi/>
+      </w:pPr>
+      <w:r>
+        <w:rPr>
+          <w:lang w:val="ar_AE" w:bidi="ar_AE"/>
+        </w:rPr>
+      </w:r>
+      <w:r>
+        <w:rPr>
+          <w:lang w:val="ar_AE" w:bidi="ar_AE"/>
+        </w:rPr>
+        <w:t xml:space="preserve">يستخدم بطرس تعبير </w:t>
+      </w:r>
+      <w:r>
+        <w:rPr>
+          <w:b/>
+          <w:lang w:val="ar_AE" w:bidi="ar_AE"/>
+        </w:rPr>
+        <w:t>حمَل خطايانا</w:t>
+      </w:r>
+      <w:r>
+        <w:rPr>
+          <w:lang w:val="ar_AE" w:bidi="ar_AE"/>
+        </w:rPr>
+        <w:t xml:space="preserve"> للإشارة إلى أن يسوع قد عوقب بسبب </w:t>
+      </w:r>
+      <w:r>
+        <w:rPr>
+          <w:b/>
+          <w:lang w:val="ar_AE" w:bidi="ar_AE"/>
+        </w:rPr>
+        <w:t>خطايانا</w:t>
+      </w:r>
+      <w:r>
+        <w:rPr>
+          <w:lang w:val="ar_AE" w:bidi="ar_AE"/>
+        </w:rPr>
+        <w:t xml:space="preserve"> كما لو كانت </w:t>
+      </w:r>
+      <w:r>
+        <w:rPr>
+          <w:b/>
+          <w:lang w:val="ar_AE" w:bidi="ar_AE"/>
+        </w:rPr>
+        <w:t>الخطايا</w:t>
+      </w:r>
+      <w:r>
+        <w:rPr>
+          <w:lang w:val="ar_AE" w:bidi="ar_AE"/>
+        </w:rPr>
+        <w:t xml:space="preserve"> شيئًا حمَله على </w:t>
+      </w:r>
+      <w:r>
+        <w:rPr>
+          <w:b/>
+          <w:lang w:val="ar_AE" w:bidi="ar_AE"/>
+        </w:rPr>
+        <w:t>جسده</w:t>
+      </w:r>
+      <w:r>
+        <w:rPr>
+          <w:lang w:val="ar_AE" w:bidi="ar_AE"/>
+        </w:rPr>
+        <w:t>. لو أنَّ هذا سيُربك قُرَّاءك، يمكنك توضيح المعنى توضيحًا أفضل. التَّرْجَمَة البديلة: "عانَى العقاب في جسده على خشبة الصليب بسبب خطايانا"</w:t>
+      </w:r>
+    </w:p>
+    <w:p>
+      <w:pPr>
+        <w:bidi/>
+      </w:pPr>
+      <w:r>
+        <w:rPr>
+          <w:lang w:val="ar_AE" w:bidi="ar_AE"/>
+        </w:rPr>
+      </w:r>
+      <w:r>
+        <w:rPr>
+          <w:lang w:val="ar_AE" w:bidi="ar_AE"/>
+        </w:rPr>
+        <w:t xml:space="preserve">انظر: </w:t>
+      </w:r>
+      <w:r>
+        <w:rPr>
+          <w:lang w:val="ar_AE" w:bidi="ar_AE"/>
+        </w:rPr>
         <w:t>الاستعارة</w:t>
       </w:r>
       <w:r>
@@ -29808,89 +29531,75 @@
         <w:rPr>
           <w:lang w:val="ar_AE" w:bidi="ar_AE"/>
         </w:rPr>
-        <w:t>1 بطرس 2: 22 (#٤)</w:t>
-      </w:r>
-      <w:r>
-        <w:rPr>
-          <w:lang w:val="ar_AE" w:bidi="ar_AE"/>
-        </w:rPr>
-      </w:r>
-    </w:p>
-    <w:p>
-      <w:pPr>
-        <w:bidi/>
-      </w:pPr>
-      <w:r>
-        <w:rPr>
-          <w:lang w:val="ar_AE" w:bidi="ar_AE"/>
-        </w:rPr>
-      </w:r>
-      <w:r>
-        <w:rPr>
-          <w:b/>
-          <w:lang w:val="ar_AE" w:bidi="ar_AE"/>
-        </w:rPr>
-        <w:t>οὐδὲ εὑρέθη δόλος ἐν τῷ στόματι αὐτοῦ</w:t>
-      </w:r>
-    </w:p>
-    <w:p>
-      <w:pPr>
-        <w:bidi/>
-      </w:pPr>
-      <w:r>
-        <w:rPr>
-          <w:lang w:val="ar_AE" w:bidi="ar_AE"/>
-        </w:rPr>
-      </w:r>
-      <w:r>
-        <w:rPr>
-          <w:b/>
-          <w:lang w:val="ar_AE" w:bidi="ar_AE"/>
-        </w:rPr>
-        <w:t>"</w:t>
-      </w:r>
-      <w:r>
-        <w:rPr>
-          <w:b/>
-          <w:lang w:val="ar_AE" w:bidi="ar_AE"/>
-        </w:rPr>
-        <w:t>وَلَا وُجِدَ فِي فَمِهِ مَكْرٌ</w:t>
-      </w:r>
-      <w:r>
-        <w:rPr>
-          <w:b/>
-          <w:lang w:val="ar_AE" w:bidi="ar_AE"/>
-        </w:rPr>
-        <w:t>"</w:t>
-      </w:r>
-    </w:p>
-    <w:p>
-      <w:pPr>
-        <w:bidi/>
-      </w:pPr>
-      <w:r>
-        <w:rPr>
-          <w:lang w:val="ar_AE" w:bidi="ar_AE"/>
-        </w:rPr>
-      </w:r>
-      <w:r>
-        <w:rPr>
-          <w:lang w:val="ar_AE" w:bidi="ar_AE"/>
-        </w:rPr>
-        <w:t xml:space="preserve">يقتبس بطرس من إشعياء واصفًا شيئًا قد يقوله المسيّا مرتبطًا </w:t>
-      </w:r>
-      <w:r>
-        <w:rPr>
-          <w:b/>
-          <w:lang w:val="ar_AE" w:bidi="ar_AE"/>
-        </w:rPr>
-        <w:t>بفمه</w:t>
-      </w:r>
-      <w:r>
-        <w:rPr>
-          <w:lang w:val="ar_AE" w:bidi="ar_AE"/>
-        </w:rPr>
-        <w:t>، الذي لربما كان سيعبر به عن شيء ما. في هذه الحالة، هو شيء لم يتفوه به المسيّا. إذا لم يفهم قراؤك هذا، صغه بتعبير مكافئ أو بلغة مبسطة. الترجمة البديلة: "ولم ينطق إثمًا"</w:t>
+        <w:t>١ بطرس ٢: ٢٤ (#٣)</w:t>
+      </w:r>
+      <w:r>
+        <w:rPr>
+          <w:lang w:val="ar_AE" w:bidi="ar_AE"/>
+        </w:rPr>
+      </w:r>
+    </w:p>
+    <w:p>
+      <w:pPr>
+        <w:bidi/>
+      </w:pPr>
+      <w:r>
+        <w:rPr>
+          <w:lang w:val="ar_AE" w:bidi="ar_AE"/>
+        </w:rPr>
+      </w:r>
+      <w:r>
+        <w:rPr>
+          <w:b/>
+          <w:lang w:val="ar_AE" w:bidi="ar_AE"/>
+        </w:rPr>
+        <w:t>τὸ ξύλον</w:t>
+      </w:r>
+    </w:p>
+    <w:p>
+      <w:pPr>
+        <w:bidi/>
+      </w:pPr>
+      <w:r>
+        <w:rPr>
+          <w:lang w:val="ar_AE" w:bidi="ar_AE"/>
+        </w:rPr>
+      </w:r>
+      <w:r>
+        <w:rPr>
+          <w:b/>
+          <w:lang w:val="ar_AE" w:bidi="ar_AE"/>
+        </w:rPr>
+        <w:t>"الْخَشَبَة"</w:t>
+      </w:r>
+    </w:p>
+    <w:p>
+      <w:pPr>
+        <w:bidi/>
+      </w:pPr>
+      <w:r>
+        <w:rPr>
+          <w:lang w:val="ar_AE" w:bidi="ar_AE"/>
+        </w:rPr>
+      </w:r>
+      <w:r>
+        <w:rPr>
+          <w:lang w:val="ar_AE" w:bidi="ar_AE"/>
+        </w:rPr>
+        <w:t xml:space="preserve">يستخدم بطرس </w:t>
+      </w:r>
+      <w:r>
+        <w:rPr>
+          <w:b/>
+          <w:lang w:val="ar_AE" w:bidi="ar_AE"/>
+        </w:rPr>
+        <w:t>الْخَشَبَة</w:t>
+      </w:r>
+      <w:r>
+        <w:rPr>
+          <w:lang w:val="ar_AE" w:bidi="ar_AE"/>
+        </w:rPr>
+        <w:t xml:space="preserve"> للإشارة إلى الصليب الذي مات عليه يسوع، الذي كان مصنوعًا من الخشب. إذا كان قرَّاؤك لن يفهموا ذلك، يمكنك استخدام تعبير مكافئ أو لُغة مُبسَّطة، كما في تَرْجَمَة UST.</w:t>
       </w:r>
     </w:p>
     <w:p>
@@ -29912,7 +29621,7 @@
         <w:rPr>
           <w:lang w:val="ar_AE" w:bidi="ar_AE"/>
         </w:rPr>
-        <w:t>المجاز المرسل</w:t>
+        <w:t>المجاز المُرسل</w:t>
       </w:r>
       <w:r>
         <w:rPr>
@@ -29944,76 +29653,75 @@
         <w:rPr>
           <w:lang w:val="ar_AE" w:bidi="ar_AE"/>
         </w:rPr>
-        <w:t>1 بطرس 2: 23 (#١)</w:t>
-      </w:r>
-      <w:r>
-        <w:rPr>
-          <w:lang w:val="ar_AE" w:bidi="ar_AE"/>
-        </w:rPr>
-      </w:r>
-    </w:p>
-    <w:p>
-      <w:pPr>
-        <w:bidi/>
-      </w:pPr>
-      <w:r>
-        <w:rPr>
-          <w:lang w:val="ar_AE" w:bidi="ar_AE"/>
-        </w:rPr>
-      </w:r>
-      <w:r>
-        <w:rPr>
-          <w:b/>
-          <w:lang w:val="ar_AE" w:bidi="ar_AE"/>
-        </w:rPr>
-        <w:t>ὃς λοιδορούμενος, οὐκ ἀντελοιδόρει</w:t>
-      </w:r>
-    </w:p>
-    <w:p>
-      <w:pPr>
-        <w:bidi/>
-      </w:pPr>
-      <w:r>
-        <w:rPr>
-          <w:lang w:val="ar_AE" w:bidi="ar_AE"/>
-        </w:rPr>
-      </w:r>
-      <w:r>
-        <w:rPr>
-          <w:b/>
-          <w:lang w:val="ar_AE" w:bidi="ar_AE"/>
-        </w:rPr>
-        <w:t>"</w:t>
-      </w:r>
-      <w:r>
-        <w:rPr>
-          <w:b/>
-          <w:lang w:val="ar_AE" w:bidi="ar_AE"/>
-        </w:rPr>
-        <w:t>ٱلَّذِي إِذْ شُتِمَ لَمْ يَكُنْ يَشْتِمُ عِوَضًا</w:t>
-      </w:r>
-      <w:r>
-        <w:rPr>
-          <w:b/>
-          <w:lang w:val="ar_AE" w:bidi="ar_AE"/>
-        </w:rPr>
-        <w:t>"</w:t>
-      </w:r>
-    </w:p>
-    <w:p>
-      <w:pPr>
-        <w:bidi/>
-      </w:pPr>
-      <w:r>
-        <w:rPr>
-          <w:lang w:val="ar_AE" w:bidi="ar_AE"/>
-        </w:rPr>
-      </w:r>
-      <w:r>
-        <w:rPr>
-          <w:lang w:val="ar_AE" w:bidi="ar_AE"/>
-        </w:rPr>
-        <w:t>إذا لغتك لا تستخدم صيغة المبني للمجهول، عبر عنها بصيغة المبني للمعلوم أو بصيغة أخرى طبيعية. الترجمة البديلة: "الذين شتمه الناس، لم يرد عليهم بمثله"</w:t>
+        <w:t>١ بطرس ٢: ٢٤ (#٤)</w:t>
+      </w:r>
+      <w:r>
+        <w:rPr>
+          <w:lang w:val="ar_AE" w:bidi="ar_AE"/>
+        </w:rPr>
+      </w:r>
+    </w:p>
+    <w:p>
+      <w:pPr>
+        <w:bidi/>
+      </w:pPr>
+      <w:r>
+        <w:rPr>
+          <w:lang w:val="ar_AE" w:bidi="ar_AE"/>
+        </w:rPr>
+      </w:r>
+      <w:r>
+        <w:rPr>
+          <w:b/>
+          <w:lang w:val="ar_AE" w:bidi="ar_AE"/>
+        </w:rPr>
+        <w:t>ταῖς ἁμαρτίαις ἀπογενόμενοι</w:t>
+      </w:r>
+    </w:p>
+    <w:p>
+      <w:pPr>
+        <w:bidi/>
+      </w:pPr>
+      <w:r>
+        <w:rPr>
+          <w:lang w:val="ar_AE" w:bidi="ar_AE"/>
+        </w:rPr>
+      </w:r>
+      <w:r>
+        <w:rPr>
+          <w:b/>
+          <w:lang w:val="ar_AE" w:bidi="ar_AE"/>
+        </w:rPr>
+        <w:t>"لِكَيْ نَمُوتَ عَنِ الْخَطَايَا"</w:t>
+      </w:r>
+    </w:p>
+    <w:p>
+      <w:pPr>
+        <w:bidi/>
+      </w:pPr>
+      <w:r>
+        <w:rPr>
+          <w:lang w:val="ar_AE" w:bidi="ar_AE"/>
+        </w:rPr>
+      </w:r>
+      <w:r>
+        <w:rPr>
+          <w:lang w:val="ar_AE" w:bidi="ar_AE"/>
+        </w:rPr>
+        <w:t xml:space="preserve">هنا، </w:t>
+      </w:r>
+      <w:r>
+        <w:rPr>
+          <w:b/>
+          <w:lang w:val="ar_AE" w:bidi="ar_AE"/>
+        </w:rPr>
+        <w:t>كونهم ماتوا عن الخطايا</w:t>
+      </w:r>
+      <w:r>
+        <w:rPr>
+          <w:lang w:val="ar_AE" w:bidi="ar_AE"/>
+        </w:rPr>
+        <w:t xml:space="preserve"> استعارة تعني أن الخطيئة لم تعد تسيطر عليهم. مثل الشخص المَيِّت الذي يكون حرًا من ارتكاب الخطايا لأنه لم يعد حيًا، فإن المؤمنين أحرار لهم إمكانية التوقف عن ارتكاب الخطايا لأن يسوع تحمَّل عقوبة خطاياهم. لو أنَّ هذا سيُربك قُرَّاءك، يمكنك توضيح المعنى توضيحًا أفضل. التَّرْجَمَة البديلة: "عدم تحكُّم الخطيئة فينا بعد الآن"</w:t>
       </w:r>
     </w:p>
     <w:p>
@@ -30035,7 +29743,7 @@
         <w:rPr>
           <w:lang w:val="ar_AE" w:bidi="ar_AE"/>
         </w:rPr>
-        <w:t>المبني للمعلوم أو المبني للمجهول</w:t>
+        <w:t>الاستعارة</w:t>
       </w:r>
       <w:r>
         <w:rPr>
@@ -30067,89 +29775,62 @@
         <w:rPr>
           <w:lang w:val="ar_AE" w:bidi="ar_AE"/>
         </w:rPr>
-        <w:t>1 بطرس 2: 23 (#2)</w:t>
-      </w:r>
-      <w:r>
-        <w:rPr>
-          <w:lang w:val="ar_AE" w:bidi="ar_AE"/>
-        </w:rPr>
-      </w:r>
-    </w:p>
-    <w:p>
-      <w:pPr>
-        <w:bidi/>
-      </w:pPr>
-      <w:r>
-        <w:rPr>
-          <w:lang w:val="ar_AE" w:bidi="ar_AE"/>
-        </w:rPr>
-      </w:r>
-      <w:r>
-        <w:rPr>
-          <w:b/>
-          <w:lang w:val="ar_AE" w:bidi="ar_AE"/>
-        </w:rPr>
-        <w:t>παρεδίδου &amp; τῷ κρίνοντι δικαίως</w:t>
-      </w:r>
-    </w:p>
-    <w:p>
-      <w:pPr>
-        <w:bidi/>
-      </w:pPr>
-      <w:r>
-        <w:rPr>
-          <w:lang w:val="ar_AE" w:bidi="ar_AE"/>
-        </w:rPr>
-      </w:r>
-      <w:r>
-        <w:rPr>
-          <w:b/>
-          <w:lang w:val="ar_AE" w:bidi="ar_AE"/>
-        </w:rPr>
-        <w:t>"</w:t>
-      </w:r>
-      <w:r>
-        <w:rPr>
-          <w:b/>
-          <w:lang w:val="ar_AE" w:bidi="ar_AE"/>
-        </w:rPr>
-        <w:t>كَانَ يُسَلِّمُ لِمَنْ يَقْضِي بِعَدْلٍ</w:t>
-      </w:r>
-      <w:r>
-        <w:rPr>
-          <w:b/>
-          <w:lang w:val="ar_AE" w:bidi="ar_AE"/>
-        </w:rPr>
-        <w:t>"</w:t>
-      </w:r>
-    </w:p>
-    <w:p>
-      <w:pPr>
-        <w:bidi/>
-      </w:pPr>
-      <w:r>
-        <w:rPr>
-          <w:lang w:val="ar_AE" w:bidi="ar_AE"/>
-        </w:rPr>
-      </w:r>
-      <w:r>
-        <w:rPr>
-          <w:lang w:val="ar_AE" w:bidi="ar_AE"/>
-        </w:rPr>
-        <w:t xml:space="preserve">هنا، </w:t>
-      </w:r>
-      <w:r>
-        <w:rPr>
-          <w:b/>
-          <w:lang w:val="ar_AE" w:bidi="ar_AE"/>
-        </w:rPr>
-        <w:t>لِمَنْ يَقْضِي بِعَدْلٍ</w:t>
-      </w:r>
-      <w:r>
-        <w:rPr>
-          <w:lang w:val="ar_AE" w:bidi="ar_AE"/>
-        </w:rPr>
-        <w:t xml:space="preserve"> إشارة إلى ٱلله. يعني ذلك أن الرب يسوع وضع ثقته في ٱلله لمعاقبة من أساءوا إليه أو لإثبات براءته. إذا قد يربك هذا قراءك، وضح المعنى بتعبير آخر. الترجمة البديلة: "كان يأتمن نفسه إلى الله، الذي يحكم بالعدل"</w:t>
+        <w:t>١ بطرس ٢: ٢٤ (#٥)</w:t>
+      </w:r>
+      <w:r>
+        <w:rPr>
+          <w:lang w:val="ar_AE" w:bidi="ar_AE"/>
+        </w:rPr>
+      </w:r>
+    </w:p>
+    <w:p>
+      <w:pPr>
+        <w:bidi/>
+      </w:pPr>
+      <w:r>
+        <w:rPr>
+          <w:lang w:val="ar_AE" w:bidi="ar_AE"/>
+        </w:rPr>
+      </w:r>
+      <w:r>
+        <w:rPr>
+          <w:b/>
+          <w:lang w:val="ar_AE" w:bidi="ar_AE"/>
+        </w:rPr>
+        <w:t>ταῖς ἁμαρτίαις ἀπογενόμενοι</w:t>
+      </w:r>
+    </w:p>
+    <w:p>
+      <w:pPr>
+        <w:bidi/>
+      </w:pPr>
+      <w:r>
+        <w:rPr>
+          <w:lang w:val="ar_AE" w:bidi="ar_AE"/>
+        </w:rPr>
+      </w:r>
+      <w:r>
+        <w:rPr>
+          <w:b/>
+          <w:lang w:val="ar_AE" w:bidi="ar_AE"/>
+        </w:rPr>
+        <w:t>"نَمُوتَ عَنِ الْخَطَايَا"</w:t>
+      </w:r>
+    </w:p>
+    <w:p>
+      <w:pPr>
+        <w:bidi/>
+      </w:pPr>
+      <w:r>
+        <w:rPr>
+          <w:lang w:val="ar_AE" w:bidi="ar_AE"/>
+        </w:rPr>
+      </w:r>
+      <w:r>
+        <w:rPr>
+          <w:lang w:val="ar_AE" w:bidi="ar_AE"/>
+        </w:rPr>
+        <w:t>يشير هذا المقطع إلى حدَث يسبق الحدَث في المقطع التالي. إذا كان ذلك سيفيد قُرَّاءك، يمكنك توضيح هذه العَلاقة باستخدام عبارة أكثر تفصيلًا. التَّرْجَمَة البديلة: "بعد أن مُتنا عن الخطايا"</w:t>
       </w:r>
     </w:p>
     <w:p>
@@ -30171,7 +29852,7 @@
         <w:rPr>
           <w:lang w:val="ar_AE" w:bidi="ar_AE"/>
         </w:rPr>
-        <w:t>المعرفة المفترضة والمعلومات الضمنية</w:t>
+        <w:t>الربط — لإظهار عَلاقة زمنية مُتتابعة</w:t>
       </w:r>
       <w:r>
         <w:rPr>
@@ -30203,679 +29884,12 @@
         <w:rPr>
           <w:lang w:val="ar_AE" w:bidi="ar_AE"/>
         </w:rPr>
-        <w:t>1 بطرس 2: 24 (#1)</w:t>
-      </w:r>
-      <w:r>
-        <w:rPr>
-          <w:lang w:val="ar_AE" w:bidi="ar_AE"/>
-        </w:rPr>
-      </w:r>
-    </w:p>
-    <w:p>
-      <w:pPr>
-        <w:bidi/>
-      </w:pPr>
-      <w:r>
-        <w:rPr>
-          <w:lang w:val="ar_AE" w:bidi="ar_AE"/>
-        </w:rPr>
-      </w:r>
-      <w:r>
-        <w:rPr>
-          <w:b/>
-          <w:lang w:val="ar_AE" w:bidi="ar_AE"/>
-        </w:rPr>
-        <w:t>ὃς τὰς ἁμαρτίας ἡμῶν αὐτὸς ἀνήνεγκεν</w:t>
-      </w:r>
-    </w:p>
-    <w:p>
-      <w:pPr>
-        <w:bidi/>
-      </w:pPr>
-      <w:r>
-        <w:rPr>
-          <w:lang w:val="ar_AE" w:bidi="ar_AE"/>
-        </w:rPr>
-      </w:r>
-      <w:r>
-        <w:rPr>
-          <w:b/>
-          <w:lang w:val="ar_AE" w:bidi="ar_AE"/>
-        </w:rPr>
-        <w:t>"</w:t>
-      </w:r>
-      <w:r>
-        <w:rPr>
-          <w:b/>
-          <w:lang w:val="ar_AE" w:bidi="ar_AE"/>
-        </w:rPr>
-        <w:t>ٱلَّذِي حَمَلَ هُوَ نَفْسُهُ خَطَايَانَا</w:t>
-      </w:r>
-      <w:r>
-        <w:rPr>
-          <w:b/>
-          <w:lang w:val="ar_AE" w:bidi="ar_AE"/>
-        </w:rPr>
-        <w:t>"</w:t>
-      </w:r>
-    </w:p>
-    <w:p>
-      <w:pPr>
-        <w:bidi/>
-      </w:pPr>
-      <w:r>
-        <w:rPr>
-          <w:lang w:val="ar_AE" w:bidi="ar_AE"/>
-        </w:rPr>
-      </w:r>
-      <w:r>
-        <w:rPr>
-          <w:lang w:val="ar_AE" w:bidi="ar_AE"/>
-        </w:rPr>
-        <w:t xml:space="preserve">يستخدم بطرس عبارة </w:t>
-      </w:r>
-      <w:r>
-        <w:rPr>
-          <w:b/>
-          <w:lang w:val="ar_AE" w:bidi="ar_AE"/>
-        </w:rPr>
-        <w:t>هُوَ نَفْسُهُ</w:t>
-      </w:r>
-      <w:r>
-        <w:rPr>
-          <w:lang w:val="ar_AE" w:bidi="ar_AE"/>
-        </w:rPr>
-        <w:t xml:space="preserve"> هنا للتأكيد على أن الرب يسوع وحده مَن حمل خطايانا. صغ العبارة بوضوح لتأكيدها. الترجمة البديلة: "لا أحد سوى الرب يسوع حمل خطايانا" أو "يسوع، هو بذاته، حمل خطايانا"</w:t>
-      </w:r>
-    </w:p>
-    <w:p>
-      <w:pPr>
-        <w:bidi/>
-      </w:pPr>
-      <w:r>
-        <w:rPr>
-          <w:lang w:val="ar_AE" w:bidi="ar_AE"/>
-        </w:rPr>
-      </w:r>
-      <w:r>
-        <w:rPr>
-          <w:lang w:val="ar_AE" w:bidi="ar_AE"/>
-        </w:rPr>
-        <w:t xml:space="preserve">انظر: </w:t>
-      </w:r>
-      <w:r>
-        <w:rPr>
-          <w:lang w:val="ar_AE" w:bidi="ar_AE"/>
-        </w:rPr>
-        <w:t>الضمائر الانعكاسية</w:t>
-      </w:r>
-      <w:r>
-        <w:rPr>
-          <w:lang w:val="ar_AE" w:bidi="ar_AE"/>
-        </w:rPr>
-      </w:r>
-      <w:r>
-        <w:rPr>
-          <w:lang w:val="ar_AE" w:bidi="ar_AE"/>
-        </w:rPr>
-      </w:r>
-    </w:p>
-    <w:p>
-      <w:pPr>
-        <w:bidi/>
-      </w:pPr>
-      <w:r>
-        <w:rPr>
-          <w:lang w:val="ar_AE" w:bidi="ar_AE"/>
-        </w:rPr>
-      </w:r>
-    </w:p>
-    <w:p>
-      <w:pPr>
-        <w:pStyle w:val="Heading2"/>
-        <w:bidi/>
-      </w:pPr>
-      <w:r>
-        <w:rPr>
-          <w:lang w:val="ar_AE" w:bidi="ar_AE"/>
-        </w:rPr>
-        <w:t>١ بطرس ٢: ٢٤ (#٢)</w:t>
-      </w:r>
-      <w:r>
-        <w:rPr>
-          <w:lang w:val="ar_AE" w:bidi="ar_AE"/>
-        </w:rPr>
-      </w:r>
-    </w:p>
-    <w:p>
-      <w:pPr>
-        <w:bidi/>
-      </w:pPr>
-      <w:r>
-        <w:rPr>
-          <w:lang w:val="ar_AE" w:bidi="ar_AE"/>
-        </w:rPr>
-      </w:r>
-      <w:r>
-        <w:rPr>
-          <w:b/>
-          <w:lang w:val="ar_AE" w:bidi="ar_AE"/>
-        </w:rPr>
-        <w:t>τὰς ἁμαρτίας ἡμῶν &amp; ἀνήνεγκεν ἐν τῷ σώματι αὐτοῦ ἐπὶ τὸ ξύλον</w:t>
-      </w:r>
-    </w:p>
-    <w:p>
-      <w:pPr>
-        <w:bidi/>
-      </w:pPr>
-      <w:r>
-        <w:rPr>
-          <w:lang w:val="ar_AE" w:bidi="ar_AE"/>
-        </w:rPr>
-      </w:r>
-      <w:r>
-        <w:rPr>
-          <w:b/>
-          <w:lang w:val="ar_AE" w:bidi="ar_AE"/>
-        </w:rPr>
-        <w:t>"حَمَلَ هُوَ نَفْسُهُ خَطَايَانَا فِي جَسَدِهِ عَلَى الْخَشَبَةِ"</w:t>
-      </w:r>
-    </w:p>
-    <w:p>
-      <w:pPr>
-        <w:bidi/>
-      </w:pPr>
-      <w:r>
-        <w:rPr>
-          <w:lang w:val="ar_AE" w:bidi="ar_AE"/>
-        </w:rPr>
-      </w:r>
-      <w:r>
-        <w:rPr>
-          <w:lang w:val="ar_AE" w:bidi="ar_AE"/>
-        </w:rPr>
-        <w:t xml:space="preserve">يستخدم بطرس تعبير </w:t>
-      </w:r>
-      <w:r>
-        <w:rPr>
-          <w:b/>
-          <w:lang w:val="ar_AE" w:bidi="ar_AE"/>
-        </w:rPr>
-        <w:t>حمَل خطايانا</w:t>
-      </w:r>
-      <w:r>
-        <w:rPr>
-          <w:lang w:val="ar_AE" w:bidi="ar_AE"/>
-        </w:rPr>
-        <w:t xml:space="preserve"> للإشارة إلى أن يسوع قد عوقب بسبب </w:t>
-      </w:r>
-      <w:r>
-        <w:rPr>
-          <w:b/>
-          <w:lang w:val="ar_AE" w:bidi="ar_AE"/>
-        </w:rPr>
-        <w:t>خطايانا</w:t>
-      </w:r>
-      <w:r>
-        <w:rPr>
-          <w:lang w:val="ar_AE" w:bidi="ar_AE"/>
-        </w:rPr>
-        <w:t xml:space="preserve"> كما لو كانت </w:t>
-      </w:r>
-      <w:r>
-        <w:rPr>
-          <w:b/>
-          <w:lang w:val="ar_AE" w:bidi="ar_AE"/>
-        </w:rPr>
-        <w:t>الخطايا</w:t>
-      </w:r>
-      <w:r>
-        <w:rPr>
-          <w:lang w:val="ar_AE" w:bidi="ar_AE"/>
-        </w:rPr>
-        <w:t xml:space="preserve"> شيئًا حمَله على </w:t>
-      </w:r>
-      <w:r>
-        <w:rPr>
-          <w:b/>
-          <w:lang w:val="ar_AE" w:bidi="ar_AE"/>
-        </w:rPr>
-        <w:t>جسده</w:t>
-      </w:r>
-      <w:r>
-        <w:rPr>
-          <w:lang w:val="ar_AE" w:bidi="ar_AE"/>
-        </w:rPr>
-        <w:t>. لو أنَّ هذا سيُربك قُرَّاءك، يمكنك توضيح المعنى توضيحًا أفضل. التَّرْجَمَة البديلة: "عانَى العقاب في جسده على خشبة الصليب بسبب خطايانا"</w:t>
-      </w:r>
-    </w:p>
-    <w:p>
-      <w:pPr>
-        <w:bidi/>
-      </w:pPr>
-      <w:r>
-        <w:rPr>
-          <w:lang w:val="ar_AE" w:bidi="ar_AE"/>
-        </w:rPr>
-      </w:r>
-      <w:r>
-        <w:rPr>
-          <w:lang w:val="ar_AE" w:bidi="ar_AE"/>
-        </w:rPr>
-        <w:t xml:space="preserve">انظر: </w:t>
-      </w:r>
-      <w:r>
-        <w:rPr>
-          <w:lang w:val="ar_AE" w:bidi="ar_AE"/>
-        </w:rPr>
-        <w:t>الاستعارة</w:t>
-      </w:r>
-      <w:r>
-        <w:rPr>
-          <w:lang w:val="ar_AE" w:bidi="ar_AE"/>
-        </w:rPr>
-      </w:r>
-      <w:r>
-        <w:rPr>
-          <w:lang w:val="ar_AE" w:bidi="ar_AE"/>
-        </w:rPr>
-      </w:r>
-    </w:p>
-    <w:p>
-      <w:pPr>
-        <w:bidi/>
-      </w:pPr>
-      <w:r>
-        <w:rPr>
-          <w:lang w:val="ar_AE" w:bidi="ar_AE"/>
-        </w:rPr>
-      </w:r>
-    </w:p>
-    <w:p>
-      <w:pPr>
-        <w:pStyle w:val="Heading2"/>
-        <w:bidi/>
-      </w:pPr>
-      <w:r>
-        <w:rPr>
-          <w:lang w:val="ar_AE" w:bidi="ar_AE"/>
-        </w:rPr>
-        <w:t>١ بطرس ٢: ٢٤ (#٣)</w:t>
-      </w:r>
-      <w:r>
-        <w:rPr>
-          <w:lang w:val="ar_AE" w:bidi="ar_AE"/>
-        </w:rPr>
-      </w:r>
-    </w:p>
-    <w:p>
-      <w:pPr>
-        <w:bidi/>
-      </w:pPr>
-      <w:r>
-        <w:rPr>
-          <w:lang w:val="ar_AE" w:bidi="ar_AE"/>
-        </w:rPr>
-      </w:r>
-      <w:r>
-        <w:rPr>
-          <w:b/>
-          <w:lang w:val="ar_AE" w:bidi="ar_AE"/>
-        </w:rPr>
-        <w:t>τὸ ξύλον</w:t>
-      </w:r>
-    </w:p>
-    <w:p>
-      <w:pPr>
-        <w:bidi/>
-      </w:pPr>
-      <w:r>
-        <w:rPr>
-          <w:lang w:val="ar_AE" w:bidi="ar_AE"/>
-        </w:rPr>
-      </w:r>
-      <w:r>
-        <w:rPr>
-          <w:b/>
-          <w:lang w:val="ar_AE" w:bidi="ar_AE"/>
-        </w:rPr>
-        <w:t>"الْخَشَبَة"</w:t>
-      </w:r>
-    </w:p>
-    <w:p>
-      <w:pPr>
-        <w:bidi/>
-      </w:pPr>
-      <w:r>
-        <w:rPr>
-          <w:lang w:val="ar_AE" w:bidi="ar_AE"/>
-        </w:rPr>
-      </w:r>
-      <w:r>
-        <w:rPr>
-          <w:lang w:val="ar_AE" w:bidi="ar_AE"/>
-        </w:rPr>
-        <w:t xml:space="preserve">يستخدم بطرس </w:t>
-      </w:r>
-      <w:r>
-        <w:rPr>
-          <w:b/>
-          <w:lang w:val="ar_AE" w:bidi="ar_AE"/>
-        </w:rPr>
-        <w:t>الْخَشَبَة</w:t>
-      </w:r>
-      <w:r>
-        <w:rPr>
-          <w:lang w:val="ar_AE" w:bidi="ar_AE"/>
-        </w:rPr>
-        <w:t xml:space="preserve"> للإشارة إلى الصليب الذي مات عليه يسوع، الذي كان مصنوعًا من الخشب. إذا كان قرَّاؤك لن يفهموا ذلك، يمكنك استخدام تعبير مكافئ أو لُغة مُبسَّطة، كما في تَرْجَمَة UST.</w:t>
-      </w:r>
-    </w:p>
-    <w:p>
-      <w:pPr>
-        <w:bidi/>
-      </w:pPr>
-      <w:r>
-        <w:rPr>
-          <w:lang w:val="ar_AE" w:bidi="ar_AE"/>
-        </w:rPr>
-      </w:r>
-      <w:r>
-        <w:rPr>
-          <w:lang w:val="ar_AE" w:bidi="ar_AE"/>
-        </w:rPr>
-        <w:t xml:space="preserve">انظر: </w:t>
-      </w:r>
-      <w:r>
-        <w:rPr>
-          <w:lang w:val="ar_AE" w:bidi="ar_AE"/>
-        </w:rPr>
-        <w:t>المجاز المُرسل</w:t>
-      </w:r>
-      <w:r>
-        <w:rPr>
-          <w:lang w:val="ar_AE" w:bidi="ar_AE"/>
-        </w:rPr>
-      </w:r>
-      <w:r>
-        <w:rPr>
-          <w:lang w:val="ar_AE" w:bidi="ar_AE"/>
-        </w:rPr>
-      </w:r>
-    </w:p>
-    <w:p>
-      <w:pPr>
-        <w:bidi/>
-      </w:pPr>
-      <w:r>
-        <w:rPr>
-          <w:lang w:val="ar_AE" w:bidi="ar_AE"/>
-        </w:rPr>
-      </w:r>
-    </w:p>
-    <w:p>
-      <w:pPr>
-        <w:pStyle w:val="Heading2"/>
-        <w:bidi/>
-      </w:pPr>
-      <w:r>
-        <w:rPr>
-          <w:lang w:val="ar_AE" w:bidi="ar_AE"/>
-        </w:rPr>
-        <w:t>١ بطرس ٢: ٢٤ (#٤)</w:t>
-      </w:r>
-      <w:r>
-        <w:rPr>
-          <w:lang w:val="ar_AE" w:bidi="ar_AE"/>
-        </w:rPr>
-      </w:r>
-    </w:p>
-    <w:p>
-      <w:pPr>
-        <w:bidi/>
-      </w:pPr>
-      <w:r>
-        <w:rPr>
-          <w:lang w:val="ar_AE" w:bidi="ar_AE"/>
-        </w:rPr>
-      </w:r>
-      <w:r>
-        <w:rPr>
-          <w:b/>
-          <w:lang w:val="ar_AE" w:bidi="ar_AE"/>
-        </w:rPr>
-        <w:t>ταῖς ἁμαρτίαις ἀπογενόμενοι</w:t>
-      </w:r>
-    </w:p>
-    <w:p>
-      <w:pPr>
-        <w:bidi/>
-      </w:pPr>
-      <w:r>
-        <w:rPr>
-          <w:lang w:val="ar_AE" w:bidi="ar_AE"/>
-        </w:rPr>
-      </w:r>
-      <w:r>
-        <w:rPr>
-          <w:b/>
-          <w:lang w:val="ar_AE" w:bidi="ar_AE"/>
-        </w:rPr>
-        <w:t>"لِكَيْ نَمُوتَ عَنِ الْخَطَايَا"</w:t>
-      </w:r>
-    </w:p>
-    <w:p>
-      <w:pPr>
-        <w:bidi/>
-      </w:pPr>
-      <w:r>
-        <w:rPr>
-          <w:lang w:val="ar_AE" w:bidi="ar_AE"/>
-        </w:rPr>
-      </w:r>
-      <w:r>
-        <w:rPr>
-          <w:lang w:val="ar_AE" w:bidi="ar_AE"/>
-        </w:rPr>
-        <w:t xml:space="preserve">هنا، </w:t>
-      </w:r>
-      <w:r>
-        <w:rPr>
-          <w:b/>
-          <w:lang w:val="ar_AE" w:bidi="ar_AE"/>
-        </w:rPr>
-        <w:t>كونهم ماتوا عن الخطايا</w:t>
-      </w:r>
-      <w:r>
-        <w:rPr>
-          <w:lang w:val="ar_AE" w:bidi="ar_AE"/>
-        </w:rPr>
-        <w:t xml:space="preserve"> استعارة تعني أن الخطيئة لم تعد تسيطر عليهم. مثل الشخص المَيِّت الذي يكون حرًا من ارتكاب الخطايا لأنه لم يعد حيًا، فإن المؤمنين أحرار لهم إمكانية التوقف عن ارتكاب الخطايا لأن يسوع تحمَّل عقوبة خطاياهم. لو أنَّ هذا سيُربك قُرَّاءك، يمكنك توضيح المعنى توضيحًا أفضل. التَّرْجَمَة البديلة: "عدم تحكُّم الخطيئة فينا بعد الآن"</w:t>
-      </w:r>
-    </w:p>
-    <w:p>
-      <w:pPr>
-        <w:bidi/>
-      </w:pPr>
-      <w:r>
-        <w:rPr>
-          <w:lang w:val="ar_AE" w:bidi="ar_AE"/>
-        </w:rPr>
-      </w:r>
-      <w:r>
-        <w:rPr>
-          <w:lang w:val="ar_AE" w:bidi="ar_AE"/>
-        </w:rPr>
-        <w:t xml:space="preserve">انظر: </w:t>
-      </w:r>
-      <w:r>
-        <w:rPr>
-          <w:lang w:val="ar_AE" w:bidi="ar_AE"/>
-        </w:rPr>
-        <w:t>الاستعارة</w:t>
-      </w:r>
-      <w:r>
-        <w:rPr>
-          <w:lang w:val="ar_AE" w:bidi="ar_AE"/>
-        </w:rPr>
-      </w:r>
-      <w:r>
-        <w:rPr>
-          <w:lang w:val="ar_AE" w:bidi="ar_AE"/>
-        </w:rPr>
-      </w:r>
-    </w:p>
-    <w:p>
-      <w:pPr>
-        <w:bidi/>
-      </w:pPr>
-      <w:r>
-        <w:rPr>
-          <w:lang w:val="ar_AE" w:bidi="ar_AE"/>
-        </w:rPr>
-      </w:r>
-    </w:p>
-    <w:p>
-      <w:pPr>
-        <w:pStyle w:val="Heading2"/>
-        <w:bidi/>
-      </w:pPr>
-      <w:r>
-        <w:rPr>
-          <w:lang w:val="ar_AE" w:bidi="ar_AE"/>
-        </w:rPr>
-        <w:t>١ بطرس ٢: ٢٤ (#٥)</w:t>
-      </w:r>
-      <w:r>
-        <w:rPr>
-          <w:lang w:val="ar_AE" w:bidi="ar_AE"/>
-        </w:rPr>
-      </w:r>
-    </w:p>
-    <w:p>
-      <w:pPr>
-        <w:bidi/>
-      </w:pPr>
-      <w:r>
-        <w:rPr>
-          <w:lang w:val="ar_AE" w:bidi="ar_AE"/>
-        </w:rPr>
-      </w:r>
-      <w:r>
-        <w:rPr>
-          <w:b/>
-          <w:lang w:val="ar_AE" w:bidi="ar_AE"/>
-        </w:rPr>
-        <w:t>ταῖς ἁμαρτίαις ἀπογενόμενοι</w:t>
-      </w:r>
-    </w:p>
-    <w:p>
-      <w:pPr>
-        <w:bidi/>
-      </w:pPr>
-      <w:r>
-        <w:rPr>
-          <w:lang w:val="ar_AE" w:bidi="ar_AE"/>
-        </w:rPr>
-      </w:r>
-      <w:r>
-        <w:rPr>
-          <w:b/>
-          <w:lang w:val="ar_AE" w:bidi="ar_AE"/>
-        </w:rPr>
-        <w:t>"نَمُوتَ عَنِ الْخَطَايَا"</w:t>
-      </w:r>
-    </w:p>
-    <w:p>
-      <w:pPr>
-        <w:bidi/>
-      </w:pPr>
-      <w:r>
-        <w:rPr>
-          <w:lang w:val="ar_AE" w:bidi="ar_AE"/>
-        </w:rPr>
-      </w:r>
-      <w:r>
-        <w:rPr>
-          <w:lang w:val="ar_AE" w:bidi="ar_AE"/>
-        </w:rPr>
-        <w:t>يشير هذا المقطع إلى حدَث يسبق الحدَث في المقطع التالي. إذا كان ذلك سيفيد قُرَّاءك، يمكنك توضيح هذه العَلاقة باستخدام عبارة أكثر تفصيلًا. التَّرْجَمَة البديلة: "بعد أن مُتنا عن الخطايا"</w:t>
-      </w:r>
-    </w:p>
-    <w:p>
-      <w:pPr>
-        <w:bidi/>
-      </w:pPr>
-      <w:r>
-        <w:rPr>
-          <w:lang w:val="ar_AE" w:bidi="ar_AE"/>
-        </w:rPr>
-      </w:r>
-      <w:r>
-        <w:rPr>
-          <w:lang w:val="ar_AE" w:bidi="ar_AE"/>
-        </w:rPr>
-        <w:t xml:space="preserve">انظر: </w:t>
-      </w:r>
-      <w:r>
-        <w:rPr>
-          <w:lang w:val="ar_AE" w:bidi="ar_AE"/>
-        </w:rPr>
-        <w:t>الربط — لإظهار عَلاقة زمنية مُتتابعة</w:t>
-      </w:r>
-      <w:r>
-        <w:rPr>
-          <w:lang w:val="ar_AE" w:bidi="ar_AE"/>
-        </w:rPr>
-      </w:r>
-      <w:r>
-        <w:rPr>
-          <w:lang w:val="ar_AE" w:bidi="ar_AE"/>
-        </w:rPr>
-      </w:r>
-    </w:p>
-    <w:p>
-      <w:pPr>
-        <w:bidi/>
-      </w:pPr>
-      <w:r>
-        <w:rPr>
-          <w:lang w:val="ar_AE" w:bidi="ar_AE"/>
-        </w:rPr>
-      </w:r>
-    </w:p>
-    <w:p>
-      <w:pPr>
-        <w:pStyle w:val="Heading2"/>
-        <w:bidi/>
-      </w:pPr>
-      <w:r>
-        <w:rPr>
-          <w:lang w:val="ar_AE" w:bidi="ar_AE"/>
-        </w:rPr>
         <w:t>١ بطرس ٢: ٢٤ (#٦)</w:t>
       </w:r>
       <w:r>
         <w:rPr>
           <w:lang w:val="ar_AE" w:bidi="ar_AE"/>
         </w:rPr>
-      </w:r>
-    </w:p>
-    <w:p>
-      <w:pPr>
-        <w:bidi/>
-      </w:pPr>
-      <w:r>
-        <w:rPr>
-          <w:lang w:val="ar_AE" w:bidi="ar_AE"/>
-        </w:rPr>
-      </w:r>
-      <w:r>
-        <w:rPr>
-          <w:b/>
-          <w:lang w:val="ar_AE" w:bidi="ar_AE"/>
-        </w:rPr>
-        <w:t>τῇ δικαιοσύνῃ ζήσωμεν</w:t>
       </w:r>
     </w:p>
     <w:p>
@@ -35135,23 +34149,6 @@
           <w:b/>
           <w:lang w:val="ar_AE" w:bidi="ar_AE"/>
         </w:rPr>
-        <w:t>ἀπονέμοντες τιμήν ὡς καὶ συνκληρονόμοις χάριτος ζωῆς</w:t>
-      </w:r>
-    </w:p>
-    <w:p>
-      <w:pPr>
-        <w:bidi/>
-      </w:pPr>
-      <w:r>
-        <w:rPr>
-          <w:lang w:val="ar_AE" w:bidi="ar_AE"/>
-        </w:rPr>
-      </w:r>
-      <w:r>
-        <w:rPr>
-          <w:b/>
-          <w:lang w:val="ar_AE" w:bidi="ar_AE"/>
-        </w:rPr>
         <w:t>"مُعْطِينَ إِيَّاهُنَّ كَرَامَةً، كَالْوَارِثَاتِ أَيْضًا مَعَكُمْ نِعْمَةَ الْحَيَاةِ"</w:t>
       </w:r>
     </w:p>
@@ -35550,23 +34547,6 @@
         <w:rPr>
           <w:lang w:val="ar_AE" w:bidi="ar_AE"/>
         </w:rPr>
-      </w:r>
-    </w:p>
-    <w:p>
-      <w:pPr>
-        <w:bidi/>
-      </w:pPr>
-      <w:r>
-        <w:rPr>
-          <w:lang w:val="ar_AE" w:bidi="ar_AE"/>
-        </w:rPr>
-      </w:r>
-      <w:r>
-        <w:rPr>
-          <w:b/>
-          <w:lang w:val="ar_AE" w:bidi="ar_AE"/>
-        </w:rPr>
-        <w:t>εἰς τὸ μὴ ἐνκόπτεσθαι τὰς προσευχὰς ὑμῶν</w:t>
       </w:r>
     </w:p>
     <w:p>
@@ -35763,23 +34743,6 @@
           <w:b/>
           <w:lang w:val="ar_AE" w:bidi="ar_AE"/>
         </w:rPr>
-        <w:t>ὁμόφρονες</w:t>
-      </w:r>
-    </w:p>
-    <w:p>
-      <w:pPr>
-        <w:bidi/>
-      </w:pPr>
-      <w:r>
-        <w:rPr>
-          <w:lang w:val="ar_AE" w:bidi="ar_AE"/>
-        </w:rPr>
-      </w:r>
-      <w:r>
-        <w:rPr>
-          <w:b/>
-          <w:lang w:val="ar_AE" w:bidi="ar_AE"/>
-        </w:rPr>
         <w:t>"كُونُوا جَمِيعًا مُتَّحِدِي ٱلرَّأْيِ"</w:t>
       </w:r>
     </w:p>
@@ -35969,23 +34932,6 @@
         <w:rPr>
           <w:lang w:val="ar_AE" w:bidi="ar_AE"/>
         </w:rPr>
-      </w:r>
-    </w:p>
-    <w:p>
-      <w:pPr>
-        <w:bidi/>
-      </w:pPr>
-      <w:r>
-        <w:rPr>
-          <w:lang w:val="ar_AE" w:bidi="ar_AE"/>
-        </w:rPr>
-      </w:r>
-      <w:r>
-        <w:rPr>
-          <w:b/>
-          <w:lang w:val="ar_AE" w:bidi="ar_AE"/>
-        </w:rPr>
-        <w:t>μὴ ἀποδιδόντες κακὸν ἀντὶ κακοῦ, ἢ λοιδορίαν ἀντὶ λοιδορίας</w:t>
       </w:r>
     </w:p>
     <w:p>
@@ -36729,23 +35675,6 @@
           <w:b/>
           <w:lang w:val="ar_AE" w:bidi="ar_AE"/>
         </w:rPr>
-        <w:t>ὁ &amp; θέλων ζωὴν ἀγαπᾶν, καὶ ἰδεῖν ἡμέρας ἀγαθὰς, παυσάτω</w:t>
-      </w:r>
-    </w:p>
-    <w:p>
-      <w:pPr>
-        <w:bidi/>
-      </w:pPr>
-      <w:r>
-        <w:rPr>
-          <w:lang w:val="ar_AE" w:bidi="ar_AE"/>
-        </w:rPr>
-      </w:r>
-      <w:r>
-        <w:rPr>
-          <w:b/>
-          <w:lang w:val="ar_AE" w:bidi="ar_AE"/>
-        </w:rPr>
         <w:t>"مَنْ أَرَادَ أَنْ يُحِبَّ الْحَيَاةَ وَيَرَى أَيَّامًا صَالِحَةً"</w:t>
       </w:r>
     </w:p>
@@ -36874,23 +35803,6 @@
           <w:b/>
           <w:lang w:val="ar_AE" w:bidi="ar_AE"/>
         </w:rPr>
-        <w:t>ὁ &amp; θέλων ζωὴν ἀγαπᾶν, καὶ ἰδεῖν ἡμέρας ἀγαθὰς</w:t>
-      </w:r>
-    </w:p>
-    <w:p>
-      <w:pPr>
-        <w:bidi/>
-      </w:pPr>
-      <w:r>
-        <w:rPr>
-          <w:lang w:val="ar_AE" w:bidi="ar_AE"/>
-        </w:rPr>
-      </w:r>
-      <w:r>
-        <w:rPr>
-          <w:b/>
-          <w:lang w:val="ar_AE" w:bidi="ar_AE"/>
-        </w:rPr>
         <w:t>"مَنْ أَرَادَ أَنْ يُحِبَّ الْحَيَاةَ وَيَرَى أَيَّامًا صَالِحَةً"</w:t>
       </w:r>
     </w:p>
@@ -37105,23 +36017,6 @@
           <w:b/>
           <w:lang w:val="ar_AE" w:bidi="ar_AE"/>
         </w:rPr>
-        <w:t>τὴν γλῶσσαν ἀπὸ κακοῦ, καὶ χείλη τοῦ μὴ λαλῆσαι δόλον</w:t>
-      </w:r>
-    </w:p>
-    <w:p>
-      <w:pPr>
-        <w:bidi/>
-      </w:pPr>
-      <w:r>
-        <w:rPr>
-          <w:lang w:val="ar_AE" w:bidi="ar_AE"/>
-        </w:rPr>
-      </w:r>
-      <w:r>
-        <w:rPr>
-          <w:b/>
-          <w:lang w:val="ar_AE" w:bidi="ar_AE"/>
-        </w:rPr>
         <w:t>"فَلْيَكْفُفْ لِسَانَهُ عَنِ الشَّرِّ وَشَفَتَيْهِ أَنْ تَتَكَلَّمَا بِالْمَكْرِ"</w:t>
       </w:r>
     </w:p>
@@ -37240,23 +36135,6 @@
           <w:b/>
           <w:lang w:val="ar_AE" w:bidi="ar_AE"/>
         </w:rPr>
-        <w:t>τὴν γλῶσσαν ἀπὸ κακοῦ, καὶ χείλη τοῦ μὴ λαλῆσαι δόλον</w:t>
-      </w:r>
-    </w:p>
-    <w:p>
-      <w:pPr>
-        <w:bidi/>
-      </w:pPr>
-      <w:r>
-        <w:rPr>
-          <w:lang w:val="ar_AE" w:bidi="ar_AE"/>
-        </w:rPr>
-      </w:r>
-      <w:r>
-        <w:rPr>
-          <w:b/>
-          <w:lang w:val="ar_AE" w:bidi="ar_AE"/>
-        </w:rPr>
         <w:t>"فَلْيَكْفُفْ لِسَانَهُ عَنِ الشَّرِّ وَشَفَتَيْهِ أَنْ تَتَكَلَّمَا بِالْمَكْرِ"</w:t>
       </w:r>
     </w:p>
@@ -38252,23 +37130,6 @@
         <w:rPr>
           <w:lang w:val="ar_AE" w:bidi="ar_AE"/>
         </w:rPr>
-      </w:r>
-    </w:p>
-    <w:p>
-      <w:pPr>
-        <w:bidi/>
-      </w:pPr>
-      <w:r>
-        <w:rPr>
-          <w:lang w:val="ar_AE" w:bidi="ar_AE"/>
-        </w:rPr>
-      </w:r>
-      <w:r>
-        <w:rPr>
-          <w:b/>
-          <w:lang w:val="ar_AE" w:bidi="ar_AE"/>
-        </w:rPr>
-        <w:t>πρόσωπον δὲ Κυρίου ἐπὶ</w:t>
       </w:r>
     </w:p>
     <w:p>
@@ -38740,23 +37601,6 @@
           <w:b/>
           <w:lang w:val="ar_AE" w:bidi="ar_AE"/>
         </w:rPr>
-        <w:t>τίς ὁ κακώσων ὑμᾶς, ἐὰν τοῦ ἀγαθοῦ ζηλωταὶ γένησθε</w:t>
-      </w:r>
-    </w:p>
-    <w:p>
-      <w:pPr>
-        <w:bidi/>
-      </w:pPr>
-      <w:r>
-        <w:rPr>
-          <w:lang w:val="ar_AE" w:bidi="ar_AE"/>
-        </w:rPr>
-      </w:r>
-      <w:r>
-        <w:rPr>
-          <w:b/>
-          <w:lang w:val="ar_AE" w:bidi="ar_AE"/>
-        </w:rPr>
         <w:t>"</w:t>
       </w:r>
       <w:r>
@@ -38998,23 +37842,6 @@
           <w:b/>
           <w:lang w:val="ar_AE" w:bidi="ar_AE"/>
         </w:rPr>
-        <w:t>πάσχοιτε διὰ δικαιοσύνην</w:t>
-      </w:r>
-    </w:p>
-    <w:p>
-      <w:pPr>
-        <w:bidi/>
-      </w:pPr>
-      <w:r>
-        <w:rPr>
-          <w:lang w:val="ar_AE" w:bidi="ar_AE"/>
-        </w:rPr>
-      </w:r>
-      <w:r>
-        <w:rPr>
-          <w:b/>
-          <w:lang w:val="ar_AE" w:bidi="ar_AE"/>
-        </w:rPr>
         <w:t>"وَإِنْ تَأَلَّمْتُمْ مِنْ أَجْلِ الْبِرِّ"</w:t>
       </w:r>
     </w:p>
@@ -39213,23 +38040,6 @@
         <w:rPr>
           <w:lang w:val="ar_AE" w:bidi="ar_AE"/>
         </w:rPr>
-      </w:r>
-    </w:p>
-    <w:p>
-      <w:pPr>
-        <w:bidi/>
-      </w:pPr>
-      <w:r>
-        <w:rPr>
-          <w:lang w:val="ar_AE" w:bidi="ar_AE"/>
-        </w:rPr>
-      </w:r>
-      <w:r>
-        <w:rPr>
-          <w:b/>
-          <w:lang w:val="ar_AE" w:bidi="ar_AE"/>
-        </w:rPr>
-        <w:t>τὸν δὲ φόβον αὐτῶν, μὴ φοβηθῆτε μηδὲ ταραχθῆτε</w:t>
       </w:r>
     </w:p>
     <w:p>
@@ -39574,23 +38384,6 @@
           <w:b/>
           <w:lang w:val="ar_AE" w:bidi="ar_AE"/>
         </w:rPr>
-        <w:t>Κύριον &amp; τὸν Χριστὸν ἁγιάσατε ἐν ταῖς καρδίαις ὑμῶν</w:t>
-      </w:r>
-    </w:p>
-    <w:p>
-      <w:pPr>
-        <w:bidi/>
-      </w:pPr>
-      <w:r>
-        <w:rPr>
-          <w:lang w:val="ar_AE" w:bidi="ar_AE"/>
-        </w:rPr>
-      </w:r>
-      <w:r>
-        <w:rPr>
-          <w:b/>
-          <w:lang w:val="ar_AE" w:bidi="ar_AE"/>
-        </w:rPr>
         <w:t>"قَدِّسُوا الرَّبَّ الإِلهَ فِي قُلُوبِكُمْ"</w:t>
       </w:r>
     </w:p>
@@ -40415,23 +39208,6 @@
           <w:b/>
           <w:lang w:val="ar_AE" w:bidi="ar_AE"/>
         </w:rPr>
-        <w:t>ἵνα ἐν ᾧ καταλαλεῖσθε, καταισχυνθῶσιν, οἱ ἐπηρεάζοντες ὑμῶν τὴν ἀγαθὴν ἐν Χριστῷ ἀναστροφήν</w:t>
-      </w:r>
-    </w:p>
-    <w:p>
-      <w:pPr>
-        <w:bidi/>
-      </w:pPr>
-      <w:r>
-        <w:rPr>
-          <w:lang w:val="ar_AE" w:bidi="ar_AE"/>
-        </w:rPr>
-      </w:r>
-      <w:r>
-        <w:rPr>
-          <w:b/>
-          <w:lang w:val="ar_AE" w:bidi="ar_AE"/>
-        </w:rPr>
         <w:t>"لِكَيْ يَكُونَ الَّذِينَ يَشْتِمُونَ سِيرَتَكُمُ الصَّالِحَةَ فِي الْمَسِيحِ، يُخْزَوْنَ فِي مَا يَفْتَرُونَ عَلَيْكُمْ"</w:t>
       </w:r>
     </w:p>
@@ -40739,23 +39515,6 @@
         <w:rPr>
           <w:lang w:val="ar_AE" w:bidi="ar_AE"/>
         </w:rPr>
-      </w:r>
-    </w:p>
-    <w:p>
-      <w:pPr>
-        <w:bidi/>
-      </w:pPr>
-      <w:r>
-        <w:rPr>
-          <w:lang w:val="ar_AE" w:bidi="ar_AE"/>
-        </w:rPr>
-      </w:r>
-      <w:r>
-        <w:rPr>
-          <w:b/>
-          <w:lang w:val="ar_AE" w:bidi="ar_AE"/>
-        </w:rPr>
-        <w:t>καταισχυνθῶσιν, οἱ ἐπηρεάζοντες ὑμῶν τὴν ἀγαθὴν ἐν Χριστῷ ἀναστροφήν</w:t>
       </w:r>
     </w:p>
     <w:p>
@@ -42947,23 +41706,6 @@
           <w:b/>
           <w:lang w:val="ar_AE" w:bidi="ar_AE"/>
         </w:rPr>
-        <w:t>ὃ καὶ ὑμᾶς ἀντίτυπον νῦν σῴζει βάπτισμα</w:t>
-      </w:r>
-    </w:p>
-    <w:p>
-      <w:pPr>
-        <w:bidi/>
-      </w:pPr>
-      <w:r>
-        <w:rPr>
-          <w:lang w:val="ar_AE" w:bidi="ar_AE"/>
-        </w:rPr>
-      </w:r>
-      <w:r>
-        <w:rPr>
-          <w:b/>
-          <w:lang w:val="ar_AE" w:bidi="ar_AE"/>
-        </w:rPr>
         <w:t>"الَّذِي مِثَالُهُ يُخَلِّصُنَا نَحْنُ الآنَ، أَيِ الْمَعْمُودِيَّةُ"</w:t>
       </w:r>
     </w:p>
@@ -43318,23 +42060,6 @@
           <w:b/>
           <w:lang w:val="ar_AE" w:bidi="ar_AE"/>
         </w:rPr>
-        <w:t>οὐ σαρκὸς ἀπόθεσις ῥύπου, ἀλλὰ συνειδήσεως ἀγαθῆς, ἐπερώτημα εἰς Θεόν</w:t>
-      </w:r>
-    </w:p>
-    <w:p>
-      <w:pPr>
-        <w:bidi/>
-      </w:pPr>
-      <w:r>
-        <w:rPr>
-          <w:lang w:val="ar_AE" w:bidi="ar_AE"/>
-        </w:rPr>
-      </w:r>
-      <w:r>
-        <w:rPr>
-          <w:b/>
-          <w:lang w:val="ar_AE" w:bidi="ar_AE"/>
-        </w:rPr>
         <w:t>"لاَ إِزَالَةُ وَسَخِ الْجَسَدِ، بَلْ سُؤَالُ ضَمِيرٍ صَالِحٍ عَنِ اللهِ"</w:t>
       </w:r>
     </w:p>
@@ -43710,23 +42435,6 @@
           <w:b/>
           <w:lang w:val="ar_AE" w:bidi="ar_AE"/>
         </w:rPr>
-        <w:t>καὶ ὑμᾶς &amp; νῦν σῴζει βάπτισμα, οὐ σαρκὸς ἀπόθεσις ῥύπου, ἀλλὰ συνειδήσεως ἀγαθῆς, ἐπερώτημα εἰς Θεόν δι’ ἀναστάσεως Ἰησοῦ Χριστοῦ</w:t>
-      </w:r>
-    </w:p>
-    <w:p>
-      <w:pPr>
-        <w:bidi/>
-      </w:pPr>
-      <w:r>
-        <w:rPr>
-          <w:lang w:val="ar_AE" w:bidi="ar_AE"/>
-        </w:rPr>
-      </w:r>
-      <w:r>
-        <w:rPr>
-          <w:b/>
-          <w:lang w:val="ar_AE" w:bidi="ar_AE"/>
-        </w:rPr>
         <w:t>"</w:t>
       </w:r>
       <w:r>
@@ -43846,23 +42554,6 @@
           <w:b/>
           <w:lang w:val="ar_AE" w:bidi="ar_AE"/>
         </w:rPr>
-        <w:t>δι’ ἀναστάσεως Ἰησοῦ Χριστοῦ</w:t>
-      </w:r>
-    </w:p>
-    <w:p>
-      <w:pPr>
-        <w:bidi/>
-      </w:pPr>
-      <w:r>
-        <w:rPr>
-          <w:lang w:val="ar_AE" w:bidi="ar_AE"/>
-        </w:rPr>
-      </w:r>
-      <w:r>
-        <w:rPr>
-          <w:b/>
-          <w:lang w:val="ar_AE" w:bidi="ar_AE"/>
-        </w:rPr>
         <w:t>"بِقِيَامَةِ يَسُوعَ الْمَسِيحِ"</w:t>
       </w:r>
     </w:p>
@@ -43968,23 +42659,6 @@
           <w:b/>
           <w:lang w:val="ar_AE" w:bidi="ar_AE"/>
         </w:rPr>
-        <w:t>ὅς ἐστιν ἐν δεξιᾷ Θεοῦ, πορευθεὶς εἰς οὐρανὸν, ὑποταγέντων αὐτῷ ἀγγέλων, καὶ ἐξουσιῶν, καὶ δυνάμεων</w:t>
-      </w:r>
-    </w:p>
-    <w:p>
-      <w:pPr>
-        <w:bidi/>
-      </w:pPr>
-      <w:r>
-        <w:rPr>
-          <w:lang w:val="ar_AE" w:bidi="ar_AE"/>
-        </w:rPr>
-      </w:r>
-      <w:r>
-        <w:rPr>
-          <w:b/>
-          <w:lang w:val="ar_AE" w:bidi="ar_AE"/>
-        </w:rPr>
         <w:t>"</w:t>
       </w:r>
       <w:r>
@@ -44361,23 +43035,6 @@
           <w:b/>
           <w:lang w:val="ar_AE" w:bidi="ar_AE"/>
         </w:rPr>
-        <w:t>ὑποταγέντων αὐτῷ ἀγγέλων, καὶ ἐξουσιῶν, καὶ δυνάμεων</w:t>
-      </w:r>
-    </w:p>
-    <w:p>
-      <w:pPr>
-        <w:bidi/>
-      </w:pPr>
-      <w:r>
-        <w:rPr>
-          <w:lang w:val="ar_AE" w:bidi="ar_AE"/>
-        </w:rPr>
-      </w:r>
-      <w:r>
-        <w:rPr>
-          <w:b/>
-          <w:lang w:val="ar_AE" w:bidi="ar_AE"/>
-        </w:rPr>
         <w:t>"وَمَلاَئِكَةٌ وَسَلاَطِينُ وَقُوَّاتٌ مُخْضَعَةٌ لَهُ"</w:t>
       </w:r>
     </w:p>
@@ -44493,23 +43150,6 @@
         <w:rPr>
           <w:lang w:val="ar_AE" w:bidi="ar_AE"/>
         </w:rPr>
-      </w:r>
-    </w:p>
-    <w:p>
-      <w:pPr>
-        <w:bidi/>
-      </w:pPr>
-      <w:r>
-        <w:rPr>
-          <w:lang w:val="ar_AE" w:bidi="ar_AE"/>
-        </w:rPr>
-      </w:r>
-      <w:r>
-        <w:rPr>
-          <w:b/>
-          <w:lang w:val="ar_AE" w:bidi="ar_AE"/>
-        </w:rPr>
-        <w:t>ὑποταγέντων αὐτῷ ἀγγέλων, καὶ ἐξουσιῶν, καὶ δυνάμεων</w:t>
       </w:r>
     </w:p>
     <w:p>
@@ -45767,23 +44407,6 @@
           <w:b/>
           <w:lang w:val="ar_AE" w:bidi="ar_AE"/>
         </w:rPr>
-        <w:t>ἀρκετὸς &amp; ὁ παρεληλυθὼς χρόνος</w:t>
-      </w:r>
-    </w:p>
-    <w:p>
-      <w:pPr>
-        <w:bidi/>
-      </w:pPr>
-      <w:r>
-        <w:rPr>
-          <w:lang w:val="ar_AE" w:bidi="ar_AE"/>
-        </w:rPr>
-      </w:r>
-      <w:r>
-        <w:rPr>
-          <w:b/>
-          <w:lang w:val="ar_AE" w:bidi="ar_AE"/>
-        </w:rPr>
         <w:t>"</w:t>
       </w:r>
       <w:r>
@@ -45990,23 +44613,6 @@
           <w:b/>
           <w:lang w:val="ar_AE" w:bidi="ar_AE"/>
         </w:rPr>
-        <w:t>πεπορευμένους ἐν ἀσελγείαις, ἐπιθυμίαις, οἰνοφλυγίαις, κώμοις, πότοις, καὶ ἀθεμίτοις εἰδωλολατρίαις</w:t>
-      </w:r>
-    </w:p>
-    <w:p>
-      <w:pPr>
-        <w:bidi/>
-      </w:pPr>
-      <w:r>
-        <w:rPr>
-          <w:lang w:val="ar_AE" w:bidi="ar_AE"/>
-        </w:rPr>
-      </w:r>
-      <w:r>
-        <w:rPr>
-          <w:b/>
-          <w:lang w:val="ar_AE" w:bidi="ar_AE"/>
-        </w:rPr>
         <w:t>"سَالِكِينَ فِي الدَّعَارَةِ وَالشَّهَوَاتِ، وَإِدْمَانِ الْخَمْرِ، وَالْبَطَرِ، وَالْمُنَادَمَاتِ، وَعِبَادَةِ الأَوْثَانِ الْمُحَرَّمَةِ"</w:t>
       </w:r>
     </w:p>
@@ -46099,23 +44705,6 @@
           <w:b/>
           <w:lang w:val="ar_AE" w:bidi="ar_AE"/>
         </w:rPr>
-        <w:t>πεπορευμένους ἐν ἀσελγείαις, ἐπιθυμίαις, οἰνοφλυγίαις, κώμοις, πότοις, καὶ ἀθεμίτοις εἰδωλολατρίαις</w:t>
-      </w:r>
-    </w:p>
-    <w:p>
-      <w:pPr>
-        <w:bidi/>
-      </w:pPr>
-      <w:r>
-        <w:rPr>
-          <w:lang w:val="ar_AE" w:bidi="ar_AE"/>
-        </w:rPr>
-      </w:r>
-      <w:r>
-        <w:rPr>
-          <w:b/>
-          <w:lang w:val="ar_AE" w:bidi="ar_AE"/>
-        </w:rPr>
         <w:t>"سَالِكِينَ فِي الدَّعَارَةِ وَالشَّهَوَاتِ، وَإِدْمَانِ الْخَمْرِ، وَالْبَطَرِ، وَالْمُنَادَمَاتِ، وَعِبَادَةِ الأَوْثَانِ الْمُحَرَّمَةِ"</w:t>
       </w:r>
     </w:p>
@@ -46234,23 +44823,6 @@
           <w:b/>
           <w:lang w:val="ar_AE" w:bidi="ar_AE"/>
         </w:rPr>
-        <w:t>μὴ συντρεχόντων ὑμῶν εἰς τὴν αὐτὴν τῆς ἀσωτίας ἀνάχυσιν</w:t>
-      </w:r>
-    </w:p>
-    <w:p>
-      <w:pPr>
-        <w:bidi/>
-      </w:pPr>
-      <w:r>
-        <w:rPr>
-          <w:lang w:val="ar_AE" w:bidi="ar_AE"/>
-        </w:rPr>
-      </w:r>
-      <w:r>
-        <w:rPr>
-          <w:b/>
-          <w:lang w:val="ar_AE" w:bidi="ar_AE"/>
-        </w:rPr>
         <w:t>"لَسْتُمْ تَرْكُضُونَ مَعَهُمْ إِلَى فَيْضِ هذِهِ الْخَلاَعَةِ عَيْنِهَا"</w:t>
       </w:r>
     </w:p>
@@ -46828,23 +45400,6 @@
         <w:rPr>
           <w:lang w:val="ar_AE" w:bidi="ar_AE"/>
         </w:rPr>
-      </w:r>
-    </w:p>
-    <w:p>
-      <w:pPr>
-        <w:bidi/>
-      </w:pPr>
-      <w:r>
-        <w:rPr>
-          <w:lang w:val="ar_AE" w:bidi="ar_AE"/>
-        </w:rPr>
-      </w:r>
-      <w:r>
-        <w:rPr>
-          <w:b/>
-          <w:lang w:val="ar_AE" w:bidi="ar_AE"/>
-        </w:rPr>
-        <w:t>τῷ ἑτοίμως ἔχοντι κρῖναι</w:t>
       </w:r>
     </w:p>
     <w:p>
@@ -49733,23 +48288,6 @@
           <w:b/>
           <w:lang w:val="ar_AE" w:bidi="ar_AE"/>
         </w:rPr>
-        <w:t>ᾧ ἐστιν ἡ δόξα καὶ τὸ κράτος</w:t>
-      </w:r>
-    </w:p>
-    <w:p>
-      <w:pPr>
-        <w:bidi/>
-      </w:pPr>
-      <w:r>
-        <w:rPr>
-          <w:lang w:val="ar_AE" w:bidi="ar_AE"/>
-        </w:rPr>
-      </w:r>
-      <w:r>
-        <w:rPr>
-          <w:b/>
-          <w:lang w:val="ar_AE" w:bidi="ar_AE"/>
-        </w:rPr>
         <w:t>"لَهُ الْمَجْدُ وَالسُّلْطَانُ"</w:t>
       </w:r>
     </w:p>
@@ -51008,23 +49546,6 @@
           <w:b/>
           <w:lang w:val="ar_AE" w:bidi="ar_AE"/>
         </w:rPr>
-        <w:t>ὡς φονεὺς, ἢ κλέπτης, ἢ κακοποιὸς, ἢ ὡς ἀλλοτριεπίσκοπος</w:t>
-      </w:r>
-    </w:p>
-    <w:p>
-      <w:pPr>
-        <w:bidi/>
-      </w:pPr>
-      <w:r>
-        <w:rPr>
-          <w:lang w:val="ar_AE" w:bidi="ar_AE"/>
-        </w:rPr>
-      </w:r>
-      <w:r>
-        <w:rPr>
-          <w:b/>
-          <w:lang w:val="ar_AE" w:bidi="ar_AE"/>
-        </w:rPr>
         <w:t>"كَقَاتِل، أَوْ سَارِق، أَوْ فَاعِلِ شَرّ، أَوْ مُتَدَاخِل فِي أُمُورِ غَيْرِهِ"</w:t>
       </w:r>
     </w:p>
@@ -51467,23 +49988,6 @@
         <w:rPr>
           <w:lang w:val="ar_AE" w:bidi="ar_AE"/>
         </w:rPr>
-      </w:r>
-    </w:p>
-    <w:p>
-      <w:pPr>
-        <w:bidi/>
-      </w:pPr>
-      <w:r>
-        <w:rPr>
-          <w:lang w:val="ar_AE" w:bidi="ar_AE"/>
-        </w:rPr>
-      </w:r>
-      <w:r>
-        <w:rPr>
-          <w:b/>
-          <w:lang w:val="ar_AE" w:bidi="ar_AE"/>
-        </w:rPr>
-        <w:t>ὁ καιρὸς τοῦ ἄρξασθαι τὸ κρίμα ἀπὸ τοῦ οἴκου τοῦ Θεοῦ</w:t>
       </w:r>
     </w:p>
     <w:p>
@@ -52612,23 +51116,6 @@
           <w:b/>
           <w:lang w:val="ar_AE" w:bidi="ar_AE"/>
         </w:rPr>
-        <w:t>εἰ ὁ δίκαιος μόλις σῴζεται, ὁ ἀσεβὴς καὶ ἁμαρτωλὸς ποῦ φανεῖται</w:t>
-      </w:r>
-    </w:p>
-    <w:p>
-      <w:pPr>
-        <w:bidi/>
-      </w:pPr>
-      <w:r>
-        <w:rPr>
-          <w:lang w:val="ar_AE" w:bidi="ar_AE"/>
-        </w:rPr>
-      </w:r>
-      <w:r>
-        <w:rPr>
-          <w:b/>
-          <w:lang w:val="ar_AE" w:bidi="ar_AE"/>
-        </w:rPr>
         <w:t>"إِنْ كَانَ الْبَارُّ بِالْجَهْدِ يَخْلُصُ"</w:t>
       </w:r>
     </w:p>
@@ -52739,23 +51226,6 @@
           <w:b/>
           <w:lang w:val="ar_AE" w:bidi="ar_AE"/>
         </w:rPr>
-        <w:t>εἰ ὁ δίκαιος μόλις σῴζεται</w:t>
-      </w:r>
-    </w:p>
-    <w:p>
-      <w:pPr>
-        <w:bidi/>
-      </w:pPr>
-      <w:r>
-        <w:rPr>
-          <w:lang w:val="ar_AE" w:bidi="ar_AE"/>
-        </w:rPr>
-      </w:r>
-      <w:r>
-        <w:rPr>
-          <w:b/>
-          <w:lang w:val="ar_AE" w:bidi="ar_AE"/>
-        </w:rPr>
         <w:t>"إِنْ كَانَ الْبَارُّ بِالْجَهْدِ يَخْلُصُ"</w:t>
       </w:r>
     </w:p>
@@ -53459,23 +51929,6 @@
           <w:b/>
           <w:lang w:val="ar_AE" w:bidi="ar_AE"/>
         </w:rPr>
-        <w:t>ἐν ἀγαθοποιΐᾳ</w:t>
-      </w:r>
-    </w:p>
-    <w:p>
-      <w:pPr>
-        <w:bidi/>
-      </w:pPr>
-      <w:r>
-        <w:rPr>
-          <w:lang w:val="ar_AE" w:bidi="ar_AE"/>
-        </w:rPr>
-      </w:r>
-      <w:r>
-        <w:rPr>
-          <w:b/>
-          <w:lang w:val="ar_AE" w:bidi="ar_AE"/>
-        </w:rPr>
         <w:t>"فِي عَمَلِ ٱلْخَيْرِ"</w:t>
       </w:r>
     </w:p>
@@ -53800,23 +52253,6 @@
           <w:b/>
           <w:lang w:val="ar_AE" w:bidi="ar_AE"/>
         </w:rPr>
-        <w:t>μάρτυς τῶν τοῦ Χριστοῦ παθημάτων</w:t>
-      </w:r>
-    </w:p>
-    <w:p>
-      <w:pPr>
-        <w:bidi/>
-      </w:pPr>
-      <w:r>
-        <w:rPr>
-          <w:lang w:val="ar_AE" w:bidi="ar_AE"/>
-        </w:rPr>
-      </w:r>
-      <w:r>
-        <w:rPr>
-          <w:b/>
-          <w:lang w:val="ar_AE" w:bidi="ar_AE"/>
-        </w:rPr>
         <w:t>"الشَّاهِدَ لآلاَمِ الْمَسِيحِ"</w:t>
       </w:r>
     </w:p>
@@ -53935,6 +52371,220 @@
           <w:b/>
           <w:lang w:val="ar_AE" w:bidi="ar_AE"/>
         </w:rPr>
+        <w:t>"وَشَرِيكَ الْمَجْدِ الْعَتِيدِ أَنْ يُعْلَنَ"</w:t>
+      </w:r>
+    </w:p>
+    <w:p>
+      <w:pPr>
+        <w:bidi/>
+      </w:pPr>
+      <w:r>
+        <w:rPr>
+          <w:lang w:val="ar_AE" w:bidi="ar_AE"/>
+        </w:rPr>
+      </w:r>
+      <w:r>
+        <w:rPr>
+          <w:lang w:val="ar_AE" w:bidi="ar_AE"/>
+        </w:rPr>
+        <w:t>إذا كانت لُغتك لا تستخدم صيغة المبني للمجهول بهذه الطريقة، يمكنك التعبير عنها بصيغة المبني للمعلوم أو بطريقة أخرى تناسب طبيعة لُغتك. التَّرْجَمَة البديلة: "في المجد الذي سيكشفه الله قريبًا"</w:t>
+      </w:r>
+    </w:p>
+    <w:p>
+      <w:pPr>
+        <w:bidi/>
+      </w:pPr>
+      <w:r>
+        <w:rPr>
+          <w:lang w:val="ar_AE" w:bidi="ar_AE"/>
+        </w:rPr>
+      </w:r>
+      <w:r>
+        <w:rPr>
+          <w:lang w:val="ar_AE" w:bidi="ar_AE"/>
+        </w:rPr>
+        <w:t xml:space="preserve">انظر: </w:t>
+      </w:r>
+      <w:r>
+        <w:rPr>
+          <w:lang w:val="ar_AE" w:bidi="ar_AE"/>
+        </w:rPr>
+        <w:t>المبني للمعلوم أو المبني للمجهول</w:t>
+      </w:r>
+      <w:r>
+        <w:rPr>
+          <w:lang w:val="ar_AE" w:bidi="ar_AE"/>
+        </w:rPr>
+      </w:r>
+      <w:r>
+        <w:rPr>
+          <w:lang w:val="ar_AE" w:bidi="ar_AE"/>
+        </w:rPr>
+      </w:r>
+    </w:p>
+    <w:p>
+      <w:pPr>
+        <w:bidi/>
+      </w:pPr>
+      <w:r>
+        <w:rPr>
+          <w:lang w:val="ar_AE" w:bidi="ar_AE"/>
+        </w:rPr>
+      </w:r>
+    </w:p>
+    <w:p>
+      <w:pPr>
+        <w:pStyle w:val="Heading2"/>
+        <w:bidi/>
+      </w:pPr>
+      <w:r>
+        <w:rPr>
+          <w:lang w:val="ar_AE" w:bidi="ar_AE"/>
+        </w:rPr>
+        <w:t>١ بطرس ٥: ١ (#٥)</w:t>
+      </w:r>
+      <w:r>
+        <w:rPr>
+          <w:lang w:val="ar_AE" w:bidi="ar_AE"/>
+        </w:rPr>
+      </w:r>
+    </w:p>
+    <w:p>
+      <w:pPr>
+        <w:bidi/>
+      </w:pPr>
+      <w:r>
+        <w:rPr>
+          <w:lang w:val="ar_AE" w:bidi="ar_AE"/>
+        </w:rPr>
+      </w:r>
+      <w:r>
+        <w:rPr>
+          <w:b/>
+          <w:lang w:val="ar_AE" w:bidi="ar_AE"/>
+        </w:rPr>
+        <w:t>τῆς &amp; δόξης</w:t>
+      </w:r>
+    </w:p>
+    <w:p>
+      <w:pPr>
+        <w:bidi/>
+      </w:pPr>
+      <w:r>
+        <w:rPr>
+          <w:lang w:val="ar_AE" w:bidi="ar_AE"/>
+        </w:rPr>
+      </w:r>
+      <w:r>
+        <w:rPr>
+          <w:b/>
+          <w:lang w:val="ar_AE" w:bidi="ar_AE"/>
+        </w:rPr>
+        <w:t>"الْمَجْدِ"</w:t>
+      </w:r>
+    </w:p>
+    <w:p>
+      <w:pPr>
+        <w:bidi/>
+      </w:pPr>
+      <w:r>
+        <w:rPr>
+          <w:lang w:val="ar_AE" w:bidi="ar_AE"/>
+        </w:rPr>
+      </w:r>
+      <w:r>
+        <w:rPr>
+          <w:lang w:val="ar_AE" w:bidi="ar_AE"/>
+        </w:rPr>
+        <w:t xml:space="preserve">إذا كانت لُغتك لا تستخدم اسمًا مجردًا لفكرة </w:t>
+      </w:r>
+      <w:r>
+        <w:rPr>
+          <w:b/>
+          <w:lang w:val="ar_AE" w:bidi="ar_AE"/>
+        </w:rPr>
+        <w:t>المَجد</w:t>
+      </w:r>
+      <w:r>
+        <w:rPr>
+          <w:lang w:val="ar_AE" w:bidi="ar_AE"/>
+        </w:rPr>
+        <w:t>، يمكنك التعبير عن الفكرة ذاتها بطريقة أخرى. التَّرْجَمَة البديلة: "في طبيعة المسيح المجيدة"</w:t>
+      </w:r>
+    </w:p>
+    <w:p>
+      <w:pPr>
+        <w:bidi/>
+      </w:pPr>
+      <w:r>
+        <w:rPr>
+          <w:lang w:val="ar_AE" w:bidi="ar_AE"/>
+        </w:rPr>
+      </w:r>
+      <w:r>
+        <w:rPr>
+          <w:lang w:val="ar_AE" w:bidi="ar_AE"/>
+        </w:rPr>
+        <w:t xml:space="preserve">انظر: </w:t>
+      </w:r>
+      <w:r>
+        <w:rPr>
+          <w:lang w:val="ar_AE" w:bidi="ar_AE"/>
+        </w:rPr>
+        <w:t>الأسماء المجردة</w:t>
+      </w:r>
+      <w:r>
+        <w:rPr>
+          <w:lang w:val="ar_AE" w:bidi="ar_AE"/>
+        </w:rPr>
+      </w:r>
+      <w:r>
+        <w:rPr>
+          <w:lang w:val="ar_AE" w:bidi="ar_AE"/>
+        </w:rPr>
+      </w:r>
+    </w:p>
+    <w:p>
+      <w:pPr>
+        <w:bidi/>
+      </w:pPr>
+      <w:r>
+        <w:rPr>
+          <w:lang w:val="ar_AE" w:bidi="ar_AE"/>
+        </w:rPr>
+      </w:r>
+    </w:p>
+    <w:p>
+      <w:pPr>
+        <w:pStyle w:val="Heading2"/>
+        <w:bidi/>
+      </w:pPr>
+      <w:r>
+        <w:rPr>
+          <w:lang w:val="ar_AE" w:bidi="ar_AE"/>
+        </w:rPr>
+        <w:t>١ بطرس ٥: ١ (#٦)</w:t>
+      </w:r>
+      <w:r>
+        <w:rPr>
+          <w:lang w:val="ar_AE" w:bidi="ar_AE"/>
+        </w:rPr>
+      </w:r>
+    </w:p>
+    <w:p>
+      <w:pPr>
+        <w:bidi/>
+      </w:pPr>
+      <w:r>
+        <w:rPr>
+          <w:lang w:val="ar_AE" w:bidi="ar_AE"/>
+        </w:rPr>
+      </w:r>
+      <w:r>
+        <w:rPr>
+          <w:b/>
+          <w:lang w:val="ar_AE" w:bidi="ar_AE"/>
+        </w:rPr>
         <w:t>τῆς μελλούσης ἀποκαλύπτεσθαι δόξης</w:t>
       </w:r>
     </w:p>
@@ -53952,23 +52602,36 @@
           <w:b/>
           <w:lang w:val="ar_AE" w:bidi="ar_AE"/>
         </w:rPr>
-        <w:t>"وَشَرِيكَ الْمَجْدِ الْعَتِيدِ أَنْ يُعْلَنَ"</w:t>
-      </w:r>
-    </w:p>
-    <w:p>
-      <w:pPr>
-        <w:bidi/>
-      </w:pPr>
-      <w:r>
-        <w:rPr>
-          <w:lang w:val="ar_AE" w:bidi="ar_AE"/>
-        </w:rPr>
-      </w:r>
-      <w:r>
-        <w:rPr>
-          <w:lang w:val="ar_AE" w:bidi="ar_AE"/>
-        </w:rPr>
-        <w:t>إذا كانت لُغتك لا تستخدم صيغة المبني للمجهول بهذه الطريقة، يمكنك التعبير عنها بصيغة المبني للمعلوم أو بطريقة أخرى تناسب طبيعة لُغتك. التَّرْجَمَة البديلة: "في المجد الذي سيكشفه الله قريبًا"</w:t>
+        <w:t>"الْمَجْدِ الْعَتِيدِ أَنْ يُعْلَنَ"</w:t>
+      </w:r>
+    </w:p>
+    <w:p>
+      <w:pPr>
+        <w:bidi/>
+      </w:pPr>
+      <w:r>
+        <w:rPr>
+          <w:lang w:val="ar_AE" w:bidi="ar_AE"/>
+        </w:rPr>
+      </w:r>
+      <w:r>
+        <w:rPr>
+          <w:lang w:val="ar_AE" w:bidi="ar_AE"/>
+        </w:rPr>
+        <w:t xml:space="preserve">تشير العبارة </w:t>
+      </w:r>
+      <w:r>
+        <w:rPr>
+          <w:b/>
+          <w:lang w:val="ar_AE" w:bidi="ar_AE"/>
+        </w:rPr>
+        <w:t>الْمَجْدِ الْعَتِيدِ أَنْ يُعْلَنَ</w:t>
+      </w:r>
+      <w:r>
+        <w:rPr>
+          <w:lang w:val="ar_AE" w:bidi="ar_AE"/>
+        </w:rPr>
+        <w:t xml:space="preserve"> إلى العودة المجيدة للمسيح إلى الأرض في المستقبل. إذا كان هذا يُسبب ارتباكًا لقرَّائك، يمكنك التعبير عن المعنى بوضوح. التَّرْجَمَة البديلة: "في المجد الذي سيُكشف عند عودة المسيح"</w:t>
       </w:r>
     </w:p>
     <w:p>
@@ -53990,7 +52653,7 @@
         <w:rPr>
           <w:lang w:val="ar_AE" w:bidi="ar_AE"/>
         </w:rPr>
-        <w:t>المبني للمعلوم أو المبني للمجهول</w:t>
+        <w:t>المعرفة المفترضة والمعلومات الضمنية</w:t>
       </w:r>
       <w:r>
         <w:rPr>
@@ -54022,46 +52685,909 @@
         <w:rPr>
           <w:lang w:val="ar_AE" w:bidi="ar_AE"/>
         </w:rPr>
-        <w:t>١ بطرس ٥: ١ (#٥)</w:t>
-      </w:r>
-      <w:r>
-        <w:rPr>
-          <w:lang w:val="ar_AE" w:bidi="ar_AE"/>
-        </w:rPr>
-      </w:r>
-    </w:p>
-    <w:p>
-      <w:pPr>
-        <w:bidi/>
-      </w:pPr>
-      <w:r>
-        <w:rPr>
-          <w:lang w:val="ar_AE" w:bidi="ar_AE"/>
-        </w:rPr>
-      </w:r>
-      <w:r>
-        <w:rPr>
-          <w:b/>
-          <w:lang w:val="ar_AE" w:bidi="ar_AE"/>
-        </w:rPr>
-        <w:t>τῆς &amp; δόξης</w:t>
-      </w:r>
-    </w:p>
-    <w:p>
-      <w:pPr>
-        <w:bidi/>
-      </w:pPr>
-      <w:r>
-        <w:rPr>
-          <w:lang w:val="ar_AE" w:bidi="ar_AE"/>
-        </w:rPr>
-      </w:r>
-      <w:r>
-        <w:rPr>
-          <w:b/>
-          <w:lang w:val="ar_AE" w:bidi="ar_AE"/>
-        </w:rPr>
-        <w:t>"الْمَجْدِ"</w:t>
+        <w:t>١ بطرس ٥: ٢ (#١)</w:t>
+      </w:r>
+      <w:r>
+        <w:rPr>
+          <w:lang w:val="ar_AE" w:bidi="ar_AE"/>
+        </w:rPr>
+      </w:r>
+    </w:p>
+    <w:p>
+      <w:pPr>
+        <w:bidi/>
+      </w:pPr>
+      <w:r>
+        <w:rPr>
+          <w:lang w:val="ar_AE" w:bidi="ar_AE"/>
+        </w:rPr>
+      </w:r>
+      <w:r>
+        <w:rPr>
+          <w:b/>
+          <w:lang w:val="ar_AE" w:bidi="ar_AE"/>
+        </w:rPr>
+        <w:t>ποιμάνατε τὸ &amp; ποίμνιον τοῦ Θεοῦ</w:t>
+      </w:r>
+    </w:p>
+    <w:p>
+      <w:pPr>
+        <w:bidi/>
+      </w:pPr>
+      <w:r>
+        <w:rPr>
+          <w:lang w:val="ar_AE" w:bidi="ar_AE"/>
+        </w:rPr>
+      </w:r>
+      <w:r>
+        <w:rPr>
+          <w:b/>
+          <w:lang w:val="ar_AE" w:bidi="ar_AE"/>
+        </w:rPr>
+        <w:t>"ارْعَوْا رَعِيَّةَ اللهِ"</w:t>
+      </w:r>
+    </w:p>
+    <w:p>
+      <w:pPr>
+        <w:bidi/>
+      </w:pPr>
+      <w:r>
+        <w:rPr>
+          <w:lang w:val="ar_AE" w:bidi="ar_AE"/>
+        </w:rPr>
+      </w:r>
+      <w:r>
+        <w:rPr>
+          <w:lang w:val="ar_AE" w:bidi="ar_AE"/>
+        </w:rPr>
+        <w:t xml:space="preserve">هنا يستخدم بطرس </w:t>
+      </w:r>
+      <w:r>
+        <w:rPr>
+          <w:b/>
+          <w:lang w:val="ar_AE" w:bidi="ar_AE"/>
+        </w:rPr>
+        <w:t>ارْعَوْا</w:t>
+      </w:r>
+      <w:r>
+        <w:rPr>
+          <w:lang w:val="ar_AE" w:bidi="ar_AE"/>
+        </w:rPr>
+        <w:t xml:space="preserve"> للإشارة إلى قيادة ورعاية المؤمنين، ويستخدم </w:t>
+      </w:r>
+      <w:r>
+        <w:rPr>
+          <w:b/>
+          <w:lang w:val="ar_AE" w:bidi="ar_AE"/>
+        </w:rPr>
+        <w:t>رَعِيَّةَ</w:t>
+      </w:r>
+      <w:r>
+        <w:rPr>
+          <w:lang w:val="ar_AE" w:bidi="ar_AE"/>
+        </w:rPr>
+        <w:t xml:space="preserve"> للإشارة إلى هؤلاء المؤمنين. ينبغي للشيوخ الذين يقودون جماعات المؤمنين أن يعتنوا بهؤلاء المؤمنين كما يعتني الرعاة بأغنامهم. نظرًا لأن استعارات الراعي والقطيع تُعد مهمة في الكتاب المقدس، يجب عليك الاحتفاظ بالاستعارات في ترجمتك أو استخدام التشبيهات. التَّرْجَمَة البديلة: "اعتنوا بشعب الله كما لو كانوا قطيعًا من الخِراف"</w:t>
+      </w:r>
+    </w:p>
+    <w:p>
+      <w:pPr>
+        <w:bidi/>
+      </w:pPr>
+      <w:r>
+        <w:rPr>
+          <w:lang w:val="ar_AE" w:bidi="ar_AE"/>
+        </w:rPr>
+      </w:r>
+      <w:r>
+        <w:rPr>
+          <w:lang w:val="ar_AE" w:bidi="ar_AE"/>
+        </w:rPr>
+        <w:t xml:space="preserve">انظر: </w:t>
+      </w:r>
+      <w:r>
+        <w:rPr>
+          <w:lang w:val="ar_AE" w:bidi="ar_AE"/>
+        </w:rPr>
+        <w:t>الاستعارة</w:t>
+      </w:r>
+      <w:r>
+        <w:rPr>
+          <w:lang w:val="ar_AE" w:bidi="ar_AE"/>
+        </w:rPr>
+      </w:r>
+      <w:r>
+        <w:rPr>
+          <w:lang w:val="ar_AE" w:bidi="ar_AE"/>
+        </w:rPr>
+      </w:r>
+    </w:p>
+    <w:p>
+      <w:pPr>
+        <w:bidi/>
+      </w:pPr>
+      <w:r>
+        <w:rPr>
+          <w:lang w:val="ar_AE" w:bidi="ar_AE"/>
+        </w:rPr>
+      </w:r>
+    </w:p>
+    <w:p>
+      <w:pPr>
+        <w:pStyle w:val="Heading2"/>
+        <w:bidi/>
+      </w:pPr>
+      <w:r>
+        <w:rPr>
+          <w:lang w:val="ar_AE" w:bidi="ar_AE"/>
+        </w:rPr>
+        <w:t>١ بطرس ٥: ٢ (#٢)</w:t>
+      </w:r>
+      <w:r>
+        <w:rPr>
+          <w:lang w:val="ar_AE" w:bidi="ar_AE"/>
+        </w:rPr>
+      </w:r>
+    </w:p>
+    <w:p>
+      <w:pPr>
+        <w:bidi/>
+      </w:pPr>
+      <w:r>
+        <w:rPr>
+          <w:lang w:val="ar_AE" w:bidi="ar_AE"/>
+        </w:rPr>
+      </w:r>
+      <w:r>
+        <w:rPr>
+          <w:b/>
+          <w:lang w:val="ar_AE" w:bidi="ar_AE"/>
+        </w:rPr>
+        <w:t>"نُظَّارًا، لاَ عَنِ اضْطِرَارٍ"</w:t>
+      </w:r>
+    </w:p>
+    <w:p>
+      <w:pPr>
+        <w:bidi/>
+      </w:pPr>
+      <w:r>
+        <w:rPr>
+          <w:lang w:val="ar_AE" w:bidi="ar_AE"/>
+        </w:rPr>
+      </w:r>
+      <w:r>
+        <w:rPr>
+          <w:lang w:val="ar_AE" w:bidi="ar_AE"/>
+        </w:rPr>
+        <w:t xml:space="preserve">إذا كانت لُغتك لا تستخدم الأسماء المجردة لفكرة </w:t>
+      </w:r>
+      <w:r>
+        <w:rPr>
+          <w:b/>
+          <w:lang w:val="ar_AE" w:bidi="ar_AE"/>
+        </w:rPr>
+        <w:t>نُظَّار</w:t>
+      </w:r>
+      <w:r>
+        <w:rPr>
+          <w:lang w:val="ar_AE" w:bidi="ar_AE"/>
+        </w:rPr>
+        <w:t xml:space="preserve"> و</w:t>
+      </w:r>
+      <w:r>
+        <w:rPr>
+          <w:b/>
+          <w:lang w:val="ar_AE" w:bidi="ar_AE"/>
+        </w:rPr>
+        <w:t>اضْطِرَارٍ</w:t>
+      </w:r>
+      <w:r>
+        <w:rPr>
+          <w:lang w:val="ar_AE" w:bidi="ar_AE"/>
+        </w:rPr>
+        <w:t>، يمكنك التعبير عن الأفكار ذاتها بطرق أخرى. التَّرْجَمَة البديلة: "الإشراف—ليس لأنك مُجبر على ذلك"</w:t>
+      </w:r>
+    </w:p>
+    <w:p>
+      <w:pPr>
+        <w:bidi/>
+      </w:pPr>
+      <w:r>
+        <w:rPr>
+          <w:lang w:val="ar_AE" w:bidi="ar_AE"/>
+        </w:rPr>
+      </w:r>
+      <w:r>
+        <w:rPr>
+          <w:lang w:val="ar_AE" w:bidi="ar_AE"/>
+        </w:rPr>
+        <w:t xml:space="preserve">انظر: </w:t>
+      </w:r>
+      <w:r>
+        <w:rPr>
+          <w:lang w:val="ar_AE" w:bidi="ar_AE"/>
+        </w:rPr>
+        <w:t>الأسماء المُجردة</w:t>
+      </w:r>
+      <w:r>
+        <w:rPr>
+          <w:lang w:val="ar_AE" w:bidi="ar_AE"/>
+        </w:rPr>
+      </w:r>
+      <w:r>
+        <w:rPr>
+          <w:lang w:val="ar_AE" w:bidi="ar_AE"/>
+        </w:rPr>
+      </w:r>
+    </w:p>
+    <w:p>
+      <w:pPr>
+        <w:bidi/>
+      </w:pPr>
+      <w:r>
+        <w:rPr>
+          <w:lang w:val="ar_AE" w:bidi="ar_AE"/>
+        </w:rPr>
+      </w:r>
+    </w:p>
+    <w:p>
+      <w:pPr>
+        <w:pStyle w:val="Heading2"/>
+        <w:bidi/>
+      </w:pPr>
+      <w:r>
+        <w:rPr>
+          <w:lang w:val="ar_AE" w:bidi="ar_AE"/>
+        </w:rPr>
+        <w:t>١ بطرس ٥: ٢ (#٣)</w:t>
+      </w:r>
+      <w:r>
+        <w:rPr>
+          <w:lang w:val="ar_AE" w:bidi="ar_AE"/>
+        </w:rPr>
+      </w:r>
+    </w:p>
+    <w:p>
+      <w:pPr>
+        <w:bidi/>
+      </w:pPr>
+      <w:r>
+        <w:rPr>
+          <w:lang w:val="ar_AE" w:bidi="ar_AE"/>
+        </w:rPr>
+      </w:r>
+      <w:r>
+        <w:rPr>
+          <w:b/>
+          <w:lang w:val="ar_AE" w:bidi="ar_AE"/>
+        </w:rPr>
+        <w:t>ἐπισκοποῦντες μὴ ἀναγκαστῶς</w:t>
+      </w:r>
+    </w:p>
+    <w:p>
+      <w:pPr>
+        <w:bidi/>
+      </w:pPr>
+      <w:r>
+        <w:rPr>
+          <w:lang w:val="ar_AE" w:bidi="ar_AE"/>
+        </w:rPr>
+      </w:r>
+      <w:r>
+        <w:rPr>
+          <w:b/>
+          <w:lang w:val="ar_AE" w:bidi="ar_AE"/>
+        </w:rPr>
+        <w:t>"نُظَّارًا، لاَ عَنِ اضْطِرَارٍ"</w:t>
+      </w:r>
+    </w:p>
+    <w:p>
+      <w:pPr>
+        <w:bidi/>
+      </w:pPr>
+      <w:r>
+        <w:rPr>
+          <w:lang w:val="ar_AE" w:bidi="ar_AE"/>
+        </w:rPr>
+      </w:r>
+      <w:r>
+        <w:rPr>
+          <w:lang w:val="ar_AE" w:bidi="ar_AE"/>
+        </w:rPr>
+        <w:t>يترك بطرس بعض الكلمات التي تحتاجها العبارة في العديد من اللُغات لتكون كاملة. إذا كان ذلك مفيدًا في لُغتك، يمكنك إضافة هذه الكلمات من السياق. التَّرْجَمَة البديلة: "ممارسة الإشراف عليهم - دون الاضطرار لعمَل ذلك"</w:t>
+      </w:r>
+    </w:p>
+    <w:p>
+      <w:pPr>
+        <w:bidi/>
+      </w:pPr>
+      <w:r>
+        <w:rPr>
+          <w:lang w:val="ar_AE" w:bidi="ar_AE"/>
+        </w:rPr>
+      </w:r>
+      <w:r>
+        <w:rPr>
+          <w:lang w:val="ar_AE" w:bidi="ar_AE"/>
+        </w:rPr>
+        <w:t xml:space="preserve">انظر: </w:t>
+      </w:r>
+      <w:r>
+        <w:rPr>
+          <w:lang w:val="ar_AE" w:bidi="ar_AE"/>
+        </w:rPr>
+        <w:t>الحذف</w:t>
+      </w:r>
+      <w:r>
+        <w:rPr>
+          <w:lang w:val="ar_AE" w:bidi="ar_AE"/>
+        </w:rPr>
+      </w:r>
+      <w:r>
+        <w:rPr>
+          <w:lang w:val="ar_AE" w:bidi="ar_AE"/>
+        </w:rPr>
+      </w:r>
+    </w:p>
+    <w:p>
+      <w:pPr>
+        <w:bidi/>
+      </w:pPr>
+      <w:r>
+        <w:rPr>
+          <w:lang w:val="ar_AE" w:bidi="ar_AE"/>
+        </w:rPr>
+      </w:r>
+    </w:p>
+    <w:p>
+      <w:pPr>
+        <w:pStyle w:val="Heading2"/>
+        <w:bidi/>
+      </w:pPr>
+      <w:r>
+        <w:rPr>
+          <w:lang w:val="ar_AE" w:bidi="ar_AE"/>
+        </w:rPr>
+        <w:t>١ بطرس ٥: ٢ (#٤)</w:t>
+      </w:r>
+      <w:r>
+        <w:rPr>
+          <w:lang w:val="ar_AE" w:bidi="ar_AE"/>
+        </w:rPr>
+      </w:r>
+    </w:p>
+    <w:p>
+      <w:pPr>
+        <w:bidi/>
+      </w:pPr>
+      <w:r>
+        <w:rPr>
+          <w:lang w:val="ar_AE" w:bidi="ar_AE"/>
+        </w:rPr>
+      </w:r>
+      <w:r>
+        <w:rPr>
+          <w:b/>
+          <w:lang w:val="ar_AE" w:bidi="ar_AE"/>
+        </w:rPr>
+        <w:t>μὴ ἀναγκαστῶς, ἀλλὰ ἑκουσίως</w:t>
+      </w:r>
+    </w:p>
+    <w:p>
+      <w:pPr>
+        <w:bidi/>
+      </w:pPr>
+      <w:r>
+        <w:rPr>
+          <w:lang w:val="ar_AE" w:bidi="ar_AE"/>
+        </w:rPr>
+      </w:r>
+      <w:r>
+        <w:rPr>
+          <w:b/>
+          <w:lang w:val="ar_AE" w:bidi="ar_AE"/>
+        </w:rPr>
+        <w:t>«لاَ عَنِ اضْطِرَارٍ بَلْ بِالاخْتِيَارِ»</w:t>
+      </w:r>
+    </w:p>
+    <w:p>
+      <w:pPr>
+        <w:bidi/>
+      </w:pPr>
+      <w:r>
+        <w:rPr>
+          <w:lang w:val="ar_AE" w:bidi="ar_AE"/>
+        </w:rPr>
+      </w:r>
+      <w:r>
+        <w:rPr>
+          <w:lang w:val="ar_AE" w:bidi="ar_AE"/>
+        </w:rPr>
+        <w:t xml:space="preserve">يحمل التعبيران </w:t>
+      </w:r>
+      <w:r>
+        <w:rPr>
+          <w:b/>
+          <w:lang w:val="ar_AE" w:bidi="ar_AE"/>
+        </w:rPr>
+        <w:t>لاَ عَنِ اضْطِرَارٍ</w:t>
+      </w:r>
+      <w:r>
+        <w:rPr>
+          <w:lang w:val="ar_AE" w:bidi="ar_AE"/>
+        </w:rPr>
+        <w:t xml:space="preserve"> و</w:t>
+      </w:r>
+      <w:r>
+        <w:rPr>
+          <w:b/>
+          <w:lang w:val="ar_AE" w:bidi="ar_AE"/>
+        </w:rPr>
+        <w:t>بِالاخْتِيَارِ</w:t>
+      </w:r>
+      <w:r>
+        <w:rPr>
+          <w:lang w:val="ar_AE" w:bidi="ar_AE"/>
+        </w:rPr>
+        <w:t xml:space="preserve"> المعنى ذاته. يُستخدم التكرار للتأكيد على أن بطرس يريد من قادة الكنيسة أن يعتنوا بالمؤمنين طوعًا. إذا كانت لُغتك لا تعتمد على التكرار لتحقيق ذلك، يمكنك استخدام عبارة واحدة وتحقيق التأكيد بطريقة أخرى. التَّرْجَمَة البديلة: "بكل رغبة"</w:t>
+      </w:r>
+    </w:p>
+    <w:p>
+      <w:pPr>
+        <w:bidi/>
+      </w:pPr>
+      <w:r>
+        <w:rPr>
+          <w:lang w:val="ar_AE" w:bidi="ar_AE"/>
+        </w:rPr>
+      </w:r>
+      <w:r>
+        <w:rPr>
+          <w:lang w:val="ar_AE" w:bidi="ar_AE"/>
+        </w:rPr>
+        <w:t xml:space="preserve">انظر: </w:t>
+      </w:r>
+      <w:r>
+        <w:rPr>
+          <w:lang w:val="ar_AE" w:bidi="ar_AE"/>
+        </w:rPr>
+        <w:t>نظير لُغَوي</w:t>
+      </w:r>
+      <w:r>
+        <w:rPr>
+          <w:lang w:val="ar_AE" w:bidi="ar_AE"/>
+        </w:rPr>
+      </w:r>
+      <w:r>
+        <w:rPr>
+          <w:lang w:val="ar_AE" w:bidi="ar_AE"/>
+        </w:rPr>
+      </w:r>
+    </w:p>
+    <w:p>
+      <w:pPr>
+        <w:bidi/>
+      </w:pPr>
+      <w:r>
+        <w:rPr>
+          <w:lang w:val="ar_AE" w:bidi="ar_AE"/>
+        </w:rPr>
+      </w:r>
+    </w:p>
+    <w:p>
+      <w:pPr>
+        <w:pStyle w:val="Heading2"/>
+        <w:bidi/>
+      </w:pPr>
+      <w:r>
+        <w:rPr>
+          <w:lang w:val="ar_AE" w:bidi="ar_AE"/>
+        </w:rPr>
+        <w:t>١ بطرس ٥: ٢ (#٥)</w:t>
+      </w:r>
+      <w:r>
+        <w:rPr>
+          <w:lang w:val="ar_AE" w:bidi="ar_AE"/>
+        </w:rPr>
+      </w:r>
+    </w:p>
+    <w:p>
+      <w:pPr>
+        <w:bidi/>
+      </w:pPr>
+      <w:r>
+        <w:rPr>
+          <w:lang w:val="ar_AE" w:bidi="ar_AE"/>
+        </w:rPr>
+      </w:r>
+      <w:r>
+        <w:rPr>
+          <w:b/>
+          <w:lang w:val="ar_AE" w:bidi="ar_AE"/>
+        </w:rPr>
+        <w:t>κατὰ Θεόν</w:t>
+      </w:r>
+    </w:p>
+    <w:p>
+      <w:pPr>
+        <w:bidi/>
+      </w:pPr>
+      <w:r>
+        <w:rPr>
+          <w:lang w:val="ar_AE" w:bidi="ar_AE"/>
+        </w:rPr>
+      </w:r>
+      <w:r>
+        <w:rPr>
+          <w:b/>
+          <w:lang w:val="ar_AE" w:bidi="ar_AE"/>
+        </w:rPr>
+        <w:t>"وفِقًا لله"</w:t>
+      </w:r>
+    </w:p>
+    <w:p>
+      <w:pPr>
+        <w:bidi/>
+      </w:pPr>
+      <w:r>
+        <w:rPr>
+          <w:lang w:val="ar_AE" w:bidi="ar_AE"/>
+        </w:rPr>
+      </w:r>
+      <w:r>
+        <w:rPr>
+          <w:lang w:val="ar_AE" w:bidi="ar_AE"/>
+        </w:rPr>
+        <w:t>تشير هذه العبارة إلى التصرف وفقًا لإرادة أو متطلبات الله. إذا كان هذا يُسبب لبسًا لقرائك، يمكنك التعبير عن ذلك بوضوح. التَّرْجَمَة البديلة: "وفقًا لإرادة الله" أو "كما يريدكم الله أن تفعلوا"</w:t>
+      </w:r>
+    </w:p>
+    <w:p>
+      <w:pPr>
+        <w:bidi/>
+      </w:pPr>
+      <w:r>
+        <w:rPr>
+          <w:lang w:val="ar_AE" w:bidi="ar_AE"/>
+        </w:rPr>
+      </w:r>
+      <w:r>
+        <w:rPr>
+          <w:lang w:val="ar_AE" w:bidi="ar_AE"/>
+        </w:rPr>
+        <w:t xml:space="preserve">انظر: </w:t>
+      </w:r>
+      <w:r>
+        <w:rPr>
+          <w:lang w:val="ar_AE" w:bidi="ar_AE"/>
+        </w:rPr>
+        <w:t>المعرفة المفترضة والمعلومات الضمنية</w:t>
+      </w:r>
+      <w:r>
+        <w:rPr>
+          <w:lang w:val="ar_AE" w:bidi="ar_AE"/>
+        </w:rPr>
+      </w:r>
+      <w:r>
+        <w:rPr>
+          <w:lang w:val="ar_AE" w:bidi="ar_AE"/>
+        </w:rPr>
+      </w:r>
+    </w:p>
+    <w:p>
+      <w:pPr>
+        <w:bidi/>
+      </w:pPr>
+      <w:r>
+        <w:rPr>
+          <w:lang w:val="ar_AE" w:bidi="ar_AE"/>
+        </w:rPr>
+      </w:r>
+    </w:p>
+    <w:p>
+      <w:pPr>
+        <w:pStyle w:val="Heading2"/>
+        <w:bidi/>
+      </w:pPr>
+      <w:r>
+        <w:rPr>
+          <w:lang w:val="ar_AE" w:bidi="ar_AE"/>
+        </w:rPr>
+        <w:t>١ بطرس ٥: ٢ (#٦)</w:t>
+      </w:r>
+      <w:r>
+        <w:rPr>
+          <w:lang w:val="ar_AE" w:bidi="ar_AE"/>
+        </w:rPr>
+      </w:r>
+    </w:p>
+    <w:p>
+      <w:pPr>
+        <w:bidi/>
+      </w:pPr>
+      <w:r>
+        <w:rPr>
+          <w:lang w:val="ar_AE" w:bidi="ar_AE"/>
+        </w:rPr>
+      </w:r>
+      <w:r>
+        <w:rPr>
+          <w:b/>
+          <w:lang w:val="ar_AE" w:bidi="ar_AE"/>
+        </w:rPr>
+        <w:t>μηδὲ αἰσχροκερδῶς, ἀλλὰ προθύμως</w:t>
+      </w:r>
+    </w:p>
+    <w:p>
+      <w:pPr>
+        <w:bidi/>
+      </w:pPr>
+      <w:r>
+        <w:rPr>
+          <w:lang w:val="ar_AE" w:bidi="ar_AE"/>
+        </w:rPr>
+      </w:r>
+      <w:r>
+        <w:rPr>
+          <w:b/>
+          <w:lang w:val="ar_AE" w:bidi="ar_AE"/>
+        </w:rPr>
+        <w:t>"وَلاَ لِرِبْحٍ قَبِيحٍ بَلْ بِنَشَاطٍ"</w:t>
+      </w:r>
+    </w:p>
+    <w:p>
+      <w:pPr>
+        <w:bidi/>
+      </w:pPr>
+      <w:r>
+        <w:rPr>
+          <w:lang w:val="ar_AE" w:bidi="ar_AE"/>
+        </w:rPr>
+      </w:r>
+      <w:r>
+        <w:rPr>
+          <w:lang w:val="ar_AE" w:bidi="ar_AE"/>
+        </w:rPr>
+        <w:t xml:space="preserve">تعني العبارتان </w:t>
+      </w:r>
+      <w:r>
+        <w:rPr>
+          <w:b/>
+          <w:lang w:val="ar_AE" w:bidi="ar_AE"/>
+        </w:rPr>
+        <w:t>لاَ لِرِبْحٍ قَبِيحٍ</w:t>
+      </w:r>
+      <w:r>
+        <w:rPr>
+          <w:lang w:val="ar_AE" w:bidi="ar_AE"/>
+        </w:rPr>
+        <w:t xml:space="preserve"> و</w:t>
+      </w:r>
+      <w:r>
+        <w:rPr>
+          <w:b/>
+          <w:lang w:val="ar_AE" w:bidi="ar_AE"/>
+        </w:rPr>
+        <w:t>بِنَشَاطٍ</w:t>
+      </w:r>
+      <w:r>
+        <w:rPr>
+          <w:lang w:val="ar_AE" w:bidi="ar_AE"/>
+        </w:rPr>
+        <w:t xml:space="preserve"> في الأساس الشيء ذاته. يُستخدم التكرار للتأكيد على أن بطرس يريد من قادة الكنيسة أن يعتنوا بالمؤمنين بشغَف. إذا كانت لُغتك لا تستخدم التكرار لتحقيق ذلك، يمكنك استخدام عبارة واحدة وتحقيق التأكيد بطريقة أخرى. التَّرْجَمَة البديلة: "بكل شَغَف"</w:t>
+      </w:r>
+    </w:p>
+    <w:p>
+      <w:pPr>
+        <w:bidi/>
+      </w:pPr>
+      <w:r>
+        <w:rPr>
+          <w:lang w:val="ar_AE" w:bidi="ar_AE"/>
+        </w:rPr>
+      </w:r>
+      <w:r>
+        <w:rPr>
+          <w:lang w:val="ar_AE" w:bidi="ar_AE"/>
+        </w:rPr>
+        <w:t xml:space="preserve">انظر: </w:t>
+      </w:r>
+      <w:r>
+        <w:rPr>
+          <w:lang w:val="ar_AE" w:bidi="ar_AE"/>
+        </w:rPr>
+        <w:t>نظير لُغوي</w:t>
+      </w:r>
+      <w:r>
+        <w:rPr>
+          <w:lang w:val="ar_AE" w:bidi="ar_AE"/>
+        </w:rPr>
+      </w:r>
+      <w:r>
+        <w:rPr>
+          <w:lang w:val="ar_AE" w:bidi="ar_AE"/>
+        </w:rPr>
+      </w:r>
+    </w:p>
+    <w:p>
+      <w:pPr>
+        <w:bidi/>
+      </w:pPr>
+      <w:r>
+        <w:rPr>
+          <w:lang w:val="ar_AE" w:bidi="ar_AE"/>
+        </w:rPr>
+      </w:r>
+    </w:p>
+    <w:p>
+      <w:pPr>
+        <w:pStyle w:val="Heading2"/>
+        <w:bidi/>
+      </w:pPr>
+      <w:r>
+        <w:rPr>
+          <w:lang w:val="ar_AE" w:bidi="ar_AE"/>
+        </w:rPr>
+        <w:t>١ بطرس ٥: ٣ (#١)</w:t>
+      </w:r>
+      <w:r>
+        <w:rPr>
+          <w:lang w:val="ar_AE" w:bidi="ar_AE"/>
+        </w:rPr>
+      </w:r>
+    </w:p>
+    <w:p>
+      <w:pPr>
+        <w:bidi/>
+      </w:pPr>
+      <w:r>
+        <w:rPr>
+          <w:lang w:val="ar_AE" w:bidi="ar_AE"/>
+        </w:rPr>
+      </w:r>
+      <w:r>
+        <w:rPr>
+          <w:b/>
+          <w:lang w:val="ar_AE" w:bidi="ar_AE"/>
+        </w:rPr>
+        <w:t>ὡς κατακυριεύοντες</w:t>
+      </w:r>
+    </w:p>
+    <w:p>
+      <w:pPr>
+        <w:bidi/>
+      </w:pPr>
+      <w:r>
+        <w:rPr>
+          <w:lang w:val="ar_AE" w:bidi="ar_AE"/>
+        </w:rPr>
+      </w:r>
+      <w:r>
+        <w:rPr>
+          <w:b/>
+          <w:lang w:val="ar_AE" w:bidi="ar_AE"/>
+        </w:rPr>
+        <w:t>"كَمَنْ يَسُودُ عَلَى الأَنْصِبَةِ"</w:t>
+      </w:r>
+    </w:p>
+    <w:p>
+      <w:pPr>
+        <w:bidi/>
+      </w:pPr>
+      <w:r>
+        <w:rPr>
+          <w:lang w:val="ar_AE" w:bidi="ar_AE"/>
+        </w:rPr>
+      </w:r>
+      <w:r>
+        <w:rPr>
+          <w:lang w:val="ar_AE" w:bidi="ar_AE"/>
+        </w:rPr>
+        <w:t xml:space="preserve">هنا، يشير بطرس إلى </w:t>
+      </w:r>
+      <w:r>
+        <w:rPr>
+          <w:b/>
+          <w:lang w:val="ar_AE" w:bidi="ar_AE"/>
+        </w:rPr>
+        <w:t>يَسُودُ عَلَى الأَنْصِبَةِ</w:t>
+      </w:r>
+      <w:r>
+        <w:rPr>
+          <w:lang w:val="ar_AE" w:bidi="ar_AE"/>
+        </w:rPr>
+        <w:t xml:space="preserve"> بصفته تصرفًا قاسيًا ومسيطرًا تجاه الناس، كما لو كان شخص ما سيدًا قاسيًا يسيء معاملة خدَمِهِ. إذا كان هذا يُسبب لبسًا لقرَّائك، يمكنك التعبير عن المعنى بوضوح أو استخدام التشبيه. التَّرْجَمَة البديلة: "السيطرة القاسية" أو "التصرف مثل السادة القُساة على"</w:t>
+      </w:r>
+    </w:p>
+    <w:p>
+      <w:pPr>
+        <w:bidi/>
+      </w:pPr>
+      <w:r>
+        <w:rPr>
+          <w:lang w:val="ar_AE" w:bidi="ar_AE"/>
+        </w:rPr>
+      </w:r>
+      <w:r>
+        <w:rPr>
+          <w:lang w:val="ar_AE" w:bidi="ar_AE"/>
+        </w:rPr>
+        <w:t xml:space="preserve">انظر: </w:t>
+      </w:r>
+      <w:r>
+        <w:rPr>
+          <w:lang w:val="ar_AE" w:bidi="ar_AE"/>
+        </w:rPr>
+        <w:t>الاستعارة</w:t>
+      </w:r>
+      <w:r>
+        <w:rPr>
+          <w:lang w:val="ar_AE" w:bidi="ar_AE"/>
+        </w:rPr>
+      </w:r>
+      <w:r>
+        <w:rPr>
+          <w:lang w:val="ar_AE" w:bidi="ar_AE"/>
+        </w:rPr>
+      </w:r>
+    </w:p>
+    <w:p>
+      <w:pPr>
+        <w:bidi/>
+      </w:pPr>
+      <w:r>
+        <w:rPr>
+          <w:lang w:val="ar_AE" w:bidi="ar_AE"/>
+        </w:rPr>
+      </w:r>
+    </w:p>
+    <w:p>
+      <w:pPr>
+        <w:pStyle w:val="Heading2"/>
+        <w:bidi/>
+      </w:pPr>
+      <w:r>
+        <w:rPr>
+          <w:lang w:val="ar_AE" w:bidi="ar_AE"/>
+        </w:rPr>
+        <w:t>١ بطرس ٥: ٣ (#٢)</w:t>
+      </w:r>
+      <w:r>
+        <w:rPr>
+          <w:lang w:val="ar_AE" w:bidi="ar_AE"/>
+        </w:rPr>
+      </w:r>
+    </w:p>
+    <w:p>
+      <w:pPr>
+        <w:bidi/>
+      </w:pPr>
+      <w:r>
+        <w:rPr>
+          <w:lang w:val="ar_AE" w:bidi="ar_AE"/>
+        </w:rPr>
+      </w:r>
+      <w:r>
+        <w:rPr>
+          <w:b/>
+          <w:lang w:val="ar_AE" w:bidi="ar_AE"/>
+        </w:rPr>
+        <w:t>τῶν κλήρων</w:t>
+      </w:r>
+    </w:p>
+    <w:p>
+      <w:pPr>
+        <w:bidi/>
+      </w:pPr>
+      <w:r>
+        <w:rPr>
+          <w:lang w:val="ar_AE" w:bidi="ar_AE"/>
+        </w:rPr>
+      </w:r>
+      <w:r>
+        <w:rPr>
+          <w:b/>
+          <w:lang w:val="ar_AE" w:bidi="ar_AE"/>
+        </w:rPr>
+        <w:t>"الأَنْصِبَةِ"</w:t>
       </w:r>
     </w:p>
     <w:p>
@@ -54084,13 +53610,13 @@
           <w:b/>
           <w:lang w:val="ar_AE" w:bidi="ar_AE"/>
         </w:rPr>
-        <w:t>المَجد</w:t>
-      </w:r>
-      <w:r>
-        <w:rPr>
-          <w:lang w:val="ar_AE" w:bidi="ar_AE"/>
-        </w:rPr>
-        <w:t>، يمكنك التعبير عن الفكرة ذاتها بطريقة أخرى. التَّرْجَمَة البديلة: "في طبيعة المسيح المجيدة"</w:t>
+        <w:t>الأَنْصِبَةِ</w:t>
+      </w:r>
+      <w:r>
+        <w:rPr>
+          <w:lang w:val="ar_AE" w:bidi="ar_AE"/>
+        </w:rPr>
+        <w:t>، يمكنك التعبير عن الفكرة ذاتها بطريقة أخرى. التَّرْجَمَة البديلة: "أولئك الذين خُصصوا نصيبًا لكم" أو "أولئك الذين قسمهم الله لكم"</w:t>
       </w:r>
     </w:p>
     <w:p>
@@ -54144,75 +53670,88 @@
         <w:rPr>
           <w:lang w:val="ar_AE" w:bidi="ar_AE"/>
         </w:rPr>
-        <w:t>١ بطرس ٥: ١ (#٦)</w:t>
-      </w:r>
-      <w:r>
-        <w:rPr>
-          <w:lang w:val="ar_AE" w:bidi="ar_AE"/>
-        </w:rPr>
-      </w:r>
-    </w:p>
-    <w:p>
-      <w:pPr>
-        <w:bidi/>
-      </w:pPr>
-      <w:r>
-        <w:rPr>
-          <w:lang w:val="ar_AE" w:bidi="ar_AE"/>
-        </w:rPr>
-      </w:r>
-      <w:r>
-        <w:rPr>
-          <w:b/>
-          <w:lang w:val="ar_AE" w:bidi="ar_AE"/>
-        </w:rPr>
-        <w:t>τῆς μελλούσης ἀποκαλύπτεσθαι δόξης</w:t>
-      </w:r>
-    </w:p>
-    <w:p>
-      <w:pPr>
-        <w:bidi/>
-      </w:pPr>
-      <w:r>
-        <w:rPr>
-          <w:lang w:val="ar_AE" w:bidi="ar_AE"/>
-        </w:rPr>
-      </w:r>
-      <w:r>
-        <w:rPr>
-          <w:b/>
-          <w:lang w:val="ar_AE" w:bidi="ar_AE"/>
-        </w:rPr>
-        <w:t>"الْمَجْدِ الْعَتِيدِ أَنْ يُعْلَنَ"</w:t>
-      </w:r>
-    </w:p>
-    <w:p>
-      <w:pPr>
-        <w:bidi/>
-      </w:pPr>
-      <w:r>
-        <w:rPr>
-          <w:lang w:val="ar_AE" w:bidi="ar_AE"/>
-        </w:rPr>
-      </w:r>
-      <w:r>
-        <w:rPr>
-          <w:lang w:val="ar_AE" w:bidi="ar_AE"/>
-        </w:rPr>
-        <w:t xml:space="preserve">تشير العبارة </w:t>
-      </w:r>
-      <w:r>
-        <w:rPr>
-          <w:b/>
-          <w:lang w:val="ar_AE" w:bidi="ar_AE"/>
-        </w:rPr>
-        <w:t>الْمَجْدِ الْعَتِيدِ أَنْ يُعْلَنَ</w:t>
-      </w:r>
-      <w:r>
-        <w:rPr>
-          <w:lang w:val="ar_AE" w:bidi="ar_AE"/>
-        </w:rPr>
-        <w:t xml:space="preserve"> إلى العودة المجيدة للمسيح إلى الأرض في المستقبل. إذا كان هذا يُسبب ارتباكًا لقرَّائك، يمكنك التعبير عن المعنى بوضوح. التَّرْجَمَة البديلة: "في المجد الذي سيُكشف عند عودة المسيح"</w:t>
+        <w:t>١ بطرس ٥: ٣ (#٣)</w:t>
+      </w:r>
+      <w:r>
+        <w:rPr>
+          <w:lang w:val="ar_AE" w:bidi="ar_AE"/>
+        </w:rPr>
+      </w:r>
+    </w:p>
+    <w:p>
+      <w:pPr>
+        <w:bidi/>
+      </w:pPr>
+      <w:r>
+        <w:rPr>
+          <w:lang w:val="ar_AE" w:bidi="ar_AE"/>
+        </w:rPr>
+      </w:r>
+      <w:r>
+        <w:rPr>
+          <w:b/>
+          <w:lang w:val="ar_AE" w:bidi="ar_AE"/>
+        </w:rPr>
+        <w:t>τύποι γινόμενοι τοῦ ποιμνίου</w:t>
+      </w:r>
+    </w:p>
+    <w:p>
+      <w:pPr>
+        <w:bidi/>
+      </w:pPr>
+      <w:r>
+        <w:rPr>
+          <w:lang w:val="ar_AE" w:bidi="ar_AE"/>
+        </w:rPr>
+      </w:r>
+      <w:r>
+        <w:rPr>
+          <w:b/>
+          <w:lang w:val="ar_AE" w:bidi="ar_AE"/>
+        </w:rPr>
+        <w:t>«بَلْ صَائِرِينَ أَمْثِلَةً لِلرَّعِيَّةِ»</w:t>
+      </w:r>
+    </w:p>
+    <w:p>
+      <w:pPr>
+        <w:bidi/>
+      </w:pPr>
+      <w:r>
+        <w:rPr>
+          <w:lang w:val="ar_AE" w:bidi="ar_AE"/>
+        </w:rPr>
+      </w:r>
+      <w:r>
+        <w:rPr>
+          <w:lang w:val="ar_AE" w:bidi="ar_AE"/>
+        </w:rPr>
+        <w:t xml:space="preserve">يستخدم بطرس صيغة الملكية لوصف </w:t>
+      </w:r>
+      <w:r>
+        <w:rPr>
+          <w:b/>
+          <w:lang w:val="ar_AE" w:bidi="ar_AE"/>
+        </w:rPr>
+        <w:t>الأمثلة</w:t>
+      </w:r>
+      <w:r>
+        <w:rPr>
+          <w:lang w:val="ar_AE" w:bidi="ar_AE"/>
+        </w:rPr>
+        <w:t xml:space="preserve"> المتعلقة </w:t>
+      </w:r>
+      <w:r>
+        <w:rPr>
+          <w:b/>
+          <w:lang w:val="ar_AE" w:bidi="ar_AE"/>
+        </w:rPr>
+        <w:t>بالرَّعِيَّةِ</w:t>
+      </w:r>
+      <w:r>
+        <w:rPr>
+          <w:lang w:val="ar_AE" w:bidi="ar_AE"/>
+        </w:rPr>
+        <w:t>. إذا لم يكن هذا واضحًا في لُغتك، يمكنك التعبير عن المعنى بوضوح. التَّرْجَمَة البديلة: "كونهم أمثلة للقطيع"</w:t>
       </w:r>
     </w:p>
     <w:p>
@@ -54234,7 +53773,7 @@
         <w:rPr>
           <w:lang w:val="ar_AE" w:bidi="ar_AE"/>
         </w:rPr>
-        <w:t>المعرفة المفترضة والمعلومات الضمنية</w:t>
+        <w:t>أدوات الملكية</w:t>
       </w:r>
       <w:r>
         <w:rPr>
@@ -54266,1166 +53805,12 @@
         <w:rPr>
           <w:lang w:val="ar_AE" w:bidi="ar_AE"/>
         </w:rPr>
-        <w:t>١ بطرس ٥: ٢ (#١)</w:t>
-      </w:r>
-      <w:r>
-        <w:rPr>
-          <w:lang w:val="ar_AE" w:bidi="ar_AE"/>
-        </w:rPr>
-      </w:r>
-    </w:p>
-    <w:p>
-      <w:pPr>
-        <w:bidi/>
-      </w:pPr>
-      <w:r>
-        <w:rPr>
-          <w:lang w:val="ar_AE" w:bidi="ar_AE"/>
-        </w:rPr>
-      </w:r>
-      <w:r>
-        <w:rPr>
-          <w:b/>
-          <w:lang w:val="ar_AE" w:bidi="ar_AE"/>
-        </w:rPr>
-        <w:t>ποιμάνατε τὸ &amp; ποίμνιον τοῦ Θεοῦ</w:t>
-      </w:r>
-    </w:p>
-    <w:p>
-      <w:pPr>
-        <w:bidi/>
-      </w:pPr>
-      <w:r>
-        <w:rPr>
-          <w:lang w:val="ar_AE" w:bidi="ar_AE"/>
-        </w:rPr>
-      </w:r>
-      <w:r>
-        <w:rPr>
-          <w:b/>
-          <w:lang w:val="ar_AE" w:bidi="ar_AE"/>
-        </w:rPr>
-        <w:t>"ارْعَوْا رَعِيَّةَ اللهِ"</w:t>
-      </w:r>
-    </w:p>
-    <w:p>
-      <w:pPr>
-        <w:bidi/>
-      </w:pPr>
-      <w:r>
-        <w:rPr>
-          <w:lang w:val="ar_AE" w:bidi="ar_AE"/>
-        </w:rPr>
-      </w:r>
-      <w:r>
-        <w:rPr>
-          <w:lang w:val="ar_AE" w:bidi="ar_AE"/>
-        </w:rPr>
-        <w:t xml:space="preserve">هنا يستخدم بطرس </w:t>
-      </w:r>
-      <w:r>
-        <w:rPr>
-          <w:b/>
-          <w:lang w:val="ar_AE" w:bidi="ar_AE"/>
-        </w:rPr>
-        <w:t>ارْعَوْا</w:t>
-      </w:r>
-      <w:r>
-        <w:rPr>
-          <w:lang w:val="ar_AE" w:bidi="ar_AE"/>
-        </w:rPr>
-        <w:t xml:space="preserve"> للإشارة إلى قيادة ورعاية المؤمنين، ويستخدم </w:t>
-      </w:r>
-      <w:r>
-        <w:rPr>
-          <w:b/>
-          <w:lang w:val="ar_AE" w:bidi="ar_AE"/>
-        </w:rPr>
-        <w:t>رَعِيَّةَ</w:t>
-      </w:r>
-      <w:r>
-        <w:rPr>
-          <w:lang w:val="ar_AE" w:bidi="ar_AE"/>
-        </w:rPr>
-        <w:t xml:space="preserve"> للإشارة إلى هؤلاء المؤمنين. ينبغي للشيوخ الذين يقودون جماعات المؤمنين أن يعتنوا بهؤلاء المؤمنين كما يعتني الرعاة بأغنامهم. نظرًا لأن استعارات الراعي والقطيع تُعد مهمة في الكتاب المقدس، يجب عليك الاحتفاظ بالاستعارات في ترجمتك أو استخدام التشبيهات. التَّرْجَمَة البديلة: "اعتنوا بشعب الله كما لو كانوا قطيعًا من الخِراف"</w:t>
-      </w:r>
-    </w:p>
-    <w:p>
-      <w:pPr>
-        <w:bidi/>
-      </w:pPr>
-      <w:r>
-        <w:rPr>
-          <w:lang w:val="ar_AE" w:bidi="ar_AE"/>
-        </w:rPr>
-      </w:r>
-      <w:r>
-        <w:rPr>
-          <w:lang w:val="ar_AE" w:bidi="ar_AE"/>
-        </w:rPr>
-        <w:t xml:space="preserve">انظر: </w:t>
-      </w:r>
-      <w:r>
-        <w:rPr>
-          <w:lang w:val="ar_AE" w:bidi="ar_AE"/>
-        </w:rPr>
-        <w:t>الاستعارة</w:t>
-      </w:r>
-      <w:r>
-        <w:rPr>
-          <w:lang w:val="ar_AE" w:bidi="ar_AE"/>
-        </w:rPr>
-      </w:r>
-      <w:r>
-        <w:rPr>
-          <w:lang w:val="ar_AE" w:bidi="ar_AE"/>
-        </w:rPr>
-      </w:r>
-    </w:p>
-    <w:p>
-      <w:pPr>
-        <w:bidi/>
-      </w:pPr>
-      <w:r>
-        <w:rPr>
-          <w:lang w:val="ar_AE" w:bidi="ar_AE"/>
-        </w:rPr>
-      </w:r>
-    </w:p>
-    <w:p>
-      <w:pPr>
-        <w:pStyle w:val="Heading2"/>
-        <w:bidi/>
-      </w:pPr>
-      <w:r>
-        <w:rPr>
-          <w:lang w:val="ar_AE" w:bidi="ar_AE"/>
-        </w:rPr>
-        <w:t>١ بطرس ٥: ٢ (#٢)</w:t>
-      </w:r>
-      <w:r>
-        <w:rPr>
-          <w:lang w:val="ar_AE" w:bidi="ar_AE"/>
-        </w:rPr>
-      </w:r>
-    </w:p>
-    <w:p>
-      <w:pPr>
-        <w:bidi/>
-      </w:pPr>
-      <w:r>
-        <w:rPr>
-          <w:lang w:val="ar_AE" w:bidi="ar_AE"/>
-        </w:rPr>
-      </w:r>
-      <w:r>
-        <w:rPr>
-          <w:b/>
-          <w:lang w:val="ar_AE" w:bidi="ar_AE"/>
-        </w:rPr>
-        <w:t>ἐπισκοποῦντες μὴ ἀναγκαστῶς</w:t>
-      </w:r>
-    </w:p>
-    <w:p>
-      <w:pPr>
-        <w:bidi/>
-      </w:pPr>
-      <w:r>
-        <w:rPr>
-          <w:lang w:val="ar_AE" w:bidi="ar_AE"/>
-        </w:rPr>
-      </w:r>
-      <w:r>
-        <w:rPr>
-          <w:b/>
-          <w:lang w:val="ar_AE" w:bidi="ar_AE"/>
-        </w:rPr>
-        <w:t>"نُظَّارًا، لاَ عَنِ اضْطِرَارٍ"</w:t>
-      </w:r>
-    </w:p>
-    <w:p>
-      <w:pPr>
-        <w:bidi/>
-      </w:pPr>
-      <w:r>
-        <w:rPr>
-          <w:lang w:val="ar_AE" w:bidi="ar_AE"/>
-        </w:rPr>
-      </w:r>
-      <w:r>
-        <w:rPr>
-          <w:lang w:val="ar_AE" w:bidi="ar_AE"/>
-        </w:rPr>
-        <w:t xml:space="preserve">إذا كانت لُغتك لا تستخدم الأسماء المجردة لفكرة </w:t>
-      </w:r>
-      <w:r>
-        <w:rPr>
-          <w:b/>
-          <w:lang w:val="ar_AE" w:bidi="ar_AE"/>
-        </w:rPr>
-        <w:t>نُظَّار</w:t>
-      </w:r>
-      <w:r>
-        <w:rPr>
-          <w:lang w:val="ar_AE" w:bidi="ar_AE"/>
-        </w:rPr>
-        <w:t xml:space="preserve"> و</w:t>
-      </w:r>
-      <w:r>
-        <w:rPr>
-          <w:b/>
-          <w:lang w:val="ar_AE" w:bidi="ar_AE"/>
-        </w:rPr>
-        <w:t>اضْطِرَارٍ</w:t>
-      </w:r>
-      <w:r>
-        <w:rPr>
-          <w:lang w:val="ar_AE" w:bidi="ar_AE"/>
-        </w:rPr>
-        <w:t>، يمكنك التعبير عن الأفكار ذاتها بطرق أخرى. التَّرْجَمَة البديلة: "الإشراف—ليس لأنك مُجبر على ذلك"</w:t>
-      </w:r>
-    </w:p>
-    <w:p>
-      <w:pPr>
-        <w:bidi/>
-      </w:pPr>
-      <w:r>
-        <w:rPr>
-          <w:lang w:val="ar_AE" w:bidi="ar_AE"/>
-        </w:rPr>
-      </w:r>
-      <w:r>
-        <w:rPr>
-          <w:lang w:val="ar_AE" w:bidi="ar_AE"/>
-        </w:rPr>
-        <w:t xml:space="preserve">انظر: </w:t>
-      </w:r>
-      <w:r>
-        <w:rPr>
-          <w:lang w:val="ar_AE" w:bidi="ar_AE"/>
-        </w:rPr>
-        <w:t>الأسماء المُجردة</w:t>
-      </w:r>
-      <w:r>
-        <w:rPr>
-          <w:lang w:val="ar_AE" w:bidi="ar_AE"/>
-        </w:rPr>
-      </w:r>
-      <w:r>
-        <w:rPr>
-          <w:lang w:val="ar_AE" w:bidi="ar_AE"/>
-        </w:rPr>
-      </w:r>
-    </w:p>
-    <w:p>
-      <w:pPr>
-        <w:bidi/>
-      </w:pPr>
-      <w:r>
-        <w:rPr>
-          <w:lang w:val="ar_AE" w:bidi="ar_AE"/>
-        </w:rPr>
-      </w:r>
-    </w:p>
-    <w:p>
-      <w:pPr>
-        <w:pStyle w:val="Heading2"/>
-        <w:bidi/>
-      </w:pPr>
-      <w:r>
-        <w:rPr>
-          <w:lang w:val="ar_AE" w:bidi="ar_AE"/>
-        </w:rPr>
-        <w:t>١ بطرس ٥: ٢ (#٣)</w:t>
-      </w:r>
-      <w:r>
-        <w:rPr>
-          <w:lang w:val="ar_AE" w:bidi="ar_AE"/>
-        </w:rPr>
-      </w:r>
-    </w:p>
-    <w:p>
-      <w:pPr>
-        <w:bidi/>
-      </w:pPr>
-      <w:r>
-        <w:rPr>
-          <w:lang w:val="ar_AE" w:bidi="ar_AE"/>
-        </w:rPr>
-      </w:r>
-      <w:r>
-        <w:rPr>
-          <w:b/>
-          <w:lang w:val="ar_AE" w:bidi="ar_AE"/>
-        </w:rPr>
-        <w:t>ἐπισκοποῦντες μὴ ἀναγκαστῶς</w:t>
-      </w:r>
-    </w:p>
-    <w:p>
-      <w:pPr>
-        <w:bidi/>
-      </w:pPr>
-      <w:r>
-        <w:rPr>
-          <w:lang w:val="ar_AE" w:bidi="ar_AE"/>
-        </w:rPr>
-      </w:r>
-      <w:r>
-        <w:rPr>
-          <w:b/>
-          <w:lang w:val="ar_AE" w:bidi="ar_AE"/>
-        </w:rPr>
-        <w:t>"نُظَّارًا، لاَ عَنِ اضْطِرَارٍ"</w:t>
-      </w:r>
-    </w:p>
-    <w:p>
-      <w:pPr>
-        <w:bidi/>
-      </w:pPr>
-      <w:r>
-        <w:rPr>
-          <w:lang w:val="ar_AE" w:bidi="ar_AE"/>
-        </w:rPr>
-      </w:r>
-      <w:r>
-        <w:rPr>
-          <w:lang w:val="ar_AE" w:bidi="ar_AE"/>
-        </w:rPr>
-        <w:t>يترك بطرس بعض الكلمات التي تحتاجها العبارة في العديد من اللُغات لتكون كاملة. إذا كان ذلك مفيدًا في لُغتك، يمكنك إضافة هذه الكلمات من السياق. التَّرْجَمَة البديلة: "ممارسة الإشراف عليهم - دون الاضطرار لعمَل ذلك"</w:t>
-      </w:r>
-    </w:p>
-    <w:p>
-      <w:pPr>
-        <w:bidi/>
-      </w:pPr>
-      <w:r>
-        <w:rPr>
-          <w:lang w:val="ar_AE" w:bidi="ar_AE"/>
-        </w:rPr>
-      </w:r>
-      <w:r>
-        <w:rPr>
-          <w:lang w:val="ar_AE" w:bidi="ar_AE"/>
-        </w:rPr>
-        <w:t xml:space="preserve">انظر: </w:t>
-      </w:r>
-      <w:r>
-        <w:rPr>
-          <w:lang w:val="ar_AE" w:bidi="ar_AE"/>
-        </w:rPr>
-        <w:t>الحذف</w:t>
-      </w:r>
-      <w:r>
-        <w:rPr>
-          <w:lang w:val="ar_AE" w:bidi="ar_AE"/>
-        </w:rPr>
-      </w:r>
-      <w:r>
-        <w:rPr>
-          <w:lang w:val="ar_AE" w:bidi="ar_AE"/>
-        </w:rPr>
-      </w:r>
-    </w:p>
-    <w:p>
-      <w:pPr>
-        <w:bidi/>
-      </w:pPr>
-      <w:r>
-        <w:rPr>
-          <w:lang w:val="ar_AE" w:bidi="ar_AE"/>
-        </w:rPr>
-      </w:r>
-    </w:p>
-    <w:p>
-      <w:pPr>
-        <w:pStyle w:val="Heading2"/>
-        <w:bidi/>
-      </w:pPr>
-      <w:r>
-        <w:rPr>
-          <w:lang w:val="ar_AE" w:bidi="ar_AE"/>
-        </w:rPr>
-        <w:t>١ بطرس ٥: ٢ (#٤)</w:t>
-      </w:r>
-      <w:r>
-        <w:rPr>
-          <w:lang w:val="ar_AE" w:bidi="ar_AE"/>
-        </w:rPr>
-      </w:r>
-    </w:p>
-    <w:p>
-      <w:pPr>
-        <w:bidi/>
-      </w:pPr>
-      <w:r>
-        <w:rPr>
-          <w:lang w:val="ar_AE" w:bidi="ar_AE"/>
-        </w:rPr>
-      </w:r>
-      <w:r>
-        <w:rPr>
-          <w:b/>
-          <w:lang w:val="ar_AE" w:bidi="ar_AE"/>
-        </w:rPr>
-        <w:t>μὴ ἀναγκαστῶς, ἀλλὰ ἑκουσίως</w:t>
-      </w:r>
-    </w:p>
-    <w:p>
-      <w:pPr>
-        <w:bidi/>
-      </w:pPr>
-      <w:r>
-        <w:rPr>
-          <w:lang w:val="ar_AE" w:bidi="ar_AE"/>
-        </w:rPr>
-      </w:r>
-      <w:r>
-        <w:rPr>
-          <w:b/>
-          <w:lang w:val="ar_AE" w:bidi="ar_AE"/>
-        </w:rPr>
-        <w:t>«لاَ عَنِ اضْطِرَارٍ بَلْ بِالاخْتِيَارِ»</w:t>
-      </w:r>
-    </w:p>
-    <w:p>
-      <w:pPr>
-        <w:bidi/>
-      </w:pPr>
-      <w:r>
-        <w:rPr>
-          <w:lang w:val="ar_AE" w:bidi="ar_AE"/>
-        </w:rPr>
-      </w:r>
-      <w:r>
-        <w:rPr>
-          <w:lang w:val="ar_AE" w:bidi="ar_AE"/>
-        </w:rPr>
-        <w:t xml:space="preserve">يحمل التعبيران </w:t>
-      </w:r>
-      <w:r>
-        <w:rPr>
-          <w:b/>
-          <w:lang w:val="ar_AE" w:bidi="ar_AE"/>
-        </w:rPr>
-        <w:t>لاَ عَنِ اضْطِرَارٍ</w:t>
-      </w:r>
-      <w:r>
-        <w:rPr>
-          <w:lang w:val="ar_AE" w:bidi="ar_AE"/>
-        </w:rPr>
-        <w:t xml:space="preserve"> و</w:t>
-      </w:r>
-      <w:r>
-        <w:rPr>
-          <w:b/>
-          <w:lang w:val="ar_AE" w:bidi="ar_AE"/>
-        </w:rPr>
-        <w:t>بِالاخْتِيَارِ</w:t>
-      </w:r>
-      <w:r>
-        <w:rPr>
-          <w:lang w:val="ar_AE" w:bidi="ar_AE"/>
-        </w:rPr>
-        <w:t xml:space="preserve"> المعنى ذاته. يُستخدم التكرار للتأكيد على أن بطرس يريد من قادة الكنيسة أن يعتنوا بالمؤمنين طوعًا. إذا كانت لُغتك لا تعتمد على التكرار لتحقيق ذلك، يمكنك استخدام عبارة واحدة وتحقيق التأكيد بطريقة أخرى. التَّرْجَمَة البديلة: "بكل رغبة"</w:t>
-      </w:r>
-    </w:p>
-    <w:p>
-      <w:pPr>
-        <w:bidi/>
-      </w:pPr>
-      <w:r>
-        <w:rPr>
-          <w:lang w:val="ar_AE" w:bidi="ar_AE"/>
-        </w:rPr>
-      </w:r>
-      <w:r>
-        <w:rPr>
-          <w:lang w:val="ar_AE" w:bidi="ar_AE"/>
-        </w:rPr>
-        <w:t xml:space="preserve">انظر: </w:t>
-      </w:r>
-      <w:r>
-        <w:rPr>
-          <w:lang w:val="ar_AE" w:bidi="ar_AE"/>
-        </w:rPr>
-        <w:t>نظير لُغَوي</w:t>
-      </w:r>
-      <w:r>
-        <w:rPr>
-          <w:lang w:val="ar_AE" w:bidi="ar_AE"/>
-        </w:rPr>
-      </w:r>
-      <w:r>
-        <w:rPr>
-          <w:lang w:val="ar_AE" w:bidi="ar_AE"/>
-        </w:rPr>
-      </w:r>
-    </w:p>
-    <w:p>
-      <w:pPr>
-        <w:bidi/>
-      </w:pPr>
-      <w:r>
-        <w:rPr>
-          <w:lang w:val="ar_AE" w:bidi="ar_AE"/>
-        </w:rPr>
-      </w:r>
-    </w:p>
-    <w:p>
-      <w:pPr>
-        <w:pStyle w:val="Heading2"/>
-        <w:bidi/>
-      </w:pPr>
-      <w:r>
-        <w:rPr>
-          <w:lang w:val="ar_AE" w:bidi="ar_AE"/>
-        </w:rPr>
-        <w:t>١ بطرس ٥: ٢ (#٥)</w:t>
-      </w:r>
-      <w:r>
-        <w:rPr>
-          <w:lang w:val="ar_AE" w:bidi="ar_AE"/>
-        </w:rPr>
-      </w:r>
-    </w:p>
-    <w:p>
-      <w:pPr>
-        <w:bidi/>
-      </w:pPr>
-      <w:r>
-        <w:rPr>
-          <w:lang w:val="ar_AE" w:bidi="ar_AE"/>
-        </w:rPr>
-      </w:r>
-      <w:r>
-        <w:rPr>
-          <w:b/>
-          <w:lang w:val="ar_AE" w:bidi="ar_AE"/>
-        </w:rPr>
-        <w:t>κατὰ Θεόν</w:t>
-      </w:r>
-    </w:p>
-    <w:p>
-      <w:pPr>
-        <w:bidi/>
-      </w:pPr>
-      <w:r>
-        <w:rPr>
-          <w:lang w:val="ar_AE" w:bidi="ar_AE"/>
-        </w:rPr>
-      </w:r>
-      <w:r>
-        <w:rPr>
-          <w:b/>
-          <w:lang w:val="ar_AE" w:bidi="ar_AE"/>
-        </w:rPr>
-        <w:t>"وفِقًا لله"</w:t>
-      </w:r>
-    </w:p>
-    <w:p>
-      <w:pPr>
-        <w:bidi/>
-      </w:pPr>
-      <w:r>
-        <w:rPr>
-          <w:lang w:val="ar_AE" w:bidi="ar_AE"/>
-        </w:rPr>
-      </w:r>
-      <w:r>
-        <w:rPr>
-          <w:lang w:val="ar_AE" w:bidi="ar_AE"/>
-        </w:rPr>
-        <w:t>تشير هذه العبارة إلى التصرف وفقًا لإرادة أو متطلبات الله. إذا كان هذا يُسبب لبسًا لقرائك، يمكنك التعبير عن ذلك بوضوح. التَّرْجَمَة البديلة: "وفقًا لإرادة الله" أو "كما يريدكم الله أن تفعلوا"</w:t>
-      </w:r>
-    </w:p>
-    <w:p>
-      <w:pPr>
-        <w:bidi/>
-      </w:pPr>
-      <w:r>
-        <w:rPr>
-          <w:lang w:val="ar_AE" w:bidi="ar_AE"/>
-        </w:rPr>
-      </w:r>
-      <w:r>
-        <w:rPr>
-          <w:lang w:val="ar_AE" w:bidi="ar_AE"/>
-        </w:rPr>
-        <w:t xml:space="preserve">انظر: </w:t>
-      </w:r>
-      <w:r>
-        <w:rPr>
-          <w:lang w:val="ar_AE" w:bidi="ar_AE"/>
-        </w:rPr>
-        <w:t>المعرفة المفترضة والمعلومات الضمنية</w:t>
-      </w:r>
-      <w:r>
-        <w:rPr>
-          <w:lang w:val="ar_AE" w:bidi="ar_AE"/>
-        </w:rPr>
-      </w:r>
-      <w:r>
-        <w:rPr>
-          <w:lang w:val="ar_AE" w:bidi="ar_AE"/>
-        </w:rPr>
-      </w:r>
-    </w:p>
-    <w:p>
-      <w:pPr>
-        <w:bidi/>
-      </w:pPr>
-      <w:r>
-        <w:rPr>
-          <w:lang w:val="ar_AE" w:bidi="ar_AE"/>
-        </w:rPr>
-      </w:r>
-    </w:p>
-    <w:p>
-      <w:pPr>
-        <w:pStyle w:val="Heading2"/>
-        <w:bidi/>
-      </w:pPr>
-      <w:r>
-        <w:rPr>
-          <w:lang w:val="ar_AE" w:bidi="ar_AE"/>
-        </w:rPr>
-        <w:t>١ بطرس ٥: ٢ (#٦)</w:t>
-      </w:r>
-      <w:r>
-        <w:rPr>
-          <w:lang w:val="ar_AE" w:bidi="ar_AE"/>
-        </w:rPr>
-      </w:r>
-    </w:p>
-    <w:p>
-      <w:pPr>
-        <w:bidi/>
-      </w:pPr>
-      <w:r>
-        <w:rPr>
-          <w:lang w:val="ar_AE" w:bidi="ar_AE"/>
-        </w:rPr>
-      </w:r>
-      <w:r>
-        <w:rPr>
-          <w:b/>
-          <w:lang w:val="ar_AE" w:bidi="ar_AE"/>
-        </w:rPr>
-        <w:t>μηδὲ αἰσχροκερδῶς, ἀλλὰ προθύμως</w:t>
-      </w:r>
-    </w:p>
-    <w:p>
-      <w:pPr>
-        <w:bidi/>
-      </w:pPr>
-      <w:r>
-        <w:rPr>
-          <w:lang w:val="ar_AE" w:bidi="ar_AE"/>
-        </w:rPr>
-      </w:r>
-      <w:r>
-        <w:rPr>
-          <w:b/>
-          <w:lang w:val="ar_AE" w:bidi="ar_AE"/>
-        </w:rPr>
-        <w:t>"وَلاَ لِرِبْحٍ قَبِيحٍ بَلْ بِنَشَاطٍ"</w:t>
-      </w:r>
-    </w:p>
-    <w:p>
-      <w:pPr>
-        <w:bidi/>
-      </w:pPr>
-      <w:r>
-        <w:rPr>
-          <w:lang w:val="ar_AE" w:bidi="ar_AE"/>
-        </w:rPr>
-      </w:r>
-      <w:r>
-        <w:rPr>
-          <w:lang w:val="ar_AE" w:bidi="ar_AE"/>
-        </w:rPr>
-        <w:t xml:space="preserve">تعني العبارتان </w:t>
-      </w:r>
-      <w:r>
-        <w:rPr>
-          <w:b/>
-          <w:lang w:val="ar_AE" w:bidi="ar_AE"/>
-        </w:rPr>
-        <w:t>لاَ لِرِبْحٍ قَبِيحٍ</w:t>
-      </w:r>
-      <w:r>
-        <w:rPr>
-          <w:lang w:val="ar_AE" w:bidi="ar_AE"/>
-        </w:rPr>
-        <w:t xml:space="preserve"> و</w:t>
-      </w:r>
-      <w:r>
-        <w:rPr>
-          <w:b/>
-          <w:lang w:val="ar_AE" w:bidi="ar_AE"/>
-        </w:rPr>
-        <w:t>بِنَشَاطٍ</w:t>
-      </w:r>
-      <w:r>
-        <w:rPr>
-          <w:lang w:val="ar_AE" w:bidi="ar_AE"/>
-        </w:rPr>
-        <w:t xml:space="preserve"> في الأساس الشيء ذاته. يُستخدم التكرار للتأكيد على أن بطرس يريد من قادة الكنيسة أن يعتنوا بالمؤمنين بشغَف. إذا كانت لُغتك لا تستخدم التكرار لتحقيق ذلك، يمكنك استخدام عبارة واحدة وتحقيق التأكيد بطريقة أخرى. التَّرْجَمَة البديلة: "بكل شَغَف"</w:t>
-      </w:r>
-    </w:p>
-    <w:p>
-      <w:pPr>
-        <w:bidi/>
-      </w:pPr>
-      <w:r>
-        <w:rPr>
-          <w:lang w:val="ar_AE" w:bidi="ar_AE"/>
-        </w:rPr>
-      </w:r>
-      <w:r>
-        <w:rPr>
-          <w:lang w:val="ar_AE" w:bidi="ar_AE"/>
-        </w:rPr>
-        <w:t xml:space="preserve">انظر: </w:t>
-      </w:r>
-      <w:r>
-        <w:rPr>
-          <w:lang w:val="ar_AE" w:bidi="ar_AE"/>
-        </w:rPr>
-        <w:t>نظير لُغوي</w:t>
-      </w:r>
-      <w:r>
-        <w:rPr>
-          <w:lang w:val="ar_AE" w:bidi="ar_AE"/>
-        </w:rPr>
-      </w:r>
-      <w:r>
-        <w:rPr>
-          <w:lang w:val="ar_AE" w:bidi="ar_AE"/>
-        </w:rPr>
-      </w:r>
-    </w:p>
-    <w:p>
-      <w:pPr>
-        <w:bidi/>
-      </w:pPr>
-      <w:r>
-        <w:rPr>
-          <w:lang w:val="ar_AE" w:bidi="ar_AE"/>
-        </w:rPr>
-      </w:r>
-    </w:p>
-    <w:p>
-      <w:pPr>
-        <w:pStyle w:val="Heading2"/>
-        <w:bidi/>
-      </w:pPr>
-      <w:r>
-        <w:rPr>
-          <w:lang w:val="ar_AE" w:bidi="ar_AE"/>
-        </w:rPr>
-        <w:t>١ بطرس ٥: ٣ (#١)</w:t>
-      </w:r>
-      <w:r>
-        <w:rPr>
-          <w:lang w:val="ar_AE" w:bidi="ar_AE"/>
-        </w:rPr>
-      </w:r>
-    </w:p>
-    <w:p>
-      <w:pPr>
-        <w:bidi/>
-      </w:pPr>
-      <w:r>
-        <w:rPr>
-          <w:lang w:val="ar_AE" w:bidi="ar_AE"/>
-        </w:rPr>
-      </w:r>
-      <w:r>
-        <w:rPr>
-          <w:b/>
-          <w:lang w:val="ar_AE" w:bidi="ar_AE"/>
-        </w:rPr>
-        <w:t>ὡς κατακυριεύοντες</w:t>
-      </w:r>
-    </w:p>
-    <w:p>
-      <w:pPr>
-        <w:bidi/>
-      </w:pPr>
-      <w:r>
-        <w:rPr>
-          <w:lang w:val="ar_AE" w:bidi="ar_AE"/>
-        </w:rPr>
-      </w:r>
-      <w:r>
-        <w:rPr>
-          <w:b/>
-          <w:lang w:val="ar_AE" w:bidi="ar_AE"/>
-        </w:rPr>
-        <w:t>"كَمَنْ يَسُودُ عَلَى الأَنْصِبَةِ"</w:t>
-      </w:r>
-    </w:p>
-    <w:p>
-      <w:pPr>
-        <w:bidi/>
-      </w:pPr>
-      <w:r>
-        <w:rPr>
-          <w:lang w:val="ar_AE" w:bidi="ar_AE"/>
-        </w:rPr>
-      </w:r>
-      <w:r>
-        <w:rPr>
-          <w:lang w:val="ar_AE" w:bidi="ar_AE"/>
-        </w:rPr>
-        <w:t xml:space="preserve">هنا، يشير بطرس إلى </w:t>
-      </w:r>
-      <w:r>
-        <w:rPr>
-          <w:b/>
-          <w:lang w:val="ar_AE" w:bidi="ar_AE"/>
-        </w:rPr>
-        <w:t>يَسُودُ عَلَى الأَنْصِبَةِ</w:t>
-      </w:r>
-      <w:r>
-        <w:rPr>
-          <w:lang w:val="ar_AE" w:bidi="ar_AE"/>
-        </w:rPr>
-        <w:t xml:space="preserve"> بصفته تصرفًا قاسيًا ومسيطرًا تجاه الناس، كما لو كان شخص ما سيدًا قاسيًا يسيء معاملة خدَمِهِ. إذا كان هذا يُسبب لبسًا لقرَّائك، يمكنك التعبير عن المعنى بوضوح أو استخدام التشبيه. التَّرْجَمَة البديلة: "السيطرة القاسية" أو "التصرف مثل السادة القُساة على"</w:t>
-      </w:r>
-    </w:p>
-    <w:p>
-      <w:pPr>
-        <w:bidi/>
-      </w:pPr>
-      <w:r>
-        <w:rPr>
-          <w:lang w:val="ar_AE" w:bidi="ar_AE"/>
-        </w:rPr>
-      </w:r>
-      <w:r>
-        <w:rPr>
-          <w:lang w:val="ar_AE" w:bidi="ar_AE"/>
-        </w:rPr>
-        <w:t xml:space="preserve">انظر: </w:t>
-      </w:r>
-      <w:r>
-        <w:rPr>
-          <w:lang w:val="ar_AE" w:bidi="ar_AE"/>
-        </w:rPr>
-        <w:t>الاستعارة</w:t>
-      </w:r>
-      <w:r>
-        <w:rPr>
-          <w:lang w:val="ar_AE" w:bidi="ar_AE"/>
-        </w:rPr>
-      </w:r>
-      <w:r>
-        <w:rPr>
-          <w:lang w:val="ar_AE" w:bidi="ar_AE"/>
-        </w:rPr>
-      </w:r>
-    </w:p>
-    <w:p>
-      <w:pPr>
-        <w:bidi/>
-      </w:pPr>
-      <w:r>
-        <w:rPr>
-          <w:lang w:val="ar_AE" w:bidi="ar_AE"/>
-        </w:rPr>
-      </w:r>
-    </w:p>
-    <w:p>
-      <w:pPr>
-        <w:pStyle w:val="Heading2"/>
-        <w:bidi/>
-      </w:pPr>
-      <w:r>
-        <w:rPr>
-          <w:lang w:val="ar_AE" w:bidi="ar_AE"/>
-        </w:rPr>
-        <w:t>١ بطرس ٥: ٣ (#٢)</w:t>
-      </w:r>
-      <w:r>
-        <w:rPr>
-          <w:lang w:val="ar_AE" w:bidi="ar_AE"/>
-        </w:rPr>
-      </w:r>
-    </w:p>
-    <w:p>
-      <w:pPr>
-        <w:bidi/>
-      </w:pPr>
-      <w:r>
-        <w:rPr>
-          <w:lang w:val="ar_AE" w:bidi="ar_AE"/>
-        </w:rPr>
-      </w:r>
-      <w:r>
-        <w:rPr>
-          <w:b/>
-          <w:lang w:val="ar_AE" w:bidi="ar_AE"/>
-        </w:rPr>
-        <w:t>τῶν κλήρων</w:t>
-      </w:r>
-    </w:p>
-    <w:p>
-      <w:pPr>
-        <w:bidi/>
-      </w:pPr>
-      <w:r>
-        <w:rPr>
-          <w:lang w:val="ar_AE" w:bidi="ar_AE"/>
-        </w:rPr>
-      </w:r>
-      <w:r>
-        <w:rPr>
-          <w:b/>
-          <w:lang w:val="ar_AE" w:bidi="ar_AE"/>
-        </w:rPr>
-        <w:t>"الأَنْصِبَةِ"</w:t>
-      </w:r>
-    </w:p>
-    <w:p>
-      <w:pPr>
-        <w:bidi/>
-      </w:pPr>
-      <w:r>
-        <w:rPr>
-          <w:lang w:val="ar_AE" w:bidi="ar_AE"/>
-        </w:rPr>
-      </w:r>
-      <w:r>
-        <w:rPr>
-          <w:lang w:val="ar_AE" w:bidi="ar_AE"/>
-        </w:rPr>
-        <w:t xml:space="preserve">إذا كانت لُغتك لا تستخدم اسمًا مجردًا لفكرة </w:t>
-      </w:r>
-      <w:r>
-        <w:rPr>
-          <w:b/>
-          <w:lang w:val="ar_AE" w:bidi="ar_AE"/>
-        </w:rPr>
-        <w:t>الأَنْصِبَةِ</w:t>
-      </w:r>
-      <w:r>
-        <w:rPr>
-          <w:lang w:val="ar_AE" w:bidi="ar_AE"/>
-        </w:rPr>
-        <w:t>، يمكنك التعبير عن الفكرة ذاتها بطريقة أخرى. التَّرْجَمَة البديلة: "أولئك الذين خُصصوا نصيبًا لكم" أو "أولئك الذين قسمهم الله لكم"</w:t>
-      </w:r>
-    </w:p>
-    <w:p>
-      <w:pPr>
-        <w:bidi/>
-      </w:pPr>
-      <w:r>
-        <w:rPr>
-          <w:lang w:val="ar_AE" w:bidi="ar_AE"/>
-        </w:rPr>
-      </w:r>
-      <w:r>
-        <w:rPr>
-          <w:lang w:val="ar_AE" w:bidi="ar_AE"/>
-        </w:rPr>
-        <w:t xml:space="preserve">انظر: </w:t>
-      </w:r>
-      <w:r>
-        <w:rPr>
-          <w:lang w:val="ar_AE" w:bidi="ar_AE"/>
-        </w:rPr>
-        <w:t>الأسماء المجردة</w:t>
-      </w:r>
-      <w:r>
-        <w:rPr>
-          <w:lang w:val="ar_AE" w:bidi="ar_AE"/>
-        </w:rPr>
-      </w:r>
-      <w:r>
-        <w:rPr>
-          <w:lang w:val="ar_AE" w:bidi="ar_AE"/>
-        </w:rPr>
-      </w:r>
-    </w:p>
-    <w:p>
-      <w:pPr>
-        <w:bidi/>
-      </w:pPr>
-      <w:r>
-        <w:rPr>
-          <w:lang w:val="ar_AE" w:bidi="ar_AE"/>
-        </w:rPr>
-      </w:r>
-    </w:p>
-    <w:p>
-      <w:pPr>
-        <w:pStyle w:val="Heading2"/>
-        <w:bidi/>
-      </w:pPr>
-      <w:r>
-        <w:rPr>
-          <w:lang w:val="ar_AE" w:bidi="ar_AE"/>
-        </w:rPr>
-        <w:t>١ بطرس ٥: ٣ (#٣)</w:t>
-      </w:r>
-      <w:r>
-        <w:rPr>
-          <w:lang w:val="ar_AE" w:bidi="ar_AE"/>
-        </w:rPr>
-      </w:r>
-    </w:p>
-    <w:p>
-      <w:pPr>
-        <w:bidi/>
-      </w:pPr>
-      <w:r>
-        <w:rPr>
-          <w:lang w:val="ar_AE" w:bidi="ar_AE"/>
-        </w:rPr>
-      </w:r>
-      <w:r>
-        <w:rPr>
-          <w:b/>
-          <w:lang w:val="ar_AE" w:bidi="ar_AE"/>
-        </w:rPr>
-        <w:t>τύποι γινόμενοι τοῦ ποιμνίου</w:t>
-      </w:r>
-    </w:p>
-    <w:p>
-      <w:pPr>
-        <w:bidi/>
-      </w:pPr>
-      <w:r>
-        <w:rPr>
-          <w:lang w:val="ar_AE" w:bidi="ar_AE"/>
-        </w:rPr>
-      </w:r>
-      <w:r>
-        <w:rPr>
-          <w:b/>
-          <w:lang w:val="ar_AE" w:bidi="ar_AE"/>
-        </w:rPr>
-        <w:t>«بَلْ صَائِرِينَ أَمْثِلَةً لِلرَّعِيَّةِ»</w:t>
-      </w:r>
-    </w:p>
-    <w:p>
-      <w:pPr>
-        <w:bidi/>
-      </w:pPr>
-      <w:r>
-        <w:rPr>
-          <w:lang w:val="ar_AE" w:bidi="ar_AE"/>
-        </w:rPr>
-      </w:r>
-      <w:r>
-        <w:rPr>
-          <w:lang w:val="ar_AE" w:bidi="ar_AE"/>
-        </w:rPr>
-        <w:t xml:space="preserve">يستخدم بطرس صيغة الملكية لوصف </w:t>
-      </w:r>
-      <w:r>
-        <w:rPr>
-          <w:b/>
-          <w:lang w:val="ar_AE" w:bidi="ar_AE"/>
-        </w:rPr>
-        <w:t>الأمثلة</w:t>
-      </w:r>
-      <w:r>
-        <w:rPr>
-          <w:lang w:val="ar_AE" w:bidi="ar_AE"/>
-        </w:rPr>
-        <w:t xml:space="preserve"> المتعلقة </w:t>
-      </w:r>
-      <w:r>
-        <w:rPr>
-          <w:b/>
-          <w:lang w:val="ar_AE" w:bidi="ar_AE"/>
-        </w:rPr>
-        <w:t>بالرَّعِيَّةِ</w:t>
-      </w:r>
-      <w:r>
-        <w:rPr>
-          <w:lang w:val="ar_AE" w:bidi="ar_AE"/>
-        </w:rPr>
-        <w:t>. إذا لم يكن هذا واضحًا في لُغتك، يمكنك التعبير عن المعنى بوضوح. التَّرْجَمَة البديلة: "كونهم أمثلة للقطيع"</w:t>
-      </w:r>
-    </w:p>
-    <w:p>
-      <w:pPr>
-        <w:bidi/>
-      </w:pPr>
-      <w:r>
-        <w:rPr>
-          <w:lang w:val="ar_AE" w:bidi="ar_AE"/>
-        </w:rPr>
-      </w:r>
-      <w:r>
-        <w:rPr>
-          <w:lang w:val="ar_AE" w:bidi="ar_AE"/>
-        </w:rPr>
-        <w:t xml:space="preserve">انظر: </w:t>
-      </w:r>
-      <w:r>
-        <w:rPr>
-          <w:lang w:val="ar_AE" w:bidi="ar_AE"/>
-        </w:rPr>
-        <w:t>أدوات الملكية</w:t>
-      </w:r>
-      <w:r>
-        <w:rPr>
-          <w:lang w:val="ar_AE" w:bidi="ar_AE"/>
-        </w:rPr>
-      </w:r>
-      <w:r>
-        <w:rPr>
-          <w:lang w:val="ar_AE" w:bidi="ar_AE"/>
-        </w:rPr>
-      </w:r>
-    </w:p>
-    <w:p>
-      <w:pPr>
-        <w:bidi/>
-      </w:pPr>
-      <w:r>
-        <w:rPr>
-          <w:lang w:val="ar_AE" w:bidi="ar_AE"/>
-        </w:rPr>
-      </w:r>
-    </w:p>
-    <w:p>
-      <w:pPr>
-        <w:pStyle w:val="Heading2"/>
-        <w:bidi/>
-      </w:pPr>
-      <w:r>
-        <w:rPr>
-          <w:lang w:val="ar_AE" w:bidi="ar_AE"/>
-        </w:rPr>
         <w:t>١ بطرس ٥: ٣ (#٤)</w:t>
       </w:r>
       <w:r>
         <w:rPr>
           <w:lang w:val="ar_AE" w:bidi="ar_AE"/>
         </w:rPr>
-      </w:r>
-    </w:p>
-    <w:p>
-      <w:pPr>
-        <w:bidi/>
-      </w:pPr>
-      <w:r>
-        <w:rPr>
-          <w:lang w:val="ar_AE" w:bidi="ar_AE"/>
-        </w:rPr>
-      </w:r>
-      <w:r>
-        <w:rPr>
-          <w:b/>
-          <w:lang w:val="ar_AE" w:bidi="ar_AE"/>
-        </w:rPr>
-        <w:t>τοῦ ποιμνίου</w:t>
       </w:r>
     </w:p>
     <w:p>
@@ -55964,23 +54349,6 @@
           <w:b/>
           <w:lang w:val="ar_AE" w:bidi="ar_AE"/>
         </w:rPr>
-        <w:t>φανερωθέντος τοῦ ἀρχιποίμενος</w:t>
-      </w:r>
-    </w:p>
-    <w:p>
-      <w:pPr>
-        <w:bidi/>
-      </w:pPr>
-      <w:r>
-        <w:rPr>
-          <w:lang w:val="ar_AE" w:bidi="ar_AE"/>
-        </w:rPr>
-      </w:r>
-      <w:r>
-        <w:rPr>
-          <w:b/>
-          <w:lang w:val="ar_AE" w:bidi="ar_AE"/>
-        </w:rPr>
         <w:t>"وَمَتَى ظَهَرَ رَئِيسُ الرُّعَاةِ"</w:t>
       </w:r>
     </w:p>
@@ -57248,23 +55616,6 @@
           <w:b/>
           <w:lang w:val="ar_AE" w:bidi="ar_AE"/>
         </w:rPr>
-        <w:t>ὁ Θεὸς ὑπερηφάνοις ἀντιτάσσεται, ταπεινοῖς δὲ δίδωσιν χάριν</w:t>
-      </w:r>
-    </w:p>
-    <w:p>
-      <w:pPr>
-        <w:bidi/>
-      </w:pPr>
-      <w:r>
-        <w:rPr>
-          <w:lang w:val="ar_AE" w:bidi="ar_AE"/>
-        </w:rPr>
-      </w:r>
-      <w:r>
-        <w:rPr>
-          <w:b/>
-          <w:lang w:val="ar_AE" w:bidi="ar_AE"/>
-        </w:rPr>
         <w:t>"اللهَ يُقَاوِمُ الْمُسْتَكْبِرِينَ، وَأَمَّا الْمُتَوَاضِعُونَ فَيُعْطِيهِمْ نِعْمَةً"</w:t>
       </w:r>
     </w:p>
@@ -58526,23 +56877,6 @@
           <w:b/>
           <w:lang w:val="ar_AE" w:bidi="ar_AE"/>
         </w:rPr>
-        <w:t>τὰ αὐτὰ τῶν παθημάτων &amp; ἐπιτελεῖσθαι</w:t>
-      </w:r>
-    </w:p>
-    <w:p>
-      <w:pPr>
-        <w:bidi/>
-      </w:pPr>
-      <w:r>
-        <w:rPr>
-          <w:lang w:val="ar_AE" w:bidi="ar_AE"/>
-        </w:rPr>
-      </w:r>
-      <w:r>
-        <w:rPr>
-          <w:b/>
-          <w:lang w:val="ar_AE" w:bidi="ar_AE"/>
-        </w:rPr>
         <w:t>"نَفْسَ هذِهِ الآلاَمِ تُجْرَى عَلَى إِخْوَتِكُمُ"</w:t>
       </w:r>
     </w:p>
@@ -58632,23 +56966,6 @@
         <w:rPr>
           <w:lang w:val="ar_AE" w:bidi="ar_AE"/>
         </w:rPr>
-      </w:r>
-    </w:p>
-    <w:p>
-      <w:pPr>
-        <w:bidi/>
-      </w:pPr>
-      <w:r>
-        <w:rPr>
-          <w:lang w:val="ar_AE" w:bidi="ar_AE"/>
-        </w:rPr>
-      </w:r>
-      <w:r>
-        <w:rPr>
-          <w:b/>
-          <w:lang w:val="ar_AE" w:bidi="ar_AE"/>
-        </w:rPr>
-        <w:t>τὰ αὐτὰ τῶν παθημάτων &amp; ἐπιτελεῖσθαι</w:t>
       </w:r>
     </w:p>
     <w:p>
@@ -58880,23 +57197,6 @@
           <w:b/>
           <w:lang w:val="ar_AE" w:bidi="ar_AE"/>
         </w:rPr>
-        <w:t>ἐν τῷ κόσμῳ</w:t>
-      </w:r>
-    </w:p>
-    <w:p>
-      <w:pPr>
-        <w:bidi/>
-      </w:pPr>
-      <w:r>
-        <w:rPr>
-          <w:lang w:val="ar_AE" w:bidi="ar_AE"/>
-        </w:rPr>
-      </w:r>
-      <w:r>
-        <w:rPr>
-          <w:b/>
-          <w:lang w:val="ar_AE" w:bidi="ar_AE"/>
-        </w:rPr>
         <w:t>"ٱلَّذِينَ فِي ٱلْعَالَمِ"</w:t>
       </w:r>
     </w:p>
@@ -58951,23 +57251,6 @@
         <w:rPr>
           <w:lang w:val="ar_AE" w:bidi="ar_AE"/>
         </w:rPr>
-      </w:r>
-    </w:p>
-    <w:p>
-      <w:pPr>
-        <w:bidi/>
-      </w:pPr>
-      <w:r>
-        <w:rPr>
-          <w:lang w:val="ar_AE" w:bidi="ar_AE"/>
-        </w:rPr>
-      </w:r>
-      <w:r>
-        <w:rPr>
-          <w:b/>
-          <w:lang w:val="ar_AE" w:bidi="ar_AE"/>
-        </w:rPr>
-        <w:t>ὁ δὲ Θεὸς πάσης χάριτος, ὁ καλέσας ὑμᾶς εἰς τὴν αἰώνιον αὐτοῦ δόξαν ἐν Χριστῷ, ὀλίγον παθόντας</w:t>
       </w:r>
     </w:p>
     <w:p>
@@ -59454,23 +57737,6 @@
           <w:b/>
           <w:lang w:val="ar_AE" w:bidi="ar_AE"/>
         </w:rPr>
-        <w:t>ὀλίγον</w:t>
-      </w:r>
-    </w:p>
-    <w:p>
-      <w:pPr>
-        <w:bidi/>
-      </w:pPr>
-      <w:r>
-        <w:rPr>
-          <w:lang w:val="ar_AE" w:bidi="ar_AE"/>
-        </w:rPr>
-      </w:r>
-      <w:r>
-        <w:rPr>
-          <w:b/>
-          <w:lang w:val="ar_AE" w:bidi="ar_AE"/>
-        </w:rPr>
         <w:t>"يَسِيرًا"</w:t>
       </w:r>
     </w:p>
@@ -59769,23 +58035,6 @@
         <w:rPr>
           <w:lang w:val="ar_AE" w:bidi="ar_AE"/>
         </w:rPr>
-      </w:r>
-    </w:p>
-    <w:p>
-      <w:pPr>
-        <w:bidi/>
-      </w:pPr>
-      <w:r>
-        <w:rPr>
-          <w:lang w:val="ar_AE" w:bidi="ar_AE"/>
-        </w:rPr>
-      </w:r>
-      <w:r>
-        <w:rPr>
-          <w:b/>
-          <w:lang w:val="ar_AE" w:bidi="ar_AE"/>
-        </w:rPr>
-        <w:t>διὰ Σιλουανοῦ, ὑμῖν τοῦ πιστοῦ ἀδελφοῦ (ὡς λογίζομαι), δι’ ὀλίγων ἔγραψα</w:t>
       </w:r>
     </w:p>
     <w:p>

--- a/arb/docx/60.content.docx
+++ b/arb/docx/60.content.docx
@@ -335,6 +335,23 @@
           <w:b/>
           <w:lang w:val="ar_AE" w:bidi="ar_AE"/>
         </w:rPr>
+        <w:t>ἀπόστολος Ἰησοῦ Χριστοῦ</w:t>
+      </w:r>
+    </w:p>
+    <w:p>
+      <w:pPr>
+        <w:bidi/>
+      </w:pPr>
+      <w:r>
+        <w:rPr>
+          <w:lang w:val="ar_AE" w:bidi="ar_AE"/>
+        </w:rPr>
+      </w:r>
+      <w:r>
+        <w:rPr>
+          <w:b/>
+          <w:lang w:val="ar_AE" w:bidi="ar_AE"/>
+        </w:rPr>
         <w:t>"رسول يسوع المسيح"</w:t>
       </w:r>
     </w:p>
@@ -981,6 +998,23 @@
           <w:b/>
           <w:lang w:val="ar_AE" w:bidi="ar_AE"/>
         </w:rPr>
+        <w:t>Πόντου, Γαλατίας, Καππαδοκίας, Ἀσίας, καὶ Βιθυνίας</w:t>
+      </w:r>
+    </w:p>
+    <w:p>
+      <w:pPr>
+        <w:bidi/>
+      </w:pPr>
+      <w:r>
+        <w:rPr>
+          <w:lang w:val="ar_AE" w:bidi="ar_AE"/>
+        </w:rPr>
+      </w:r>
+      <w:r>
+        <w:rPr>
+          <w:b/>
+          <w:lang w:val="ar_AE" w:bidi="ar_AE"/>
+        </w:rPr>
         <w:t>"بنتس وغلاطية وكبدوكية وأسيا وبيثينية"</w:t>
       </w:r>
     </w:p>
@@ -1132,6 +1166,23 @@
           <w:b/>
           <w:lang w:val="ar_AE" w:bidi="ar_AE"/>
         </w:rPr>
+        <w:t>πρόγνωσιν Θεοῦ Πατρός</w:t>
+      </w:r>
+    </w:p>
+    <w:p>
+      <w:pPr>
+        <w:bidi/>
+      </w:pPr>
+      <w:r>
+        <w:rPr>
+          <w:lang w:val="ar_AE" w:bidi="ar_AE"/>
+        </w:rPr>
+      </w:r>
+      <w:r>
+        <w:rPr>
+          <w:b/>
+          <w:lang w:val="ar_AE" w:bidi="ar_AE"/>
+        </w:rPr>
         <w:t>"علم الله الآب السابق"</w:t>
       </w:r>
     </w:p>
@@ -1360,6 +1411,23 @@
           <w:b/>
           <w:lang w:val="ar_AE" w:bidi="ar_AE"/>
         </w:rPr>
+        <w:t>Πατρός</w:t>
+      </w:r>
+    </w:p>
+    <w:p>
+      <w:pPr>
+        <w:bidi/>
+      </w:pPr>
+      <w:r>
+        <w:rPr>
+          <w:lang w:val="ar_AE" w:bidi="ar_AE"/>
+        </w:rPr>
+      </w:r>
+      <w:r>
+        <w:rPr>
+          <w:b/>
+          <w:lang w:val="ar_AE" w:bidi="ar_AE"/>
+        </w:rPr>
         <w:t>"</w:t>
       </w:r>
       <w:r>
@@ -1479,6 +1547,23 @@
           <w:b/>
           <w:lang w:val="ar_AE" w:bidi="ar_AE"/>
         </w:rPr>
+        <w:t>ἐν ἁγιασμῷ Πνεύματος</w:t>
+      </w:r>
+    </w:p>
+    <w:p>
+      <w:pPr>
+        <w:bidi/>
+      </w:pPr>
+      <w:r>
+        <w:rPr>
+          <w:lang w:val="ar_AE" w:bidi="ar_AE"/>
+        </w:rPr>
+      </w:r>
+      <w:r>
+        <w:rPr>
+          <w:b/>
+          <w:lang w:val="ar_AE" w:bidi="ar_AE"/>
+        </w:rPr>
         <w:t xml:space="preserve">"في </w:t>
       </w:r>
       <w:r>
@@ -1717,6 +1802,23 @@
         <w:rPr>
           <w:lang w:val="ar_AE" w:bidi="ar_AE"/>
         </w:rPr>
+      </w:r>
+    </w:p>
+    <w:p>
+      <w:pPr>
+        <w:bidi/>
+      </w:pPr>
+      <w:r>
+        <w:rPr>
+          <w:lang w:val="ar_AE" w:bidi="ar_AE"/>
+        </w:rPr>
+      </w:r>
+      <w:r>
+        <w:rPr>
+          <w:b/>
+          <w:lang w:val="ar_AE" w:bidi="ar_AE"/>
+        </w:rPr>
+        <w:t>εἰς ὑπακοὴν καὶ ῥαντισμὸν αἵματος Ἰησοῦ Χριστοῦ</w:t>
       </w:r>
     </w:p>
     <w:p>
@@ -2768,6 +2870,23 @@
           <w:b/>
           <w:lang w:val="ar_AE" w:bidi="ar_AE"/>
         </w:rPr>
+        <w:t>χάρις ὑμῖν καὶ εἰρήνη πληθυνθείη</w:t>
+      </w:r>
+    </w:p>
+    <w:p>
+      <w:pPr>
+        <w:bidi/>
+      </w:pPr>
+      <w:r>
+        <w:rPr>
+          <w:lang w:val="ar_AE" w:bidi="ar_AE"/>
+        </w:rPr>
+      </w:r>
+      <w:r>
+        <w:rPr>
+          <w:b/>
+          <w:lang w:val="ar_AE" w:bidi="ar_AE"/>
+        </w:rPr>
         <w:t>"لتكثر لكم النعمة والسلام"</w:t>
       </w:r>
     </w:p>
@@ -2969,6 +3088,23 @@
           <w:b/>
           <w:lang w:val="ar_AE" w:bidi="ar_AE"/>
         </w:rPr>
+        <w:t>Πατὴρ</w:t>
+      </w:r>
+    </w:p>
+    <w:p>
+      <w:pPr>
+        <w:bidi/>
+      </w:pPr>
+      <w:r>
+        <w:rPr>
+          <w:lang w:val="ar_AE" w:bidi="ar_AE"/>
+        </w:rPr>
+      </w:r>
+      <w:r>
+        <w:rPr>
+          <w:b/>
+          <w:lang w:val="ar_AE" w:bidi="ar_AE"/>
+        </w:rPr>
         <w:t>"</w:t>
       </w:r>
       <w:r>
@@ -3582,6 +3718,23 @@
           <w:b/>
           <w:lang w:val="ar_AE" w:bidi="ar_AE"/>
         </w:rPr>
+        <w:t>ὁ &amp; ἀναγεννήσας ἡμᾶς εἰς ἐλπίδα ζῶσαν, δι’ ἀναστάσεως Ἰησοῦ Χριστοῦ ἐκ νεκρῶν</w:t>
+      </w:r>
+    </w:p>
+    <w:p>
+      <w:pPr>
+        <w:bidi/>
+      </w:pPr>
+      <w:r>
+        <w:rPr>
+          <w:lang w:val="ar_AE" w:bidi="ar_AE"/>
+        </w:rPr>
+      </w:r>
+      <w:r>
+        <w:rPr>
+          <w:b/>
+          <w:lang w:val="ar_AE" w:bidi="ar_AE"/>
+        </w:rPr>
         <w:t>"</w:t>
       </w:r>
       <w:r>
@@ -3954,6 +4107,23 @@
         <w:rPr>
           <w:lang w:val="ar_AE" w:bidi="ar_AE"/>
         </w:rPr>
+      </w:r>
+    </w:p>
+    <w:p>
+      <w:pPr>
+        <w:bidi/>
+      </w:pPr>
+      <w:r>
+        <w:rPr>
+          <w:lang w:val="ar_AE" w:bidi="ar_AE"/>
+        </w:rPr>
+      </w:r>
+      <w:r>
+        <w:rPr>
+          <w:b/>
+          <w:lang w:val="ar_AE" w:bidi="ar_AE"/>
+        </w:rPr>
+        <w:t>δι’ ἀναστάσεως Ἰησοῦ Χριστοῦ ἐκ νεκρῶν</w:t>
       </w:r>
     </w:p>
     <w:p>
@@ -4291,6 +4461,23 @@
           <w:b/>
           <w:lang w:val="ar_AE" w:bidi="ar_AE"/>
         </w:rPr>
+        <w:t>εἰς κληρονομίαν ἄφθαρτον, καὶ ἀμίαντον, καὶ ἀμάραντον</w:t>
+      </w:r>
+    </w:p>
+    <w:p>
+      <w:pPr>
+        <w:bidi/>
+      </w:pPr>
+      <w:r>
+        <w:rPr>
+          <w:lang w:val="ar_AE" w:bidi="ar_AE"/>
+        </w:rPr>
+      </w:r>
+      <w:r>
+        <w:rPr>
+          <w:b/>
+          <w:lang w:val="ar_AE" w:bidi="ar_AE"/>
+        </w:rPr>
         <w:t>"لميراث لا يفنى ولا يتدنس ولا يضمحل"</w:t>
       </w:r>
     </w:p>
@@ -4518,6 +4705,23 @@
           <w:b/>
           <w:lang w:val="ar_AE" w:bidi="ar_AE"/>
         </w:rPr>
+        <w:t>τετηρημένην ἐν οὐρανοῖς εἰς ὑμᾶς</w:t>
+      </w:r>
+    </w:p>
+    <w:p>
+      <w:pPr>
+        <w:bidi/>
+      </w:pPr>
+      <w:r>
+        <w:rPr>
+          <w:lang w:val="ar_AE" w:bidi="ar_AE"/>
+        </w:rPr>
+      </w:r>
+      <w:r>
+        <w:rPr>
+          <w:b/>
+          <w:lang w:val="ar_AE" w:bidi="ar_AE"/>
+        </w:rPr>
         <w:t>"محفوظ في السماوات لأجلكم"</w:t>
       </w:r>
     </w:p>
@@ -4610,6 +4814,23 @@
           <w:b/>
           <w:lang w:val="ar_AE" w:bidi="ar_AE"/>
         </w:rPr>
+        <w:t>τοὺς ἐν δυνάμει Θεοῦ φρουρουμένους</w:t>
+      </w:r>
+    </w:p>
+    <w:p>
+      <w:pPr>
+        <w:bidi/>
+      </w:pPr>
+      <w:r>
+        <w:rPr>
+          <w:lang w:val="ar_AE" w:bidi="ar_AE"/>
+        </w:rPr>
+      </w:r>
+      <w:r>
+        <w:rPr>
+          <w:b/>
+          <w:lang w:val="ar_AE" w:bidi="ar_AE"/>
+        </w:rPr>
         <w:t>"أنتم الذين بقوة الله محروسون"</w:t>
       </w:r>
     </w:p>
@@ -4936,6 +5157,23 @@
         <w:rPr>
           <w:lang w:val="ar_AE" w:bidi="ar_AE"/>
         </w:rPr>
+      </w:r>
+    </w:p>
+    <w:p>
+      <w:pPr>
+        <w:bidi/>
+      </w:pPr>
+      <w:r>
+        <w:rPr>
+          <w:lang w:val="ar_AE" w:bidi="ar_AE"/>
+        </w:rPr>
+      </w:r>
+      <w:r>
+        <w:rPr>
+          <w:b/>
+          <w:lang w:val="ar_AE" w:bidi="ar_AE"/>
+        </w:rPr>
+        <w:t>εἰς σωτηρίαν ἑτοίμην ἀποκαλυφθῆναι</w:t>
       </w:r>
     </w:p>
     <w:p>
@@ -5684,6 +5922,23 @@
           <w:b/>
           <w:lang w:val="ar_AE" w:bidi="ar_AE"/>
         </w:rPr>
+        <w:t>ὀλίγον ἄρτι, εἰ δέον λυπηθέντες ἐν ποικίλοις πειρασμοῖς</w:t>
+      </w:r>
+    </w:p>
+    <w:p>
+      <w:pPr>
+        <w:bidi/>
+      </w:pPr>
+      <w:r>
+        <w:rPr>
+          <w:lang w:val="ar_AE" w:bidi="ar_AE"/>
+        </w:rPr>
+      </w:r>
+      <w:r>
+        <w:rPr>
+          <w:b/>
+          <w:lang w:val="ar_AE" w:bidi="ar_AE"/>
+        </w:rPr>
         <w:t>"مع أنكم الآن - إن كان يجب - تحزنون يسيرا بتجارب متنوعة"</w:t>
       </w:r>
     </w:p>
@@ -6072,6 +6327,23 @@
           <w:b/>
           <w:lang w:val="ar_AE" w:bidi="ar_AE"/>
         </w:rPr>
+        <w:t>ἵνα τὸ δοκίμιον ὑμῶν τῆς πίστεως πολυτιμότερον χρυσίου τοῦ ἀπολλυμένου, διὰ πυρὸς δὲ δοκιμαζομένου, εὑρεθῇ εἰς ἔπαινον, καὶ δόξαν, καὶ τιμὴν, ἐν ἀποκαλύψει Ἰησοῦ Χριστοῦ</w:t>
+      </w:r>
+    </w:p>
+    <w:p>
+      <w:pPr>
+        <w:bidi/>
+      </w:pPr>
+      <w:r>
+        <w:rPr>
+          <w:lang w:val="ar_AE" w:bidi="ar_AE"/>
+        </w:rPr>
+      </w:r>
+      <w:r>
+        <w:rPr>
+          <w:b/>
+          <w:lang w:val="ar_AE" w:bidi="ar_AE"/>
+        </w:rPr>
         <w:t>"</w:t>
       </w:r>
       <w:r>
@@ -6333,6 +6605,23 @@
           <w:b/>
           <w:lang w:val="ar_AE" w:bidi="ar_AE"/>
         </w:rPr>
+        <w:t>εὑρεθῇ εἰς ἔπαινον, καὶ δόξαν, καὶ τιμὴν</w:t>
+      </w:r>
+    </w:p>
+    <w:p>
+      <w:pPr>
+        <w:bidi/>
+      </w:pPr>
+      <w:r>
+        <w:rPr>
+          <w:lang w:val="ar_AE" w:bidi="ar_AE"/>
+        </w:rPr>
+      </w:r>
+      <w:r>
+        <w:rPr>
+          <w:b/>
+          <w:lang w:val="ar_AE" w:bidi="ar_AE"/>
+        </w:rPr>
         <w:t>"توجد للمدح والكرامة والمجد"</w:t>
       </w:r>
     </w:p>
@@ -6553,6 +6842,23 @@
           <w:b/>
           <w:lang w:val="ar_AE" w:bidi="ar_AE"/>
         </w:rPr>
+        <w:t>ἐν ἀποκαλύψει Ἰησοῦ Χριστοῦ</w:t>
+      </w:r>
+    </w:p>
+    <w:p>
+      <w:pPr>
+        <w:bidi/>
+      </w:pPr>
+      <w:r>
+        <w:rPr>
+          <w:lang w:val="ar_AE" w:bidi="ar_AE"/>
+        </w:rPr>
+      </w:r>
+      <w:r>
+        <w:rPr>
+          <w:b/>
+          <w:lang w:val="ar_AE" w:bidi="ar_AE"/>
+        </w:rPr>
         <w:t>"عند استعلان يسوع المسيح"</w:t>
       </w:r>
     </w:p>
@@ -6793,6 +7099,23 @@
           <w:b/>
           <w:lang w:val="ar_AE" w:bidi="ar_AE"/>
         </w:rPr>
+        <w:t>κομιζόμενοι &amp; σωτηρίαν</w:t>
+      </w:r>
+    </w:p>
+    <w:p>
+      <w:pPr>
+        <w:bidi/>
+      </w:pPr>
+      <w:r>
+        <w:rPr>
+          <w:lang w:val="ar_AE" w:bidi="ar_AE"/>
+        </w:rPr>
+      </w:r>
+      <w:r>
+        <w:rPr>
+          <w:b/>
+          <w:lang w:val="ar_AE" w:bidi="ar_AE"/>
+        </w:rPr>
         <w:t>"نائلين "</w:t>
       </w:r>
       <w:r>
@@ -8091,6 +8414,23 @@
           <w:b/>
           <w:lang w:val="ar_AE" w:bidi="ar_AE"/>
         </w:rPr>
+        <w:t>τὰ εἰς Χριστὸν παθήματα, καὶ τὰς μετὰ ταῦτα δόξας</w:t>
+      </w:r>
+    </w:p>
+    <w:p>
+      <w:pPr>
+        <w:bidi/>
+      </w:pPr>
+      <w:r>
+        <w:rPr>
+          <w:lang w:val="ar_AE" w:bidi="ar_AE"/>
+        </w:rPr>
+      </w:r>
+      <w:r>
+        <w:rPr>
+          <w:b/>
+          <w:lang w:val="ar_AE" w:bidi="ar_AE"/>
+        </w:rPr>
         <w:t>"بالآلام التي للمسيح، والأمجاد التي بعدها."</w:t>
       </w:r>
     </w:p>
@@ -8318,6 +8658,23 @@
           <w:b/>
           <w:lang w:val="ar_AE" w:bidi="ar_AE"/>
         </w:rPr>
+        <w:t>ἃ νῦν ἀνηγγέλη ὑμῖν, διὰ τῶν εὐαγγελισαμένων ὑμᾶς</w:t>
+      </w:r>
+    </w:p>
+    <w:p>
+      <w:pPr>
+        <w:bidi/>
+      </w:pPr>
+      <w:r>
+        <w:rPr>
+          <w:lang w:val="ar_AE" w:bidi="ar_AE"/>
+        </w:rPr>
+      </w:r>
+      <w:r>
+        <w:rPr>
+          <w:b/>
+          <w:lang w:val="ar_AE" w:bidi="ar_AE"/>
+        </w:rPr>
         <w:t>"التي أخبرتم بها أنتم الآن، بواسطة الذين بشروكم"</w:t>
       </w:r>
     </w:p>
@@ -8516,6 +8873,23 @@
         <w:rPr>
           <w:lang w:val="ar_AE" w:bidi="ar_AE"/>
         </w:rPr>
+      </w:r>
+    </w:p>
+    <w:p>
+      <w:pPr>
+        <w:bidi/>
+      </w:pPr>
+      <w:r>
+        <w:rPr>
+          <w:lang w:val="ar_AE" w:bidi="ar_AE"/>
+        </w:rPr>
+      </w:r>
+      <w:r>
+        <w:rPr>
+          <w:b/>
+          <w:lang w:val="ar_AE" w:bidi="ar_AE"/>
+        </w:rPr>
+        <w:t>ἀποσταλέντι ἀπ’ οὐρανοῦ</w:t>
       </w:r>
     </w:p>
     <w:p>
@@ -9791,6 +10165,23 @@
           <w:b/>
           <w:lang w:val="ar_AE" w:bidi="ar_AE"/>
         </w:rPr>
+        <w:t>ἀποκαλύψει Ἰησοῦ Χριστοῦ</w:t>
+      </w:r>
+    </w:p>
+    <w:p>
+      <w:pPr>
+        <w:bidi/>
+      </w:pPr>
+      <w:r>
+        <w:rPr>
+          <w:lang w:val="ar_AE" w:bidi="ar_AE"/>
+        </w:rPr>
+      </w:r>
+      <w:r>
+        <w:rPr>
+          <w:b/>
+          <w:lang w:val="ar_AE" w:bidi="ar_AE"/>
+        </w:rPr>
         <w:t>"</w:t>
       </w:r>
       <w:r>
@@ -10294,6 +10685,23 @@
           <w:b/>
           <w:lang w:val="ar_AE" w:bidi="ar_AE"/>
         </w:rPr>
+        <w:t>μὴ συνσχηματιζόμενοι ταῖς πρότερον &amp; ἐπιθυμίαις</w:t>
+      </w:r>
+    </w:p>
+    <w:p>
+      <w:pPr>
+        <w:bidi/>
+      </w:pPr>
+      <w:r>
+        <w:rPr>
+          <w:lang w:val="ar_AE" w:bidi="ar_AE"/>
+        </w:rPr>
+      </w:r>
+      <w:r>
+        <w:rPr>
+          <w:b/>
+          <w:lang w:val="ar_AE" w:bidi="ar_AE"/>
+        </w:rPr>
         <w:t>"لا تشاكلوا شهواتكم السابقة"</w:t>
       </w:r>
     </w:p>
@@ -10492,6 +10900,23 @@
         <w:rPr>
           <w:lang w:val="ar_AE" w:bidi="ar_AE"/>
         </w:rPr>
+      </w:r>
+    </w:p>
+    <w:p>
+      <w:pPr>
+        <w:bidi/>
+      </w:pPr>
+      <w:r>
+        <w:rPr>
+          <w:lang w:val="ar_AE" w:bidi="ar_AE"/>
+        </w:rPr>
+      </w:r>
+      <w:r>
+        <w:rPr>
+          <w:b/>
+          <w:lang w:val="ar_AE" w:bidi="ar_AE"/>
+        </w:rPr>
+        <w:t>τὸν καλέσαντα ὑμᾶς</w:t>
       </w:r>
     </w:p>
     <w:p>
@@ -11317,6 +11742,23 @@
           <w:b/>
           <w:lang w:val="ar_AE" w:bidi="ar_AE"/>
         </w:rPr>
+        <w:t>τὸν ἀπροσωπολήμπτως κρίνοντα</w:t>
+      </w:r>
+    </w:p>
+    <w:p>
+      <w:pPr>
+        <w:bidi/>
+      </w:pPr>
+      <w:r>
+        <w:rPr>
+          <w:lang w:val="ar_AE" w:bidi="ar_AE"/>
+        </w:rPr>
+      </w:r>
+      <w:r>
+        <w:rPr>
+          <w:b/>
+          <w:lang w:val="ar_AE" w:bidi="ar_AE"/>
+        </w:rPr>
         <w:t>"الذي يحكم بغير محاباة"</w:t>
       </w:r>
     </w:p>
@@ -11518,6 +11960,23 @@
           <w:b/>
           <w:lang w:val="ar_AE" w:bidi="ar_AE"/>
         </w:rPr>
+        <w:t>οὐ φθαρτοῖς, ἀργυρίῳ ἢ χρυσίῳ, ἐλυτρώθητε ἐκ τῆς ματαίας ὑμῶν ἀναστροφῆς πατροπαραδότου</w:t>
+      </w:r>
+    </w:p>
+    <w:p>
+      <w:pPr>
+        <w:bidi/>
+      </w:pPr>
+      <w:r>
+        <w:rPr>
+          <w:lang w:val="ar_AE" w:bidi="ar_AE"/>
+        </w:rPr>
+      </w:r>
+      <w:r>
+        <w:rPr>
+          <w:b/>
+          <w:lang w:val="ar_AE" w:bidi="ar_AE"/>
+        </w:rPr>
         <w:t>"افتديتم لا بأشياء تفنى، بفضة أو ذهب، من سيرتكم الباطلة التي تقلدتموها من الآباء"</w:t>
       </w:r>
     </w:p>
@@ -12105,6 +12564,23 @@
           <w:b/>
           <w:lang w:val="ar_AE" w:bidi="ar_AE"/>
         </w:rPr>
+        <w:t>τιμίῳ αἵματι &amp; Χριστοῦ</w:t>
+      </w:r>
+    </w:p>
+    <w:p>
+      <w:pPr>
+        <w:bidi/>
+      </w:pPr>
+      <w:r>
+        <w:rPr>
+          <w:lang w:val="ar_AE" w:bidi="ar_AE"/>
+        </w:rPr>
+      </w:r>
+      <w:r>
+        <w:rPr>
+          <w:b/>
+          <w:lang w:val="ar_AE" w:bidi="ar_AE"/>
+        </w:rPr>
         <w:t>"بدم كريم ... دم المسيح"</w:t>
       </w:r>
     </w:p>
@@ -12672,6 +13148,23 @@
           <w:b/>
           <w:lang w:val="ar_AE" w:bidi="ar_AE"/>
         </w:rPr>
+        <w:t>πρὸ καταβολῆς κόσμου</w:t>
+      </w:r>
+    </w:p>
+    <w:p>
+      <w:pPr>
+        <w:bidi/>
+      </w:pPr>
+      <w:r>
+        <w:rPr>
+          <w:lang w:val="ar_AE" w:bidi="ar_AE"/>
+        </w:rPr>
+      </w:r>
+      <w:r>
+        <w:rPr>
+          <w:b/>
+          <w:lang w:val="ar_AE" w:bidi="ar_AE"/>
+        </w:rPr>
         <w:t>"قبل تأسيس العالم"</w:t>
       </w:r>
     </w:p>
@@ -13374,6 +13867,23 @@
           <w:b/>
           <w:lang w:val="ar_AE" w:bidi="ar_AE"/>
         </w:rPr>
+        <w:t>τὴν πίστιν ὑμῶν καὶ ἐλπίδα, εἶναι εἰς Θεόν</w:t>
+      </w:r>
+    </w:p>
+    <w:p>
+      <w:pPr>
+        <w:bidi/>
+      </w:pPr>
+      <w:r>
+        <w:rPr>
+          <w:lang w:val="ar_AE" w:bidi="ar_AE"/>
+        </w:rPr>
+      </w:r>
+      <w:r>
+        <w:rPr>
+          <w:b/>
+          <w:lang w:val="ar_AE" w:bidi="ar_AE"/>
+        </w:rPr>
         <w:t>"إيمانكم ورجاءكم هما في الله"</w:t>
       </w:r>
     </w:p>
@@ -13625,6 +14135,23 @@
         <w:rPr>
           <w:lang w:val="ar_AE" w:bidi="ar_AE"/>
         </w:rPr>
+      </w:r>
+    </w:p>
+    <w:p>
+      <w:pPr>
+        <w:bidi/>
+      </w:pPr>
+      <w:r>
+        <w:rPr>
+          <w:lang w:val="ar_AE" w:bidi="ar_AE"/>
+        </w:rPr>
+      </w:r>
+      <w:r>
+        <w:rPr>
+          <w:b/>
+          <w:lang w:val="ar_AE" w:bidi="ar_AE"/>
+        </w:rPr>
+        <w:t>τὰς ψυχὰς</w:t>
       </w:r>
     </w:p>
     <w:p>
@@ -14317,6 +14844,23 @@
           <w:b/>
           <w:lang w:val="ar_AE" w:bidi="ar_AE"/>
         </w:rPr>
+        <w:t>ἀναγεγεννημένοι</w:t>
+      </w:r>
+    </w:p>
+    <w:p>
+      <w:pPr>
+        <w:bidi/>
+      </w:pPr>
+      <w:r>
+        <w:rPr>
+          <w:lang w:val="ar_AE" w:bidi="ar_AE"/>
+        </w:rPr>
+      </w:r>
+      <w:r>
+        <w:rPr>
+          <w:b/>
+          <w:lang w:val="ar_AE" w:bidi="ar_AE"/>
+        </w:rPr>
         <w:t>"</w:t>
       </w:r>
       <w:r>
@@ -15166,6 +15710,23 @@
           <w:b/>
           <w:lang w:val="ar_AE" w:bidi="ar_AE"/>
         </w:rPr>
+        <w:t>πᾶσα σὰρξ ὡς χόρτος, καὶ πᾶσα δόξα αὐτῆς ὡς ἄνθος χόρτου. ἐξηράνθη ὁ χόρτος, καὶ τὸ ἄνθος ἐξέπεσεν</w:t>
+      </w:r>
+    </w:p>
+    <w:p>
+      <w:pPr>
+        <w:bidi/>
+      </w:pPr>
+      <w:r>
+        <w:rPr>
+          <w:lang w:val="ar_AE" w:bidi="ar_AE"/>
+        </w:rPr>
+      </w:r>
+      <w:r>
+        <w:rPr>
+          <w:b/>
+          <w:lang w:val="ar_AE" w:bidi="ar_AE"/>
+        </w:rPr>
         <w:t>"..."</w:t>
       </w:r>
     </w:p>
@@ -15520,6 +16081,23 @@
           <w:b/>
           <w:lang w:val="ar_AE" w:bidi="ar_AE"/>
         </w:rPr>
+        <w:t>ἄνθος χόρτου. ἐξηράνθη ὁ χόρτος, καὶ τὸ ἄνθος ἐξέπεσεν</w:t>
+      </w:r>
+    </w:p>
+    <w:p>
+      <w:pPr>
+        <w:bidi/>
+      </w:pPr>
+      <w:r>
+        <w:rPr>
+          <w:lang w:val="ar_AE" w:bidi="ar_AE"/>
+        </w:rPr>
+      </w:r>
+      <w:r>
+        <w:rPr>
+          <w:b/>
+          <w:lang w:val="ar_AE" w:bidi="ar_AE"/>
+        </w:rPr>
         <w:t>"كزهر عشب. العشب يبس وزهره سقط"</w:t>
       </w:r>
     </w:p>
@@ -16445,6 +17023,23 @@
           <w:b/>
           <w:lang w:val="ar_AE" w:bidi="ar_AE"/>
         </w:rPr>
+        <w:t>τὸ ῥῆμα τὸ εὐαγγελισθὲν</w:t>
+      </w:r>
+    </w:p>
+    <w:p>
+      <w:pPr>
+        <w:bidi/>
+      </w:pPr>
+      <w:r>
+        <w:rPr>
+          <w:lang w:val="ar_AE" w:bidi="ar_AE"/>
+        </w:rPr>
+      </w:r>
+      <w:r>
+        <w:rPr>
+          <w:b/>
+          <w:lang w:val="ar_AE" w:bidi="ar_AE"/>
+        </w:rPr>
         <w:t>"الكلمة التي بشرتم بها"</w:t>
       </w:r>
     </w:p>
@@ -16699,6 +17294,23 @@
           <w:b/>
           <w:lang w:val="ar_AE" w:bidi="ar_AE"/>
         </w:rPr>
+        <w:t>ἀποθέμενοι &amp; πᾶσαν κακίαν, καὶ πάντα δόλον, καὶ ὑποκρίσεις, καὶ φθόνους, καὶ πάσας καταλαλιάς</w:t>
+      </w:r>
+    </w:p>
+    <w:p>
+      <w:pPr>
+        <w:bidi/>
+      </w:pPr>
+      <w:r>
+        <w:rPr>
+          <w:lang w:val="ar_AE" w:bidi="ar_AE"/>
+        </w:rPr>
+      </w:r>
+      <w:r>
+        <w:rPr>
+          <w:b/>
+          <w:lang w:val="ar_AE" w:bidi="ar_AE"/>
+        </w:rPr>
         <w:t>"فاطرحوا كل خبث وكل مكر والرياء والحسد وكل مذمة"</w:t>
       </w:r>
     </w:p>
@@ -16791,6 +17403,23 @@
           <w:b/>
           <w:lang w:val="ar_AE" w:bidi="ar_AE"/>
         </w:rPr>
+        <w:t>ἀποθέμενοι &amp; πᾶσαν κακίαν, καὶ πάντα δόλον, καὶ ὑποκρίσεις, καὶ φθόνους, καὶ πάσας καταλαλιάς</w:t>
+      </w:r>
+    </w:p>
+    <w:p>
+      <w:pPr>
+        <w:bidi/>
+      </w:pPr>
+      <w:r>
+        <w:rPr>
+          <w:lang w:val="ar_AE" w:bidi="ar_AE"/>
+        </w:rPr>
+      </w:r>
+      <w:r>
+        <w:rPr>
+          <w:b/>
+          <w:lang w:val="ar_AE" w:bidi="ar_AE"/>
+        </w:rPr>
         <w:t>"فاطرحوا كل خبث وكل مكر والرياء والحسد وكل مذمة"</w:t>
       </w:r>
     </w:p>
@@ -16896,6 +17525,23 @@
           <w:b/>
           <w:lang w:val="ar_AE" w:bidi="ar_AE"/>
         </w:rPr>
+        <w:t>ἀποθέμενοι &amp; πᾶσαν κακίαν, καὶ πάντα δόλον, καὶ ὑποκρίσεις, καὶ φθόνους, καὶ πάσας καταλαλιάς</w:t>
+      </w:r>
+    </w:p>
+    <w:p>
+      <w:pPr>
+        <w:bidi/>
+      </w:pPr>
+      <w:r>
+        <w:rPr>
+          <w:lang w:val="ar_AE" w:bidi="ar_AE"/>
+        </w:rPr>
+      </w:r>
+      <w:r>
+        <w:rPr>
+          <w:b/>
+          <w:lang w:val="ar_AE" w:bidi="ar_AE"/>
+        </w:rPr>
         <w:t>"فاطرحوا كل خبث وكل مكر والرياء والحسد وكل مذمة"</w:t>
       </w:r>
     </w:p>
@@ -17159,6 +17805,23 @@
         <w:rPr>
           <w:lang w:val="ar_AE" w:bidi="ar_AE"/>
         </w:rPr>
+      </w:r>
+    </w:p>
+    <w:p>
+      <w:pPr>
+        <w:bidi/>
+      </w:pPr>
+      <w:r>
+        <w:rPr>
+          <w:lang w:val="ar_AE" w:bidi="ar_AE"/>
+        </w:rPr>
+      </w:r>
+      <w:r>
+        <w:rPr>
+          <w:b/>
+          <w:lang w:val="ar_AE" w:bidi="ar_AE"/>
+        </w:rPr>
+        <w:t>ἐπιποθήσατε</w:t>
       </w:r>
     </w:p>
     <w:p>
@@ -17926,6 +18589,23 @@
           <w:b/>
           <w:lang w:val="ar_AE" w:bidi="ar_AE"/>
         </w:rPr>
+        <w:t>ἐγεύσασθε ὅτι χρηστὸς ὁ Κύριος</w:t>
+      </w:r>
+    </w:p>
+    <w:p>
+      <w:pPr>
+        <w:bidi/>
+      </w:pPr>
+      <w:r>
+        <w:rPr>
+          <w:lang w:val="ar_AE" w:bidi="ar_AE"/>
+        </w:rPr>
+      </w:r>
+      <w:r>
+        <w:rPr>
+          <w:b/>
+          <w:lang w:val="ar_AE" w:bidi="ar_AE"/>
+        </w:rPr>
         <w:t>"قد ذقتم أن الرب صالح"</w:t>
       </w:r>
     </w:p>
@@ -19180,6 +19860,23 @@
           <w:b/>
           <w:lang w:val="ar_AE" w:bidi="ar_AE"/>
         </w:rPr>
+        <w:t>οἰκοδομεῖσθε, οἶκος πνευματικὸς</w:t>
+      </w:r>
+    </w:p>
+    <w:p>
+      <w:pPr>
+        <w:bidi/>
+      </w:pPr>
+      <w:r>
+        <w:rPr>
+          <w:lang w:val="ar_AE" w:bidi="ar_AE"/>
+        </w:rPr>
+      </w:r>
+      <w:r>
+        <w:rPr>
+          <w:b/>
+          <w:lang w:val="ar_AE" w:bidi="ar_AE"/>
+        </w:rPr>
         <w:t>"أنتم أيضا مبنيين ... بيتا روحيا"</w:t>
       </w:r>
     </w:p>
@@ -20049,6 +20746,23 @@
           <w:b/>
           <w:lang w:val="ar_AE" w:bidi="ar_AE"/>
         </w:rPr>
+        <w:t>ἰδοὺ, τίθημι ἐν Σιὼν λίθον, ἀκρογωνιαῖον ἐκλεκτὸν ἔντιμον; καὶ ὁ πιστεύων ἐπ’ αὐτῷ, οὐ μὴ καταισχυνθῇ</w:t>
+      </w:r>
+    </w:p>
+    <w:p>
+      <w:pPr>
+        <w:bidi/>
+      </w:pPr>
+      <w:r>
+        <w:rPr>
+          <w:lang w:val="ar_AE" w:bidi="ar_AE"/>
+        </w:rPr>
+      </w:r>
+      <w:r>
+        <w:rPr>
+          <w:b/>
+          <w:lang w:val="ar_AE" w:bidi="ar_AE"/>
+        </w:rPr>
         <w:t>"هنذا أضع في صهيون حجر زاوية مختارا كريما،"</w:t>
       </w:r>
     </w:p>
@@ -21227,6 +21941,23 @@
           <w:b/>
           <w:lang w:val="ar_AE" w:bidi="ar_AE"/>
         </w:rPr>
+        <w:t>λίθος ὃν ἀπεδοκίμασαν οἱ οἰκοδομοῦντες, οὗτος ἐγενήθη εἰς κεφαλὴν γωνίας</w:t>
+      </w:r>
+    </w:p>
+    <w:p>
+      <w:pPr>
+        <w:bidi/>
+      </w:pPr>
+      <w:r>
+        <w:rPr>
+          <w:lang w:val="ar_AE" w:bidi="ar_AE"/>
+        </w:rPr>
+      </w:r>
+      <w:r>
+        <w:rPr>
+          <w:b/>
+          <w:lang w:val="ar_AE" w:bidi="ar_AE"/>
+        </w:rPr>
         <w:t>"فالحجر الذي رفضه البناؤون،"</w:t>
       </w:r>
     </w:p>
@@ -21728,6 +22459,23 @@
           <w:b/>
           <w:lang w:val="ar_AE" w:bidi="ar_AE"/>
         </w:rPr>
+        <w:t>λίθος προσκόμματος, καὶ πέτρα σκανδάλου</w:t>
+      </w:r>
+    </w:p>
+    <w:p>
+      <w:pPr>
+        <w:bidi/>
+      </w:pPr>
+      <w:r>
+        <w:rPr>
+          <w:lang w:val="ar_AE" w:bidi="ar_AE"/>
+        </w:rPr>
+      </w:r>
+      <w:r>
+        <w:rPr>
+          <w:b/>
+          <w:lang w:val="ar_AE" w:bidi="ar_AE"/>
+        </w:rPr>
         <w:t>""صخرة عثرة"</w:t>
       </w:r>
     </w:p>
@@ -22783,6 +23531,23 @@
           <w:b/>
           <w:lang w:val="ar_AE" w:bidi="ar_AE"/>
         </w:rPr>
+        <w:t>εἰς ὃ καὶ ἐτέθησαν</w:t>
+      </w:r>
+    </w:p>
+    <w:p>
+      <w:pPr>
+        <w:bidi/>
+      </w:pPr>
+      <w:r>
+        <w:rPr>
+          <w:lang w:val="ar_AE" w:bidi="ar_AE"/>
+        </w:rPr>
+      </w:r>
+      <w:r>
+        <w:rPr>
+          <w:b/>
+          <w:lang w:val="ar_AE" w:bidi="ar_AE"/>
+        </w:rPr>
         <w:t>"الأمر الذي جعلوا له"</w:t>
       </w:r>
     </w:p>
@@ -22981,6 +23746,23 @@
         <w:rPr>
           <w:lang w:val="ar_AE" w:bidi="ar_AE"/>
         </w:rPr>
+      </w:r>
+    </w:p>
+    <w:p>
+      <w:pPr>
+        <w:bidi/>
+      </w:pPr>
+      <w:r>
+        <w:rPr>
+          <w:lang w:val="ar_AE" w:bidi="ar_AE"/>
+        </w:rPr>
+      </w:r>
+      <w:r>
+        <w:rPr>
+          <w:b/>
+          <w:lang w:val="ar_AE" w:bidi="ar_AE"/>
+        </w:rPr>
+        <w:t>γένος ἐκλεκτόν, βασίλειον ἱεράτευμα, ἔθνος ἅγιον, λαὸς εἰς περιποίησιν</w:t>
       </w:r>
     </w:p>
     <w:p>
@@ -23683,6 +24465,23 @@
           <w:b/>
           <w:lang w:val="ar_AE" w:bidi="ar_AE"/>
         </w:rPr>
+        <w:t>τοῦ ἐκ σκότους ὑμᾶς καλέσαντος, εἰς τὸ θαυμαστὸν αὐτοῦ φῶς</w:t>
+      </w:r>
+    </w:p>
+    <w:p>
+      <w:pPr>
+        <w:bidi/>
+      </w:pPr>
+      <w:r>
+        <w:rPr>
+          <w:lang w:val="ar_AE" w:bidi="ar_AE"/>
+        </w:rPr>
+      </w:r>
+      <w:r>
+        <w:rPr>
+          <w:b/>
+          <w:lang w:val="ar_AE" w:bidi="ar_AE"/>
+        </w:rPr>
         <w:t>" الذي دعاكم من الظلمة إلى نوره العجيب"</w:t>
       </w:r>
     </w:p>
@@ -23894,6 +24693,23 @@
         <w:rPr>
           <w:lang w:val="ar_AE" w:bidi="ar_AE"/>
         </w:rPr>
+      </w:r>
+    </w:p>
+    <w:p>
+      <w:pPr>
+        <w:bidi/>
+      </w:pPr>
+      <w:r>
+        <w:rPr>
+          <w:lang w:val="ar_AE" w:bidi="ar_AE"/>
+        </w:rPr>
+      </w:r>
+      <w:r>
+        <w:rPr>
+          <w:b/>
+          <w:lang w:val="ar_AE" w:bidi="ar_AE"/>
+        </w:rPr>
+        <w:t>οὐ λαὸς &amp; λαὸς Θεοῦ &amp; οὐκ ἠλεημένοι &amp; ἐλεηθέντες</w:t>
       </w:r>
     </w:p>
     <w:p>
@@ -24348,6 +25164,23 @@
           <w:b/>
           <w:lang w:val="ar_AE" w:bidi="ar_AE"/>
         </w:rPr>
+        <w:t>παρεπιδήμους</w:t>
+      </w:r>
+    </w:p>
+    <w:p>
+      <w:pPr>
+        <w:bidi/>
+      </w:pPr>
+      <w:r>
+        <w:rPr>
+          <w:lang w:val="ar_AE" w:bidi="ar_AE"/>
+        </w:rPr>
+      </w:r>
+      <w:r>
+        <w:rPr>
+          <w:b/>
+          <w:lang w:val="ar_AE" w:bidi="ar_AE"/>
+        </w:rPr>
         <w:t>"غُرَبَاءَ"</w:t>
       </w:r>
     </w:p>
@@ -24837,6 +25670,23 @@
           <w:b/>
           <w:lang w:val="ar_AE" w:bidi="ar_AE"/>
         </w:rPr>
+        <w:t>τὴν ἀναστροφὴν ὑμῶν ἐν τοῖς ἔθνεσιν ἔχοντες καλήν</w:t>
+      </w:r>
+    </w:p>
+    <w:p>
+      <w:pPr>
+        <w:bidi/>
+      </w:pPr>
+      <w:r>
+        <w:rPr>
+          <w:lang w:val="ar_AE" w:bidi="ar_AE"/>
+        </w:rPr>
+      </w:r>
+      <w:r>
+        <w:rPr>
+          <w:b/>
+          <w:lang w:val="ar_AE" w:bidi="ar_AE"/>
+        </w:rPr>
         <w:t>"وأن تكون سيرتكم بين الأمم حسنة"</w:t>
       </w:r>
     </w:p>
@@ -24929,6 +25779,23 @@
           <w:b/>
           <w:lang w:val="ar_AE" w:bidi="ar_AE"/>
         </w:rPr>
+        <w:t>τὴν ἀναστροφὴν ὑμῶν ἐν τοῖς ἔθνεσιν ἔχοντες καλήν</w:t>
+      </w:r>
+    </w:p>
+    <w:p>
+      <w:pPr>
+        <w:bidi/>
+      </w:pPr>
+      <w:r>
+        <w:rPr>
+          <w:lang w:val="ar_AE" w:bidi="ar_AE"/>
+        </w:rPr>
+      </w:r>
+      <w:r>
+        <w:rPr>
+          <w:b/>
+          <w:lang w:val="ar_AE" w:bidi="ar_AE"/>
+        </w:rPr>
         <w:t>"وأن تكون سيرتكم بين الأمم حسنة"</w:t>
       </w:r>
     </w:p>
@@ -25169,6 +26036,23 @@
           <w:b/>
           <w:lang w:val="ar_AE" w:bidi="ar_AE"/>
         </w:rPr>
+        <w:t>ἐν ᾧ καταλαλοῦσιν ὑμῶν ὡς</w:t>
+      </w:r>
+    </w:p>
+    <w:p>
+      <w:pPr>
+        <w:bidi/>
+      </w:pPr>
+      <w:r>
+        <w:rPr>
+          <w:lang w:val="ar_AE" w:bidi="ar_AE"/>
+        </w:rPr>
+      </w:r>
+      <w:r>
+        <w:rPr>
+          <w:b/>
+          <w:lang w:val="ar_AE" w:bidi="ar_AE"/>
+        </w:rPr>
         <w:t>"في ما يفترون عليكم "</w:t>
       </w:r>
     </w:p>
@@ -25714,6 +26598,23 @@
           <w:b/>
           <w:lang w:val="ar_AE" w:bidi="ar_AE"/>
         </w:rPr>
+        <w:t>βασιλεῖ ὡς ὑπερέχοντι</w:t>
+      </w:r>
+    </w:p>
+    <w:p>
+      <w:pPr>
+        <w:bidi/>
+      </w:pPr>
+      <w:r>
+        <w:rPr>
+          <w:lang w:val="ar_AE" w:bidi="ar_AE"/>
+        </w:rPr>
+      </w:r>
+      <w:r>
+        <w:rPr>
+          <w:b/>
+          <w:lang w:val="ar_AE" w:bidi="ar_AE"/>
+        </w:rPr>
         <w:t>"للملك فكمن هو فوق الكل"</w:t>
       </w:r>
     </w:p>
@@ -25784,6 +26685,23 @@
           <w:b/>
           <w:lang w:val="ar_AE" w:bidi="ar_AE"/>
         </w:rPr>
+        <w:t>ἡγεμόσιν ὡς δι’ αὐτοῦ πεμπομένοις</w:t>
+      </w:r>
+    </w:p>
+    <w:p>
+      <w:pPr>
+        <w:bidi/>
+      </w:pPr>
+      <w:r>
+        <w:rPr>
+          <w:lang w:val="ar_AE" w:bidi="ar_AE"/>
+        </w:rPr>
+      </w:r>
+      <w:r>
+        <w:rPr>
+          <w:b/>
+          <w:lang w:val="ar_AE" w:bidi="ar_AE"/>
+        </w:rPr>
         <w:t>"لِلْوُلَاةِ فَكَمُرْسَلِينَ مِنْهُ"</w:t>
       </w:r>
     </w:p>
@@ -26085,6 +27003,23 @@
           <w:b/>
           <w:lang w:val="ar_AE" w:bidi="ar_AE"/>
         </w:rPr>
+        <w:t>εἰς ἐκδίκησιν κακοποιῶν, ἔπαινον δὲ ἀγαθοποιῶν</w:t>
+      </w:r>
+    </w:p>
+    <w:p>
+      <w:pPr>
+        <w:bidi/>
+      </w:pPr>
+      <w:r>
+        <w:rPr>
+          <w:lang w:val="ar_AE" w:bidi="ar_AE"/>
+        </w:rPr>
+      </w:r>
+      <w:r>
+        <w:rPr>
+          <w:b/>
+          <w:lang w:val="ar_AE" w:bidi="ar_AE"/>
+        </w:rPr>
         <w:t>"للانتقام من فاعلي الشر، وللمدح لفاعلي الخير"</w:t>
       </w:r>
     </w:p>
@@ -26203,6 +27138,23 @@
           <w:b/>
           <w:lang w:val="ar_AE" w:bidi="ar_AE"/>
         </w:rPr>
+        <w:t>ἀγαθοποιοῦντας φιμοῦν τὴν τῶν ἀφρόνων ἀνθρώπων ἀγνωσίαν</w:t>
+      </w:r>
+    </w:p>
+    <w:p>
+      <w:pPr>
+        <w:bidi/>
+      </w:pPr>
+      <w:r>
+        <w:rPr>
+          <w:lang w:val="ar_AE" w:bidi="ar_AE"/>
+        </w:rPr>
+      </w:r>
+      <w:r>
+        <w:rPr>
+          <w:b/>
+          <w:lang w:val="ar_AE" w:bidi="ar_AE"/>
+        </w:rPr>
         <w:t>"أن تفعلوا الخير فتسكتوا جهالة الناس الأغبياء"</w:t>
       </w:r>
     </w:p>
@@ -26279,6 +27231,23 @@
         <w:rPr>
           <w:lang w:val="ar_AE" w:bidi="ar_AE"/>
         </w:rPr>
+      </w:r>
+    </w:p>
+    <w:p>
+      <w:pPr>
+        <w:bidi/>
+      </w:pPr>
+      <w:r>
+        <w:rPr>
+          <w:lang w:val="ar_AE" w:bidi="ar_AE"/>
+        </w:rPr>
+      </w:r>
+      <w:r>
+        <w:rPr>
+          <w:b/>
+          <w:lang w:val="ar_AE" w:bidi="ar_AE"/>
+        </w:rPr>
+        <w:t>ἀγαθοποιοῦντας φιμοῦν τὴν τῶν ἀφρόνων ἀνθρώπων ἀγνωσίαν</w:t>
       </w:r>
     </w:p>
     <w:p>
@@ -27247,6 +28216,23 @@
           <w:b/>
           <w:lang w:val="ar_AE" w:bidi="ar_AE"/>
         </w:rPr>
+        <w:t>διὰ συνείδησιν Θεοῦ</w:t>
+      </w:r>
+    </w:p>
+    <w:p>
+      <w:pPr>
+        <w:bidi/>
+      </w:pPr>
+      <w:r>
+        <w:rPr>
+          <w:lang w:val="ar_AE" w:bidi="ar_AE"/>
+        </w:rPr>
+      </w:r>
+      <w:r>
+        <w:rPr>
+          <w:b/>
+          <w:lang w:val="ar_AE" w:bidi="ar_AE"/>
+        </w:rPr>
         <w:t>"</w:t>
       </w:r>
       <w:r>
@@ -28033,6 +29019,23 @@
           <w:b/>
           <w:lang w:val="ar_AE" w:bidi="ar_AE"/>
         </w:rPr>
+        <w:t>τοῦτο χάρις παρὰ Θεῷ</w:t>
+      </w:r>
+    </w:p>
+    <w:p>
+      <w:pPr>
+        <w:bidi/>
+      </w:pPr>
+      <w:r>
+        <w:rPr>
+          <w:lang w:val="ar_AE" w:bidi="ar_AE"/>
+        </w:rPr>
+      </w:r>
+      <w:r>
+        <w:rPr>
+          <w:b/>
+          <w:lang w:val="ar_AE" w:bidi="ar_AE"/>
+        </w:rPr>
         <w:t>"</w:t>
       </w:r>
       <w:r>
@@ -28496,6 +29499,23 @@
         <w:rPr>
           <w:lang w:val="ar_AE" w:bidi="ar_AE"/>
         </w:rPr>
+      </w:r>
+    </w:p>
+    <w:p>
+      <w:pPr>
+        <w:bidi/>
+      </w:pPr>
+      <w:r>
+        <w:rPr>
+          <w:lang w:val="ar_AE" w:bidi="ar_AE"/>
+        </w:rPr>
+      </w:r>
+      <w:r>
+        <w:rPr>
+          <w:b/>
+          <w:lang w:val="ar_AE" w:bidi="ar_AE"/>
+        </w:rPr>
+        <w:t>ὃς ἁμαρτίαν οὐκ ἐποίησεν, οὐδὲ εὑρέθη δόλος ἐν τῷ στόματι αὐτοῦ</w:t>
       </w:r>
     </w:p>
     <w:p>
@@ -28636,6 +29656,23 @@
           <w:b/>
           <w:lang w:val="ar_AE" w:bidi="ar_AE"/>
         </w:rPr>
+        <w:t>οὐδὲ εὑρέθη δόλος ἐν τῷ στόματι αὐτοῦ</w:t>
+      </w:r>
+    </w:p>
+    <w:p>
+      <w:pPr>
+        <w:bidi/>
+      </w:pPr>
+      <w:r>
+        <w:rPr>
+          <w:lang w:val="ar_AE" w:bidi="ar_AE"/>
+        </w:rPr>
+      </w:r>
+      <w:r>
+        <w:rPr>
+          <w:b/>
+          <w:lang w:val="ar_AE" w:bidi="ar_AE"/>
+        </w:rPr>
         <w:t>"</w:t>
       </w:r>
       <w:r>
@@ -29014,6 +30051,23 @@
           <w:b/>
           <w:lang w:val="ar_AE" w:bidi="ar_AE"/>
         </w:rPr>
+        <w:t>ὃς λοιδορούμενος, οὐκ ἀντελοιδόρει</w:t>
+      </w:r>
+    </w:p>
+    <w:p>
+      <w:pPr>
+        <w:bidi/>
+      </w:pPr>
+      <w:r>
+        <w:rPr>
+          <w:lang w:val="ar_AE" w:bidi="ar_AE"/>
+        </w:rPr>
+      </w:r>
+      <w:r>
+        <w:rPr>
+          <w:b/>
+          <w:lang w:val="ar_AE" w:bidi="ar_AE"/>
+        </w:rPr>
         <w:t>"</w:t>
       </w:r>
       <w:r>
@@ -29890,6 +30944,23 @@
         <w:rPr>
           <w:lang w:val="ar_AE" w:bidi="ar_AE"/>
         </w:rPr>
+      </w:r>
+    </w:p>
+    <w:p>
+      <w:pPr>
+        <w:bidi/>
+      </w:pPr>
+      <w:r>
+        <w:rPr>
+          <w:lang w:val="ar_AE" w:bidi="ar_AE"/>
+        </w:rPr>
+      </w:r>
+      <w:r>
+        <w:rPr>
+          <w:b/>
+          <w:lang w:val="ar_AE" w:bidi="ar_AE"/>
+        </w:rPr>
+        <w:t>τῇ δικαιοσύνῃ ζήσωμεν</w:t>
       </w:r>
     </w:p>
     <w:p>
@@ -30897,6 +31968,23 @@
           <w:b/>
           <w:lang w:val="ar_AE" w:bidi="ar_AE"/>
         </w:rPr>
+        <w:t>τῶν ψυχῶν ὑμῶν</w:t>
+      </w:r>
+    </w:p>
+    <w:p>
+      <w:pPr>
+        <w:bidi/>
+      </w:pPr>
+      <w:r>
+        <w:rPr>
+          <w:lang w:val="ar_AE" w:bidi="ar_AE"/>
+        </w:rPr>
+      </w:r>
+      <w:r>
+        <w:rPr>
+          <w:b/>
+          <w:lang w:val="ar_AE" w:bidi="ar_AE"/>
+        </w:rPr>
         <w:t>"</w:t>
       </w:r>
       <w:r>
@@ -33310,6 +34398,23 @@
           <w:b/>
           <w:lang w:val="ar_AE" w:bidi="ar_AE"/>
         </w:rPr>
+        <w:t>ὑποτασσόμεναι τοῖς ἰδίοις ἀνδράσιν</w:t>
+      </w:r>
+    </w:p>
+    <w:p>
+      <w:pPr>
+        <w:bidi/>
+      </w:pPr>
+      <w:r>
+        <w:rPr>
+          <w:lang w:val="ar_AE" w:bidi="ar_AE"/>
+        </w:rPr>
+      </w:r>
+      <w:r>
+        <w:rPr>
+          <w:b/>
+          <w:lang w:val="ar_AE" w:bidi="ar_AE"/>
+        </w:rPr>
         <w:t>"</w:t>
       </w:r>
       <w:r>
@@ -34149,6 +35254,23 @@
           <w:b/>
           <w:lang w:val="ar_AE" w:bidi="ar_AE"/>
         </w:rPr>
+        <w:t>ἀπονέμοντες τιμήν ὡς καὶ συνκληρονόμοις χάριτος ζωῆς</w:t>
+      </w:r>
+    </w:p>
+    <w:p>
+      <w:pPr>
+        <w:bidi/>
+      </w:pPr>
+      <w:r>
+        <w:rPr>
+          <w:lang w:val="ar_AE" w:bidi="ar_AE"/>
+        </w:rPr>
+      </w:r>
+      <w:r>
+        <w:rPr>
+          <w:b/>
+          <w:lang w:val="ar_AE" w:bidi="ar_AE"/>
+        </w:rPr>
         <w:t>"مُعْطِينَ إِيَّاهُنَّ كَرَامَةً، كَالْوَارِثَاتِ أَيْضًا مَعَكُمْ نِعْمَةَ الْحَيَاةِ"</w:t>
       </w:r>
     </w:p>
@@ -34547,6 +35669,23 @@
         <w:rPr>
           <w:lang w:val="ar_AE" w:bidi="ar_AE"/>
         </w:rPr>
+      </w:r>
+    </w:p>
+    <w:p>
+      <w:pPr>
+        <w:bidi/>
+      </w:pPr>
+      <w:r>
+        <w:rPr>
+          <w:lang w:val="ar_AE" w:bidi="ar_AE"/>
+        </w:rPr>
+      </w:r>
+      <w:r>
+        <w:rPr>
+          <w:b/>
+          <w:lang w:val="ar_AE" w:bidi="ar_AE"/>
+        </w:rPr>
+        <w:t>εἰς τὸ μὴ ἐνκόπτεσθαι τὰς προσευχὰς ὑμῶν</w:t>
       </w:r>
     </w:p>
     <w:p>
@@ -34743,6 +35882,23 @@
           <w:b/>
           <w:lang w:val="ar_AE" w:bidi="ar_AE"/>
         </w:rPr>
+        <w:t>ὁμόφρονες</w:t>
+      </w:r>
+    </w:p>
+    <w:p>
+      <w:pPr>
+        <w:bidi/>
+      </w:pPr>
+      <w:r>
+        <w:rPr>
+          <w:lang w:val="ar_AE" w:bidi="ar_AE"/>
+        </w:rPr>
+      </w:r>
+      <w:r>
+        <w:rPr>
+          <w:b/>
+          <w:lang w:val="ar_AE" w:bidi="ar_AE"/>
+        </w:rPr>
         <w:t>"كُونُوا جَمِيعًا مُتَّحِدِي ٱلرَّأْيِ"</w:t>
       </w:r>
     </w:p>
@@ -34932,6 +36088,23 @@
         <w:rPr>
           <w:lang w:val="ar_AE" w:bidi="ar_AE"/>
         </w:rPr>
+      </w:r>
+    </w:p>
+    <w:p>
+      <w:pPr>
+        <w:bidi/>
+      </w:pPr>
+      <w:r>
+        <w:rPr>
+          <w:lang w:val="ar_AE" w:bidi="ar_AE"/>
+        </w:rPr>
+      </w:r>
+      <w:r>
+        <w:rPr>
+          <w:b/>
+          <w:lang w:val="ar_AE" w:bidi="ar_AE"/>
+        </w:rPr>
+        <w:t>μὴ ἀποδιδόντες κακὸν ἀντὶ κακοῦ, ἢ λοιδορίαν ἀντὶ λοιδορίας</w:t>
       </w:r>
     </w:p>
     <w:p>
@@ -35675,6 +36848,23 @@
           <w:b/>
           <w:lang w:val="ar_AE" w:bidi="ar_AE"/>
         </w:rPr>
+        <w:t>ὁ &amp; θέλων ζωὴν ἀγαπᾶν, καὶ ἰδεῖν ἡμέρας ἀγαθὰς, παυσάτω</w:t>
+      </w:r>
+    </w:p>
+    <w:p>
+      <w:pPr>
+        <w:bidi/>
+      </w:pPr>
+      <w:r>
+        <w:rPr>
+          <w:lang w:val="ar_AE" w:bidi="ar_AE"/>
+        </w:rPr>
+      </w:r>
+      <w:r>
+        <w:rPr>
+          <w:b/>
+          <w:lang w:val="ar_AE" w:bidi="ar_AE"/>
+        </w:rPr>
         <w:t>"مَنْ أَرَادَ أَنْ يُحِبَّ الْحَيَاةَ وَيَرَى أَيَّامًا صَالِحَةً"</w:t>
       </w:r>
     </w:p>
@@ -35803,6 +36993,23 @@
           <w:b/>
           <w:lang w:val="ar_AE" w:bidi="ar_AE"/>
         </w:rPr>
+        <w:t>ὁ &amp; θέλων ζωὴν ἀγαπᾶν, καὶ ἰδεῖν ἡμέρας ἀγαθὰς</w:t>
+      </w:r>
+    </w:p>
+    <w:p>
+      <w:pPr>
+        <w:bidi/>
+      </w:pPr>
+      <w:r>
+        <w:rPr>
+          <w:lang w:val="ar_AE" w:bidi="ar_AE"/>
+        </w:rPr>
+      </w:r>
+      <w:r>
+        <w:rPr>
+          <w:b/>
+          <w:lang w:val="ar_AE" w:bidi="ar_AE"/>
+        </w:rPr>
         <w:t>"مَنْ أَرَادَ أَنْ يُحِبَّ الْحَيَاةَ وَيَرَى أَيَّامًا صَالِحَةً"</w:t>
       </w:r>
     </w:p>
@@ -36017,6 +37224,23 @@
           <w:b/>
           <w:lang w:val="ar_AE" w:bidi="ar_AE"/>
         </w:rPr>
+        <w:t>τὴν γλῶσσαν ἀπὸ κακοῦ, καὶ χείλη τοῦ μὴ λαλῆσαι δόλον</w:t>
+      </w:r>
+    </w:p>
+    <w:p>
+      <w:pPr>
+        <w:bidi/>
+      </w:pPr>
+      <w:r>
+        <w:rPr>
+          <w:lang w:val="ar_AE" w:bidi="ar_AE"/>
+        </w:rPr>
+      </w:r>
+      <w:r>
+        <w:rPr>
+          <w:b/>
+          <w:lang w:val="ar_AE" w:bidi="ar_AE"/>
+        </w:rPr>
         <w:t>"فَلْيَكْفُفْ لِسَانَهُ عَنِ الشَّرِّ وَشَفَتَيْهِ أَنْ تَتَكَلَّمَا بِالْمَكْرِ"</w:t>
       </w:r>
     </w:p>
@@ -36135,6 +37359,23 @@
           <w:b/>
           <w:lang w:val="ar_AE" w:bidi="ar_AE"/>
         </w:rPr>
+        <w:t>τὴν γλῶσσαν ἀπὸ κακοῦ, καὶ χείλη τοῦ μὴ λαλῆσαι δόλον</w:t>
+      </w:r>
+    </w:p>
+    <w:p>
+      <w:pPr>
+        <w:bidi/>
+      </w:pPr>
+      <w:r>
+        <w:rPr>
+          <w:lang w:val="ar_AE" w:bidi="ar_AE"/>
+        </w:rPr>
+      </w:r>
+      <w:r>
+        <w:rPr>
+          <w:b/>
+          <w:lang w:val="ar_AE" w:bidi="ar_AE"/>
+        </w:rPr>
         <w:t>"فَلْيَكْفُفْ لِسَانَهُ عَنِ الشَّرِّ وَشَفَتَيْهِ أَنْ تَتَكَلَّمَا بِالْمَكْرِ"</w:t>
       </w:r>
     </w:p>
@@ -37130,6 +38371,23 @@
         <w:rPr>
           <w:lang w:val="ar_AE" w:bidi="ar_AE"/>
         </w:rPr>
+      </w:r>
+    </w:p>
+    <w:p>
+      <w:pPr>
+        <w:bidi/>
+      </w:pPr>
+      <w:r>
+        <w:rPr>
+          <w:lang w:val="ar_AE" w:bidi="ar_AE"/>
+        </w:rPr>
+      </w:r>
+      <w:r>
+        <w:rPr>
+          <w:b/>
+          <w:lang w:val="ar_AE" w:bidi="ar_AE"/>
+        </w:rPr>
+        <w:t>πρόσωπον δὲ Κυρίου ἐπὶ</w:t>
       </w:r>
     </w:p>
     <w:p>
@@ -37601,6 +38859,23 @@
           <w:b/>
           <w:lang w:val="ar_AE" w:bidi="ar_AE"/>
         </w:rPr>
+        <w:t>τίς ὁ κακώσων ὑμᾶς, ἐὰν τοῦ ἀγαθοῦ ζηλωταὶ γένησθε</w:t>
+      </w:r>
+    </w:p>
+    <w:p>
+      <w:pPr>
+        <w:bidi/>
+      </w:pPr>
+      <w:r>
+        <w:rPr>
+          <w:lang w:val="ar_AE" w:bidi="ar_AE"/>
+        </w:rPr>
+      </w:r>
+      <w:r>
+        <w:rPr>
+          <w:b/>
+          <w:lang w:val="ar_AE" w:bidi="ar_AE"/>
+        </w:rPr>
         <w:t>"</w:t>
       </w:r>
       <w:r>
@@ -37842,6 +39117,23 @@
           <w:b/>
           <w:lang w:val="ar_AE" w:bidi="ar_AE"/>
         </w:rPr>
+        <w:t>πάσχοιτε διὰ δικαιοσύνην</w:t>
+      </w:r>
+    </w:p>
+    <w:p>
+      <w:pPr>
+        <w:bidi/>
+      </w:pPr>
+      <w:r>
+        <w:rPr>
+          <w:lang w:val="ar_AE" w:bidi="ar_AE"/>
+        </w:rPr>
+      </w:r>
+      <w:r>
+        <w:rPr>
+          <w:b/>
+          <w:lang w:val="ar_AE" w:bidi="ar_AE"/>
+        </w:rPr>
         <w:t>"وَإِنْ تَأَلَّمْتُمْ مِنْ أَجْلِ الْبِرِّ"</w:t>
       </w:r>
     </w:p>
@@ -38040,6 +39332,23 @@
         <w:rPr>
           <w:lang w:val="ar_AE" w:bidi="ar_AE"/>
         </w:rPr>
+      </w:r>
+    </w:p>
+    <w:p>
+      <w:pPr>
+        <w:bidi/>
+      </w:pPr>
+      <w:r>
+        <w:rPr>
+          <w:lang w:val="ar_AE" w:bidi="ar_AE"/>
+        </w:rPr>
+      </w:r>
+      <w:r>
+        <w:rPr>
+          <w:b/>
+          <w:lang w:val="ar_AE" w:bidi="ar_AE"/>
+        </w:rPr>
+        <w:t>τὸν δὲ φόβον αὐτῶν, μὴ φοβηθῆτε μηδὲ ταραχθῆτε</w:t>
       </w:r>
     </w:p>
     <w:p>
@@ -38384,6 +39693,23 @@
           <w:b/>
           <w:lang w:val="ar_AE" w:bidi="ar_AE"/>
         </w:rPr>
+        <w:t>Κύριον &amp; τὸν Χριστὸν ἁγιάσατε ἐν ταῖς καρδίαις ὑμῶν</w:t>
+      </w:r>
+    </w:p>
+    <w:p>
+      <w:pPr>
+        <w:bidi/>
+      </w:pPr>
+      <w:r>
+        <w:rPr>
+          <w:lang w:val="ar_AE" w:bidi="ar_AE"/>
+        </w:rPr>
+      </w:r>
+      <w:r>
+        <w:rPr>
+          <w:b/>
+          <w:lang w:val="ar_AE" w:bidi="ar_AE"/>
+        </w:rPr>
         <w:t>"قَدِّسُوا الرَّبَّ الإِلهَ فِي قُلُوبِكُمْ"</w:t>
       </w:r>
     </w:p>
@@ -39208,6 +40534,23 @@
           <w:b/>
           <w:lang w:val="ar_AE" w:bidi="ar_AE"/>
         </w:rPr>
+        <w:t>ἵνα ἐν ᾧ καταλαλεῖσθε, καταισχυνθῶσιν, οἱ ἐπηρεάζοντες ὑμῶν τὴν ἀγαθὴν ἐν Χριστῷ ἀναστροφήν</w:t>
+      </w:r>
+    </w:p>
+    <w:p>
+      <w:pPr>
+        <w:bidi/>
+      </w:pPr>
+      <w:r>
+        <w:rPr>
+          <w:lang w:val="ar_AE" w:bidi="ar_AE"/>
+        </w:rPr>
+      </w:r>
+      <w:r>
+        <w:rPr>
+          <w:b/>
+          <w:lang w:val="ar_AE" w:bidi="ar_AE"/>
+        </w:rPr>
         <w:t>"لِكَيْ يَكُونَ الَّذِينَ يَشْتِمُونَ سِيرَتَكُمُ الصَّالِحَةَ فِي الْمَسِيحِ، يُخْزَوْنَ فِي مَا يَفْتَرُونَ عَلَيْكُمْ"</w:t>
       </w:r>
     </w:p>
@@ -39515,6 +40858,23 @@
         <w:rPr>
           <w:lang w:val="ar_AE" w:bidi="ar_AE"/>
         </w:rPr>
+      </w:r>
+    </w:p>
+    <w:p>
+      <w:pPr>
+        <w:bidi/>
+      </w:pPr>
+      <w:r>
+        <w:rPr>
+          <w:lang w:val="ar_AE" w:bidi="ar_AE"/>
+        </w:rPr>
+      </w:r>
+      <w:r>
+        <w:rPr>
+          <w:b/>
+          <w:lang w:val="ar_AE" w:bidi="ar_AE"/>
+        </w:rPr>
+        <w:t>καταισχυνθῶσιν, οἱ ἐπηρεάζοντες ὑμῶν τὴν ἀγαθὴν ἐν Χριστῷ ἀναστροφήν</w:t>
       </w:r>
     </w:p>
     <w:p>
@@ -41706,6 +43066,23 @@
           <w:b/>
           <w:lang w:val="ar_AE" w:bidi="ar_AE"/>
         </w:rPr>
+        <w:t>ὃ καὶ ὑμᾶς ἀντίτυπον νῦν σῴζει βάπτισμα</w:t>
+      </w:r>
+    </w:p>
+    <w:p>
+      <w:pPr>
+        <w:bidi/>
+      </w:pPr>
+      <w:r>
+        <w:rPr>
+          <w:lang w:val="ar_AE" w:bidi="ar_AE"/>
+        </w:rPr>
+      </w:r>
+      <w:r>
+        <w:rPr>
+          <w:b/>
+          <w:lang w:val="ar_AE" w:bidi="ar_AE"/>
+        </w:rPr>
         <w:t>"الَّذِي مِثَالُهُ يُخَلِّصُنَا نَحْنُ الآنَ، أَيِ الْمَعْمُودِيَّةُ"</w:t>
       </w:r>
     </w:p>
@@ -42060,6 +43437,23 @@
           <w:b/>
           <w:lang w:val="ar_AE" w:bidi="ar_AE"/>
         </w:rPr>
+        <w:t>οὐ σαρκὸς ἀπόθεσις ῥύπου, ἀλλὰ συνειδήσεως ἀγαθῆς, ἐπερώτημα εἰς Θεόν</w:t>
+      </w:r>
+    </w:p>
+    <w:p>
+      <w:pPr>
+        <w:bidi/>
+      </w:pPr>
+      <w:r>
+        <w:rPr>
+          <w:lang w:val="ar_AE" w:bidi="ar_AE"/>
+        </w:rPr>
+      </w:r>
+      <w:r>
+        <w:rPr>
+          <w:b/>
+          <w:lang w:val="ar_AE" w:bidi="ar_AE"/>
+        </w:rPr>
         <w:t>"لاَ إِزَالَةُ وَسَخِ الْجَسَدِ، بَلْ سُؤَالُ ضَمِيرٍ صَالِحٍ عَنِ اللهِ"</w:t>
       </w:r>
     </w:p>
@@ -42435,6 +43829,23 @@
           <w:b/>
           <w:lang w:val="ar_AE" w:bidi="ar_AE"/>
         </w:rPr>
+        <w:t>καὶ ὑμᾶς &amp; νῦν σῴζει βάπτισμα, οὐ σαρκὸς ἀπόθεσις ῥύπου, ἀλλὰ συνειδήσεως ἀγαθῆς, ἐπερώτημα εἰς Θεόν δι’ ἀναστάσεως Ἰησοῦ Χριστοῦ</w:t>
+      </w:r>
+    </w:p>
+    <w:p>
+      <w:pPr>
+        <w:bidi/>
+      </w:pPr>
+      <w:r>
+        <w:rPr>
+          <w:lang w:val="ar_AE" w:bidi="ar_AE"/>
+        </w:rPr>
+      </w:r>
+      <w:r>
+        <w:rPr>
+          <w:b/>
+          <w:lang w:val="ar_AE" w:bidi="ar_AE"/>
+        </w:rPr>
         <w:t>"</w:t>
       </w:r>
       <w:r>
@@ -42554,6 +43965,23 @@
           <w:b/>
           <w:lang w:val="ar_AE" w:bidi="ar_AE"/>
         </w:rPr>
+        <w:t>δι’ ἀναστάσεως Ἰησοῦ Χριστοῦ</w:t>
+      </w:r>
+    </w:p>
+    <w:p>
+      <w:pPr>
+        <w:bidi/>
+      </w:pPr>
+      <w:r>
+        <w:rPr>
+          <w:lang w:val="ar_AE" w:bidi="ar_AE"/>
+        </w:rPr>
+      </w:r>
+      <w:r>
+        <w:rPr>
+          <w:b/>
+          <w:lang w:val="ar_AE" w:bidi="ar_AE"/>
+        </w:rPr>
         <w:t>"بِقِيَامَةِ يَسُوعَ الْمَسِيحِ"</w:t>
       </w:r>
     </w:p>
@@ -42659,6 +44087,23 @@
           <w:b/>
           <w:lang w:val="ar_AE" w:bidi="ar_AE"/>
         </w:rPr>
+        <w:t>ὅς ἐστιν ἐν δεξιᾷ Θεοῦ, πορευθεὶς εἰς οὐρανὸν, ὑποταγέντων αὐτῷ ἀγγέλων, καὶ ἐξουσιῶν, καὶ δυνάμεων</w:t>
+      </w:r>
+    </w:p>
+    <w:p>
+      <w:pPr>
+        <w:bidi/>
+      </w:pPr>
+      <w:r>
+        <w:rPr>
+          <w:lang w:val="ar_AE" w:bidi="ar_AE"/>
+        </w:rPr>
+      </w:r>
+      <w:r>
+        <w:rPr>
+          <w:b/>
+          <w:lang w:val="ar_AE" w:bidi="ar_AE"/>
+        </w:rPr>
         <w:t>"</w:t>
       </w:r>
       <w:r>
@@ -43035,6 +44480,23 @@
           <w:b/>
           <w:lang w:val="ar_AE" w:bidi="ar_AE"/>
         </w:rPr>
+        <w:t>ὑποταγέντων αὐτῷ ἀγγέλων, καὶ ἐξουσιῶν, καὶ δυνάμεων</w:t>
+      </w:r>
+    </w:p>
+    <w:p>
+      <w:pPr>
+        <w:bidi/>
+      </w:pPr>
+      <w:r>
+        <w:rPr>
+          <w:lang w:val="ar_AE" w:bidi="ar_AE"/>
+        </w:rPr>
+      </w:r>
+      <w:r>
+        <w:rPr>
+          <w:b/>
+          <w:lang w:val="ar_AE" w:bidi="ar_AE"/>
+        </w:rPr>
         <w:t>"وَمَلاَئِكَةٌ وَسَلاَطِينُ وَقُوَّاتٌ مُخْضَعَةٌ لَهُ"</w:t>
       </w:r>
     </w:p>
@@ -43150,6 +44612,23 @@
         <w:rPr>
           <w:lang w:val="ar_AE" w:bidi="ar_AE"/>
         </w:rPr>
+      </w:r>
+    </w:p>
+    <w:p>
+      <w:pPr>
+        <w:bidi/>
+      </w:pPr>
+      <w:r>
+        <w:rPr>
+          <w:lang w:val="ar_AE" w:bidi="ar_AE"/>
+        </w:rPr>
+      </w:r>
+      <w:r>
+        <w:rPr>
+          <w:b/>
+          <w:lang w:val="ar_AE" w:bidi="ar_AE"/>
+        </w:rPr>
+        <w:t>ὑποταγέντων αὐτῷ ἀγγέλων, καὶ ἐξουσιῶν, καὶ δυνάμεων</w:t>
       </w:r>
     </w:p>
     <w:p>
@@ -44407,6 +45886,23 @@
           <w:b/>
           <w:lang w:val="ar_AE" w:bidi="ar_AE"/>
         </w:rPr>
+        <w:t>ἀρκετὸς &amp; ὁ παρεληλυθὼς χρόνος</w:t>
+      </w:r>
+    </w:p>
+    <w:p>
+      <w:pPr>
+        <w:bidi/>
+      </w:pPr>
+      <w:r>
+        <w:rPr>
+          <w:lang w:val="ar_AE" w:bidi="ar_AE"/>
+        </w:rPr>
+      </w:r>
+      <w:r>
+        <w:rPr>
+          <w:b/>
+          <w:lang w:val="ar_AE" w:bidi="ar_AE"/>
+        </w:rPr>
         <w:t>"</w:t>
       </w:r>
       <w:r>
@@ -44613,6 +46109,23 @@
           <w:b/>
           <w:lang w:val="ar_AE" w:bidi="ar_AE"/>
         </w:rPr>
+        <w:t>πεπορευμένους ἐν ἀσελγείαις, ἐπιθυμίαις, οἰνοφλυγίαις, κώμοις, πότοις, καὶ ἀθεμίτοις εἰδωλολατρίαις</w:t>
+      </w:r>
+    </w:p>
+    <w:p>
+      <w:pPr>
+        <w:bidi/>
+      </w:pPr>
+      <w:r>
+        <w:rPr>
+          <w:lang w:val="ar_AE" w:bidi="ar_AE"/>
+        </w:rPr>
+      </w:r>
+      <w:r>
+        <w:rPr>
+          <w:b/>
+          <w:lang w:val="ar_AE" w:bidi="ar_AE"/>
+        </w:rPr>
         <w:t>"سَالِكِينَ فِي الدَّعَارَةِ وَالشَّهَوَاتِ، وَإِدْمَانِ الْخَمْرِ، وَالْبَطَرِ، وَالْمُنَادَمَاتِ، وَعِبَادَةِ الأَوْثَانِ الْمُحَرَّمَةِ"</w:t>
       </w:r>
     </w:p>
@@ -44705,6 +46218,23 @@
           <w:b/>
           <w:lang w:val="ar_AE" w:bidi="ar_AE"/>
         </w:rPr>
+        <w:t>πεπορευμένους ἐν ἀσελγείαις, ἐπιθυμίαις, οἰνοφλυγίαις, κώμοις, πότοις, καὶ ἀθεμίτοις εἰδωλολατρίαις</w:t>
+      </w:r>
+    </w:p>
+    <w:p>
+      <w:pPr>
+        <w:bidi/>
+      </w:pPr>
+      <w:r>
+        <w:rPr>
+          <w:lang w:val="ar_AE" w:bidi="ar_AE"/>
+        </w:rPr>
+      </w:r>
+      <w:r>
+        <w:rPr>
+          <w:b/>
+          <w:lang w:val="ar_AE" w:bidi="ar_AE"/>
+        </w:rPr>
         <w:t>"سَالِكِينَ فِي الدَّعَارَةِ وَالشَّهَوَاتِ، وَإِدْمَانِ الْخَمْرِ، وَالْبَطَرِ، وَالْمُنَادَمَاتِ، وَعِبَادَةِ الأَوْثَانِ الْمُحَرَّمَةِ"</w:t>
       </w:r>
     </w:p>
@@ -44823,6 +46353,23 @@
           <w:b/>
           <w:lang w:val="ar_AE" w:bidi="ar_AE"/>
         </w:rPr>
+        <w:t>μὴ συντρεχόντων ὑμῶν εἰς τὴν αὐτὴν τῆς ἀσωτίας ἀνάχυσιν</w:t>
+      </w:r>
+    </w:p>
+    <w:p>
+      <w:pPr>
+        <w:bidi/>
+      </w:pPr>
+      <w:r>
+        <w:rPr>
+          <w:lang w:val="ar_AE" w:bidi="ar_AE"/>
+        </w:rPr>
+      </w:r>
+      <w:r>
+        <w:rPr>
+          <w:b/>
+          <w:lang w:val="ar_AE" w:bidi="ar_AE"/>
+        </w:rPr>
         <w:t>"لَسْتُمْ تَرْكُضُونَ مَعَهُمْ إِلَى فَيْضِ هذِهِ الْخَلاَعَةِ عَيْنِهَا"</w:t>
       </w:r>
     </w:p>
@@ -45400,6 +46947,23 @@
         <w:rPr>
           <w:lang w:val="ar_AE" w:bidi="ar_AE"/>
         </w:rPr>
+      </w:r>
+    </w:p>
+    <w:p>
+      <w:pPr>
+        <w:bidi/>
+      </w:pPr>
+      <w:r>
+        <w:rPr>
+          <w:lang w:val="ar_AE" w:bidi="ar_AE"/>
+        </w:rPr>
+      </w:r>
+      <w:r>
+        <w:rPr>
+          <w:b/>
+          <w:lang w:val="ar_AE" w:bidi="ar_AE"/>
+        </w:rPr>
+        <w:t>τῷ ἑτοίμως ἔχοντι κρῖναι</w:t>
       </w:r>
     </w:p>
     <w:p>
@@ -46958,6 +48522,23 @@
           <w:b/>
           <w:lang w:val="ar_AE" w:bidi="ar_AE"/>
         </w:rPr>
+        <w:t>νήψατε</w:t>
+      </w:r>
+    </w:p>
+    <w:p>
+      <w:pPr>
+        <w:bidi/>
+      </w:pPr>
+      <w:r>
+        <w:rPr>
+          <w:lang w:val="ar_AE" w:bidi="ar_AE"/>
+        </w:rPr>
+      </w:r>
+      <w:r>
+        <w:rPr>
+          <w:b/>
+          <w:lang w:val="ar_AE" w:bidi="ar_AE"/>
+        </w:rPr>
         <w:t>"ٱصْحُوا"</w:t>
       </w:r>
     </w:p>
@@ -48288,6 +49869,23 @@
           <w:b/>
           <w:lang w:val="ar_AE" w:bidi="ar_AE"/>
         </w:rPr>
+        <w:t>ᾧ ἐστιν ἡ δόξα καὶ τὸ κράτος</w:t>
+      </w:r>
+    </w:p>
+    <w:p>
+      <w:pPr>
+        <w:bidi/>
+      </w:pPr>
+      <w:r>
+        <w:rPr>
+          <w:lang w:val="ar_AE" w:bidi="ar_AE"/>
+        </w:rPr>
+      </w:r>
+      <w:r>
+        <w:rPr>
+          <w:b/>
+          <w:lang w:val="ar_AE" w:bidi="ar_AE"/>
+        </w:rPr>
         <w:t>"لَهُ الْمَجْدُ وَالسُّلْطَانُ"</w:t>
       </w:r>
     </w:p>
@@ -49546,6 +51144,23 @@
           <w:b/>
           <w:lang w:val="ar_AE" w:bidi="ar_AE"/>
         </w:rPr>
+        <w:t>ὡς φονεὺς, ἢ κλέπτης, ἢ κακοποιὸς, ἢ ὡς ἀλλοτριεπίσκοπος</w:t>
+      </w:r>
+    </w:p>
+    <w:p>
+      <w:pPr>
+        <w:bidi/>
+      </w:pPr>
+      <w:r>
+        <w:rPr>
+          <w:lang w:val="ar_AE" w:bidi="ar_AE"/>
+        </w:rPr>
+      </w:r>
+      <w:r>
+        <w:rPr>
+          <w:b/>
+          <w:lang w:val="ar_AE" w:bidi="ar_AE"/>
+        </w:rPr>
         <w:t>"كَقَاتِل، أَوْ سَارِق، أَوْ فَاعِلِ شَرّ، أَوْ مُتَدَاخِل فِي أُمُورِ غَيْرِهِ"</w:t>
       </w:r>
     </w:p>
@@ -49988,6 +51603,23 @@
         <w:rPr>
           <w:lang w:val="ar_AE" w:bidi="ar_AE"/>
         </w:rPr>
+      </w:r>
+    </w:p>
+    <w:p>
+      <w:pPr>
+        <w:bidi/>
+      </w:pPr>
+      <w:r>
+        <w:rPr>
+          <w:lang w:val="ar_AE" w:bidi="ar_AE"/>
+        </w:rPr>
+      </w:r>
+      <w:r>
+        <w:rPr>
+          <w:b/>
+          <w:lang w:val="ar_AE" w:bidi="ar_AE"/>
+        </w:rPr>
+        <w:t>ὁ καιρὸς τοῦ ἄρξασθαι τὸ κρίμα ἀπὸ τοῦ οἴκου τοῦ Θεοῦ</w:t>
       </w:r>
     </w:p>
     <w:p>
@@ -51116,6 +52748,23 @@
           <w:b/>
           <w:lang w:val="ar_AE" w:bidi="ar_AE"/>
         </w:rPr>
+        <w:t>εἰ ὁ δίκαιος μόλις σῴζεται, ὁ ἀσεβὴς καὶ ἁμαρτωλὸς ποῦ φανεῖται</w:t>
+      </w:r>
+    </w:p>
+    <w:p>
+      <w:pPr>
+        <w:bidi/>
+      </w:pPr>
+      <w:r>
+        <w:rPr>
+          <w:lang w:val="ar_AE" w:bidi="ar_AE"/>
+        </w:rPr>
+      </w:r>
+      <w:r>
+        <w:rPr>
+          <w:b/>
+          <w:lang w:val="ar_AE" w:bidi="ar_AE"/>
+        </w:rPr>
         <w:t>"إِنْ كَانَ الْبَارُّ بِالْجَهْدِ يَخْلُصُ"</w:t>
       </w:r>
     </w:p>
@@ -51226,6 +52875,23 @@
           <w:b/>
           <w:lang w:val="ar_AE" w:bidi="ar_AE"/>
         </w:rPr>
+        <w:t>εἰ ὁ δίκαιος μόλις σῴζεται</w:t>
+      </w:r>
+    </w:p>
+    <w:p>
+      <w:pPr>
+        <w:bidi/>
+      </w:pPr>
+      <w:r>
+        <w:rPr>
+          <w:lang w:val="ar_AE" w:bidi="ar_AE"/>
+        </w:rPr>
+      </w:r>
+      <w:r>
+        <w:rPr>
+          <w:b/>
+          <w:lang w:val="ar_AE" w:bidi="ar_AE"/>
+        </w:rPr>
         <w:t>"إِنْ كَانَ الْبَارُّ بِالْجَهْدِ يَخْلُصُ"</w:t>
       </w:r>
     </w:p>
@@ -51790,6 +53456,23 @@
         <w:rPr>
           <w:lang w:val="ar_AE" w:bidi="ar_AE"/>
         </w:rPr>
+      </w:r>
+    </w:p>
+    <w:p>
+      <w:pPr>
+        <w:bidi/>
+      </w:pPr>
+      <w:r>
+        <w:rPr>
+          <w:lang w:val="ar_AE" w:bidi="ar_AE"/>
+        </w:rPr>
+      </w:r>
+      <w:r>
+        <w:rPr>
+          <w:b/>
+          <w:lang w:val="ar_AE" w:bidi="ar_AE"/>
+        </w:rPr>
+        <w:t>τὰς ψυχὰς</w:t>
       </w:r>
     </w:p>
     <w:p>
@@ -51929,6 +53612,23 @@
           <w:b/>
           <w:lang w:val="ar_AE" w:bidi="ar_AE"/>
         </w:rPr>
+        <w:t>ἐν ἀγαθοποιΐᾳ</w:t>
+      </w:r>
+    </w:p>
+    <w:p>
+      <w:pPr>
+        <w:bidi/>
+      </w:pPr>
+      <w:r>
+        <w:rPr>
+          <w:lang w:val="ar_AE" w:bidi="ar_AE"/>
+        </w:rPr>
+      </w:r>
+      <w:r>
+        <w:rPr>
+          <w:b/>
+          <w:lang w:val="ar_AE" w:bidi="ar_AE"/>
+        </w:rPr>
         <w:t>"فِي عَمَلِ ٱلْخَيْرِ"</w:t>
       </w:r>
     </w:p>
@@ -52253,6 +53953,23 @@
           <w:b/>
           <w:lang w:val="ar_AE" w:bidi="ar_AE"/>
         </w:rPr>
+        <w:t>μάρτυς τῶν τοῦ Χριστοῦ παθημάτων</w:t>
+      </w:r>
+    </w:p>
+    <w:p>
+      <w:pPr>
+        <w:bidi/>
+      </w:pPr>
+      <w:r>
+        <w:rPr>
+          <w:lang w:val="ar_AE" w:bidi="ar_AE"/>
+        </w:rPr>
+      </w:r>
+      <w:r>
+        <w:rPr>
+          <w:b/>
+          <w:lang w:val="ar_AE" w:bidi="ar_AE"/>
+        </w:rPr>
         <w:t>"الشَّاهِدَ لآلاَمِ الْمَسِيحِ"</w:t>
       </w:r>
     </w:p>
@@ -52371,6 +54088,23 @@
           <w:b/>
           <w:lang w:val="ar_AE" w:bidi="ar_AE"/>
         </w:rPr>
+        <w:t>τῆς μελλούσης ἀποκαλύπτεσθαι δόξης</w:t>
+      </w:r>
+    </w:p>
+    <w:p>
+      <w:pPr>
+        <w:bidi/>
+      </w:pPr>
+      <w:r>
+        <w:rPr>
+          <w:lang w:val="ar_AE" w:bidi="ar_AE"/>
+        </w:rPr>
+      </w:r>
+      <w:r>
+        <w:rPr>
+          <w:b/>
+          <w:lang w:val="ar_AE" w:bidi="ar_AE"/>
+        </w:rPr>
         <w:t>"وَشَرِيكَ الْمَجْدِ الْعَتِيدِ أَنْ يُعْلَنَ"</w:t>
       </w:r>
     </w:p>
@@ -52842,6 +54576,23 @@
           <w:b/>
           <w:lang w:val="ar_AE" w:bidi="ar_AE"/>
         </w:rPr>
+        <w:t>ἐπισκοποῦντες μὴ ἀναγκαστῶς</w:t>
+      </w:r>
+    </w:p>
+    <w:p>
+      <w:pPr>
+        <w:bidi/>
+      </w:pPr>
+      <w:r>
+        <w:rPr>
+          <w:lang w:val="ar_AE" w:bidi="ar_AE"/>
+        </w:rPr>
+      </w:r>
+      <w:r>
+        <w:rPr>
+          <w:b/>
+          <w:lang w:val="ar_AE" w:bidi="ar_AE"/>
+        </w:rPr>
         <w:t>"نُظَّارًا، لاَ عَنِ اضْطِرَارٍ"</w:t>
       </w:r>
     </w:p>
@@ -53811,6 +55562,23 @@
         <w:rPr>
           <w:lang w:val="ar_AE" w:bidi="ar_AE"/>
         </w:rPr>
+      </w:r>
+    </w:p>
+    <w:p>
+      <w:pPr>
+        <w:bidi/>
+      </w:pPr>
+      <w:r>
+        <w:rPr>
+          <w:lang w:val="ar_AE" w:bidi="ar_AE"/>
+        </w:rPr>
+      </w:r>
+      <w:r>
+        <w:rPr>
+          <w:b/>
+          <w:lang w:val="ar_AE" w:bidi="ar_AE"/>
+        </w:rPr>
+        <w:t>τοῦ ποιμνίου</w:t>
       </w:r>
     </w:p>
     <w:p>
@@ -54349,6 +56117,23 @@
           <w:b/>
           <w:lang w:val="ar_AE" w:bidi="ar_AE"/>
         </w:rPr>
+        <w:t>φανερωθέντος τοῦ ἀρχιποίμενος</w:t>
+      </w:r>
+    </w:p>
+    <w:p>
+      <w:pPr>
+        <w:bidi/>
+      </w:pPr>
+      <w:r>
+        <w:rPr>
+          <w:lang w:val="ar_AE" w:bidi="ar_AE"/>
+        </w:rPr>
+      </w:r>
+      <w:r>
+        <w:rPr>
+          <w:b/>
+          <w:lang w:val="ar_AE" w:bidi="ar_AE"/>
+        </w:rPr>
         <w:t>"وَمَتَى ظَهَرَ رَئِيسُ الرُّعَاةِ"</w:t>
       </w:r>
     </w:p>
@@ -54987,6 +56772,23 @@
           <w:b/>
           <w:lang w:val="ar_AE" w:bidi="ar_AE"/>
         </w:rPr>
+        <w:t>πρεσβυτέροις</w:t>
+      </w:r>
+    </w:p>
+    <w:p>
+      <w:pPr>
+        <w:bidi/>
+      </w:pPr>
+      <w:r>
+        <w:rPr>
+          <w:lang w:val="ar_AE" w:bidi="ar_AE"/>
+        </w:rPr>
+      </w:r>
+      <w:r>
+        <w:rPr>
+          <w:b/>
+          <w:lang w:val="ar_AE" w:bidi="ar_AE"/>
+        </w:rPr>
         <w:t>"لِلشُّيُوخِ"</w:t>
       </w:r>
     </w:p>
@@ -55616,6 +57418,23 @@
           <w:b/>
           <w:lang w:val="ar_AE" w:bidi="ar_AE"/>
         </w:rPr>
+        <w:t>ὁ Θεὸς ὑπερηφάνοις ἀντιτάσσεται, ταπεινοῖς δὲ δίδωσιν χάριν</w:t>
+      </w:r>
+    </w:p>
+    <w:p>
+      <w:pPr>
+        <w:bidi/>
+      </w:pPr>
+      <w:r>
+        <w:rPr>
+          <w:lang w:val="ar_AE" w:bidi="ar_AE"/>
+        </w:rPr>
+      </w:r>
+      <w:r>
+        <w:rPr>
+          <w:b/>
+          <w:lang w:val="ar_AE" w:bidi="ar_AE"/>
+        </w:rPr>
         <w:t>"اللهَ يُقَاوِمُ الْمُسْتَكْبِرِينَ، وَأَمَّا الْمُتَوَاضِعُونَ فَيُعْطِيهِمْ نِعْمَةً"</w:t>
       </w:r>
     </w:p>
@@ -56362,6 +58181,23 @@
           <w:b/>
           <w:lang w:val="ar_AE" w:bidi="ar_AE"/>
         </w:rPr>
+        <w:t>νήψατε</w:t>
+      </w:r>
+    </w:p>
+    <w:p>
+      <w:pPr>
+        <w:bidi/>
+      </w:pPr>
+      <w:r>
+        <w:rPr>
+          <w:lang w:val="ar_AE" w:bidi="ar_AE"/>
+        </w:rPr>
+      </w:r>
+      <w:r>
+        <w:rPr>
+          <w:b/>
+          <w:lang w:val="ar_AE" w:bidi="ar_AE"/>
+        </w:rPr>
         <w:t>"اصْحُوا"</w:t>
       </w:r>
     </w:p>
@@ -56877,6 +58713,23 @@
           <w:b/>
           <w:lang w:val="ar_AE" w:bidi="ar_AE"/>
         </w:rPr>
+        <w:t>τὰ αὐτὰ τῶν παθημάτων &amp; ἐπιτελεῖσθαι</w:t>
+      </w:r>
+    </w:p>
+    <w:p>
+      <w:pPr>
+        <w:bidi/>
+      </w:pPr>
+      <w:r>
+        <w:rPr>
+          <w:lang w:val="ar_AE" w:bidi="ar_AE"/>
+        </w:rPr>
+      </w:r>
+      <w:r>
+        <w:rPr>
+          <w:b/>
+          <w:lang w:val="ar_AE" w:bidi="ar_AE"/>
+        </w:rPr>
         <w:t>"نَفْسَ هذِهِ الآلاَمِ تُجْرَى عَلَى إِخْوَتِكُمُ"</w:t>
       </w:r>
     </w:p>
@@ -56982,6 +58835,23 @@
           <w:b/>
           <w:lang w:val="ar_AE" w:bidi="ar_AE"/>
         </w:rPr>
+        <w:t>τὰ αὐτὰ τῶν παθημάτων &amp; ἐπιτελεῖσθαι</w:t>
+      </w:r>
+    </w:p>
+    <w:p>
+      <w:pPr>
+        <w:bidi/>
+      </w:pPr>
+      <w:r>
+        <w:rPr>
+          <w:lang w:val="ar_AE" w:bidi="ar_AE"/>
+        </w:rPr>
+      </w:r>
+      <w:r>
+        <w:rPr>
+          <w:b/>
+          <w:lang w:val="ar_AE" w:bidi="ar_AE"/>
+        </w:rPr>
         <w:t>"نَفْسَ هذِهِ الآلاَمِ تُجْرَى عَلَى إِخْوَتِكُمُ الَّذِينَ فِي الْعَالَمِ"</w:t>
       </w:r>
     </w:p>
@@ -57058,6 +58928,23 @@
         <w:rPr>
           <w:lang w:val="ar_AE" w:bidi="ar_AE"/>
         </w:rPr>
+      </w:r>
+    </w:p>
+    <w:p>
+      <w:pPr>
+        <w:bidi/>
+      </w:pPr>
+      <w:r>
+        <w:rPr>
+          <w:lang w:val="ar_AE" w:bidi="ar_AE"/>
+        </w:rPr>
+      </w:r>
+      <w:r>
+        <w:rPr>
+          <w:b/>
+          <w:lang w:val="ar_AE" w:bidi="ar_AE"/>
+        </w:rPr>
+        <w:t>τῇ &amp; ὑμῶν ἀδελφότητι</w:t>
       </w:r>
     </w:p>
     <w:p>
@@ -57197,6 +59084,23 @@
           <w:b/>
           <w:lang w:val="ar_AE" w:bidi="ar_AE"/>
         </w:rPr>
+        <w:t>ἐν τῷ κόσμῳ</w:t>
+      </w:r>
+    </w:p>
+    <w:p>
+      <w:pPr>
+        <w:bidi/>
+      </w:pPr>
+      <w:r>
+        <w:rPr>
+          <w:lang w:val="ar_AE" w:bidi="ar_AE"/>
+        </w:rPr>
+      </w:r>
+      <w:r>
+        <w:rPr>
+          <w:b/>
+          <w:lang w:val="ar_AE" w:bidi="ar_AE"/>
+        </w:rPr>
         <w:t>"ٱلَّذِينَ فِي ٱلْعَالَمِ"</w:t>
       </w:r>
     </w:p>
@@ -57251,6 +59155,23 @@
         <w:rPr>
           <w:lang w:val="ar_AE" w:bidi="ar_AE"/>
         </w:rPr>
+      </w:r>
+    </w:p>
+    <w:p>
+      <w:pPr>
+        <w:bidi/>
+      </w:pPr>
+      <w:r>
+        <w:rPr>
+          <w:lang w:val="ar_AE" w:bidi="ar_AE"/>
+        </w:rPr>
+      </w:r>
+      <w:r>
+        <w:rPr>
+          <w:b/>
+          <w:lang w:val="ar_AE" w:bidi="ar_AE"/>
+        </w:rPr>
+        <w:t>ὁ δὲ Θεὸς πάσης χάριτος, ὁ καλέσας ὑμᾶς εἰς τὴν αἰώνιον αὐτοῦ δόξαν ἐν Χριστῷ, ὀλίγον παθόντας</w:t>
       </w:r>
     </w:p>
     <w:p>
@@ -57737,6 +59658,23 @@
           <w:b/>
           <w:lang w:val="ar_AE" w:bidi="ar_AE"/>
         </w:rPr>
+        <w:t>ὀλίγον</w:t>
+      </w:r>
+    </w:p>
+    <w:p>
+      <w:pPr>
+        <w:bidi/>
+      </w:pPr>
+      <w:r>
+        <w:rPr>
+          <w:lang w:val="ar_AE" w:bidi="ar_AE"/>
+        </w:rPr>
+      </w:r>
+      <w:r>
+        <w:rPr>
+          <w:b/>
+          <w:lang w:val="ar_AE" w:bidi="ar_AE"/>
+        </w:rPr>
         <w:t>"يَسِيرًا"</w:t>
       </w:r>
     </w:p>
@@ -58051,6 +59989,23 @@
           <w:b/>
           <w:lang w:val="ar_AE" w:bidi="ar_AE"/>
         </w:rPr>
+        <w:t>διὰ Σιλουανοῦ, ὑμῖν τοῦ πιστοῦ ἀδελφοῦ (ὡς λογίζομαι), δι’ ὀλίγων ἔγραψα</w:t>
+      </w:r>
+    </w:p>
+    <w:p>
+      <w:pPr>
+        <w:bidi/>
+      </w:pPr>
+      <w:r>
+        <w:rPr>
+          <w:lang w:val="ar_AE" w:bidi="ar_AE"/>
+        </w:rPr>
+      </w:r>
+      <w:r>
+        <w:rPr>
+          <w:b/>
+          <w:lang w:val="ar_AE" w:bidi="ar_AE"/>
+        </w:rPr>
         <w:t>"</w:t>
       </w:r>
       <w:r>
@@ -59725,6 +61680,23 @@
         <w:rPr>
           <w:lang w:val="ar_AE" w:bidi="ar_AE"/>
         </w:rPr>
+      </w:r>
+    </w:p>
+    <w:p>
+      <w:pPr>
+        <w:bidi/>
+      </w:pPr>
+      <w:r>
+        <w:rPr>
+          <w:lang w:val="ar_AE" w:bidi="ar_AE"/>
+        </w:rPr>
+      </w:r>
+      <w:r>
+        <w:rPr>
+          <w:b/>
+          <w:lang w:val="ar_AE" w:bidi="ar_AE"/>
+        </w:rPr>
+        <w:t>ἐν Χριστῷ</w:t>
       </w:r>
     </w:p>
     <w:p>
